--- a/docs/Actividad_Clase_2_Flujo_UML_Diseno_Interfaces.docx
+++ b/docs/Actividad_Clase_2_Flujo_UML_Diseno_Interfaces.docx
@@ -63,7 +63,6 @@
       <w:r>
         <w:rPr>
           <w:rFonts w:ascii="Calibri" w:cs="Calibri" w:eastAsia="Calibri" w:hAnsi="Calibri"/>
-          <w:color w:val="5a5a5a"/>
           <w:sz w:val="22"/>
           <w:szCs w:val="22"/>
           <w:rtl w:val="0"/>
@@ -114,6 +113,7 @@
           <w:p>
             <w:pPr>
               <w:spacing w:after="40" w:lineRule="auto"/>
+              <w:jc w:val="both"/>
               <w:rPr>
                 <w:rFonts w:ascii="Calibri" w:cs="Calibri" w:eastAsia="Calibri" w:hAnsi="Calibri"/>
               </w:rPr>
@@ -138,6 +138,7 @@
           <w:p>
             <w:pPr>
               <w:spacing w:after="0" w:lineRule="auto"/>
+              <w:jc w:val="both"/>
               <w:rPr>
                 <w:rFonts w:ascii="Calibri" w:cs="Calibri" w:eastAsia="Calibri" w:hAnsi="Calibri"/>
               </w:rPr>
@@ -163,6 +164,7 @@
     <w:p>
       <w:pPr>
         <w:spacing w:after="40" w:lineRule="auto"/>
+        <w:jc w:val="both"/>
         <w:rPr>
           <w:rFonts w:ascii="Calibri" w:cs="Calibri" w:eastAsia="Calibri" w:hAnsi="Calibri"/>
         </w:rPr>
@@ -176,8 +178,11 @@
     <w:p>
       <w:pPr>
         <w:spacing w:after="120" w:lineRule="auto"/>
-        <w:rPr>
-          <w:rFonts w:ascii="Calibri" w:cs="Calibri" w:eastAsia="Calibri" w:hAnsi="Calibri"/>
+        <w:jc w:val="both"/>
+        <w:rPr>
+          <w:rFonts w:ascii="Calibri" w:cs="Calibri" w:eastAsia="Calibri" w:hAnsi="Calibri"/>
+          <w:sz w:val="24"/>
+          <w:szCs w:val="24"/>
         </w:rPr>
       </w:pPr>
       <w:r>
@@ -185,6 +190,8 @@
           <w:rFonts w:ascii="Calibri" w:cs="Calibri" w:eastAsia="Calibri" w:hAnsi="Calibri"/>
           <w:b w:val="1"/>
           <w:bCs w:val="1"/>
+          <w:sz w:val="24"/>
+          <w:szCs w:val="24"/>
           <w:rtl w:val="0"/>
         </w:rPr>
         <w:t xml:space="preserve">Nombre del proyecto/caso: </w:t>
@@ -192,6 +199,8 @@
       <w:r>
         <w:rPr>
           <w:rFonts w:ascii="Calibri" w:cs="Calibri" w:eastAsia="Calibri" w:hAnsi="Calibri"/>
+          <w:sz w:val="24"/>
+          <w:szCs w:val="24"/>
           <w:rtl w:val="0"/>
         </w:rPr>
         <w:t xml:space="preserve">Aquasample</w:t>
@@ -200,8 +209,11 @@
     <w:p>
       <w:pPr>
         <w:spacing w:after="120" w:lineRule="auto"/>
-        <w:rPr>
-          <w:rFonts w:ascii="Calibri" w:cs="Calibri" w:eastAsia="Calibri" w:hAnsi="Calibri"/>
+        <w:jc w:val="both"/>
+        <w:rPr>
+          <w:rFonts w:ascii="Calibri" w:cs="Calibri" w:eastAsia="Calibri" w:hAnsi="Calibri"/>
+          <w:sz w:val="24"/>
+          <w:szCs w:val="24"/>
         </w:rPr>
       </w:pPr>
       <w:r>
@@ -209,6 +221,8 @@
           <w:rFonts w:ascii="Calibri" w:cs="Calibri" w:eastAsia="Calibri" w:hAnsi="Calibri"/>
           <w:b w:val="1"/>
           <w:bCs w:val="1"/>
+          <w:sz w:val="24"/>
+          <w:szCs w:val="24"/>
           <w:rtl w:val="0"/>
         </w:rPr>
         <w:t xml:space="preserve">Sección: </w:t>
@@ -216,6 +230,8 @@
       <w:r>
         <w:rPr>
           <w:rFonts w:ascii="Calibri" w:cs="Calibri" w:eastAsia="Calibri" w:hAnsi="Calibri"/>
+          <w:sz w:val="24"/>
+          <w:szCs w:val="24"/>
           <w:rtl w:val="0"/>
         </w:rPr>
         <w:t xml:space="preserve">004V</w:t>
@@ -224,8 +240,11 @@
     <w:p>
       <w:pPr>
         <w:spacing w:after="120" w:lineRule="auto"/>
-        <w:rPr>
-          <w:rFonts w:ascii="Calibri" w:cs="Calibri" w:eastAsia="Calibri" w:hAnsi="Calibri"/>
+        <w:jc w:val="both"/>
+        <w:rPr>
+          <w:rFonts w:ascii="Calibri" w:cs="Calibri" w:eastAsia="Calibri" w:hAnsi="Calibri"/>
+          <w:sz w:val="24"/>
+          <w:szCs w:val="24"/>
         </w:rPr>
       </w:pPr>
       <w:r>
@@ -233,6 +252,8 @@
           <w:rFonts w:ascii="Calibri" w:cs="Calibri" w:eastAsia="Calibri" w:hAnsi="Calibri"/>
           <w:b w:val="1"/>
           <w:bCs w:val="1"/>
+          <w:sz w:val="24"/>
+          <w:szCs w:val="24"/>
           <w:rtl w:val="0"/>
         </w:rPr>
         <w:t xml:space="preserve">Nombre Equipo y número: </w:t>
@@ -240,6 +261,8 @@
       <w:r>
         <w:rPr>
           <w:rFonts w:ascii="Calibri" w:cs="Calibri" w:eastAsia="Calibri" w:hAnsi="Calibri"/>
+          <w:sz w:val="24"/>
+          <w:szCs w:val="24"/>
           <w:rtl w:val="0"/>
         </w:rPr>
         <w:t xml:space="preserve">Los Royales - n°4</w:t>
@@ -248,8 +271,11 @@
     <w:p>
       <w:pPr>
         <w:spacing w:after="120" w:lineRule="auto"/>
-        <w:rPr>
-          <w:rFonts w:ascii="Calibri" w:cs="Calibri" w:eastAsia="Calibri" w:hAnsi="Calibri"/>
+        <w:jc w:val="both"/>
+        <w:rPr>
+          <w:rFonts w:ascii="Calibri" w:cs="Calibri" w:eastAsia="Calibri" w:hAnsi="Calibri"/>
+          <w:sz w:val="24"/>
+          <w:szCs w:val="24"/>
         </w:rPr>
       </w:pPr>
       <w:r>
@@ -257,19 +283,26 @@
           <w:rFonts w:ascii="Calibri" w:cs="Calibri" w:eastAsia="Calibri" w:hAnsi="Calibri"/>
           <w:b w:val="1"/>
           <w:bCs w:val="1"/>
-          <w:rtl w:val="0"/>
-        </w:rPr>
-        <w:t xml:space="preserve">Fecha: 09 - 09 - 2026</w:t>
-      </w:r>
-      <w:r>
-        <w:rPr>
-          <w:rtl w:val="0"/>
-        </w:rPr>
+          <w:sz w:val="24"/>
+          <w:szCs w:val="24"/>
+          <w:rtl w:val="0"/>
+        </w:rPr>
+        <w:t xml:space="preserve">Fecha:</w:t>
+      </w:r>
+      <w:r>
+        <w:rPr>
+          <w:rFonts w:ascii="Calibri" w:cs="Calibri" w:eastAsia="Calibri" w:hAnsi="Calibri"/>
+          <w:sz w:val="24"/>
+          <w:szCs w:val="24"/>
+          <w:rtl w:val="0"/>
+        </w:rPr>
+        <w:t xml:space="preserve"> 09 - 09 - 2026</w:t>
       </w:r>
     </w:p>
     <w:p>
       <w:pPr>
         <w:spacing w:after="80" w:before="160" w:lineRule="auto"/>
+        <w:jc w:val="both"/>
         <w:rPr>
           <w:rFonts w:ascii="Calibri" w:cs="Calibri" w:eastAsia="Calibri" w:hAnsi="Calibri"/>
         </w:rPr>
@@ -294,18 +327,18 @@
     <w:tbl>
       <w:tblPr>
         <w:tblStyle w:val="Table2"/>
-        <w:tblW w:w="10200.0" w:type="dxa"/>
+        <w:tblW w:w="4635.0" w:type="dxa"/>
         <w:jc w:val="center"/>
         <w:tblLayout w:type="fixed"/>
         <w:tblLook w:val="0400"/>
       </w:tblPr>
       <w:tblGrid>
-        <w:gridCol w:w="5100"/>
-        <w:gridCol w:w="5100"/>
+        <w:gridCol w:w="2235"/>
+        <w:gridCol w:w="2400"/>
         <w:tblGridChange w:id="0">
           <w:tblGrid>
-            <w:gridCol w:w="5100"/>
-            <w:gridCol w:w="5100"/>
+            <w:gridCol w:w="2235"/>
+            <w:gridCol w:w="2400"/>
           </w:tblGrid>
         </w:tblGridChange>
       </w:tblGrid>
@@ -332,48 +365,13 @@
           <w:p>
             <w:pPr>
               <w:spacing w:after="0" w:before="0" w:lineRule="auto"/>
-              <w:rPr>
-                <w:rFonts w:ascii="Calibri" w:cs="Calibri" w:eastAsia="Calibri" w:hAnsi="Calibri"/>
-              </w:rPr>
-            </w:pPr>
-            <w:r>
+              <w:jc w:val="center"/>
               <w:rPr>
                 <w:rFonts w:ascii="Calibri" w:cs="Calibri" w:eastAsia="Calibri" w:hAnsi="Calibri"/>
                 <w:b w:val="1"/>
                 <w:bCs w:val="1"/>
-                <w:sz w:val="21"/>
-                <w:szCs w:val="21"/>
-                <w:rtl w:val="0"/>
-              </w:rPr>
-              <w:t xml:space="preserve">Nombre y apellido</w:t>
-            </w:r>
-            <w:r>
-              <w:rPr>
-                <w:rtl w:val="0"/>
-              </w:rPr>
-            </w:r>
-          </w:p>
-        </w:tc>
-        <w:tc>
-          <w:tcPr>
-            <w:tcBorders>
-              <w:top w:color="000000" w:space="0" w:sz="6" w:val="single"/>
-              <w:left w:color="000000" w:space="0" w:sz="6" w:val="single"/>
-              <w:bottom w:color="000000" w:space="0" w:sz="6" w:val="single"/>
-              <w:right w:color="000000" w:space="0" w:sz="6" w:val="single"/>
-            </w:tcBorders>
-            <w:shd w:fill="4f81bd" w:val="clear"/>
-            <w:tcMar>
-              <w:top w:w="70.0" w:type="dxa"/>
-              <w:bottom w:w="70.0" w:type="dxa"/>
-            </w:tcMar>
-            <w:vAlign w:val="center"/>
-          </w:tcPr>
-          <w:p>
-            <w:pPr>
-              <w:spacing w:after="0" w:before="0" w:lineRule="auto"/>
-              <w:rPr>
-                <w:rFonts w:ascii="Calibri" w:cs="Calibri" w:eastAsia="Calibri" w:hAnsi="Calibri"/>
+                <w:sz w:val="22"/>
+                <w:szCs w:val="22"/>
               </w:rPr>
             </w:pPr>
             <w:r>
@@ -381,16 +379,51 @@
                 <w:rFonts w:ascii="Calibri" w:cs="Calibri" w:eastAsia="Calibri" w:hAnsi="Calibri"/>
                 <w:b w:val="1"/>
                 <w:bCs w:val="1"/>
-                <w:sz w:val="21"/>
-                <w:szCs w:val="21"/>
+                <w:sz w:val="22"/>
+                <w:szCs w:val="22"/>
+                <w:rtl w:val="0"/>
+              </w:rPr>
+              <w:t xml:space="preserve">Nombre y apellido</w:t>
+            </w:r>
+          </w:p>
+        </w:tc>
+        <w:tc>
+          <w:tcPr>
+            <w:tcBorders>
+              <w:top w:color="000000" w:space="0" w:sz="6" w:val="single"/>
+              <w:left w:color="000000" w:space="0" w:sz="6" w:val="single"/>
+              <w:bottom w:color="000000" w:space="0" w:sz="6" w:val="single"/>
+              <w:right w:color="000000" w:space="0" w:sz="6" w:val="single"/>
+            </w:tcBorders>
+            <w:shd w:fill="4f81bd" w:val="clear"/>
+            <w:tcMar>
+              <w:top w:w="70.0" w:type="dxa"/>
+              <w:bottom w:w="70.0" w:type="dxa"/>
+            </w:tcMar>
+            <w:vAlign w:val="center"/>
+          </w:tcPr>
+          <w:p>
+            <w:pPr>
+              <w:spacing w:after="0" w:before="0" w:lineRule="auto"/>
+              <w:jc w:val="center"/>
+              <w:rPr>
+                <w:rFonts w:ascii="Calibri" w:cs="Calibri" w:eastAsia="Calibri" w:hAnsi="Calibri"/>
+                <w:b w:val="1"/>
+                <w:bCs w:val="1"/>
+                <w:sz w:val="22"/>
+                <w:szCs w:val="22"/>
+              </w:rPr>
+            </w:pPr>
+            <w:r>
+              <w:rPr>
+                <w:rFonts w:ascii="Calibri" w:cs="Calibri" w:eastAsia="Calibri" w:hAnsi="Calibri"/>
+                <w:b w:val="1"/>
+                <w:bCs w:val="1"/>
+                <w:sz w:val="22"/>
+                <w:szCs w:val="22"/>
                 <w:rtl w:val="0"/>
               </w:rPr>
               <w:t xml:space="preserve">Rol dentro del equipo</w:t>
-            </w:r>
-            <w:r>
-              <w:rPr>
-                <w:rtl w:val="0"/>
-              </w:rPr>
             </w:r>
           </w:p>
         </w:tc>
@@ -418,13 +451,18 @@
           <w:p>
             <w:pPr>
               <w:spacing w:after="0" w:before="0" w:lineRule="auto"/>
-              <w:rPr>
-                <w:rFonts w:ascii="Calibri" w:cs="Calibri" w:eastAsia="Calibri" w:hAnsi="Calibri"/>
-              </w:rPr>
-            </w:pPr>
-            <w:r>
-              <w:rPr>
-                <w:rFonts w:ascii="Calibri" w:cs="Calibri" w:eastAsia="Calibri" w:hAnsi="Calibri"/>
+              <w:jc w:val="center"/>
+              <w:rPr>
+                <w:rFonts w:ascii="Calibri" w:cs="Calibri" w:eastAsia="Calibri" w:hAnsi="Calibri"/>
+                <w:sz w:val="22"/>
+                <w:szCs w:val="22"/>
+              </w:rPr>
+            </w:pPr>
+            <w:r>
+              <w:rPr>
+                <w:rFonts w:ascii="Calibri" w:cs="Calibri" w:eastAsia="Calibri" w:hAnsi="Calibri"/>
+                <w:sz w:val="22"/>
+                <w:szCs w:val="22"/>
                 <w:rtl w:val="0"/>
               </w:rPr>
               <w:t xml:space="preserve">Antoine Rivas</w:t>
@@ -448,13 +486,18 @@
           <w:p>
             <w:pPr>
               <w:spacing w:after="0" w:before="0" w:lineRule="auto"/>
-              <w:rPr>
-                <w:rFonts w:ascii="Calibri" w:cs="Calibri" w:eastAsia="Calibri" w:hAnsi="Calibri"/>
-              </w:rPr>
-            </w:pPr>
-            <w:r>
-              <w:rPr>
-                <w:rFonts w:ascii="Calibri" w:cs="Calibri" w:eastAsia="Calibri" w:hAnsi="Calibri"/>
+              <w:jc w:val="center"/>
+              <w:rPr>
+                <w:rFonts w:ascii="Calibri" w:cs="Calibri" w:eastAsia="Calibri" w:hAnsi="Calibri"/>
+                <w:sz w:val="22"/>
+                <w:szCs w:val="22"/>
+              </w:rPr>
+            </w:pPr>
+            <w:r>
+              <w:rPr>
+                <w:rFonts w:ascii="Calibri" w:cs="Calibri" w:eastAsia="Calibri" w:hAnsi="Calibri"/>
+                <w:sz w:val="22"/>
+                <w:szCs w:val="22"/>
                 <w:rtl w:val="0"/>
               </w:rPr>
               <w:t xml:space="preserve">Frontend</w:t>
@@ -485,13 +528,18 @@
           <w:p>
             <w:pPr>
               <w:spacing w:after="0" w:before="0" w:lineRule="auto"/>
-              <w:rPr>
-                <w:rFonts w:ascii="Calibri" w:cs="Calibri" w:eastAsia="Calibri" w:hAnsi="Calibri"/>
-              </w:rPr>
-            </w:pPr>
-            <w:r>
-              <w:rPr>
-                <w:rFonts w:ascii="Calibri" w:cs="Calibri" w:eastAsia="Calibri" w:hAnsi="Calibri"/>
+              <w:jc w:val="center"/>
+              <w:rPr>
+                <w:rFonts w:ascii="Calibri" w:cs="Calibri" w:eastAsia="Calibri" w:hAnsi="Calibri"/>
+                <w:sz w:val="22"/>
+                <w:szCs w:val="22"/>
+              </w:rPr>
+            </w:pPr>
+            <w:r>
+              <w:rPr>
+                <w:rFonts w:ascii="Calibri" w:cs="Calibri" w:eastAsia="Calibri" w:hAnsi="Calibri"/>
+                <w:sz w:val="22"/>
+                <w:szCs w:val="22"/>
                 <w:rtl w:val="0"/>
               </w:rPr>
               <w:t xml:space="preserve">Matías Mena</w:t>
@@ -515,13 +563,18 @@
           <w:p>
             <w:pPr>
               <w:spacing w:after="0" w:before="0" w:lineRule="auto"/>
-              <w:rPr>
-                <w:rFonts w:ascii="Calibri" w:cs="Calibri" w:eastAsia="Calibri" w:hAnsi="Calibri"/>
-              </w:rPr>
-            </w:pPr>
-            <w:r>
-              <w:rPr>
-                <w:rFonts w:ascii="Calibri" w:cs="Calibri" w:eastAsia="Calibri" w:hAnsi="Calibri"/>
+              <w:jc w:val="center"/>
+              <w:rPr>
+                <w:rFonts w:ascii="Calibri" w:cs="Calibri" w:eastAsia="Calibri" w:hAnsi="Calibri"/>
+                <w:sz w:val="22"/>
+                <w:szCs w:val="22"/>
+              </w:rPr>
+            </w:pPr>
+            <w:r>
+              <w:rPr>
+                <w:rFonts w:ascii="Calibri" w:cs="Calibri" w:eastAsia="Calibri" w:hAnsi="Calibri"/>
+                <w:sz w:val="22"/>
+                <w:szCs w:val="22"/>
                 <w:rtl w:val="0"/>
               </w:rPr>
               <w:t xml:space="preserve">Backend</w:t>
@@ -552,13 +605,18 @@
           <w:p>
             <w:pPr>
               <w:spacing w:after="0" w:before="0" w:lineRule="auto"/>
-              <w:rPr>
-                <w:rFonts w:ascii="Calibri" w:cs="Calibri" w:eastAsia="Calibri" w:hAnsi="Calibri"/>
-              </w:rPr>
-            </w:pPr>
-            <w:r>
-              <w:rPr>
-                <w:rFonts w:ascii="Calibri" w:cs="Calibri" w:eastAsia="Calibri" w:hAnsi="Calibri"/>
+              <w:jc w:val="center"/>
+              <w:rPr>
+                <w:rFonts w:ascii="Calibri" w:cs="Calibri" w:eastAsia="Calibri" w:hAnsi="Calibri"/>
+                <w:sz w:val="22"/>
+                <w:szCs w:val="22"/>
+              </w:rPr>
+            </w:pPr>
+            <w:r>
+              <w:rPr>
+                <w:rFonts w:ascii="Calibri" w:cs="Calibri" w:eastAsia="Calibri" w:hAnsi="Calibri"/>
+                <w:sz w:val="22"/>
+                <w:szCs w:val="22"/>
                 <w:rtl w:val="0"/>
               </w:rPr>
               <w:t xml:space="preserve">Leandro Ruíz</w:t>
@@ -582,13 +640,18 @@
           <w:p>
             <w:pPr>
               <w:spacing w:after="0" w:before="0" w:lineRule="auto"/>
-              <w:rPr>
-                <w:rFonts w:ascii="Calibri" w:cs="Calibri" w:eastAsia="Calibri" w:hAnsi="Calibri"/>
-              </w:rPr>
-            </w:pPr>
-            <w:r>
-              <w:rPr>
-                <w:rFonts w:ascii="Calibri" w:cs="Calibri" w:eastAsia="Calibri" w:hAnsi="Calibri"/>
+              <w:jc w:val="center"/>
+              <w:rPr>
+                <w:rFonts w:ascii="Calibri" w:cs="Calibri" w:eastAsia="Calibri" w:hAnsi="Calibri"/>
+                <w:sz w:val="22"/>
+                <w:szCs w:val="22"/>
+              </w:rPr>
+            </w:pPr>
+            <w:r>
+              <w:rPr>
+                <w:rFonts w:ascii="Calibri" w:cs="Calibri" w:eastAsia="Calibri" w:hAnsi="Calibri"/>
+                <w:sz w:val="22"/>
+                <w:szCs w:val="22"/>
                 <w:rtl w:val="0"/>
               </w:rPr>
               <w:t xml:space="preserve">Tester</w:t>
@@ -619,13 +682,18 @@
           <w:p>
             <w:pPr>
               <w:spacing w:after="0" w:before="0" w:lineRule="auto"/>
-              <w:rPr>
-                <w:rFonts w:ascii="Calibri" w:cs="Calibri" w:eastAsia="Calibri" w:hAnsi="Calibri"/>
-              </w:rPr>
-            </w:pPr>
-            <w:r>
-              <w:rPr>
-                <w:rFonts w:ascii="Calibri" w:cs="Calibri" w:eastAsia="Calibri" w:hAnsi="Calibri"/>
+              <w:jc w:val="center"/>
+              <w:rPr>
+                <w:rFonts w:ascii="Calibri" w:cs="Calibri" w:eastAsia="Calibri" w:hAnsi="Calibri"/>
+                <w:sz w:val="22"/>
+                <w:szCs w:val="22"/>
+              </w:rPr>
+            </w:pPr>
+            <w:r>
+              <w:rPr>
+                <w:rFonts w:ascii="Calibri" w:cs="Calibri" w:eastAsia="Calibri" w:hAnsi="Calibri"/>
+                <w:sz w:val="22"/>
+                <w:szCs w:val="22"/>
                 <w:rtl w:val="0"/>
               </w:rPr>
               <w:t xml:space="preserve">Franco Ruz</w:t>
@@ -649,13 +717,18 @@
           <w:p>
             <w:pPr>
               <w:spacing w:after="0" w:before="0" w:lineRule="auto"/>
-              <w:rPr>
-                <w:rFonts w:ascii="Calibri" w:cs="Calibri" w:eastAsia="Calibri" w:hAnsi="Calibri"/>
-              </w:rPr>
-            </w:pPr>
-            <w:r>
-              <w:rPr>
-                <w:rFonts w:ascii="Calibri" w:cs="Calibri" w:eastAsia="Calibri" w:hAnsi="Calibri"/>
+              <w:jc w:val="center"/>
+              <w:rPr>
+                <w:rFonts w:ascii="Calibri" w:cs="Calibri" w:eastAsia="Calibri" w:hAnsi="Calibri"/>
+                <w:sz w:val="22"/>
+                <w:szCs w:val="22"/>
+              </w:rPr>
+            </w:pPr>
+            <w:r>
+              <w:rPr>
+                <w:rFonts w:ascii="Calibri" w:cs="Calibri" w:eastAsia="Calibri" w:hAnsi="Calibri"/>
+                <w:sz w:val="22"/>
+                <w:szCs w:val="22"/>
                 <w:rtl w:val="0"/>
               </w:rPr>
               <w:t xml:space="preserve">Líder</w:t>
@@ -667,6 +740,7 @@
     <w:p>
       <w:pPr>
         <w:spacing w:after="60" w:before="200" w:lineRule="auto"/>
+        <w:jc w:val="both"/>
         <w:rPr>
           <w:rFonts w:ascii="Calibri" w:cs="Calibri" w:eastAsia="Calibri" w:hAnsi="Calibri"/>
         </w:rPr>
@@ -692,6 +766,7 @@
       <w:pPr>
         <w:spacing w:after="0" w:before="0" w:lineRule="auto"/>
         <w:ind w:left="29" w:hanging="29"/>
+        <w:jc w:val="both"/>
         <w:rPr>
           <w:rFonts w:ascii="Calibri" w:cs="Calibri" w:eastAsia="Calibri" w:hAnsi="Calibri"/>
         </w:rPr>
@@ -715,6 +790,7 @@
       <w:pPr>
         <w:spacing w:after="0" w:before="0" w:lineRule="auto"/>
         <w:ind w:left="29" w:hanging="29"/>
+        <w:jc w:val="both"/>
         <w:rPr>
           <w:rFonts w:ascii="Calibri" w:cs="Calibri" w:eastAsia="Calibri" w:hAnsi="Calibri"/>
         </w:rPr>
@@ -738,6 +814,7 @@
       <w:pPr>
         <w:spacing w:after="0" w:before="0" w:lineRule="auto"/>
         <w:ind w:left="29" w:hanging="29"/>
+        <w:jc w:val="both"/>
         <w:rPr>
           <w:rFonts w:ascii="Calibri" w:cs="Calibri" w:eastAsia="Calibri" w:hAnsi="Calibri"/>
         </w:rPr>
@@ -761,6 +838,7 @@
       <w:pPr>
         <w:spacing w:after="0" w:before="0" w:lineRule="auto"/>
         <w:ind w:left="29" w:hanging="29"/>
+        <w:jc w:val="both"/>
         <w:rPr>
           <w:rFonts w:ascii="Calibri" w:cs="Calibri" w:eastAsia="Calibri" w:hAnsi="Calibri"/>
         </w:rPr>
@@ -782,6 +860,7 @@
     </w:p>
     <w:p>
       <w:pPr>
+        <w:jc w:val="both"/>
         <w:rPr>
           <w:rFonts w:ascii="Calibri" w:cs="Calibri" w:eastAsia="Calibri" w:hAnsi="Calibri"/>
         </w:rPr>
@@ -798,13 +877,20 @@
     <w:p>
       <w:pPr>
         <w:pStyle w:val="Heading1"/>
-        <w:rPr>
-          <w:rFonts w:ascii="Calibri" w:cs="Calibri" w:eastAsia="Calibri" w:hAnsi="Calibri"/>
+        <w:jc w:val="both"/>
+        <w:rPr>
+          <w:rFonts w:ascii="Calibri" w:cs="Calibri" w:eastAsia="Calibri" w:hAnsi="Calibri"/>
+          <w:color w:val="000000"/>
+          <w:sz w:val="32"/>
+          <w:szCs w:val="32"/>
         </w:rPr>
       </w:pPr>
       <w:r>
         <w:rPr>
           <w:rFonts w:ascii="Calibri" w:cs="Calibri" w:eastAsia="Calibri" w:hAnsi="Calibri"/>
+          <w:color w:val="000000"/>
+          <w:sz w:val="32"/>
+          <w:szCs w:val="32"/>
           <w:rtl w:val="0"/>
         </w:rPr>
         <w:t xml:space="preserve">1. Identidad visual de la aplicación</w:t>
@@ -813,6 +899,7 @@
     <w:p>
       <w:pPr>
         <w:spacing w:after="120" w:lineRule="auto"/>
+        <w:jc w:val="both"/>
         <w:rPr>
           <w:rFonts w:ascii="Calibri" w:cs="Calibri" w:eastAsia="Calibri" w:hAnsi="Calibri"/>
         </w:rPr>
@@ -835,13 +922,20 @@
     <w:p>
       <w:pPr>
         <w:pStyle w:val="Heading2"/>
-        <w:rPr>
-          <w:rFonts w:ascii="Calibri" w:cs="Calibri" w:eastAsia="Calibri" w:hAnsi="Calibri"/>
+        <w:jc w:val="both"/>
+        <w:rPr>
+          <w:rFonts w:ascii="Calibri" w:cs="Calibri" w:eastAsia="Calibri" w:hAnsi="Calibri"/>
+          <w:color w:val="000000"/>
+          <w:sz w:val="28"/>
+          <w:szCs w:val="28"/>
         </w:rPr>
       </w:pPr>
       <w:r>
         <w:rPr>
           <w:rFonts w:ascii="Calibri" w:cs="Calibri" w:eastAsia="Calibri" w:hAnsi="Calibri"/>
+          <w:color w:val="000000"/>
+          <w:sz w:val="28"/>
+          <w:szCs w:val="28"/>
           <w:rtl w:val="0"/>
         </w:rPr>
         <w:t xml:space="preserve">1.1 Nombre de la aplicación</w:t>
@@ -850,6 +944,7 @@
     <w:p>
       <w:pPr>
         <w:spacing w:after="100" w:lineRule="auto"/>
+        <w:jc w:val="both"/>
         <w:rPr>
           <w:rFonts w:ascii="Calibri" w:cs="Calibri" w:eastAsia="Calibri" w:hAnsi="Calibri"/>
         </w:rPr>
@@ -908,6 +1003,7 @@
           <w:p>
             <w:pPr>
               <w:spacing w:after="0" w:before="0" w:lineRule="auto"/>
+              <w:jc w:val="both"/>
               <w:rPr>
                 <w:rFonts w:ascii="Calibri" w:cs="Calibri" w:eastAsia="Calibri" w:hAnsi="Calibri"/>
               </w:rPr>
@@ -954,6 +1050,7 @@
           <w:p>
             <w:pPr>
               <w:spacing w:after="0" w:before="0" w:lineRule="auto"/>
+              <w:jc w:val="both"/>
               <w:rPr>
                 <w:rFonts w:ascii="Calibri" w:cs="Calibri" w:eastAsia="Calibri" w:hAnsi="Calibri"/>
               </w:rPr>
@@ -972,13 +1069,20 @@
     <w:p>
       <w:pPr>
         <w:pStyle w:val="Heading2"/>
-        <w:rPr>
-          <w:rFonts w:ascii="Calibri" w:cs="Calibri" w:eastAsia="Calibri" w:hAnsi="Calibri"/>
+        <w:jc w:val="both"/>
+        <w:rPr>
+          <w:rFonts w:ascii="Calibri" w:cs="Calibri" w:eastAsia="Calibri" w:hAnsi="Calibri"/>
+          <w:color w:val="000000"/>
+          <w:sz w:val="28"/>
+          <w:szCs w:val="28"/>
         </w:rPr>
       </w:pPr>
       <w:r>
         <w:rPr>
           <w:rFonts w:ascii="Calibri" w:cs="Calibri" w:eastAsia="Calibri" w:hAnsi="Calibri"/>
+          <w:color w:val="000000"/>
+          <w:sz w:val="28"/>
+          <w:szCs w:val="28"/>
           <w:rtl w:val="0"/>
         </w:rPr>
         <w:t xml:space="preserve">1.2 Logotipo</w:t>
@@ -987,6 +1091,7 @@
     <w:p>
       <w:pPr>
         <w:spacing w:after="100" w:lineRule="auto"/>
+        <w:jc w:val="both"/>
         <w:rPr>
           <w:rFonts w:ascii="Calibri" w:cs="Calibri" w:eastAsia="Calibri" w:hAnsi="Calibri"/>
         </w:rPr>
@@ -1079,6 +1184,7 @@
           <w:p>
             <w:pPr>
               <w:spacing w:after="0" w:before="0" w:lineRule="auto"/>
+              <w:jc w:val="both"/>
               <w:rPr>
                 <w:rFonts w:ascii="Calibri" w:cs="Calibri" w:eastAsia="Calibri" w:hAnsi="Calibri"/>
               </w:rPr>
@@ -1119,6 +1225,7 @@
           <w:p>
             <w:pPr>
               <w:spacing w:after="0" w:before="0" w:lineRule="auto"/>
+              <w:jc w:val="both"/>
               <w:rPr>
                 <w:rFonts w:ascii="Calibri" w:cs="Calibri" w:eastAsia="Calibri" w:hAnsi="Calibri"/>
               </w:rPr>
@@ -1164,6 +1271,7 @@
           <w:p>
             <w:pPr>
               <w:spacing w:after="0" w:before="0" w:lineRule="auto"/>
+              <w:jc w:val="both"/>
               <w:rPr>
                 <w:rFonts w:ascii="Calibri" w:cs="Calibri" w:eastAsia="Calibri" w:hAnsi="Calibri"/>
               </w:rPr>
@@ -1201,6 +1309,7 @@
           <w:p>
             <w:pPr>
               <w:spacing w:after="0" w:before="0" w:lineRule="auto"/>
+              <w:jc w:val="both"/>
               <w:rPr>
                 <w:rFonts w:ascii="Calibri" w:cs="Calibri" w:eastAsia="Calibri" w:hAnsi="Calibri"/>
               </w:rPr>
@@ -1237,6 +1346,7 @@
           <w:p>
             <w:pPr>
               <w:spacing w:after="0" w:before="0" w:lineRule="auto"/>
+              <w:jc w:val="both"/>
               <w:rPr>
                 <w:rFonts w:ascii="Calibri" w:cs="Calibri" w:eastAsia="Calibri" w:hAnsi="Calibri"/>
               </w:rPr>
@@ -1274,6 +1384,7 @@
           <w:p>
             <w:pPr>
               <w:spacing w:after="0" w:before="0" w:lineRule="auto"/>
+              <w:jc w:val="both"/>
               <w:rPr>
                 <w:rFonts w:ascii="Calibri" w:cs="Calibri" w:eastAsia="Calibri" w:hAnsi="Calibri"/>
               </w:rPr>
@@ -1317,6 +1428,7 @@
           <w:p>
             <w:pPr>
               <w:spacing w:after="0" w:before="0" w:lineRule="auto"/>
+              <w:jc w:val="both"/>
               <w:rPr>
                 <w:rFonts w:ascii="Calibri" w:cs="Calibri" w:eastAsia="Calibri" w:hAnsi="Calibri"/>
               </w:rPr>
@@ -1354,6 +1466,7 @@
           <w:p>
             <w:pPr>
               <w:spacing w:after="0" w:before="0" w:lineRule="auto"/>
+              <w:jc w:val="both"/>
               <w:rPr>
                 <w:rFonts w:ascii="Calibri" w:cs="Calibri" w:eastAsia="Calibri" w:hAnsi="Calibri"/>
               </w:rPr>
@@ -1372,13 +1485,20 @@
     <w:p>
       <w:pPr>
         <w:pStyle w:val="Heading2"/>
-        <w:rPr>
-          <w:rFonts w:ascii="Calibri" w:cs="Calibri" w:eastAsia="Calibri" w:hAnsi="Calibri"/>
+        <w:jc w:val="both"/>
+        <w:rPr>
+          <w:rFonts w:ascii="Calibri" w:cs="Calibri" w:eastAsia="Calibri" w:hAnsi="Calibri"/>
+          <w:color w:val="000000"/>
+          <w:sz w:val="28"/>
+          <w:szCs w:val="28"/>
         </w:rPr>
       </w:pPr>
       <w:r>
         <w:rPr>
           <w:rFonts w:ascii="Calibri" w:cs="Calibri" w:eastAsia="Calibri" w:hAnsi="Calibri"/>
+          <w:color w:val="000000"/>
+          <w:sz w:val="28"/>
+          <w:szCs w:val="28"/>
           <w:rtl w:val="0"/>
         </w:rPr>
         <w:t xml:space="preserve">1.3 Paleta de colores</w:t>
@@ -1387,6 +1507,7 @@
     <w:p>
       <w:pPr>
         <w:spacing w:after="100" w:lineRule="auto"/>
+        <w:jc w:val="both"/>
         <w:rPr>
           <w:rFonts w:ascii="Calibri" w:cs="Calibri" w:eastAsia="Calibri" w:hAnsi="Calibri"/>
         </w:rPr>
@@ -1420,7 +1541,6 @@
         <w:r>
           <w:rPr>
             <w:rFonts w:ascii="Calibri" w:cs="Calibri" w:eastAsia="Calibri" w:hAnsi="Calibri"/>
-            <w:color w:val="1155cc"/>
             <w:sz w:val="21"/>
             <w:szCs w:val="21"/>
             <w:u w:val="single"/>
@@ -1433,7 +1553,6 @@
         <w:r>
           <w:rPr>
             <w:rFonts w:ascii="Calibri" w:cs="Calibri" w:eastAsia="Calibri" w:hAnsi="Calibri"/>
-            <w:color w:val="1155cc"/>
             <w:u w:val="single"/>
             <w:rtl w:val="0"/>
           </w:rPr>
@@ -1489,6 +1608,7 @@
           <w:p>
             <w:pPr>
               <w:spacing w:after="0" w:before="0" w:lineRule="auto"/>
+              <w:jc w:val="both"/>
               <w:rPr>
                 <w:rFonts w:ascii="Calibri" w:cs="Calibri" w:eastAsia="Calibri" w:hAnsi="Calibri"/>
               </w:rPr>
@@ -1529,6 +1649,7 @@
           <w:p>
             <w:pPr>
               <w:spacing w:after="0" w:before="0" w:lineRule="auto"/>
+              <w:jc w:val="both"/>
               <w:rPr>
                 <w:rFonts w:ascii="Calibri" w:cs="Calibri" w:eastAsia="Calibri" w:hAnsi="Calibri"/>
               </w:rPr>
@@ -1569,6 +1690,7 @@
           <w:p>
             <w:pPr>
               <w:spacing w:after="0" w:before="0" w:lineRule="auto"/>
+              <w:jc w:val="both"/>
               <w:rPr>
                 <w:rFonts w:ascii="Calibri" w:cs="Calibri" w:eastAsia="Calibri" w:hAnsi="Calibri"/>
               </w:rPr>
@@ -1615,6 +1737,7 @@
           <w:p>
             <w:pPr>
               <w:spacing w:after="0" w:before="0" w:lineRule="auto"/>
+              <w:jc w:val="both"/>
               <w:rPr>
                 <w:rFonts w:ascii="Calibri" w:cs="Calibri" w:eastAsia="Calibri" w:hAnsi="Calibri"/>
               </w:rPr>
@@ -1652,6 +1775,7 @@
           <w:p>
             <w:pPr>
               <w:spacing w:after="0" w:before="0" w:lineRule="auto"/>
+              <w:jc w:val="both"/>
               <w:rPr>
                 <w:rFonts w:ascii="Calibri" w:cs="Calibri" w:eastAsia="Calibri" w:hAnsi="Calibri"/>
               </w:rPr>
@@ -1724,6 +1848,7 @@
           <w:p>
             <w:pPr>
               <w:spacing w:after="0" w:before="0" w:lineRule="auto"/>
+              <w:jc w:val="both"/>
               <w:rPr>
                 <w:rFonts w:ascii="Calibri" w:cs="Calibri" w:eastAsia="Calibri" w:hAnsi="Calibri"/>
               </w:rPr>
@@ -1761,6 +1886,7 @@
           <w:p>
             <w:pPr>
               <w:spacing w:after="0" w:before="0" w:lineRule="auto"/>
+              <w:jc w:val="both"/>
               <w:rPr>
                 <w:rFonts w:ascii="Calibri" w:cs="Calibri" w:eastAsia="Calibri" w:hAnsi="Calibri"/>
               </w:rPr>
@@ -1798,6 +1924,7 @@
           <w:p>
             <w:pPr>
               <w:spacing w:after="0" w:before="0" w:lineRule="auto"/>
+              <w:jc w:val="both"/>
               <w:rPr>
                 <w:rFonts w:ascii="Calibri" w:cs="Calibri" w:eastAsia="Calibri" w:hAnsi="Calibri"/>
               </w:rPr>
@@ -1817,12 +1944,12 @@
                 <wp:inline distB="114300" distT="114300" distL="114300" distR="114300">
                   <wp:extent cx="195263" cy="285750"/>
                   <wp:effectExtent b="0" l="0" r="0" t="0"/>
-                  <wp:docPr id="3" name="image3.png"/>
+                  <wp:docPr id="3" name="image2.png"/>
                   <a:graphic>
                     <a:graphicData uri="http://schemas.openxmlformats.org/drawingml/2006/picture">
                       <pic:pic>
                         <pic:nvPicPr>
-                          <pic:cNvPr id="0" name="image3.png"/>
+                          <pic:cNvPr id="0" name="image2.png"/>
                           <pic:cNvPicPr preferRelativeResize="0"/>
                         </pic:nvPicPr>
                         <pic:blipFill>
@@ -1870,6 +1997,7 @@
           <w:p>
             <w:pPr>
               <w:spacing w:after="0" w:before="0" w:lineRule="auto"/>
+              <w:jc w:val="both"/>
               <w:rPr>
                 <w:rFonts w:ascii="Calibri" w:cs="Calibri" w:eastAsia="Calibri" w:hAnsi="Calibri"/>
               </w:rPr>
@@ -1907,6 +2035,7 @@
           <w:p>
             <w:pPr>
               <w:spacing w:after="0" w:before="0" w:lineRule="auto"/>
+              <w:jc w:val="both"/>
               <w:rPr>
                 <w:rFonts w:ascii="Calibri" w:cs="Calibri" w:eastAsia="Calibri" w:hAnsi="Calibri"/>
               </w:rPr>
@@ -1944,6 +2073,7 @@
           <w:p>
             <w:pPr>
               <w:spacing w:after="0" w:before="0" w:lineRule="auto"/>
+              <w:jc w:val="both"/>
               <w:rPr>
                 <w:rFonts w:ascii="Calibri" w:cs="Calibri" w:eastAsia="Calibri" w:hAnsi="Calibri"/>
               </w:rPr>
@@ -2016,6 +2146,7 @@
           <w:p>
             <w:pPr>
               <w:spacing w:after="0" w:before="0" w:lineRule="auto"/>
+              <w:jc w:val="both"/>
               <w:rPr>
                 <w:rFonts w:ascii="Calibri" w:cs="Calibri" w:eastAsia="Calibri" w:hAnsi="Calibri"/>
               </w:rPr>
@@ -2053,6 +2184,7 @@
           <w:p>
             <w:pPr>
               <w:spacing w:after="0" w:before="0" w:lineRule="auto"/>
+              <w:jc w:val="both"/>
               <w:rPr>
                 <w:rFonts w:ascii="Calibri" w:cs="Calibri" w:eastAsia="Calibri" w:hAnsi="Calibri"/>
               </w:rPr>
@@ -2090,6 +2222,7 @@
           <w:p>
             <w:pPr>
               <w:spacing w:after="0" w:before="0" w:lineRule="auto"/>
+              <w:jc w:val="both"/>
               <w:rPr>
                 <w:rFonts w:ascii="Calibri" w:cs="Calibri" w:eastAsia="Calibri" w:hAnsi="Calibri"/>
               </w:rPr>
@@ -2109,12 +2242,12 @@
                 <wp:inline distB="114300" distT="114300" distL="114300" distR="114300">
                   <wp:extent cx="220098" cy="286128"/>
                   <wp:effectExtent b="0" l="0" r="0" t="0"/>
-                  <wp:docPr id="1" name="image2.png"/>
+                  <wp:docPr id="1" name="image5.png"/>
                   <a:graphic>
                     <a:graphicData uri="http://schemas.openxmlformats.org/drawingml/2006/picture">
                       <pic:pic>
                         <pic:nvPicPr>
-                          <pic:cNvPr id="0" name="image2.png"/>
+                          <pic:cNvPr id="0" name="image5.png"/>
                           <pic:cNvPicPr preferRelativeResize="0"/>
                         </pic:nvPicPr>
                         <pic:blipFill>
@@ -2162,6 +2295,7 @@
           <w:p>
             <w:pPr>
               <w:spacing w:after="0" w:before="0" w:lineRule="auto"/>
+              <w:jc w:val="both"/>
               <w:rPr>
                 <w:rFonts w:ascii="Calibri" w:cs="Calibri" w:eastAsia="Calibri" w:hAnsi="Calibri"/>
               </w:rPr>
@@ -2199,6 +2333,7 @@
           <w:p>
             <w:pPr>
               <w:spacing w:after="0" w:before="0" w:lineRule="auto"/>
+              <w:jc w:val="both"/>
               <w:rPr>
                 <w:rFonts w:ascii="Calibri" w:cs="Calibri" w:eastAsia="Calibri" w:hAnsi="Calibri"/>
               </w:rPr>
@@ -2236,6 +2371,7 @@
           <w:p>
             <w:pPr>
               <w:spacing w:after="0" w:before="0" w:lineRule="auto"/>
+              <w:jc w:val="both"/>
               <w:rPr>
                 <w:rFonts w:ascii="Calibri" w:cs="Calibri" w:eastAsia="Calibri" w:hAnsi="Calibri"/>
               </w:rPr>
@@ -2255,12 +2391,12 @@
                 <wp:inline distB="114300" distT="114300" distL="114300" distR="114300">
                   <wp:extent cx="200025" cy="265283"/>
                   <wp:effectExtent b="0" l="0" r="0" t="0"/>
-                  <wp:docPr id="6" name="image6.png"/>
+                  <wp:docPr id="6" name="image3.png"/>
                   <a:graphic>
                     <a:graphicData uri="http://schemas.openxmlformats.org/drawingml/2006/picture">
                       <pic:pic>
                         <pic:nvPicPr>
-                          <pic:cNvPr id="0" name="image6.png"/>
+                          <pic:cNvPr id="0" name="image3.png"/>
                           <pic:cNvPicPr preferRelativeResize="0"/>
                         </pic:nvPicPr>
                         <pic:blipFill>
@@ -2308,6 +2444,7 @@
           <w:p>
             <w:pPr>
               <w:spacing w:after="0" w:before="0" w:lineRule="auto"/>
+              <w:jc w:val="both"/>
               <w:rPr>
                 <w:rFonts w:ascii="Calibri" w:cs="Calibri" w:eastAsia="Calibri" w:hAnsi="Calibri"/>
               </w:rPr>
@@ -2344,6 +2481,7 @@
           <w:p>
             <w:pPr>
               <w:spacing w:after="0" w:before="0" w:lineRule="auto"/>
+              <w:jc w:val="both"/>
               <w:rPr>
                 <w:rFonts w:ascii="Calibri" w:cs="Calibri" w:eastAsia="Calibri" w:hAnsi="Calibri"/>
                 <w:sz w:val="21"/>
@@ -2381,6 +2519,7 @@
           <w:p>
             <w:pPr>
               <w:spacing w:after="0" w:before="0" w:lineRule="auto"/>
+              <w:jc w:val="both"/>
               <w:rPr>
                 <w:rFonts w:ascii="Calibri" w:cs="Calibri" w:eastAsia="Calibri" w:hAnsi="Calibri"/>
                 <w:sz w:val="19"/>
@@ -2406,12 +2545,12 @@
                 <wp:inline distB="114300" distT="114300" distL="114300" distR="114300">
                   <wp:extent cx="194547" cy="258766"/>
                   <wp:effectExtent b="0" l="0" r="0" t="0"/>
-                  <wp:docPr id="7" name="image5.png"/>
+                  <wp:docPr id="7" name="image6.png"/>
                   <a:graphic>
                     <a:graphicData uri="http://schemas.openxmlformats.org/drawingml/2006/picture">
                       <pic:pic>
                         <pic:nvPicPr>
-                          <pic:cNvPr id="0" name="image5.png"/>
+                          <pic:cNvPr id="0" name="image6.png"/>
                           <pic:cNvPicPr preferRelativeResize="0"/>
                         </pic:nvPicPr>
                         <pic:blipFill>
@@ -2459,6 +2598,7 @@
           <w:p>
             <w:pPr>
               <w:spacing w:after="0" w:before="0" w:lineRule="auto"/>
+              <w:jc w:val="both"/>
               <w:rPr>
                 <w:rFonts w:ascii="Calibri" w:cs="Calibri" w:eastAsia="Calibri" w:hAnsi="Calibri"/>
               </w:rPr>
@@ -2477,8 +2617,10 @@
     <w:p>
       <w:pPr>
         <w:pStyle w:val="Heading2"/>
-        <w:rPr>
-          <w:rFonts w:ascii="Calibri" w:cs="Calibri" w:eastAsia="Calibri" w:hAnsi="Calibri"/>
+        <w:jc w:val="both"/>
+        <w:rPr>
+          <w:rFonts w:ascii="Calibri" w:cs="Calibri" w:eastAsia="Calibri" w:hAnsi="Calibri"/>
+          <w:color w:val="000000"/>
         </w:rPr>
       </w:pPr>
       <w:r>
@@ -2490,13 +2632,20 @@
     <w:p>
       <w:pPr>
         <w:pStyle w:val="Heading2"/>
-        <w:rPr>
-          <w:rFonts w:ascii="Calibri" w:cs="Calibri" w:eastAsia="Calibri" w:hAnsi="Calibri"/>
+        <w:jc w:val="both"/>
+        <w:rPr>
+          <w:rFonts w:ascii="Calibri" w:cs="Calibri" w:eastAsia="Calibri" w:hAnsi="Calibri"/>
+          <w:color w:val="000000"/>
+          <w:sz w:val="28"/>
+          <w:szCs w:val="28"/>
         </w:rPr>
       </w:pPr>
       <w:r>
         <w:rPr>
           <w:rFonts w:ascii="Calibri" w:cs="Calibri" w:eastAsia="Calibri" w:hAnsi="Calibri"/>
+          <w:color w:val="000000"/>
+          <w:sz w:val="28"/>
+          <w:szCs w:val="28"/>
           <w:rtl w:val="0"/>
         </w:rPr>
         <w:t xml:space="preserve">1.4 Justificación de la identidad</w:t>
@@ -2528,13 +2677,20 @@
     <w:p>
       <w:pPr>
         <w:pStyle w:val="Heading1"/>
-        <w:rPr>
-          <w:rFonts w:ascii="Calibri" w:cs="Calibri" w:eastAsia="Calibri" w:hAnsi="Calibri"/>
+        <w:jc w:val="both"/>
+        <w:rPr>
+          <w:rFonts w:ascii="Calibri" w:cs="Calibri" w:eastAsia="Calibri" w:hAnsi="Calibri"/>
+          <w:color w:val="000000"/>
+          <w:sz w:val="32"/>
+          <w:szCs w:val="32"/>
         </w:rPr>
       </w:pPr>
       <w:r>
         <w:rPr>
           <w:rFonts w:ascii="Calibri" w:cs="Calibri" w:eastAsia="Calibri" w:hAnsi="Calibri"/>
+          <w:color w:val="000000"/>
+          <w:sz w:val="32"/>
+          <w:szCs w:val="32"/>
           <w:rtl w:val="0"/>
         </w:rPr>
         <w:t xml:space="preserve">2. Flujo de usuario mediante UML</w:t>
@@ -2601,6 +2757,7 @@
           <w:p>
             <w:pPr>
               <w:spacing w:after="40" w:lineRule="auto"/>
+              <w:jc w:val="both"/>
               <w:rPr>
                 <w:rFonts w:ascii="Calibri" w:cs="Calibri" w:eastAsia="Calibri" w:hAnsi="Calibri"/>
               </w:rPr>
@@ -2625,6 +2782,7 @@
           <w:p>
             <w:pPr>
               <w:spacing w:after="0" w:lineRule="auto"/>
+              <w:jc w:val="both"/>
               <w:rPr>
                 <w:rFonts w:ascii="Calibri" w:cs="Calibri" w:eastAsia="Calibri" w:hAnsi="Calibri"/>
               </w:rPr>
@@ -2650,13 +2808,20 @@
     <w:p>
       <w:pPr>
         <w:pStyle w:val="Heading2"/>
-        <w:rPr>
-          <w:rFonts w:ascii="Calibri" w:cs="Calibri" w:eastAsia="Calibri" w:hAnsi="Calibri"/>
+        <w:jc w:val="both"/>
+        <w:rPr>
+          <w:rFonts w:ascii="Calibri" w:cs="Calibri" w:eastAsia="Calibri" w:hAnsi="Calibri"/>
+          <w:color w:val="000000"/>
+          <w:sz w:val="28"/>
+          <w:szCs w:val="28"/>
         </w:rPr>
       </w:pPr>
       <w:r>
         <w:rPr>
           <w:rFonts w:ascii="Calibri" w:cs="Calibri" w:eastAsia="Calibri" w:hAnsi="Calibri"/>
+          <w:color w:val="000000"/>
+          <w:sz w:val="28"/>
+          <w:szCs w:val="28"/>
           <w:rtl w:val="0"/>
         </w:rPr>
         <w:t xml:space="preserve">2.1 Recorrido principal</w:t>
@@ -2665,6 +2830,7 @@
     <w:p>
       <w:pPr>
         <w:spacing w:after="100" w:lineRule="auto"/>
+        <w:jc w:val="both"/>
         <w:rPr>
           <w:rFonts w:ascii="Calibri" w:cs="Calibri" w:eastAsia="Calibri" w:hAnsi="Calibri"/>
         </w:rPr>
@@ -2710,15 +2876,15 @@
       </w:tblPr>
       <w:tblGrid>
         <w:gridCol w:w="600"/>
-        <w:gridCol w:w="3855"/>
-        <w:gridCol w:w="3195"/>
-        <w:gridCol w:w="2550"/>
+        <w:gridCol w:w="3810"/>
+        <w:gridCol w:w="4155"/>
+        <w:gridCol w:w="1635"/>
         <w:tblGridChange w:id="0">
           <w:tblGrid>
             <w:gridCol w:w="600"/>
-            <w:gridCol w:w="3855"/>
-            <w:gridCol w:w="3195"/>
-            <w:gridCol w:w="2550"/>
+            <w:gridCol w:w="3810"/>
+            <w:gridCol w:w="4155"/>
+            <w:gridCol w:w="1635"/>
           </w:tblGrid>
         </w:tblGridChange>
       </w:tblGrid>
@@ -2745,6 +2911,7 @@
           <w:p>
             <w:pPr>
               <w:spacing w:after="0" w:before="0" w:lineRule="auto"/>
+              <w:jc w:val="both"/>
               <w:rPr>
                 <w:rFonts w:ascii="Calibri" w:cs="Calibri" w:eastAsia="Calibri" w:hAnsi="Calibri"/>
               </w:rPr>
@@ -2785,6 +2952,7 @@
           <w:p>
             <w:pPr>
               <w:spacing w:after="0" w:before="0" w:lineRule="auto"/>
+              <w:jc w:val="both"/>
               <w:rPr>
                 <w:rFonts w:ascii="Calibri" w:cs="Calibri" w:eastAsia="Calibri" w:hAnsi="Calibri"/>
               </w:rPr>
@@ -2825,6 +2993,7 @@
           <w:p>
             <w:pPr>
               <w:spacing w:after="0" w:before="0" w:lineRule="auto"/>
+              <w:jc w:val="both"/>
               <w:rPr>
                 <w:rFonts w:ascii="Calibri" w:cs="Calibri" w:eastAsia="Calibri" w:hAnsi="Calibri"/>
               </w:rPr>
@@ -2865,6 +3034,7 @@
           <w:p>
             <w:pPr>
               <w:spacing w:after="0" w:before="0" w:lineRule="auto"/>
+              <w:jc w:val="both"/>
               <w:rPr>
                 <w:rFonts w:ascii="Calibri" w:cs="Calibri" w:eastAsia="Calibri" w:hAnsi="Calibri"/>
               </w:rPr>
@@ -2902,15 +3072,17 @@
               <w:bottom w:color="000000" w:space="0" w:sz="6" w:val="single"/>
               <w:right w:color="000000" w:space="0" w:sz="6" w:val="single"/>
             </w:tcBorders>
-            <w:tcMar>
-              <w:top w:w="70.0" w:type="dxa"/>
-              <w:bottom w:w="70.0" w:type="dxa"/>
-            </w:tcMar>
-            <w:vAlign w:val="center"/>
-          </w:tcPr>
-          <w:p>
-            <w:pPr>
-              <w:spacing w:after="0" w:before="0" w:lineRule="auto"/>
+            <w:shd w:fill="4f81bd" w:val="clear"/>
+            <w:tcMar>
+              <w:top w:w="70.0" w:type="dxa"/>
+              <w:bottom w:w="70.0" w:type="dxa"/>
+            </w:tcMar>
+            <w:vAlign w:val="center"/>
+          </w:tcPr>
+          <w:p>
+            <w:pPr>
+              <w:spacing w:after="0" w:before="0" w:lineRule="auto"/>
+              <w:jc w:val="both"/>
               <w:rPr>
                 <w:rFonts w:ascii="Calibri" w:cs="Calibri" w:eastAsia="Calibri" w:hAnsi="Calibri"/>
               </w:rPr>
@@ -2948,6 +3120,7 @@
           <w:p>
             <w:pPr>
               <w:spacing w:after="0" w:before="0" w:lineRule="auto"/>
+              <w:jc w:val="both"/>
               <w:rPr>
                 <w:rFonts w:ascii="Calibri" w:cs="Calibri" w:eastAsia="Calibri" w:hAnsi="Calibri"/>
               </w:rPr>
@@ -2978,6 +3151,7 @@
           <w:p>
             <w:pPr>
               <w:spacing w:after="0" w:before="0" w:lineRule="auto"/>
+              <w:jc w:val="both"/>
               <w:rPr>
                 <w:rFonts w:ascii="Calibri" w:cs="Calibri" w:eastAsia="Calibri" w:hAnsi="Calibri"/>
               </w:rPr>
@@ -2999,15 +3173,17 @@
               <w:bottom w:color="000000" w:space="0" w:sz="6" w:val="single"/>
               <w:right w:color="000000" w:space="0" w:sz="6" w:val="single"/>
             </w:tcBorders>
-            <w:tcMar>
-              <w:top w:w="70.0" w:type="dxa"/>
-              <w:bottom w:w="70.0" w:type="dxa"/>
-            </w:tcMar>
-            <w:vAlign w:val="center"/>
-          </w:tcPr>
-          <w:p>
-            <w:pPr>
-              <w:spacing w:after="0" w:before="0" w:lineRule="auto"/>
+            <w:shd w:fill="00ff00" w:val="clear"/>
+            <w:tcMar>
+              <w:top w:w="70.0" w:type="dxa"/>
+              <w:bottom w:w="70.0" w:type="dxa"/>
+            </w:tcMar>
+            <w:vAlign w:val="center"/>
+          </w:tcPr>
+          <w:p>
+            <w:pPr>
+              <w:spacing w:after="0" w:before="0" w:lineRule="auto"/>
+              <w:jc w:val="both"/>
               <w:rPr>
                 <w:rFonts w:ascii="Calibri" w:cs="Calibri" w:eastAsia="Calibri" w:hAnsi="Calibri"/>
               </w:rPr>
@@ -3043,15 +3219,17 @@
               <w:bottom w:color="000000" w:space="0" w:sz="6" w:val="single"/>
               <w:right w:color="000000" w:space="0" w:sz="6" w:val="single"/>
             </w:tcBorders>
-            <w:tcMar>
-              <w:top w:w="70.0" w:type="dxa"/>
-              <w:bottom w:w="70.0" w:type="dxa"/>
-            </w:tcMar>
-            <w:vAlign w:val="center"/>
-          </w:tcPr>
-          <w:p>
-            <w:pPr>
-              <w:spacing w:after="0" w:before="0" w:lineRule="auto"/>
+            <w:shd w:fill="4f81bd" w:val="clear"/>
+            <w:tcMar>
+              <w:top w:w="70.0" w:type="dxa"/>
+              <w:bottom w:w="70.0" w:type="dxa"/>
+            </w:tcMar>
+            <w:vAlign w:val="center"/>
+          </w:tcPr>
+          <w:p>
+            <w:pPr>
+              <w:spacing w:after="0" w:before="0" w:lineRule="auto"/>
+              <w:jc w:val="both"/>
               <w:rPr>
                 <w:rFonts w:ascii="Calibri" w:cs="Calibri" w:eastAsia="Calibri" w:hAnsi="Calibri"/>
               </w:rPr>
@@ -3089,62 +3267,70 @@
           <w:p>
             <w:pPr>
               <w:spacing w:after="0" w:before="0" w:lineRule="auto"/>
-              <w:rPr>
-                <w:rFonts w:ascii="Calibri" w:cs="Calibri" w:eastAsia="Calibri" w:hAnsi="Calibri"/>
-              </w:rPr>
-            </w:pPr>
-            <w:r>
-              <w:rPr>
-                <w:rtl w:val="0"/>
-              </w:rPr>
-            </w:r>
-          </w:p>
-        </w:tc>
-        <w:tc>
-          <w:tcPr>
-            <w:tcBorders>
-              <w:top w:color="000000" w:space="0" w:sz="6" w:val="single"/>
-              <w:left w:color="000000" w:space="0" w:sz="6" w:val="single"/>
-              <w:bottom w:color="000000" w:space="0" w:sz="6" w:val="single"/>
-              <w:right w:color="000000" w:space="0" w:sz="6" w:val="single"/>
-            </w:tcBorders>
-            <w:tcMar>
-              <w:top w:w="70.0" w:type="dxa"/>
-              <w:bottom w:w="70.0" w:type="dxa"/>
-            </w:tcMar>
-            <w:vAlign w:val="center"/>
-          </w:tcPr>
-          <w:p>
-            <w:pPr>
-              <w:spacing w:after="0" w:before="0" w:lineRule="auto"/>
-              <w:rPr>
-                <w:rFonts w:ascii="Calibri" w:cs="Calibri" w:eastAsia="Calibri" w:hAnsi="Calibri"/>
-              </w:rPr>
-            </w:pPr>
-            <w:r>
-              <w:rPr>
-                <w:rtl w:val="0"/>
-              </w:rPr>
-            </w:r>
-          </w:p>
-        </w:tc>
-        <w:tc>
-          <w:tcPr>
-            <w:tcBorders>
-              <w:top w:color="000000" w:space="0" w:sz="6" w:val="single"/>
-              <w:left w:color="000000" w:space="0" w:sz="6" w:val="single"/>
-              <w:bottom w:color="000000" w:space="0" w:sz="6" w:val="single"/>
-              <w:right w:color="000000" w:space="0" w:sz="6" w:val="single"/>
-            </w:tcBorders>
-            <w:tcMar>
-              <w:top w:w="70.0" w:type="dxa"/>
-              <w:bottom w:w="70.0" w:type="dxa"/>
-            </w:tcMar>
-            <w:vAlign w:val="center"/>
-          </w:tcPr>
-          <w:p>
-            <w:pPr>
-              <w:spacing w:after="0" w:before="0" w:lineRule="auto"/>
+              <w:jc w:val="both"/>
+              <w:rPr>
+                <w:rFonts w:ascii="Calibri" w:cs="Calibri" w:eastAsia="Calibri" w:hAnsi="Calibri"/>
+              </w:rPr>
+            </w:pPr>
+            <w:r>
+              <w:rPr>
+                <w:rFonts w:ascii="Calibri" w:cs="Calibri" w:eastAsia="Calibri" w:hAnsi="Calibri"/>
+                <w:rtl w:val="0"/>
+              </w:rPr>
+              <w:t xml:space="preserve">Iniciar un nuevo registro</w:t>
+            </w:r>
+          </w:p>
+        </w:tc>
+        <w:tc>
+          <w:tcPr>
+            <w:tcBorders>
+              <w:top w:color="000000" w:space="0" w:sz="6" w:val="single"/>
+              <w:left w:color="000000" w:space="0" w:sz="6" w:val="single"/>
+              <w:bottom w:color="000000" w:space="0" w:sz="6" w:val="single"/>
+              <w:right w:color="000000" w:space="0" w:sz="6" w:val="single"/>
+            </w:tcBorders>
+            <w:tcMar>
+              <w:top w:w="70.0" w:type="dxa"/>
+              <w:bottom w:w="70.0" w:type="dxa"/>
+            </w:tcMar>
+            <w:vAlign w:val="center"/>
+          </w:tcPr>
+          <w:p>
+            <w:pPr>
+              <w:spacing w:after="0" w:before="0" w:lineRule="auto"/>
+              <w:jc w:val="both"/>
+              <w:rPr>
+                <w:rFonts w:ascii="Calibri" w:cs="Calibri" w:eastAsia="Calibri" w:hAnsi="Calibri"/>
+              </w:rPr>
+            </w:pPr>
+            <w:r>
+              <w:rPr>
+                <w:rFonts w:ascii="Calibri" w:cs="Calibri" w:eastAsia="Calibri" w:hAnsi="Calibri"/>
+                <w:rtl w:val="0"/>
+              </w:rPr>
+              <w:t xml:space="preserve">Inicio</w:t>
+            </w:r>
+          </w:p>
+        </w:tc>
+        <w:tc>
+          <w:tcPr>
+            <w:tcBorders>
+              <w:top w:color="000000" w:space="0" w:sz="6" w:val="single"/>
+              <w:left w:color="000000" w:space="0" w:sz="6" w:val="single"/>
+              <w:bottom w:color="000000" w:space="0" w:sz="6" w:val="single"/>
+              <w:right w:color="000000" w:space="0" w:sz="6" w:val="single"/>
+            </w:tcBorders>
+            <w:shd w:fill="ff0000" w:val="clear"/>
+            <w:tcMar>
+              <w:top w:w="70.0" w:type="dxa"/>
+              <w:bottom w:w="70.0" w:type="dxa"/>
+            </w:tcMar>
+            <w:vAlign w:val="center"/>
+          </w:tcPr>
+          <w:p>
+            <w:pPr>
+              <w:spacing w:after="0" w:before="0" w:lineRule="auto"/>
+              <w:jc w:val="both"/>
               <w:rPr>
                 <w:rFonts w:ascii="Calibri" w:cs="Calibri" w:eastAsia="Calibri" w:hAnsi="Calibri"/>
               </w:rPr>
@@ -3156,7 +3342,7 @@
                 <w:szCs w:val="19"/>
                 <w:rtl w:val="0"/>
               </w:rPr>
-              <w:t xml:space="preserve">Sí / No</w:t>
+              <w:t xml:space="preserve">No</w:t>
             </w:r>
             <w:r>
               <w:rPr>
@@ -3180,15 +3366,17 @@
               <w:bottom w:color="000000" w:space="0" w:sz="6" w:val="single"/>
               <w:right w:color="000000" w:space="0" w:sz="6" w:val="single"/>
             </w:tcBorders>
-            <w:tcMar>
-              <w:top w:w="70.0" w:type="dxa"/>
-              <w:bottom w:w="70.0" w:type="dxa"/>
-            </w:tcMar>
-            <w:vAlign w:val="center"/>
-          </w:tcPr>
-          <w:p>
-            <w:pPr>
-              <w:spacing w:after="0" w:before="0" w:lineRule="auto"/>
+            <w:shd w:fill="4f81bd" w:val="clear"/>
+            <w:tcMar>
+              <w:top w:w="70.0" w:type="dxa"/>
+              <w:bottom w:w="70.0" w:type="dxa"/>
+            </w:tcMar>
+            <w:vAlign w:val="center"/>
+          </w:tcPr>
+          <w:p>
+            <w:pPr>
+              <w:spacing w:after="0" w:before="0" w:lineRule="auto"/>
+              <w:jc w:val="both"/>
               <w:rPr>
                 <w:rFonts w:ascii="Calibri" w:cs="Calibri" w:eastAsia="Calibri" w:hAnsi="Calibri"/>
               </w:rPr>
@@ -3226,62 +3414,70 @@
           <w:p>
             <w:pPr>
               <w:spacing w:after="0" w:before="0" w:lineRule="auto"/>
-              <w:rPr>
-                <w:rFonts w:ascii="Calibri" w:cs="Calibri" w:eastAsia="Calibri" w:hAnsi="Calibri"/>
-              </w:rPr>
-            </w:pPr>
-            <w:r>
-              <w:rPr>
-                <w:rtl w:val="0"/>
-              </w:rPr>
-            </w:r>
-          </w:p>
-        </w:tc>
-        <w:tc>
-          <w:tcPr>
-            <w:tcBorders>
-              <w:top w:color="000000" w:space="0" w:sz="6" w:val="single"/>
-              <w:left w:color="000000" w:space="0" w:sz="6" w:val="single"/>
-              <w:bottom w:color="000000" w:space="0" w:sz="6" w:val="single"/>
-              <w:right w:color="000000" w:space="0" w:sz="6" w:val="single"/>
-            </w:tcBorders>
-            <w:tcMar>
-              <w:top w:w="70.0" w:type="dxa"/>
-              <w:bottom w:w="70.0" w:type="dxa"/>
-            </w:tcMar>
-            <w:vAlign w:val="center"/>
-          </w:tcPr>
-          <w:p>
-            <w:pPr>
-              <w:spacing w:after="0" w:before="0" w:lineRule="auto"/>
-              <w:rPr>
-                <w:rFonts w:ascii="Calibri" w:cs="Calibri" w:eastAsia="Calibri" w:hAnsi="Calibri"/>
-              </w:rPr>
-            </w:pPr>
-            <w:r>
-              <w:rPr>
-                <w:rtl w:val="0"/>
-              </w:rPr>
-            </w:r>
-          </w:p>
-        </w:tc>
-        <w:tc>
-          <w:tcPr>
-            <w:tcBorders>
-              <w:top w:color="000000" w:space="0" w:sz="6" w:val="single"/>
-              <w:left w:color="000000" w:space="0" w:sz="6" w:val="single"/>
-              <w:bottom w:color="000000" w:space="0" w:sz="6" w:val="single"/>
-              <w:right w:color="000000" w:space="0" w:sz="6" w:val="single"/>
-            </w:tcBorders>
-            <w:tcMar>
-              <w:top w:w="70.0" w:type="dxa"/>
-              <w:bottom w:w="70.0" w:type="dxa"/>
-            </w:tcMar>
-            <w:vAlign w:val="center"/>
-          </w:tcPr>
-          <w:p>
-            <w:pPr>
-              <w:spacing w:after="0" w:before="0" w:lineRule="auto"/>
+              <w:jc w:val="both"/>
+              <w:rPr>
+                <w:rFonts w:ascii="Calibri" w:cs="Calibri" w:eastAsia="Calibri" w:hAnsi="Calibri"/>
+              </w:rPr>
+            </w:pPr>
+            <w:r>
+              <w:rPr>
+                <w:rFonts w:ascii="Calibri" w:cs="Calibri" w:eastAsia="Calibri" w:hAnsi="Calibri"/>
+                <w:rtl w:val="0"/>
+              </w:rPr>
+              <w:t xml:space="preserve">Llenar formulario</w:t>
+            </w:r>
+          </w:p>
+        </w:tc>
+        <w:tc>
+          <w:tcPr>
+            <w:tcBorders>
+              <w:top w:color="000000" w:space="0" w:sz="6" w:val="single"/>
+              <w:left w:color="000000" w:space="0" w:sz="6" w:val="single"/>
+              <w:bottom w:color="000000" w:space="0" w:sz="6" w:val="single"/>
+              <w:right w:color="000000" w:space="0" w:sz="6" w:val="single"/>
+            </w:tcBorders>
+            <w:tcMar>
+              <w:top w:w="70.0" w:type="dxa"/>
+              <w:bottom w:w="70.0" w:type="dxa"/>
+            </w:tcMar>
+            <w:vAlign w:val="center"/>
+          </w:tcPr>
+          <w:p>
+            <w:pPr>
+              <w:spacing w:after="0" w:before="0" w:lineRule="auto"/>
+              <w:jc w:val="both"/>
+              <w:rPr>
+                <w:rFonts w:ascii="Calibri" w:cs="Calibri" w:eastAsia="Calibri" w:hAnsi="Calibri"/>
+              </w:rPr>
+            </w:pPr>
+            <w:r>
+              <w:rPr>
+                <w:rFonts w:ascii="Calibri" w:cs="Calibri" w:eastAsia="Calibri" w:hAnsi="Calibri"/>
+                <w:rtl w:val="0"/>
+              </w:rPr>
+              <w:t xml:space="preserve">Nueva muestra</w:t>
+            </w:r>
+          </w:p>
+        </w:tc>
+        <w:tc>
+          <w:tcPr>
+            <w:tcBorders>
+              <w:top w:color="000000" w:space="0" w:sz="6" w:val="single"/>
+              <w:left w:color="000000" w:space="0" w:sz="6" w:val="single"/>
+              <w:bottom w:color="000000" w:space="0" w:sz="6" w:val="single"/>
+              <w:right w:color="000000" w:space="0" w:sz="6" w:val="single"/>
+            </w:tcBorders>
+            <w:shd w:fill="ff0000" w:val="clear"/>
+            <w:tcMar>
+              <w:top w:w="70.0" w:type="dxa"/>
+              <w:bottom w:w="70.0" w:type="dxa"/>
+            </w:tcMar>
+            <w:vAlign w:val="center"/>
+          </w:tcPr>
+          <w:p>
+            <w:pPr>
+              <w:spacing w:after="0" w:before="0" w:lineRule="auto"/>
+              <w:jc w:val="both"/>
               <w:rPr>
                 <w:rFonts w:ascii="Calibri" w:cs="Calibri" w:eastAsia="Calibri" w:hAnsi="Calibri"/>
               </w:rPr>
@@ -3293,7 +3489,7 @@
                 <w:szCs w:val="19"/>
                 <w:rtl w:val="0"/>
               </w:rPr>
-              <w:t xml:space="preserve">Sí / No</w:t>
+              <w:t xml:space="preserve">No</w:t>
             </w:r>
             <w:r>
               <w:rPr>
@@ -3317,15 +3513,17 @@
               <w:bottom w:color="000000" w:space="0" w:sz="6" w:val="single"/>
               <w:right w:color="000000" w:space="0" w:sz="6" w:val="single"/>
             </w:tcBorders>
-            <w:tcMar>
-              <w:top w:w="70.0" w:type="dxa"/>
-              <w:bottom w:w="70.0" w:type="dxa"/>
-            </w:tcMar>
-            <w:vAlign w:val="center"/>
-          </w:tcPr>
-          <w:p>
-            <w:pPr>
-              <w:spacing w:after="0" w:before="0" w:lineRule="auto"/>
+            <w:shd w:fill="4f81bd" w:val="clear"/>
+            <w:tcMar>
+              <w:top w:w="70.0" w:type="dxa"/>
+              <w:bottom w:w="70.0" w:type="dxa"/>
+            </w:tcMar>
+            <w:vAlign w:val="center"/>
+          </w:tcPr>
+          <w:p>
+            <w:pPr>
+              <w:spacing w:after="0" w:before="0" w:lineRule="auto"/>
+              <w:jc w:val="both"/>
               <w:rPr>
                 <w:rFonts w:ascii="Calibri" w:cs="Calibri" w:eastAsia="Calibri" w:hAnsi="Calibri"/>
               </w:rPr>
@@ -3363,62 +3561,70 @@
           <w:p>
             <w:pPr>
               <w:spacing w:after="0" w:before="0" w:lineRule="auto"/>
-              <w:rPr>
-                <w:rFonts w:ascii="Calibri" w:cs="Calibri" w:eastAsia="Calibri" w:hAnsi="Calibri"/>
-              </w:rPr>
-            </w:pPr>
-            <w:r>
-              <w:rPr>
-                <w:rtl w:val="0"/>
-              </w:rPr>
-            </w:r>
-          </w:p>
-        </w:tc>
-        <w:tc>
-          <w:tcPr>
-            <w:tcBorders>
-              <w:top w:color="000000" w:space="0" w:sz="6" w:val="single"/>
-              <w:left w:color="000000" w:space="0" w:sz="6" w:val="single"/>
-              <w:bottom w:color="000000" w:space="0" w:sz="6" w:val="single"/>
-              <w:right w:color="000000" w:space="0" w:sz="6" w:val="single"/>
-            </w:tcBorders>
-            <w:tcMar>
-              <w:top w:w="70.0" w:type="dxa"/>
-              <w:bottom w:w="70.0" w:type="dxa"/>
-            </w:tcMar>
-            <w:vAlign w:val="center"/>
-          </w:tcPr>
-          <w:p>
-            <w:pPr>
-              <w:spacing w:after="0" w:before="0" w:lineRule="auto"/>
-              <w:rPr>
-                <w:rFonts w:ascii="Calibri" w:cs="Calibri" w:eastAsia="Calibri" w:hAnsi="Calibri"/>
-              </w:rPr>
-            </w:pPr>
-            <w:r>
-              <w:rPr>
-                <w:rtl w:val="0"/>
-              </w:rPr>
-            </w:r>
-          </w:p>
-        </w:tc>
-        <w:tc>
-          <w:tcPr>
-            <w:tcBorders>
-              <w:top w:color="000000" w:space="0" w:sz="6" w:val="single"/>
-              <w:left w:color="000000" w:space="0" w:sz="6" w:val="single"/>
-              <w:bottom w:color="000000" w:space="0" w:sz="6" w:val="single"/>
-              <w:right w:color="000000" w:space="0" w:sz="6" w:val="single"/>
-            </w:tcBorders>
-            <w:tcMar>
-              <w:top w:w="70.0" w:type="dxa"/>
-              <w:bottom w:w="70.0" w:type="dxa"/>
-            </w:tcMar>
-            <w:vAlign w:val="center"/>
-          </w:tcPr>
-          <w:p>
-            <w:pPr>
-              <w:spacing w:after="0" w:before="0" w:lineRule="auto"/>
+              <w:jc w:val="both"/>
+              <w:rPr>
+                <w:rFonts w:ascii="Calibri" w:cs="Calibri" w:eastAsia="Calibri" w:hAnsi="Calibri"/>
+              </w:rPr>
+            </w:pPr>
+            <w:r>
+              <w:rPr>
+                <w:rFonts w:ascii="Calibri" w:cs="Calibri" w:eastAsia="Calibri" w:hAnsi="Calibri"/>
+                <w:rtl w:val="0"/>
+              </w:rPr>
+              <w:t xml:space="preserve">Subir fotografia ya tomada</w:t>
+            </w:r>
+          </w:p>
+        </w:tc>
+        <w:tc>
+          <w:tcPr>
+            <w:tcBorders>
+              <w:top w:color="000000" w:space="0" w:sz="6" w:val="single"/>
+              <w:left w:color="000000" w:space="0" w:sz="6" w:val="single"/>
+              <w:bottom w:color="000000" w:space="0" w:sz="6" w:val="single"/>
+              <w:right w:color="000000" w:space="0" w:sz="6" w:val="single"/>
+            </w:tcBorders>
+            <w:tcMar>
+              <w:top w:w="70.0" w:type="dxa"/>
+              <w:bottom w:w="70.0" w:type="dxa"/>
+            </w:tcMar>
+            <w:vAlign w:val="center"/>
+          </w:tcPr>
+          <w:p>
+            <w:pPr>
+              <w:spacing w:after="0" w:before="0" w:lineRule="auto"/>
+              <w:jc w:val="both"/>
+              <w:rPr>
+                <w:rFonts w:ascii="Calibri" w:cs="Calibri" w:eastAsia="Calibri" w:hAnsi="Calibri"/>
+              </w:rPr>
+            </w:pPr>
+            <w:r>
+              <w:rPr>
+                <w:rFonts w:ascii="Calibri" w:cs="Calibri" w:eastAsia="Calibri" w:hAnsi="Calibri"/>
+                <w:rtl w:val="0"/>
+              </w:rPr>
+              <w:t xml:space="preserve">Fotografia</w:t>
+            </w:r>
+          </w:p>
+        </w:tc>
+        <w:tc>
+          <w:tcPr>
+            <w:tcBorders>
+              <w:top w:color="000000" w:space="0" w:sz="6" w:val="single"/>
+              <w:left w:color="000000" w:space="0" w:sz="6" w:val="single"/>
+              <w:bottom w:color="000000" w:space="0" w:sz="6" w:val="single"/>
+              <w:right w:color="000000" w:space="0" w:sz="6" w:val="single"/>
+            </w:tcBorders>
+            <w:shd w:fill="00ff00" w:val="clear"/>
+            <w:tcMar>
+              <w:top w:w="70.0" w:type="dxa"/>
+              <w:bottom w:w="70.0" w:type="dxa"/>
+            </w:tcMar>
+            <w:vAlign w:val="center"/>
+          </w:tcPr>
+          <w:p>
+            <w:pPr>
+              <w:spacing w:after="0" w:before="0" w:lineRule="auto"/>
+              <w:jc w:val="both"/>
               <w:rPr>
                 <w:rFonts w:ascii="Calibri" w:cs="Calibri" w:eastAsia="Calibri" w:hAnsi="Calibri"/>
               </w:rPr>
@@ -3430,7 +3636,7 @@
                 <w:szCs w:val="19"/>
                 <w:rtl w:val="0"/>
               </w:rPr>
-              <w:t xml:space="preserve">Sí / No</w:t>
+              <w:t xml:space="preserve">Sí </w:t>
             </w:r>
             <w:r>
               <w:rPr>
@@ -3454,15 +3660,17 @@
               <w:bottom w:color="000000" w:space="0" w:sz="6" w:val="single"/>
               <w:right w:color="000000" w:space="0" w:sz="6" w:val="single"/>
             </w:tcBorders>
-            <w:tcMar>
-              <w:top w:w="70.0" w:type="dxa"/>
-              <w:bottom w:w="70.0" w:type="dxa"/>
-            </w:tcMar>
-            <w:vAlign w:val="center"/>
-          </w:tcPr>
-          <w:p>
-            <w:pPr>
-              <w:spacing w:after="0" w:before="0" w:lineRule="auto"/>
+            <w:shd w:fill="4f81bd" w:val="clear"/>
+            <w:tcMar>
+              <w:top w:w="70.0" w:type="dxa"/>
+              <w:bottom w:w="70.0" w:type="dxa"/>
+            </w:tcMar>
+            <w:vAlign w:val="center"/>
+          </w:tcPr>
+          <w:p>
+            <w:pPr>
+              <w:spacing w:after="0" w:before="0" w:lineRule="auto"/>
+              <w:jc w:val="both"/>
               <w:rPr>
                 <w:rFonts w:ascii="Calibri" w:cs="Calibri" w:eastAsia="Calibri" w:hAnsi="Calibri"/>
               </w:rPr>
@@ -3500,62 +3708,70 @@
           <w:p>
             <w:pPr>
               <w:spacing w:after="0" w:before="0" w:lineRule="auto"/>
-              <w:rPr>
-                <w:rFonts w:ascii="Calibri" w:cs="Calibri" w:eastAsia="Calibri" w:hAnsi="Calibri"/>
-              </w:rPr>
-            </w:pPr>
-            <w:r>
-              <w:rPr>
-                <w:rtl w:val="0"/>
-              </w:rPr>
-            </w:r>
-          </w:p>
-        </w:tc>
-        <w:tc>
-          <w:tcPr>
-            <w:tcBorders>
-              <w:top w:color="000000" w:space="0" w:sz="6" w:val="single"/>
-              <w:left w:color="000000" w:space="0" w:sz="6" w:val="single"/>
-              <w:bottom w:color="000000" w:space="0" w:sz="6" w:val="single"/>
-              <w:right w:color="000000" w:space="0" w:sz="6" w:val="single"/>
-            </w:tcBorders>
-            <w:tcMar>
-              <w:top w:w="70.0" w:type="dxa"/>
-              <w:bottom w:w="70.0" w:type="dxa"/>
-            </w:tcMar>
-            <w:vAlign w:val="center"/>
-          </w:tcPr>
-          <w:p>
-            <w:pPr>
-              <w:spacing w:after="0" w:before="0" w:lineRule="auto"/>
-              <w:rPr>
-                <w:rFonts w:ascii="Calibri" w:cs="Calibri" w:eastAsia="Calibri" w:hAnsi="Calibri"/>
-              </w:rPr>
-            </w:pPr>
-            <w:r>
-              <w:rPr>
-                <w:rtl w:val="0"/>
-              </w:rPr>
-            </w:r>
-          </w:p>
-        </w:tc>
-        <w:tc>
-          <w:tcPr>
-            <w:tcBorders>
-              <w:top w:color="000000" w:space="0" w:sz="6" w:val="single"/>
-              <w:left w:color="000000" w:space="0" w:sz="6" w:val="single"/>
-              <w:bottom w:color="000000" w:space="0" w:sz="6" w:val="single"/>
-              <w:right w:color="000000" w:space="0" w:sz="6" w:val="single"/>
-            </w:tcBorders>
-            <w:tcMar>
-              <w:top w:w="70.0" w:type="dxa"/>
-              <w:bottom w:w="70.0" w:type="dxa"/>
-            </w:tcMar>
-            <w:vAlign w:val="center"/>
-          </w:tcPr>
-          <w:p>
-            <w:pPr>
-              <w:spacing w:after="0" w:before="0" w:lineRule="auto"/>
+              <w:jc w:val="both"/>
+              <w:rPr>
+                <w:rFonts w:ascii="Calibri" w:cs="Calibri" w:eastAsia="Calibri" w:hAnsi="Calibri"/>
+              </w:rPr>
+            </w:pPr>
+            <w:r>
+              <w:rPr>
+                <w:rFonts w:ascii="Calibri" w:cs="Calibri" w:eastAsia="Calibri" w:hAnsi="Calibri"/>
+                <w:rtl w:val="0"/>
+              </w:rPr>
+              <w:t xml:space="preserve">Ingresar valores numéricos</w:t>
+            </w:r>
+          </w:p>
+        </w:tc>
+        <w:tc>
+          <w:tcPr>
+            <w:tcBorders>
+              <w:top w:color="000000" w:space="0" w:sz="6" w:val="single"/>
+              <w:left w:color="000000" w:space="0" w:sz="6" w:val="single"/>
+              <w:bottom w:color="000000" w:space="0" w:sz="6" w:val="single"/>
+              <w:right w:color="000000" w:space="0" w:sz="6" w:val="single"/>
+            </w:tcBorders>
+            <w:tcMar>
+              <w:top w:w="70.0" w:type="dxa"/>
+              <w:bottom w:w="70.0" w:type="dxa"/>
+            </w:tcMar>
+            <w:vAlign w:val="center"/>
+          </w:tcPr>
+          <w:p>
+            <w:pPr>
+              <w:spacing w:after="0" w:before="0" w:lineRule="auto"/>
+              <w:jc w:val="both"/>
+              <w:rPr>
+                <w:rFonts w:ascii="Calibri" w:cs="Calibri" w:eastAsia="Calibri" w:hAnsi="Calibri"/>
+              </w:rPr>
+            </w:pPr>
+            <w:r>
+              <w:rPr>
+                <w:rFonts w:ascii="Calibri" w:cs="Calibri" w:eastAsia="Calibri" w:hAnsi="Calibri"/>
+                <w:rtl w:val="0"/>
+              </w:rPr>
+              <w:t xml:space="preserve">Conteo y observaciones</w:t>
+            </w:r>
+          </w:p>
+        </w:tc>
+        <w:tc>
+          <w:tcPr>
+            <w:tcBorders>
+              <w:top w:color="000000" w:space="0" w:sz="6" w:val="single"/>
+              <w:left w:color="000000" w:space="0" w:sz="6" w:val="single"/>
+              <w:bottom w:color="000000" w:space="0" w:sz="6" w:val="single"/>
+              <w:right w:color="000000" w:space="0" w:sz="6" w:val="single"/>
+            </w:tcBorders>
+            <w:shd w:fill="ff0000" w:val="clear"/>
+            <w:tcMar>
+              <w:top w:w="70.0" w:type="dxa"/>
+              <w:bottom w:w="70.0" w:type="dxa"/>
+            </w:tcMar>
+            <w:vAlign w:val="center"/>
+          </w:tcPr>
+          <w:p>
+            <w:pPr>
+              <w:spacing w:after="0" w:before="0" w:lineRule="auto"/>
+              <w:jc w:val="both"/>
               <w:rPr>
                 <w:rFonts w:ascii="Calibri" w:cs="Calibri" w:eastAsia="Calibri" w:hAnsi="Calibri"/>
               </w:rPr>
@@ -3567,7 +3783,7 @@
                 <w:szCs w:val="19"/>
                 <w:rtl w:val="0"/>
               </w:rPr>
-              <w:t xml:space="preserve">Sí / No</w:t>
+              <w:t xml:space="preserve">No</w:t>
             </w:r>
             <w:r>
               <w:rPr>
@@ -3591,15 +3807,17 @@
               <w:bottom w:color="000000" w:space="0" w:sz="6" w:val="single"/>
               <w:right w:color="000000" w:space="0" w:sz="6" w:val="single"/>
             </w:tcBorders>
-            <w:tcMar>
-              <w:top w:w="70.0" w:type="dxa"/>
-              <w:bottom w:w="70.0" w:type="dxa"/>
-            </w:tcMar>
-            <w:vAlign w:val="center"/>
-          </w:tcPr>
-          <w:p>
-            <w:pPr>
-              <w:spacing w:after="0" w:before="0" w:lineRule="auto"/>
+            <w:shd w:fill="4f81bd" w:val="clear"/>
+            <w:tcMar>
+              <w:top w:w="70.0" w:type="dxa"/>
+              <w:bottom w:w="70.0" w:type="dxa"/>
+            </w:tcMar>
+            <w:vAlign w:val="center"/>
+          </w:tcPr>
+          <w:p>
+            <w:pPr>
+              <w:spacing w:after="0" w:before="0" w:lineRule="auto"/>
+              <w:jc w:val="both"/>
               <w:rPr>
                 <w:rFonts w:ascii="Calibri" w:cs="Calibri" w:eastAsia="Calibri" w:hAnsi="Calibri"/>
               </w:rPr>
@@ -3637,62 +3855,70 @@
           <w:p>
             <w:pPr>
               <w:spacing w:after="0" w:before="0" w:lineRule="auto"/>
-              <w:rPr>
-                <w:rFonts w:ascii="Calibri" w:cs="Calibri" w:eastAsia="Calibri" w:hAnsi="Calibri"/>
-              </w:rPr>
-            </w:pPr>
-            <w:r>
-              <w:rPr>
-                <w:rtl w:val="0"/>
-              </w:rPr>
-            </w:r>
-          </w:p>
-        </w:tc>
-        <w:tc>
-          <w:tcPr>
-            <w:tcBorders>
-              <w:top w:color="000000" w:space="0" w:sz="6" w:val="single"/>
-              <w:left w:color="000000" w:space="0" w:sz="6" w:val="single"/>
-              <w:bottom w:color="000000" w:space="0" w:sz="6" w:val="single"/>
-              <w:right w:color="000000" w:space="0" w:sz="6" w:val="single"/>
-            </w:tcBorders>
-            <w:tcMar>
-              <w:top w:w="70.0" w:type="dxa"/>
-              <w:bottom w:w="70.0" w:type="dxa"/>
-            </w:tcMar>
-            <w:vAlign w:val="center"/>
-          </w:tcPr>
-          <w:p>
-            <w:pPr>
-              <w:spacing w:after="0" w:before="0" w:lineRule="auto"/>
-              <w:rPr>
-                <w:rFonts w:ascii="Calibri" w:cs="Calibri" w:eastAsia="Calibri" w:hAnsi="Calibri"/>
-              </w:rPr>
-            </w:pPr>
-            <w:r>
-              <w:rPr>
-                <w:rtl w:val="0"/>
-              </w:rPr>
-            </w:r>
-          </w:p>
-        </w:tc>
-        <w:tc>
-          <w:tcPr>
-            <w:tcBorders>
-              <w:top w:color="000000" w:space="0" w:sz="6" w:val="single"/>
-              <w:left w:color="000000" w:space="0" w:sz="6" w:val="single"/>
-              <w:bottom w:color="000000" w:space="0" w:sz="6" w:val="single"/>
-              <w:right w:color="000000" w:space="0" w:sz="6" w:val="single"/>
-            </w:tcBorders>
-            <w:tcMar>
-              <w:top w:w="70.0" w:type="dxa"/>
-              <w:bottom w:w="70.0" w:type="dxa"/>
-            </w:tcMar>
-            <w:vAlign w:val="center"/>
-          </w:tcPr>
-          <w:p>
-            <w:pPr>
-              <w:spacing w:after="0" w:before="0" w:lineRule="auto"/>
+              <w:jc w:val="both"/>
+              <w:rPr>
+                <w:rFonts w:ascii="Calibri" w:cs="Calibri" w:eastAsia="Calibri" w:hAnsi="Calibri"/>
+              </w:rPr>
+            </w:pPr>
+            <w:r>
+              <w:rPr>
+                <w:rFonts w:ascii="Calibri" w:cs="Calibri" w:eastAsia="Calibri" w:hAnsi="Calibri"/>
+                <w:rtl w:val="0"/>
+              </w:rPr>
+              <w:t xml:space="preserve">Revisar datos y enviar</w:t>
+            </w:r>
+          </w:p>
+        </w:tc>
+        <w:tc>
+          <w:tcPr>
+            <w:tcBorders>
+              <w:top w:color="000000" w:space="0" w:sz="6" w:val="single"/>
+              <w:left w:color="000000" w:space="0" w:sz="6" w:val="single"/>
+              <w:bottom w:color="000000" w:space="0" w:sz="6" w:val="single"/>
+              <w:right w:color="000000" w:space="0" w:sz="6" w:val="single"/>
+            </w:tcBorders>
+            <w:tcMar>
+              <w:top w:w="70.0" w:type="dxa"/>
+              <w:bottom w:w="70.0" w:type="dxa"/>
+            </w:tcMar>
+            <w:vAlign w:val="center"/>
+          </w:tcPr>
+          <w:p>
+            <w:pPr>
+              <w:spacing w:after="0" w:before="0" w:lineRule="auto"/>
+              <w:jc w:val="both"/>
+              <w:rPr>
+                <w:rFonts w:ascii="Calibri" w:cs="Calibri" w:eastAsia="Calibri" w:hAnsi="Calibri"/>
+              </w:rPr>
+            </w:pPr>
+            <w:r>
+              <w:rPr>
+                <w:rFonts w:ascii="Calibri" w:cs="Calibri" w:eastAsia="Calibri" w:hAnsi="Calibri"/>
+                <w:rtl w:val="0"/>
+              </w:rPr>
+              <w:t xml:space="preserve">Resumen de muestra</w:t>
+            </w:r>
+          </w:p>
+        </w:tc>
+        <w:tc>
+          <w:tcPr>
+            <w:tcBorders>
+              <w:top w:color="000000" w:space="0" w:sz="6" w:val="single"/>
+              <w:left w:color="000000" w:space="0" w:sz="6" w:val="single"/>
+              <w:bottom w:color="000000" w:space="0" w:sz="6" w:val="single"/>
+              <w:right w:color="000000" w:space="0" w:sz="6" w:val="single"/>
+            </w:tcBorders>
+            <w:shd w:fill="00ff00" w:val="clear"/>
+            <w:tcMar>
+              <w:top w:w="70.0" w:type="dxa"/>
+              <w:bottom w:w="70.0" w:type="dxa"/>
+            </w:tcMar>
+            <w:vAlign w:val="center"/>
+          </w:tcPr>
+          <w:p>
+            <w:pPr>
+              <w:spacing w:after="0" w:before="0" w:lineRule="auto"/>
+              <w:jc w:val="both"/>
               <w:rPr>
                 <w:rFonts w:ascii="Calibri" w:cs="Calibri" w:eastAsia="Calibri" w:hAnsi="Calibri"/>
               </w:rPr>
@@ -3704,7 +3930,7 @@
                 <w:szCs w:val="19"/>
                 <w:rtl w:val="0"/>
               </w:rPr>
-              <w:t xml:space="preserve">Sí / No</w:t>
+              <w:t xml:space="preserve">Sí</w:t>
             </w:r>
             <w:r>
               <w:rPr>
@@ -3728,15 +3954,17 @@
               <w:bottom w:color="000000" w:space="0" w:sz="6" w:val="single"/>
               <w:right w:color="000000" w:space="0" w:sz="6" w:val="single"/>
             </w:tcBorders>
-            <w:tcMar>
-              <w:top w:w="70.0" w:type="dxa"/>
-              <w:bottom w:w="70.0" w:type="dxa"/>
-            </w:tcMar>
-            <w:vAlign w:val="center"/>
-          </w:tcPr>
-          <w:p>
-            <w:pPr>
-              <w:spacing w:after="0" w:before="0" w:lineRule="auto"/>
+            <w:shd w:fill="4f81bd" w:val="clear"/>
+            <w:tcMar>
+              <w:top w:w="70.0" w:type="dxa"/>
+              <w:bottom w:w="70.0" w:type="dxa"/>
+            </w:tcMar>
+            <w:vAlign w:val="center"/>
+          </w:tcPr>
+          <w:p>
+            <w:pPr>
+              <w:spacing w:after="0" w:before="0" w:lineRule="auto"/>
+              <w:jc w:val="both"/>
               <w:rPr>
                 <w:rFonts w:ascii="Calibri" w:cs="Calibri" w:eastAsia="Calibri" w:hAnsi="Calibri"/>
               </w:rPr>
@@ -3774,62 +4002,70 @@
           <w:p>
             <w:pPr>
               <w:spacing w:after="0" w:before="0" w:lineRule="auto"/>
-              <w:rPr>
-                <w:rFonts w:ascii="Calibri" w:cs="Calibri" w:eastAsia="Calibri" w:hAnsi="Calibri"/>
-              </w:rPr>
-            </w:pPr>
-            <w:r>
-              <w:rPr>
-                <w:rtl w:val="0"/>
-              </w:rPr>
-            </w:r>
-          </w:p>
-        </w:tc>
-        <w:tc>
-          <w:tcPr>
-            <w:tcBorders>
-              <w:top w:color="000000" w:space="0" w:sz="6" w:val="single"/>
-              <w:left w:color="000000" w:space="0" w:sz="6" w:val="single"/>
-              <w:bottom w:color="000000" w:space="0" w:sz="6" w:val="single"/>
-              <w:right w:color="000000" w:space="0" w:sz="6" w:val="single"/>
-            </w:tcBorders>
-            <w:tcMar>
-              <w:top w:w="70.0" w:type="dxa"/>
-              <w:bottom w:w="70.0" w:type="dxa"/>
-            </w:tcMar>
-            <w:vAlign w:val="center"/>
-          </w:tcPr>
-          <w:p>
-            <w:pPr>
-              <w:spacing w:after="0" w:before="0" w:lineRule="auto"/>
-              <w:rPr>
-                <w:rFonts w:ascii="Calibri" w:cs="Calibri" w:eastAsia="Calibri" w:hAnsi="Calibri"/>
-              </w:rPr>
-            </w:pPr>
-            <w:r>
-              <w:rPr>
-                <w:rtl w:val="0"/>
-              </w:rPr>
-            </w:r>
-          </w:p>
-        </w:tc>
-        <w:tc>
-          <w:tcPr>
-            <w:tcBorders>
-              <w:top w:color="000000" w:space="0" w:sz="6" w:val="single"/>
-              <w:left w:color="000000" w:space="0" w:sz="6" w:val="single"/>
-              <w:bottom w:color="000000" w:space="0" w:sz="6" w:val="single"/>
-              <w:right w:color="000000" w:space="0" w:sz="6" w:val="single"/>
-            </w:tcBorders>
-            <w:tcMar>
-              <w:top w:w="70.0" w:type="dxa"/>
-              <w:bottom w:w="70.0" w:type="dxa"/>
-            </w:tcMar>
-            <w:vAlign w:val="center"/>
-          </w:tcPr>
-          <w:p>
-            <w:pPr>
-              <w:spacing w:after="0" w:before="0" w:lineRule="auto"/>
+              <w:jc w:val="both"/>
+              <w:rPr>
+                <w:rFonts w:ascii="Calibri" w:cs="Calibri" w:eastAsia="Calibri" w:hAnsi="Calibri"/>
+              </w:rPr>
+            </w:pPr>
+            <w:r>
+              <w:rPr>
+                <w:rFonts w:ascii="Calibri" w:cs="Calibri" w:eastAsia="Calibri" w:hAnsi="Calibri"/>
+                <w:rtl w:val="0"/>
+              </w:rPr>
+              <w:t xml:space="preserve">Evaluar registros pendientes(Supervisor)</w:t>
+            </w:r>
+          </w:p>
+        </w:tc>
+        <w:tc>
+          <w:tcPr>
+            <w:tcBorders>
+              <w:top w:color="000000" w:space="0" w:sz="6" w:val="single"/>
+              <w:left w:color="000000" w:space="0" w:sz="6" w:val="single"/>
+              <w:bottom w:color="000000" w:space="0" w:sz="6" w:val="single"/>
+              <w:right w:color="000000" w:space="0" w:sz="6" w:val="single"/>
+            </w:tcBorders>
+            <w:tcMar>
+              <w:top w:w="70.0" w:type="dxa"/>
+              <w:bottom w:w="70.0" w:type="dxa"/>
+            </w:tcMar>
+            <w:vAlign w:val="center"/>
+          </w:tcPr>
+          <w:p>
+            <w:pPr>
+              <w:spacing w:after="0" w:before="0" w:lineRule="auto"/>
+              <w:jc w:val="both"/>
+              <w:rPr>
+                <w:rFonts w:ascii="Calibri" w:cs="Calibri" w:eastAsia="Calibri" w:hAnsi="Calibri"/>
+              </w:rPr>
+            </w:pPr>
+            <w:r>
+              <w:rPr>
+                <w:rFonts w:ascii="Calibri" w:cs="Calibri" w:eastAsia="Calibri" w:hAnsi="Calibri"/>
+                <w:rtl w:val="0"/>
+              </w:rPr>
+              <w:t xml:space="preserve">Revicion del supervisor</w:t>
+            </w:r>
+          </w:p>
+        </w:tc>
+        <w:tc>
+          <w:tcPr>
+            <w:tcBorders>
+              <w:top w:color="000000" w:space="0" w:sz="6" w:val="single"/>
+              <w:left w:color="000000" w:space="0" w:sz="6" w:val="single"/>
+              <w:bottom w:color="000000" w:space="0" w:sz="6" w:val="single"/>
+              <w:right w:color="000000" w:space="0" w:sz="6" w:val="single"/>
+            </w:tcBorders>
+            <w:shd w:fill="00ff00" w:val="clear"/>
+            <w:tcMar>
+              <w:top w:w="70.0" w:type="dxa"/>
+              <w:bottom w:w="70.0" w:type="dxa"/>
+            </w:tcMar>
+            <w:vAlign w:val="center"/>
+          </w:tcPr>
+          <w:p>
+            <w:pPr>
+              <w:spacing w:after="0" w:before="0" w:lineRule="auto"/>
+              <w:jc w:val="both"/>
               <w:rPr>
                 <w:rFonts w:ascii="Calibri" w:cs="Calibri" w:eastAsia="Calibri" w:hAnsi="Calibri"/>
               </w:rPr>
@@ -3841,7 +4077,7 @@
                 <w:szCs w:val="19"/>
                 <w:rtl w:val="0"/>
               </w:rPr>
-              <w:t xml:space="preserve">Sí / No</w:t>
+              <w:t xml:space="preserve">Sí</w:t>
             </w:r>
             <w:r>
               <w:rPr>
@@ -3855,13 +4091,20 @@
     <w:p>
       <w:pPr>
         <w:pStyle w:val="Heading2"/>
-        <w:rPr>
-          <w:rFonts w:ascii="Calibri" w:cs="Calibri" w:eastAsia="Calibri" w:hAnsi="Calibri"/>
+        <w:jc w:val="both"/>
+        <w:rPr>
+          <w:rFonts w:ascii="Calibri" w:cs="Calibri" w:eastAsia="Calibri" w:hAnsi="Calibri"/>
+          <w:color w:val="000000"/>
+          <w:sz w:val="28"/>
+          <w:szCs w:val="28"/>
         </w:rPr>
       </w:pPr>
       <w:r>
         <w:rPr>
           <w:rFonts w:ascii="Calibri" w:cs="Calibri" w:eastAsia="Calibri" w:hAnsi="Calibri"/>
+          <w:color w:val="000000"/>
+          <w:sz w:val="28"/>
+          <w:szCs w:val="28"/>
           <w:rtl w:val="0"/>
         </w:rPr>
         <w:t xml:space="preserve">2.2 Diagrama de Actividad UML</w:t>
@@ -3870,6 +4113,7 @@
     <w:p>
       <w:pPr>
         <w:spacing w:after="80" w:lineRule="auto"/>
+        <w:jc w:val="both"/>
         <w:rPr>
           <w:rFonts w:ascii="Calibri" w:cs="Calibri" w:eastAsia="Calibri" w:hAnsi="Calibri"/>
           <w:sz w:val="21"/>
@@ -3905,6 +4149,7 @@
     <w:p>
       <w:pPr>
         <w:spacing w:after="80" w:lineRule="auto"/>
+        <w:jc w:val="both"/>
         <w:rPr>
           <w:rFonts w:ascii="Calibri" w:cs="Calibri" w:eastAsia="Calibri" w:hAnsi="Calibri"/>
         </w:rPr>
@@ -3920,7 +4165,6 @@
         <w:r>
           <w:rPr>
             <w:rFonts w:ascii="Calibri" w:cs="Calibri" w:eastAsia="Calibri" w:hAnsi="Calibri"/>
-            <w:color w:val="1155cc"/>
             <w:u w:val="single"/>
             <w:rtl w:val="0"/>
           </w:rPr>
@@ -3964,16 +4208,17 @@
               <w:bottom w:color="000000" w:space="0" w:sz="6" w:val="single"/>
               <w:right w:color="000000" w:space="0" w:sz="6" w:val="single"/>
             </w:tcBorders>
-            <w:shd w:fill="d9e2f3" w:val="clear"/>
-            <w:tcMar>
-              <w:top w:w="70.0" w:type="dxa"/>
-              <w:bottom w:w="70.0" w:type="dxa"/>
-            </w:tcMar>
-            <w:vAlign w:val="center"/>
-          </w:tcPr>
-          <w:p>
-            <w:pPr>
-              <w:spacing w:after="0" w:before="0" w:lineRule="auto"/>
+            <w:shd w:fill="4f81bd" w:val="clear"/>
+            <w:tcMar>
+              <w:top w:w="70.0" w:type="dxa"/>
+              <w:bottom w:w="70.0" w:type="dxa"/>
+            </w:tcMar>
+            <w:vAlign w:val="center"/>
+          </w:tcPr>
+          <w:p>
+            <w:pPr>
+              <w:spacing w:after="0" w:before="0" w:lineRule="auto"/>
+              <w:jc w:val="center"/>
               <w:rPr>
                 <w:rFonts w:ascii="Calibri" w:cs="Calibri" w:eastAsia="Calibri" w:hAnsi="Calibri"/>
               </w:rPr>
@@ -4004,16 +4249,17 @@
               <w:bottom w:color="000000" w:space="0" w:sz="6" w:val="single"/>
               <w:right w:color="000000" w:space="0" w:sz="6" w:val="single"/>
             </w:tcBorders>
-            <w:shd w:fill="d9e2f3" w:val="clear"/>
-            <w:tcMar>
-              <w:top w:w="70.0" w:type="dxa"/>
-              <w:bottom w:w="70.0" w:type="dxa"/>
-            </w:tcMar>
-            <w:vAlign w:val="center"/>
-          </w:tcPr>
-          <w:p>
-            <w:pPr>
-              <w:spacing w:after="0" w:before="0" w:lineRule="auto"/>
+            <w:shd w:fill="4f81bd" w:val="clear"/>
+            <w:tcMar>
+              <w:top w:w="70.0" w:type="dxa"/>
+              <w:bottom w:w="70.0" w:type="dxa"/>
+            </w:tcMar>
+            <w:vAlign w:val="center"/>
+          </w:tcPr>
+          <w:p>
+            <w:pPr>
+              <w:spacing w:after="0" w:before="0" w:lineRule="auto"/>
+              <w:jc w:val="center"/>
               <w:rPr>
                 <w:rFonts w:ascii="Calibri" w:cs="Calibri" w:eastAsia="Calibri" w:hAnsi="Calibri"/>
               </w:rPr>
@@ -4059,6 +4305,7 @@
           <w:p>
             <w:pPr>
               <w:spacing w:after="0" w:before="0" w:lineRule="auto"/>
+              <w:jc w:val="both"/>
               <w:rPr>
                 <w:rFonts w:ascii="Calibri" w:cs="Calibri" w:eastAsia="Calibri" w:hAnsi="Calibri"/>
               </w:rPr>
@@ -4096,6 +4343,7 @@
           <w:p>
             <w:pPr>
               <w:spacing w:after="0" w:before="0" w:lineRule="auto"/>
+              <w:jc w:val="both"/>
               <w:rPr>
                 <w:rFonts w:ascii="Calibri" w:cs="Calibri" w:eastAsia="Calibri" w:hAnsi="Calibri"/>
               </w:rPr>
@@ -4139,6 +4387,7 @@
           <w:p>
             <w:pPr>
               <w:spacing w:after="0" w:before="0" w:lineRule="auto"/>
+              <w:jc w:val="both"/>
               <w:rPr>
                 <w:rFonts w:ascii="Calibri" w:cs="Calibri" w:eastAsia="Calibri" w:hAnsi="Calibri"/>
               </w:rPr>
@@ -4176,6 +4425,7 @@
           <w:p>
             <w:pPr>
               <w:spacing w:after="0" w:before="0" w:lineRule="auto"/>
+              <w:jc w:val="both"/>
               <w:rPr>
                 <w:rFonts w:ascii="Calibri" w:cs="Calibri" w:eastAsia="Calibri" w:hAnsi="Calibri"/>
               </w:rPr>
@@ -4219,6 +4469,7 @@
           <w:p>
             <w:pPr>
               <w:spacing w:after="0" w:before="0" w:lineRule="auto"/>
+              <w:jc w:val="both"/>
               <w:rPr>
                 <w:rFonts w:ascii="Calibri" w:cs="Calibri" w:eastAsia="Calibri" w:hAnsi="Calibri"/>
               </w:rPr>
@@ -4236,7 +4487,6 @@
               <w:r>
                 <w:rPr>
                   <w:rFonts w:ascii="Calibri" w:cs="Calibri" w:eastAsia="Calibri" w:hAnsi="Calibri"/>
-                  <w:color w:val="1155cc"/>
                   <w:sz w:val="21"/>
                   <w:szCs w:val="21"/>
                   <w:u w:val="single"/>
@@ -4269,6 +4519,7 @@
           <w:p>
             <w:pPr>
               <w:spacing w:after="0" w:before="0" w:lineRule="auto"/>
+              <w:jc w:val="both"/>
               <w:rPr>
                 <w:rFonts w:ascii="Calibri" w:cs="Calibri" w:eastAsia="Calibri" w:hAnsi="Calibri"/>
               </w:rPr>
@@ -4312,6 +4563,7 @@
           <w:p>
             <w:pPr>
               <w:spacing w:after="0" w:before="0" w:lineRule="auto"/>
+              <w:jc w:val="both"/>
               <w:rPr>
                 <w:rFonts w:ascii="Calibri" w:cs="Calibri" w:eastAsia="Calibri" w:hAnsi="Calibri"/>
               </w:rPr>
@@ -4349,6 +4601,7 @@
           <w:p>
             <w:pPr>
               <w:spacing w:after="0" w:before="0" w:lineRule="auto"/>
+              <w:jc w:val="both"/>
               <w:rPr>
                 <w:rFonts w:ascii="Calibri" w:cs="Calibri" w:eastAsia="Calibri" w:hAnsi="Calibri"/>
               </w:rPr>
@@ -4374,13 +4627,20 @@
     <w:p>
       <w:pPr>
         <w:pStyle w:val="Heading2"/>
-        <w:rPr>
-          <w:rFonts w:ascii="Calibri" w:cs="Calibri" w:eastAsia="Calibri" w:hAnsi="Calibri"/>
+        <w:jc w:val="both"/>
+        <w:rPr>
+          <w:rFonts w:ascii="Calibri" w:cs="Calibri" w:eastAsia="Calibri" w:hAnsi="Calibri"/>
+          <w:color w:val="000000"/>
+          <w:sz w:val="28"/>
+          <w:szCs w:val="28"/>
         </w:rPr>
       </w:pPr>
       <w:r>
         <w:rPr>
           <w:rFonts w:ascii="Calibri" w:cs="Calibri" w:eastAsia="Calibri" w:hAnsi="Calibri"/>
+          <w:color w:val="000000"/>
+          <w:sz w:val="28"/>
+          <w:szCs w:val="28"/>
           <w:rtl w:val="0"/>
         </w:rPr>
         <w:t xml:space="preserve">2.3 Validación del flujo</w:t>
@@ -4390,6 +4650,7 @@
       <w:pPr>
         <w:spacing w:after="0" w:before="0" w:lineRule="auto"/>
         <w:ind w:left="29" w:hanging="29"/>
+        <w:jc w:val="both"/>
         <w:rPr>
           <w:rFonts w:ascii="Calibri" w:cs="Calibri" w:eastAsia="Calibri" w:hAnsi="Calibri"/>
         </w:rPr>
@@ -4413,6 +4674,7 @@
       <w:pPr>
         <w:spacing w:after="0" w:before="0" w:lineRule="auto"/>
         <w:ind w:left="29" w:hanging="29"/>
+        <w:jc w:val="both"/>
         <w:rPr>
           <w:rFonts w:ascii="Calibri" w:cs="Calibri" w:eastAsia="Calibri" w:hAnsi="Calibri"/>
         </w:rPr>
@@ -4436,6 +4698,7 @@
       <w:pPr>
         <w:spacing w:after="0" w:before="0" w:lineRule="auto"/>
         <w:ind w:left="29" w:hanging="29"/>
+        <w:jc w:val="both"/>
         <w:rPr>
           <w:rFonts w:ascii="Calibri" w:cs="Calibri" w:eastAsia="Calibri" w:hAnsi="Calibri"/>
         </w:rPr>
@@ -4459,6 +4722,7 @@
       <w:pPr>
         <w:spacing w:after="0" w:before="0" w:lineRule="auto"/>
         <w:ind w:left="29" w:hanging="29"/>
+        <w:jc w:val="both"/>
         <w:rPr>
           <w:rFonts w:ascii="Calibri" w:cs="Calibri" w:eastAsia="Calibri" w:hAnsi="Calibri"/>
         </w:rPr>
@@ -4480,6 +4744,7 @@
     </w:p>
     <w:p>
       <w:pPr>
+        <w:jc w:val="both"/>
         <w:rPr>
           <w:rFonts w:ascii="Calibri" w:cs="Calibri" w:eastAsia="Calibri" w:hAnsi="Calibri"/>
         </w:rPr>
@@ -4496,13 +4761,20 @@
     <w:p>
       <w:pPr>
         <w:pStyle w:val="Heading1"/>
-        <w:rPr>
-          <w:rFonts w:ascii="Calibri" w:cs="Calibri" w:eastAsia="Calibri" w:hAnsi="Calibri"/>
+        <w:jc w:val="both"/>
+        <w:rPr>
+          <w:rFonts w:ascii="Calibri" w:cs="Calibri" w:eastAsia="Calibri" w:hAnsi="Calibri"/>
+          <w:color w:val="000000"/>
+          <w:sz w:val="32"/>
+          <w:szCs w:val="32"/>
         </w:rPr>
       </w:pPr>
       <w:r>
         <w:rPr>
           <w:rFonts w:ascii="Calibri" w:cs="Calibri" w:eastAsia="Calibri" w:hAnsi="Calibri"/>
+          <w:color w:val="000000"/>
+          <w:sz w:val="32"/>
+          <w:szCs w:val="32"/>
           <w:rtl w:val="0"/>
         </w:rPr>
         <w:t xml:space="preserve">3. Definición de las pantallas del MVP</w:t>
@@ -4511,6 +4783,7 @@
     <w:p>
       <w:pPr>
         <w:spacing w:after="120" w:lineRule="auto"/>
+        <w:jc w:val="both"/>
         <w:rPr>
           <w:rFonts w:ascii="Calibri" w:cs="Calibri" w:eastAsia="Calibri" w:hAnsi="Calibri"/>
         </w:rPr>
@@ -4533,13 +4806,20 @@
     <w:p>
       <w:pPr>
         <w:pStyle w:val="Heading2"/>
-        <w:rPr>
-          <w:rFonts w:ascii="Calibri" w:cs="Calibri" w:eastAsia="Calibri" w:hAnsi="Calibri"/>
+        <w:jc w:val="both"/>
+        <w:rPr>
+          <w:rFonts w:ascii="Calibri" w:cs="Calibri" w:eastAsia="Calibri" w:hAnsi="Calibri"/>
+          <w:color w:val="000000"/>
+          <w:sz w:val="28"/>
+          <w:szCs w:val="28"/>
         </w:rPr>
       </w:pPr>
       <w:r>
         <w:rPr>
           <w:rFonts w:ascii="Calibri" w:cs="Calibri" w:eastAsia="Calibri" w:hAnsi="Calibri"/>
+          <w:color w:val="000000"/>
+          <w:sz w:val="28"/>
+          <w:szCs w:val="28"/>
           <w:rtl w:val="0"/>
         </w:rPr>
         <w:t xml:space="preserve">3.1 Inventario de pantallas</w:t>
@@ -4548,22 +4828,22 @@
     <w:tbl>
       <w:tblPr>
         <w:tblStyle w:val="Table9"/>
-        <w:tblW w:w="10200.0" w:type="dxa"/>
+        <w:tblW w:w="11250.0" w:type="dxa"/>
         <w:jc w:val="center"/>
         <w:tblLayout w:type="fixed"/>
         <w:tblLook w:val="0400"/>
       </w:tblPr>
       <w:tblGrid>
-        <w:gridCol w:w="2550"/>
-        <w:gridCol w:w="2550"/>
-        <w:gridCol w:w="2550"/>
-        <w:gridCol w:w="2550"/>
+        <w:gridCol w:w="1545"/>
+        <w:gridCol w:w="4410"/>
+        <w:gridCol w:w="1695"/>
+        <w:gridCol w:w="3600"/>
         <w:tblGridChange w:id="0">
           <w:tblGrid>
-            <w:gridCol w:w="2550"/>
-            <w:gridCol w:w="2550"/>
-            <w:gridCol w:w="2550"/>
-            <w:gridCol w:w="2550"/>
+            <w:gridCol w:w="1545"/>
+            <w:gridCol w:w="4410"/>
+            <w:gridCol w:w="1695"/>
+            <w:gridCol w:w="3600"/>
           </w:tblGrid>
         </w:tblGridChange>
       </w:tblGrid>
@@ -4580,18 +4860,21 @@
               <w:bottom w:color="000000" w:space="0" w:sz="6" w:val="single"/>
               <w:right w:color="000000" w:space="0" w:sz="6" w:val="single"/>
             </w:tcBorders>
-            <w:shd w:fill="d9e2f3" w:val="clear"/>
-            <w:tcMar>
-              <w:top w:w="70.0" w:type="dxa"/>
-              <w:bottom w:w="70.0" w:type="dxa"/>
-            </w:tcMar>
-            <w:vAlign w:val="center"/>
-          </w:tcPr>
-          <w:p>
-            <w:pPr>
-              <w:spacing w:after="0" w:before="0" w:lineRule="auto"/>
-              <w:rPr>
-                <w:rFonts w:ascii="Calibri" w:cs="Calibri" w:eastAsia="Calibri" w:hAnsi="Calibri"/>
+            <w:shd w:fill="4f81bd" w:val="clear"/>
+            <w:tcMar>
+              <w:top w:w="70.0" w:type="dxa"/>
+              <w:bottom w:w="70.0" w:type="dxa"/>
+            </w:tcMar>
+            <w:vAlign w:val="center"/>
+          </w:tcPr>
+          <w:p>
+            <w:pPr>
+              <w:spacing w:after="0" w:before="0" w:lineRule="auto"/>
+              <w:jc w:val="both"/>
+              <w:rPr>
+                <w:rFonts w:ascii="Calibri" w:cs="Calibri" w:eastAsia="Calibri" w:hAnsi="Calibri"/>
+                <w:sz w:val="22"/>
+                <w:szCs w:val="22"/>
               </w:rPr>
             </w:pPr>
             <w:r>
@@ -4599,8 +4882,8 @@
                 <w:rFonts w:ascii="Calibri" w:cs="Calibri" w:eastAsia="Calibri" w:hAnsi="Calibri"/>
                 <w:b w:val="1"/>
                 <w:bCs w:val="1"/>
-                <w:sz w:val="19"/>
-                <w:szCs w:val="19"/>
+                <w:sz w:val="22"/>
+                <w:szCs w:val="22"/>
                 <w:rtl w:val="0"/>
               </w:rPr>
               <w:t xml:space="preserve">Pantalla</w:t>
@@ -4620,18 +4903,21 @@
               <w:bottom w:color="000000" w:space="0" w:sz="6" w:val="single"/>
               <w:right w:color="000000" w:space="0" w:sz="6" w:val="single"/>
             </w:tcBorders>
-            <w:shd w:fill="d9e2f3" w:val="clear"/>
-            <w:tcMar>
-              <w:top w:w="70.0" w:type="dxa"/>
-              <w:bottom w:w="70.0" w:type="dxa"/>
-            </w:tcMar>
-            <w:vAlign w:val="center"/>
-          </w:tcPr>
-          <w:p>
-            <w:pPr>
-              <w:spacing w:after="0" w:before="0" w:lineRule="auto"/>
-              <w:rPr>
-                <w:rFonts w:ascii="Calibri" w:cs="Calibri" w:eastAsia="Calibri" w:hAnsi="Calibri"/>
+            <w:shd w:fill="4f81bd" w:val="clear"/>
+            <w:tcMar>
+              <w:top w:w="70.0" w:type="dxa"/>
+              <w:bottom w:w="70.0" w:type="dxa"/>
+            </w:tcMar>
+            <w:vAlign w:val="center"/>
+          </w:tcPr>
+          <w:p>
+            <w:pPr>
+              <w:spacing w:after="0" w:before="0" w:lineRule="auto"/>
+              <w:jc w:val="both"/>
+              <w:rPr>
+                <w:rFonts w:ascii="Calibri" w:cs="Calibri" w:eastAsia="Calibri" w:hAnsi="Calibri"/>
+                <w:sz w:val="22"/>
+                <w:szCs w:val="22"/>
               </w:rPr>
             </w:pPr>
             <w:r>
@@ -4639,8 +4925,8 @@
                 <w:rFonts w:ascii="Calibri" w:cs="Calibri" w:eastAsia="Calibri" w:hAnsi="Calibri"/>
                 <w:b w:val="1"/>
                 <w:bCs w:val="1"/>
-                <w:sz w:val="19"/>
-                <w:szCs w:val="19"/>
+                <w:sz w:val="22"/>
+                <w:szCs w:val="22"/>
                 <w:rtl w:val="0"/>
               </w:rPr>
               <w:t xml:space="preserve">Objetivo</w:t>
@@ -4660,18 +4946,21 @@
               <w:bottom w:color="000000" w:space="0" w:sz="6" w:val="single"/>
               <w:right w:color="000000" w:space="0" w:sz="6" w:val="single"/>
             </w:tcBorders>
-            <w:shd w:fill="d9e2f3" w:val="clear"/>
-            <w:tcMar>
-              <w:top w:w="70.0" w:type="dxa"/>
-              <w:bottom w:w="70.0" w:type="dxa"/>
-            </w:tcMar>
-            <w:vAlign w:val="center"/>
-          </w:tcPr>
-          <w:p>
-            <w:pPr>
-              <w:spacing w:after="0" w:before="0" w:lineRule="auto"/>
-              <w:rPr>
-                <w:rFonts w:ascii="Calibri" w:cs="Calibri" w:eastAsia="Calibri" w:hAnsi="Calibri"/>
+            <w:shd w:fill="4f81bd" w:val="clear"/>
+            <w:tcMar>
+              <w:top w:w="70.0" w:type="dxa"/>
+              <w:bottom w:w="70.0" w:type="dxa"/>
+            </w:tcMar>
+            <w:vAlign w:val="center"/>
+          </w:tcPr>
+          <w:p>
+            <w:pPr>
+              <w:spacing w:after="0" w:before="0" w:lineRule="auto"/>
+              <w:jc w:val="both"/>
+              <w:rPr>
+                <w:rFonts w:ascii="Calibri" w:cs="Calibri" w:eastAsia="Calibri" w:hAnsi="Calibri"/>
+                <w:sz w:val="22"/>
+                <w:szCs w:val="22"/>
               </w:rPr>
             </w:pPr>
             <w:r>
@@ -4679,8 +4968,8 @@
                 <w:rFonts w:ascii="Calibri" w:cs="Calibri" w:eastAsia="Calibri" w:hAnsi="Calibri"/>
                 <w:b w:val="1"/>
                 <w:bCs w:val="1"/>
-                <w:sz w:val="19"/>
-                <w:szCs w:val="19"/>
+                <w:sz w:val="22"/>
+                <w:szCs w:val="22"/>
                 <w:rtl w:val="0"/>
               </w:rPr>
               <w:t xml:space="preserve">Usuario principal</w:t>
@@ -4700,18 +4989,21 @@
               <w:bottom w:color="000000" w:space="0" w:sz="6" w:val="single"/>
               <w:right w:color="000000" w:space="0" w:sz="6" w:val="single"/>
             </w:tcBorders>
-            <w:shd w:fill="d9e2f3" w:val="clear"/>
-            <w:tcMar>
-              <w:top w:w="70.0" w:type="dxa"/>
-              <w:bottom w:w="70.0" w:type="dxa"/>
-            </w:tcMar>
-            <w:vAlign w:val="center"/>
-          </w:tcPr>
-          <w:p>
-            <w:pPr>
-              <w:spacing w:after="0" w:before="0" w:lineRule="auto"/>
-              <w:rPr>
-                <w:rFonts w:ascii="Calibri" w:cs="Calibri" w:eastAsia="Calibri" w:hAnsi="Calibri"/>
+            <w:shd w:fill="4f81bd" w:val="clear"/>
+            <w:tcMar>
+              <w:top w:w="70.0" w:type="dxa"/>
+              <w:bottom w:w="70.0" w:type="dxa"/>
+            </w:tcMar>
+            <w:vAlign w:val="center"/>
+          </w:tcPr>
+          <w:p>
+            <w:pPr>
+              <w:spacing w:after="0" w:before="0" w:lineRule="auto"/>
+              <w:jc w:val="both"/>
+              <w:rPr>
+                <w:rFonts w:ascii="Calibri" w:cs="Calibri" w:eastAsia="Calibri" w:hAnsi="Calibri"/>
+                <w:sz w:val="22"/>
+                <w:szCs w:val="22"/>
               </w:rPr>
             </w:pPr>
             <w:r>
@@ -4719,8 +5011,8 @@
                 <w:rFonts w:ascii="Calibri" w:cs="Calibri" w:eastAsia="Calibri" w:hAnsi="Calibri"/>
                 <w:b w:val="1"/>
                 <w:bCs w:val="1"/>
-                <w:sz w:val="19"/>
-                <w:szCs w:val="19"/>
+                <w:sz w:val="22"/>
+                <w:szCs w:val="22"/>
                 <w:rtl w:val="0"/>
               </w:rPr>
               <w:t xml:space="preserve">Acción principal</w:t>
@@ -4756,98 +5048,110 @@
           <w:p>
             <w:pPr>
               <w:spacing w:after="0" w:before="0" w:lineRule="auto"/>
-              <w:rPr>
-                <w:rFonts w:ascii="Calibri" w:cs="Calibri" w:eastAsia="Calibri" w:hAnsi="Calibri"/>
-              </w:rPr>
-            </w:pPr>
-            <w:r>
-              <w:rPr>
-                <w:rtl w:val="0"/>
-              </w:rPr>
-            </w:r>
-          </w:p>
-        </w:tc>
-        <w:tc>
-          <w:tcPr>
-            <w:tcBorders>
-              <w:top w:color="000000" w:space="0" w:sz="6" w:val="single"/>
-              <w:left w:color="000000" w:space="0" w:sz="6" w:val="single"/>
-              <w:bottom w:color="000000" w:space="0" w:sz="6" w:val="single"/>
-              <w:right w:color="000000" w:space="0" w:sz="6" w:val="single"/>
-            </w:tcBorders>
-            <w:tcMar>
-              <w:top w:w="70.0" w:type="dxa"/>
-              <w:bottom w:w="70.0" w:type="dxa"/>
-            </w:tcMar>
-            <w:vAlign w:val="center"/>
-          </w:tcPr>
-          <w:p>
-            <w:pPr>
-              <w:spacing w:after="0" w:before="0" w:lineRule="auto"/>
-              <w:rPr>
-                <w:rFonts w:ascii="Calibri" w:cs="Calibri" w:eastAsia="Calibri" w:hAnsi="Calibri"/>
-              </w:rPr>
-            </w:pPr>
-            <w:r>
-              <w:rPr>
-                <w:rtl w:val="0"/>
-              </w:rPr>
-            </w:r>
-          </w:p>
-        </w:tc>
-        <w:tc>
-          <w:tcPr>
-            <w:tcBorders>
-              <w:top w:color="000000" w:space="0" w:sz="6" w:val="single"/>
-              <w:left w:color="000000" w:space="0" w:sz="6" w:val="single"/>
-              <w:bottom w:color="000000" w:space="0" w:sz="6" w:val="single"/>
-              <w:right w:color="000000" w:space="0" w:sz="6" w:val="single"/>
-            </w:tcBorders>
-            <w:tcMar>
-              <w:top w:w="70.0" w:type="dxa"/>
-              <w:bottom w:w="70.0" w:type="dxa"/>
-            </w:tcMar>
-            <w:vAlign w:val="center"/>
-          </w:tcPr>
-          <w:p>
-            <w:pPr>
-              <w:spacing w:after="0" w:before="0" w:lineRule="auto"/>
-              <w:rPr>
-                <w:rFonts w:ascii="Calibri" w:cs="Calibri" w:eastAsia="Calibri" w:hAnsi="Calibri"/>
-              </w:rPr>
-            </w:pPr>
-            <w:r>
-              <w:rPr>
-                <w:rtl w:val="0"/>
-              </w:rPr>
-            </w:r>
-          </w:p>
-        </w:tc>
-        <w:tc>
-          <w:tcPr>
-            <w:tcBorders>
-              <w:top w:color="000000" w:space="0" w:sz="6" w:val="single"/>
-              <w:left w:color="000000" w:space="0" w:sz="6" w:val="single"/>
-              <w:bottom w:color="000000" w:space="0" w:sz="6" w:val="single"/>
-              <w:right w:color="000000" w:space="0" w:sz="6" w:val="single"/>
-            </w:tcBorders>
-            <w:tcMar>
-              <w:top w:w="70.0" w:type="dxa"/>
-              <w:bottom w:w="70.0" w:type="dxa"/>
-            </w:tcMar>
-            <w:vAlign w:val="center"/>
-          </w:tcPr>
-          <w:p>
-            <w:pPr>
-              <w:spacing w:after="0" w:before="0" w:lineRule="auto"/>
-              <w:rPr>
-                <w:rFonts w:ascii="Calibri" w:cs="Calibri" w:eastAsia="Calibri" w:hAnsi="Calibri"/>
-              </w:rPr>
-            </w:pPr>
-            <w:r>
-              <w:rPr>
-                <w:rtl w:val="0"/>
-              </w:rPr>
+              <w:jc w:val="both"/>
+              <w:rPr>
+                <w:rFonts w:ascii="Calibri" w:cs="Calibri" w:eastAsia="Calibri" w:hAnsi="Calibri"/>
+              </w:rPr>
+            </w:pPr>
+            <w:r>
+              <w:rPr>
+                <w:rFonts w:ascii="Calibri" w:cs="Calibri" w:eastAsia="Calibri" w:hAnsi="Calibri"/>
+                <w:rtl w:val="0"/>
+              </w:rPr>
+              <w:t xml:space="preserve">Login</w:t>
+            </w:r>
+          </w:p>
+        </w:tc>
+        <w:tc>
+          <w:tcPr>
+            <w:tcBorders>
+              <w:top w:color="000000" w:space="0" w:sz="6" w:val="single"/>
+              <w:left w:color="000000" w:space="0" w:sz="6" w:val="single"/>
+              <w:bottom w:color="000000" w:space="0" w:sz="6" w:val="single"/>
+              <w:right w:color="000000" w:space="0" w:sz="6" w:val="single"/>
+            </w:tcBorders>
+            <w:tcMar>
+              <w:top w:w="70.0" w:type="dxa"/>
+              <w:bottom w:w="70.0" w:type="dxa"/>
+            </w:tcMar>
+            <w:vAlign w:val="center"/>
+          </w:tcPr>
+          <w:p>
+            <w:pPr>
+              <w:spacing w:after="0" w:before="0" w:lineRule="auto"/>
+              <w:jc w:val="both"/>
+              <w:rPr>
+                <w:rFonts w:ascii="Calibri" w:cs="Calibri" w:eastAsia="Calibri" w:hAnsi="Calibri"/>
+              </w:rPr>
+            </w:pPr>
+            <w:r>
+              <w:rPr>
+                <w:rFonts w:ascii="Calibri" w:cs="Calibri" w:eastAsia="Calibri" w:hAnsi="Calibri"/>
+                <w:rtl w:val="0"/>
+              </w:rPr>
+              <w:t xml:space="preserve">Ingresar a la app con usuario y rol ya asignado.</w:t>
+            </w:r>
+          </w:p>
+        </w:tc>
+        <w:tc>
+          <w:tcPr>
+            <w:tcBorders>
+              <w:top w:color="000000" w:space="0" w:sz="6" w:val="single"/>
+              <w:left w:color="000000" w:space="0" w:sz="6" w:val="single"/>
+              <w:bottom w:color="000000" w:space="0" w:sz="6" w:val="single"/>
+              <w:right w:color="000000" w:space="0" w:sz="6" w:val="single"/>
+            </w:tcBorders>
+            <w:tcMar>
+              <w:top w:w="70.0" w:type="dxa"/>
+              <w:bottom w:w="70.0" w:type="dxa"/>
+            </w:tcMar>
+            <w:vAlign w:val="center"/>
+          </w:tcPr>
+          <w:p>
+            <w:pPr>
+              <w:spacing w:after="0" w:before="0" w:lineRule="auto"/>
+              <w:jc w:val="both"/>
+              <w:rPr>
+                <w:rFonts w:ascii="Calibri" w:cs="Calibri" w:eastAsia="Calibri" w:hAnsi="Calibri"/>
+              </w:rPr>
+            </w:pPr>
+            <w:r>
+              <w:rPr>
+                <w:rFonts w:ascii="Calibri" w:cs="Calibri" w:eastAsia="Calibri" w:hAnsi="Calibri"/>
+                <w:rtl w:val="0"/>
+              </w:rPr>
+              <w:t xml:space="preserve">Todos los roles</w:t>
+            </w:r>
+          </w:p>
+        </w:tc>
+        <w:tc>
+          <w:tcPr>
+            <w:tcBorders>
+              <w:top w:color="000000" w:space="0" w:sz="6" w:val="single"/>
+              <w:left w:color="000000" w:space="0" w:sz="6" w:val="single"/>
+              <w:bottom w:color="000000" w:space="0" w:sz="6" w:val="single"/>
+              <w:right w:color="000000" w:space="0" w:sz="6" w:val="single"/>
+            </w:tcBorders>
+            <w:tcMar>
+              <w:top w:w="70.0" w:type="dxa"/>
+              <w:bottom w:w="70.0" w:type="dxa"/>
+            </w:tcMar>
+            <w:vAlign w:val="center"/>
+          </w:tcPr>
+          <w:p>
+            <w:pPr>
+              <w:spacing w:after="0" w:before="0" w:lineRule="auto"/>
+              <w:jc w:val="both"/>
+              <w:rPr>
+                <w:rFonts w:ascii="Calibri" w:cs="Calibri" w:eastAsia="Calibri" w:hAnsi="Calibri"/>
+              </w:rPr>
+            </w:pPr>
+            <w:r>
+              <w:rPr>
+                <w:rFonts w:ascii="Calibri" w:cs="Calibri" w:eastAsia="Calibri" w:hAnsi="Calibri"/>
+                <w:rtl w:val="0"/>
+              </w:rPr>
+              <w:t xml:space="preserve">Seleccionar usuario/rol e iniciar sesión. </w:t>
             </w:r>
           </w:p>
         </w:tc>
@@ -4867,106 +5171,120 @@
               <w:right w:color="000000" w:space="0" w:sz="6" w:val="single"/>
             </w:tcBorders>
             <w:tcMar>
-              <w:top w:w="70.0" w:type="dxa"/>
-              <w:bottom w:w="70.0" w:type="dxa"/>
-            </w:tcMar>
-            <w:vAlign w:val="center"/>
-          </w:tcPr>
-          <w:p>
-            <w:pPr>
-              <w:spacing w:after="0" w:before="0" w:lineRule="auto"/>
-              <w:rPr>
-                <w:rFonts w:ascii="Calibri" w:cs="Calibri" w:eastAsia="Calibri" w:hAnsi="Calibri"/>
-              </w:rPr>
-            </w:pPr>
-            <w:r>
-              <w:rPr>
-                <w:rtl w:val="0"/>
-              </w:rPr>
-            </w:r>
-          </w:p>
-        </w:tc>
-        <w:tc>
-          <w:tcPr>
-            <w:tcBorders>
-              <w:top w:color="000000" w:space="0" w:sz="6" w:val="single"/>
-              <w:left w:color="000000" w:space="0" w:sz="6" w:val="single"/>
-              <w:bottom w:color="000000" w:space="0" w:sz="6" w:val="single"/>
-              <w:right w:color="000000" w:space="0" w:sz="6" w:val="single"/>
-            </w:tcBorders>
-            <w:tcMar>
-              <w:top w:w="70.0" w:type="dxa"/>
-              <w:bottom w:w="70.0" w:type="dxa"/>
-            </w:tcMar>
-            <w:vAlign w:val="center"/>
-          </w:tcPr>
-          <w:p>
-            <w:pPr>
-              <w:spacing w:after="0" w:before="0" w:lineRule="auto"/>
-              <w:rPr>
-                <w:rFonts w:ascii="Calibri" w:cs="Calibri" w:eastAsia="Calibri" w:hAnsi="Calibri"/>
-              </w:rPr>
-            </w:pPr>
-            <w:r>
-              <w:rPr>
-                <w:rtl w:val="0"/>
-              </w:rPr>
-            </w:r>
-          </w:p>
-        </w:tc>
-        <w:tc>
-          <w:tcPr>
-            <w:tcBorders>
-              <w:top w:color="000000" w:space="0" w:sz="6" w:val="single"/>
-              <w:left w:color="000000" w:space="0" w:sz="6" w:val="single"/>
-              <w:bottom w:color="000000" w:space="0" w:sz="6" w:val="single"/>
-              <w:right w:color="000000" w:space="0" w:sz="6" w:val="single"/>
-            </w:tcBorders>
-            <w:tcMar>
-              <w:top w:w="70.0" w:type="dxa"/>
-              <w:bottom w:w="70.0" w:type="dxa"/>
-            </w:tcMar>
-            <w:vAlign w:val="center"/>
-          </w:tcPr>
-          <w:p>
-            <w:pPr>
-              <w:spacing w:after="0" w:before="0" w:lineRule="auto"/>
-              <w:rPr>
-                <w:rFonts w:ascii="Calibri" w:cs="Calibri" w:eastAsia="Calibri" w:hAnsi="Calibri"/>
-              </w:rPr>
-            </w:pPr>
-            <w:r>
-              <w:rPr>
-                <w:rtl w:val="0"/>
-              </w:rPr>
-            </w:r>
-          </w:p>
-        </w:tc>
-        <w:tc>
-          <w:tcPr>
-            <w:tcBorders>
-              <w:top w:color="000000" w:space="0" w:sz="6" w:val="single"/>
-              <w:left w:color="000000" w:space="0" w:sz="6" w:val="single"/>
-              <w:bottom w:color="000000" w:space="0" w:sz="6" w:val="single"/>
-              <w:right w:color="000000" w:space="0" w:sz="6" w:val="single"/>
-            </w:tcBorders>
-            <w:tcMar>
-              <w:top w:w="70.0" w:type="dxa"/>
-              <w:bottom w:w="70.0" w:type="dxa"/>
-            </w:tcMar>
-            <w:vAlign w:val="center"/>
-          </w:tcPr>
-          <w:p>
-            <w:pPr>
-              <w:spacing w:after="0" w:before="0" w:lineRule="auto"/>
-              <w:rPr>
-                <w:rFonts w:ascii="Calibri" w:cs="Calibri" w:eastAsia="Calibri" w:hAnsi="Calibri"/>
-              </w:rPr>
-            </w:pPr>
-            <w:r>
-              <w:rPr>
-                <w:rtl w:val="0"/>
-              </w:rPr>
+              <w:top w:w="80.0" w:type="dxa"/>
+              <w:left w:w="100.0" w:type="dxa"/>
+              <w:bottom w:w="80.0" w:type="dxa"/>
+              <w:right w:w="100.0" w:type="dxa"/>
+            </w:tcMar>
+            <w:vAlign w:val="top"/>
+          </w:tcPr>
+          <w:p>
+            <w:pPr>
+              <w:spacing w:after="0" w:lineRule="auto"/>
+              <w:jc w:val="both"/>
+              <w:rPr>
+                <w:rFonts w:ascii="Calibri" w:cs="Calibri" w:eastAsia="Calibri" w:hAnsi="Calibri"/>
+              </w:rPr>
+            </w:pPr>
+            <w:r>
+              <w:rPr>
+                <w:rFonts w:ascii="Calibri" w:cs="Calibri" w:eastAsia="Calibri" w:hAnsi="Calibri"/>
+                <w:rtl w:val="0"/>
+              </w:rPr>
+              <w:t xml:space="preserve">Nueva muestra</w:t>
+            </w:r>
+          </w:p>
+        </w:tc>
+        <w:tc>
+          <w:tcPr>
+            <w:tcBorders>
+              <w:top w:color="000000" w:space="0" w:sz="6" w:val="single"/>
+              <w:left w:color="000000" w:space="0" w:sz="6" w:val="single"/>
+              <w:bottom w:color="000000" w:space="0" w:sz="6" w:val="single"/>
+              <w:right w:color="000000" w:space="0" w:sz="6" w:val="single"/>
+            </w:tcBorders>
+            <w:tcMar>
+              <w:top w:w="70.0" w:type="dxa"/>
+              <w:bottom w:w="70.0" w:type="dxa"/>
+            </w:tcMar>
+            <w:vAlign w:val="center"/>
+          </w:tcPr>
+          <w:p>
+            <w:pPr>
+              <w:spacing w:after="0" w:before="0" w:lineRule="auto"/>
+              <w:jc w:val="both"/>
+              <w:rPr>
+                <w:rFonts w:ascii="Calibri" w:cs="Calibri" w:eastAsia="Calibri" w:hAnsi="Calibri"/>
+              </w:rPr>
+            </w:pPr>
+            <w:r>
+              <w:rPr>
+                <w:rFonts w:ascii="Calibri" w:cs="Calibri" w:eastAsia="Calibri" w:hAnsi="Calibri"/>
+                <w:rtl w:val="0"/>
+              </w:rPr>
+              <w:t xml:space="preserve">Registrar los datos base de la muestra (centro, tren, línea, fecha, tramo, operador).</w:t>
+            </w:r>
+          </w:p>
+        </w:tc>
+        <w:tc>
+          <w:tcPr>
+            <w:tcBorders>
+              <w:top w:color="000000" w:space="0" w:sz="6" w:val="single"/>
+              <w:left w:color="000000" w:space="0" w:sz="6" w:val="single"/>
+              <w:bottom w:color="000000" w:space="0" w:sz="6" w:val="single"/>
+              <w:right w:color="000000" w:space="0" w:sz="6" w:val="single"/>
+            </w:tcBorders>
+            <w:tcMar>
+              <w:top w:w="70.0" w:type="dxa"/>
+              <w:bottom w:w="70.0" w:type="dxa"/>
+            </w:tcMar>
+            <w:vAlign w:val="center"/>
+          </w:tcPr>
+          <w:p>
+            <w:pPr>
+              <w:spacing w:after="0" w:before="0" w:lineRule="auto"/>
+              <w:jc w:val="both"/>
+              <w:rPr>
+                <w:rFonts w:ascii="Calibri" w:cs="Calibri" w:eastAsia="Calibri" w:hAnsi="Calibri"/>
+              </w:rPr>
+            </w:pPr>
+            <w:r>
+              <w:rPr>
+                <w:rFonts w:ascii="Calibri" w:cs="Calibri" w:eastAsia="Calibri" w:hAnsi="Calibri"/>
+                <w:rtl w:val="0"/>
+              </w:rPr>
+              <w:t xml:space="preserve">Operador </w:t>
+            </w:r>
+          </w:p>
+        </w:tc>
+        <w:tc>
+          <w:tcPr>
+            <w:tcBorders>
+              <w:top w:color="000000" w:space="0" w:sz="6" w:val="single"/>
+              <w:left w:color="000000" w:space="0" w:sz="6" w:val="single"/>
+              <w:bottom w:color="000000" w:space="0" w:sz="6" w:val="single"/>
+              <w:right w:color="000000" w:space="0" w:sz="6" w:val="single"/>
+            </w:tcBorders>
+            <w:tcMar>
+              <w:top w:w="70.0" w:type="dxa"/>
+              <w:bottom w:w="70.0" w:type="dxa"/>
+            </w:tcMar>
+            <w:vAlign w:val="center"/>
+          </w:tcPr>
+          <w:p>
+            <w:pPr>
+              <w:spacing w:after="0" w:before="0" w:lineRule="auto"/>
+              <w:jc w:val="both"/>
+              <w:rPr>
+                <w:rFonts w:ascii="Calibri" w:cs="Calibri" w:eastAsia="Calibri" w:hAnsi="Calibri"/>
+              </w:rPr>
+            </w:pPr>
+            <w:r>
+              <w:rPr>
+                <w:rFonts w:ascii="Calibri" w:cs="Calibri" w:eastAsia="Calibri" w:hAnsi="Calibri"/>
+                <w:rtl w:val="0"/>
+              </w:rPr>
+              <w:t xml:space="preserve">Completar formulario y continuar. </w:t>
             </w:r>
           </w:p>
         </w:tc>
@@ -4994,98 +5312,110 @@
           <w:p>
             <w:pPr>
               <w:spacing w:after="0" w:before="0" w:lineRule="auto"/>
-              <w:rPr>
-                <w:rFonts w:ascii="Calibri" w:cs="Calibri" w:eastAsia="Calibri" w:hAnsi="Calibri"/>
-              </w:rPr>
-            </w:pPr>
-            <w:r>
-              <w:rPr>
-                <w:rtl w:val="0"/>
-              </w:rPr>
-            </w:r>
-          </w:p>
-        </w:tc>
-        <w:tc>
-          <w:tcPr>
-            <w:tcBorders>
-              <w:top w:color="000000" w:space="0" w:sz="6" w:val="single"/>
-              <w:left w:color="000000" w:space="0" w:sz="6" w:val="single"/>
-              <w:bottom w:color="000000" w:space="0" w:sz="6" w:val="single"/>
-              <w:right w:color="000000" w:space="0" w:sz="6" w:val="single"/>
-            </w:tcBorders>
-            <w:tcMar>
-              <w:top w:w="70.0" w:type="dxa"/>
-              <w:bottom w:w="70.0" w:type="dxa"/>
-            </w:tcMar>
-            <w:vAlign w:val="center"/>
-          </w:tcPr>
-          <w:p>
-            <w:pPr>
-              <w:spacing w:after="0" w:before="0" w:lineRule="auto"/>
-              <w:rPr>
-                <w:rFonts w:ascii="Calibri" w:cs="Calibri" w:eastAsia="Calibri" w:hAnsi="Calibri"/>
-              </w:rPr>
-            </w:pPr>
-            <w:r>
-              <w:rPr>
-                <w:rtl w:val="0"/>
-              </w:rPr>
-            </w:r>
-          </w:p>
-        </w:tc>
-        <w:tc>
-          <w:tcPr>
-            <w:tcBorders>
-              <w:top w:color="000000" w:space="0" w:sz="6" w:val="single"/>
-              <w:left w:color="000000" w:space="0" w:sz="6" w:val="single"/>
-              <w:bottom w:color="000000" w:space="0" w:sz="6" w:val="single"/>
-              <w:right w:color="000000" w:space="0" w:sz="6" w:val="single"/>
-            </w:tcBorders>
-            <w:tcMar>
-              <w:top w:w="70.0" w:type="dxa"/>
-              <w:bottom w:w="70.0" w:type="dxa"/>
-            </w:tcMar>
-            <w:vAlign w:val="center"/>
-          </w:tcPr>
-          <w:p>
-            <w:pPr>
-              <w:spacing w:after="0" w:before="0" w:lineRule="auto"/>
-              <w:rPr>
-                <w:rFonts w:ascii="Calibri" w:cs="Calibri" w:eastAsia="Calibri" w:hAnsi="Calibri"/>
-              </w:rPr>
-            </w:pPr>
-            <w:r>
-              <w:rPr>
-                <w:rtl w:val="0"/>
-              </w:rPr>
-            </w:r>
-          </w:p>
-        </w:tc>
-        <w:tc>
-          <w:tcPr>
-            <w:tcBorders>
-              <w:top w:color="000000" w:space="0" w:sz="6" w:val="single"/>
-              <w:left w:color="000000" w:space="0" w:sz="6" w:val="single"/>
-              <w:bottom w:color="000000" w:space="0" w:sz="6" w:val="single"/>
-              <w:right w:color="000000" w:space="0" w:sz="6" w:val="single"/>
-            </w:tcBorders>
-            <w:tcMar>
-              <w:top w:w="70.0" w:type="dxa"/>
-              <w:bottom w:w="70.0" w:type="dxa"/>
-            </w:tcMar>
-            <w:vAlign w:val="center"/>
-          </w:tcPr>
-          <w:p>
-            <w:pPr>
-              <w:spacing w:after="0" w:before="0" w:lineRule="auto"/>
-              <w:rPr>
-                <w:rFonts w:ascii="Calibri" w:cs="Calibri" w:eastAsia="Calibri" w:hAnsi="Calibri"/>
-              </w:rPr>
-            </w:pPr>
-            <w:r>
-              <w:rPr>
-                <w:rtl w:val="0"/>
-              </w:rPr>
+              <w:jc w:val="both"/>
+              <w:rPr>
+                <w:rFonts w:ascii="Calibri" w:cs="Calibri" w:eastAsia="Calibri" w:hAnsi="Calibri"/>
+              </w:rPr>
+            </w:pPr>
+            <w:r>
+              <w:rPr>
+                <w:rFonts w:ascii="Calibri" w:cs="Calibri" w:eastAsia="Calibri" w:hAnsi="Calibri"/>
+                <w:rtl w:val="0"/>
+              </w:rPr>
+              <w:t xml:space="preserve">Fotografía </w:t>
+            </w:r>
+          </w:p>
+        </w:tc>
+        <w:tc>
+          <w:tcPr>
+            <w:tcBorders>
+              <w:top w:color="000000" w:space="0" w:sz="6" w:val="single"/>
+              <w:left w:color="000000" w:space="0" w:sz="6" w:val="single"/>
+              <w:bottom w:color="000000" w:space="0" w:sz="6" w:val="single"/>
+              <w:right w:color="000000" w:space="0" w:sz="6" w:val="single"/>
+            </w:tcBorders>
+            <w:tcMar>
+              <w:top w:w="70.0" w:type="dxa"/>
+              <w:bottom w:w="70.0" w:type="dxa"/>
+            </w:tcMar>
+            <w:vAlign w:val="center"/>
+          </w:tcPr>
+          <w:p>
+            <w:pPr>
+              <w:spacing w:after="0" w:before="0" w:lineRule="auto"/>
+              <w:jc w:val="both"/>
+              <w:rPr>
+                <w:rFonts w:ascii="Calibri" w:cs="Calibri" w:eastAsia="Calibri" w:hAnsi="Calibri"/>
+              </w:rPr>
+            </w:pPr>
+            <w:r>
+              <w:rPr>
+                <w:rFonts w:ascii="Calibri" w:cs="Calibri" w:eastAsia="Calibri" w:hAnsi="Calibri"/>
+                <w:rtl w:val="0"/>
+              </w:rPr>
+              <w:t xml:space="preserve">Capturar o adjuntar evidencia visual de la muestra.</w:t>
+            </w:r>
+          </w:p>
+        </w:tc>
+        <w:tc>
+          <w:tcPr>
+            <w:tcBorders>
+              <w:top w:color="000000" w:space="0" w:sz="6" w:val="single"/>
+              <w:left w:color="000000" w:space="0" w:sz="6" w:val="single"/>
+              <w:bottom w:color="000000" w:space="0" w:sz="6" w:val="single"/>
+              <w:right w:color="000000" w:space="0" w:sz="6" w:val="single"/>
+            </w:tcBorders>
+            <w:tcMar>
+              <w:top w:w="70.0" w:type="dxa"/>
+              <w:bottom w:w="70.0" w:type="dxa"/>
+            </w:tcMar>
+            <w:vAlign w:val="center"/>
+          </w:tcPr>
+          <w:p>
+            <w:pPr>
+              <w:spacing w:after="0" w:before="0" w:lineRule="auto"/>
+              <w:jc w:val="both"/>
+              <w:rPr>
+                <w:rFonts w:ascii="Calibri" w:cs="Calibri" w:eastAsia="Calibri" w:hAnsi="Calibri"/>
+              </w:rPr>
+            </w:pPr>
+            <w:r>
+              <w:rPr>
+                <w:rFonts w:ascii="Calibri" w:cs="Calibri" w:eastAsia="Calibri" w:hAnsi="Calibri"/>
+                <w:rtl w:val="0"/>
+              </w:rPr>
+              <w:t xml:space="preserve">Operador </w:t>
+            </w:r>
+          </w:p>
+        </w:tc>
+        <w:tc>
+          <w:tcPr>
+            <w:tcBorders>
+              <w:top w:color="000000" w:space="0" w:sz="6" w:val="single"/>
+              <w:left w:color="000000" w:space="0" w:sz="6" w:val="single"/>
+              <w:bottom w:color="000000" w:space="0" w:sz="6" w:val="single"/>
+              <w:right w:color="000000" w:space="0" w:sz="6" w:val="single"/>
+            </w:tcBorders>
+            <w:tcMar>
+              <w:top w:w="70.0" w:type="dxa"/>
+              <w:bottom w:w="70.0" w:type="dxa"/>
+            </w:tcMar>
+            <w:vAlign w:val="center"/>
+          </w:tcPr>
+          <w:p>
+            <w:pPr>
+              <w:spacing w:after="0" w:before="0" w:lineRule="auto"/>
+              <w:jc w:val="both"/>
+              <w:rPr>
+                <w:rFonts w:ascii="Calibri" w:cs="Calibri" w:eastAsia="Calibri" w:hAnsi="Calibri"/>
+              </w:rPr>
+            </w:pPr>
+            <w:r>
+              <w:rPr>
+                <w:rFonts w:ascii="Calibri" w:cs="Calibri" w:eastAsia="Calibri" w:hAnsi="Calibri"/>
+                <w:rtl w:val="0"/>
+              </w:rPr>
+              <w:t xml:space="preserve">Tomar foto o seleccionar desde galería. </w:t>
             </w:r>
           </w:p>
         </w:tc>
@@ -5113,98 +5443,110 @@
           <w:p>
             <w:pPr>
               <w:spacing w:after="0" w:before="0" w:lineRule="auto"/>
-              <w:rPr>
-                <w:rFonts w:ascii="Calibri" w:cs="Calibri" w:eastAsia="Calibri" w:hAnsi="Calibri"/>
-              </w:rPr>
-            </w:pPr>
-            <w:r>
-              <w:rPr>
-                <w:rtl w:val="0"/>
-              </w:rPr>
-            </w:r>
-          </w:p>
-        </w:tc>
-        <w:tc>
-          <w:tcPr>
-            <w:tcBorders>
-              <w:top w:color="000000" w:space="0" w:sz="6" w:val="single"/>
-              <w:left w:color="000000" w:space="0" w:sz="6" w:val="single"/>
-              <w:bottom w:color="000000" w:space="0" w:sz="6" w:val="single"/>
-              <w:right w:color="000000" w:space="0" w:sz="6" w:val="single"/>
-            </w:tcBorders>
-            <w:tcMar>
-              <w:top w:w="70.0" w:type="dxa"/>
-              <w:bottom w:w="70.0" w:type="dxa"/>
-            </w:tcMar>
-            <w:vAlign w:val="center"/>
-          </w:tcPr>
-          <w:p>
-            <w:pPr>
-              <w:spacing w:after="0" w:before="0" w:lineRule="auto"/>
-              <w:rPr>
-                <w:rFonts w:ascii="Calibri" w:cs="Calibri" w:eastAsia="Calibri" w:hAnsi="Calibri"/>
-              </w:rPr>
-            </w:pPr>
-            <w:r>
-              <w:rPr>
-                <w:rtl w:val="0"/>
-              </w:rPr>
-            </w:r>
-          </w:p>
-        </w:tc>
-        <w:tc>
-          <w:tcPr>
-            <w:tcBorders>
-              <w:top w:color="000000" w:space="0" w:sz="6" w:val="single"/>
-              <w:left w:color="000000" w:space="0" w:sz="6" w:val="single"/>
-              <w:bottom w:color="000000" w:space="0" w:sz="6" w:val="single"/>
-              <w:right w:color="000000" w:space="0" w:sz="6" w:val="single"/>
-            </w:tcBorders>
-            <w:tcMar>
-              <w:top w:w="70.0" w:type="dxa"/>
-              <w:bottom w:w="70.0" w:type="dxa"/>
-            </w:tcMar>
-            <w:vAlign w:val="center"/>
-          </w:tcPr>
-          <w:p>
-            <w:pPr>
-              <w:spacing w:after="0" w:before="0" w:lineRule="auto"/>
-              <w:rPr>
-                <w:rFonts w:ascii="Calibri" w:cs="Calibri" w:eastAsia="Calibri" w:hAnsi="Calibri"/>
-              </w:rPr>
-            </w:pPr>
-            <w:r>
-              <w:rPr>
-                <w:rtl w:val="0"/>
-              </w:rPr>
-            </w:r>
-          </w:p>
-        </w:tc>
-        <w:tc>
-          <w:tcPr>
-            <w:tcBorders>
-              <w:top w:color="000000" w:space="0" w:sz="6" w:val="single"/>
-              <w:left w:color="000000" w:space="0" w:sz="6" w:val="single"/>
-              <w:bottom w:color="000000" w:space="0" w:sz="6" w:val="single"/>
-              <w:right w:color="000000" w:space="0" w:sz="6" w:val="single"/>
-            </w:tcBorders>
-            <w:tcMar>
-              <w:top w:w="70.0" w:type="dxa"/>
-              <w:bottom w:w="70.0" w:type="dxa"/>
-            </w:tcMar>
-            <w:vAlign w:val="center"/>
-          </w:tcPr>
-          <w:p>
-            <w:pPr>
-              <w:spacing w:after="0" w:before="0" w:lineRule="auto"/>
-              <w:rPr>
-                <w:rFonts w:ascii="Calibri" w:cs="Calibri" w:eastAsia="Calibri" w:hAnsi="Calibri"/>
-              </w:rPr>
-            </w:pPr>
-            <w:r>
-              <w:rPr>
-                <w:rtl w:val="0"/>
-              </w:rPr>
+              <w:jc w:val="both"/>
+              <w:rPr>
+                <w:rFonts w:ascii="Calibri" w:cs="Calibri" w:eastAsia="Calibri" w:hAnsi="Calibri"/>
+              </w:rPr>
+            </w:pPr>
+            <w:r>
+              <w:rPr>
+                <w:rFonts w:ascii="Calibri" w:cs="Calibri" w:eastAsia="Calibri" w:hAnsi="Calibri"/>
+                <w:rtl w:val="0"/>
+              </w:rPr>
+              <w:t xml:space="preserve">Conteo y observaciones </w:t>
+            </w:r>
+          </w:p>
+        </w:tc>
+        <w:tc>
+          <w:tcPr>
+            <w:tcBorders>
+              <w:top w:color="000000" w:space="0" w:sz="6" w:val="single"/>
+              <w:left w:color="000000" w:space="0" w:sz="6" w:val="single"/>
+              <w:bottom w:color="000000" w:space="0" w:sz="6" w:val="single"/>
+              <w:right w:color="000000" w:space="0" w:sz="6" w:val="single"/>
+            </w:tcBorders>
+            <w:tcMar>
+              <w:top w:w="70.0" w:type="dxa"/>
+              <w:bottom w:w="70.0" w:type="dxa"/>
+            </w:tcMar>
+            <w:vAlign w:val="center"/>
+          </w:tcPr>
+          <w:p>
+            <w:pPr>
+              <w:spacing w:after="0" w:before="0" w:lineRule="auto"/>
+              <w:jc w:val="both"/>
+              <w:rPr>
+                <w:rFonts w:ascii="Calibri" w:cs="Calibri" w:eastAsia="Calibri" w:hAnsi="Calibri"/>
+              </w:rPr>
+            </w:pPr>
+            <w:r>
+              <w:rPr>
+                <w:rFonts w:ascii="Calibri" w:cs="Calibri" w:eastAsia="Calibri" w:hAnsi="Calibri"/>
+                <w:rtl w:val="0"/>
+              </w:rPr>
+              <w:t xml:space="preserve">Registrar el conteo manual de individuos y notas del muestreo.</w:t>
+            </w:r>
+          </w:p>
+        </w:tc>
+        <w:tc>
+          <w:tcPr>
+            <w:tcBorders>
+              <w:top w:color="000000" w:space="0" w:sz="6" w:val="single"/>
+              <w:left w:color="000000" w:space="0" w:sz="6" w:val="single"/>
+              <w:bottom w:color="000000" w:space="0" w:sz="6" w:val="single"/>
+              <w:right w:color="000000" w:space="0" w:sz="6" w:val="single"/>
+            </w:tcBorders>
+            <w:tcMar>
+              <w:top w:w="70.0" w:type="dxa"/>
+              <w:bottom w:w="70.0" w:type="dxa"/>
+            </w:tcMar>
+            <w:vAlign w:val="center"/>
+          </w:tcPr>
+          <w:p>
+            <w:pPr>
+              <w:spacing w:after="0" w:before="0" w:lineRule="auto"/>
+              <w:jc w:val="both"/>
+              <w:rPr>
+                <w:rFonts w:ascii="Calibri" w:cs="Calibri" w:eastAsia="Calibri" w:hAnsi="Calibri"/>
+              </w:rPr>
+            </w:pPr>
+            <w:r>
+              <w:rPr>
+                <w:rFonts w:ascii="Calibri" w:cs="Calibri" w:eastAsia="Calibri" w:hAnsi="Calibri"/>
+                <w:rtl w:val="0"/>
+              </w:rPr>
+              <w:t xml:space="preserve">Operador </w:t>
+            </w:r>
+          </w:p>
+        </w:tc>
+        <w:tc>
+          <w:tcPr>
+            <w:tcBorders>
+              <w:top w:color="000000" w:space="0" w:sz="6" w:val="single"/>
+              <w:left w:color="000000" w:space="0" w:sz="6" w:val="single"/>
+              <w:bottom w:color="000000" w:space="0" w:sz="6" w:val="single"/>
+              <w:right w:color="000000" w:space="0" w:sz="6" w:val="single"/>
+            </w:tcBorders>
+            <w:tcMar>
+              <w:top w:w="70.0" w:type="dxa"/>
+              <w:bottom w:w="70.0" w:type="dxa"/>
+            </w:tcMar>
+            <w:vAlign w:val="center"/>
+          </w:tcPr>
+          <w:p>
+            <w:pPr>
+              <w:spacing w:after="0" w:before="0" w:lineRule="auto"/>
+              <w:jc w:val="both"/>
+              <w:rPr>
+                <w:rFonts w:ascii="Calibri" w:cs="Calibri" w:eastAsia="Calibri" w:hAnsi="Calibri"/>
+              </w:rPr>
+            </w:pPr>
+            <w:r>
+              <w:rPr>
+                <w:rFonts w:ascii="Calibri" w:cs="Calibri" w:eastAsia="Calibri" w:hAnsi="Calibri"/>
+                <w:rtl w:val="0"/>
+              </w:rPr>
+              <w:t xml:space="preserve">Ingresar cantidad y observaciones.</w:t>
             </w:r>
           </w:p>
         </w:tc>
@@ -5232,98 +5574,110 @@
           <w:p>
             <w:pPr>
               <w:spacing w:after="0" w:before="0" w:lineRule="auto"/>
-              <w:rPr>
-                <w:rFonts w:ascii="Calibri" w:cs="Calibri" w:eastAsia="Calibri" w:hAnsi="Calibri"/>
-              </w:rPr>
-            </w:pPr>
-            <w:r>
-              <w:rPr>
-                <w:rtl w:val="0"/>
-              </w:rPr>
-            </w:r>
-          </w:p>
-        </w:tc>
-        <w:tc>
-          <w:tcPr>
-            <w:tcBorders>
-              <w:top w:color="000000" w:space="0" w:sz="6" w:val="single"/>
-              <w:left w:color="000000" w:space="0" w:sz="6" w:val="single"/>
-              <w:bottom w:color="000000" w:space="0" w:sz="6" w:val="single"/>
-              <w:right w:color="000000" w:space="0" w:sz="6" w:val="single"/>
-            </w:tcBorders>
-            <w:tcMar>
-              <w:top w:w="70.0" w:type="dxa"/>
-              <w:bottom w:w="70.0" w:type="dxa"/>
-            </w:tcMar>
-            <w:vAlign w:val="center"/>
-          </w:tcPr>
-          <w:p>
-            <w:pPr>
-              <w:spacing w:after="0" w:before="0" w:lineRule="auto"/>
-              <w:rPr>
-                <w:rFonts w:ascii="Calibri" w:cs="Calibri" w:eastAsia="Calibri" w:hAnsi="Calibri"/>
-              </w:rPr>
-            </w:pPr>
-            <w:r>
-              <w:rPr>
-                <w:rtl w:val="0"/>
-              </w:rPr>
-            </w:r>
-          </w:p>
-        </w:tc>
-        <w:tc>
-          <w:tcPr>
-            <w:tcBorders>
-              <w:top w:color="000000" w:space="0" w:sz="6" w:val="single"/>
-              <w:left w:color="000000" w:space="0" w:sz="6" w:val="single"/>
-              <w:bottom w:color="000000" w:space="0" w:sz="6" w:val="single"/>
-              <w:right w:color="000000" w:space="0" w:sz="6" w:val="single"/>
-            </w:tcBorders>
-            <w:tcMar>
-              <w:top w:w="70.0" w:type="dxa"/>
-              <w:bottom w:w="70.0" w:type="dxa"/>
-            </w:tcMar>
-            <w:vAlign w:val="center"/>
-          </w:tcPr>
-          <w:p>
-            <w:pPr>
-              <w:spacing w:after="0" w:before="0" w:lineRule="auto"/>
-              <w:rPr>
-                <w:rFonts w:ascii="Calibri" w:cs="Calibri" w:eastAsia="Calibri" w:hAnsi="Calibri"/>
-              </w:rPr>
-            </w:pPr>
-            <w:r>
-              <w:rPr>
-                <w:rtl w:val="0"/>
-              </w:rPr>
-            </w:r>
-          </w:p>
-        </w:tc>
-        <w:tc>
-          <w:tcPr>
-            <w:tcBorders>
-              <w:top w:color="000000" w:space="0" w:sz="6" w:val="single"/>
-              <w:left w:color="000000" w:space="0" w:sz="6" w:val="single"/>
-              <w:bottom w:color="000000" w:space="0" w:sz="6" w:val="single"/>
-              <w:right w:color="000000" w:space="0" w:sz="6" w:val="single"/>
-            </w:tcBorders>
-            <w:tcMar>
-              <w:top w:w="70.0" w:type="dxa"/>
-              <w:bottom w:w="70.0" w:type="dxa"/>
-            </w:tcMar>
-            <w:vAlign w:val="center"/>
-          </w:tcPr>
-          <w:p>
-            <w:pPr>
-              <w:spacing w:after="0" w:before="0" w:lineRule="auto"/>
-              <w:rPr>
-                <w:rFonts w:ascii="Calibri" w:cs="Calibri" w:eastAsia="Calibri" w:hAnsi="Calibri"/>
-              </w:rPr>
-            </w:pPr>
-            <w:r>
-              <w:rPr>
-                <w:rtl w:val="0"/>
-              </w:rPr>
+              <w:jc w:val="both"/>
+              <w:rPr>
+                <w:rFonts w:ascii="Calibri" w:cs="Calibri" w:eastAsia="Calibri" w:hAnsi="Calibri"/>
+              </w:rPr>
+            </w:pPr>
+            <w:r>
+              <w:rPr>
+                <w:rFonts w:ascii="Calibri" w:cs="Calibri" w:eastAsia="Calibri" w:hAnsi="Calibri"/>
+                <w:rtl w:val="0"/>
+              </w:rPr>
+              <w:t xml:space="preserve">Resumen de muestra </w:t>
+            </w:r>
+          </w:p>
+        </w:tc>
+        <w:tc>
+          <w:tcPr>
+            <w:tcBorders>
+              <w:top w:color="000000" w:space="0" w:sz="6" w:val="single"/>
+              <w:left w:color="000000" w:space="0" w:sz="6" w:val="single"/>
+              <w:bottom w:color="000000" w:space="0" w:sz="6" w:val="single"/>
+              <w:right w:color="000000" w:space="0" w:sz="6" w:val="single"/>
+            </w:tcBorders>
+            <w:tcMar>
+              <w:top w:w="70.0" w:type="dxa"/>
+              <w:bottom w:w="70.0" w:type="dxa"/>
+            </w:tcMar>
+            <w:vAlign w:val="center"/>
+          </w:tcPr>
+          <w:p>
+            <w:pPr>
+              <w:spacing w:after="0" w:before="0" w:lineRule="auto"/>
+              <w:jc w:val="both"/>
+              <w:rPr>
+                <w:rFonts w:ascii="Calibri" w:cs="Calibri" w:eastAsia="Calibri" w:hAnsi="Calibri"/>
+              </w:rPr>
+            </w:pPr>
+            <w:r>
+              <w:rPr>
+                <w:rFonts w:ascii="Calibri" w:cs="Calibri" w:eastAsia="Calibri" w:hAnsi="Calibri"/>
+                <w:rtl w:val="0"/>
+              </w:rPr>
+              <w:t xml:space="preserve">Mostrar todos los datos antes de enviar a revisión.</w:t>
+            </w:r>
+          </w:p>
+        </w:tc>
+        <w:tc>
+          <w:tcPr>
+            <w:tcBorders>
+              <w:top w:color="000000" w:space="0" w:sz="6" w:val="single"/>
+              <w:left w:color="000000" w:space="0" w:sz="6" w:val="single"/>
+              <w:bottom w:color="000000" w:space="0" w:sz="6" w:val="single"/>
+              <w:right w:color="000000" w:space="0" w:sz="6" w:val="single"/>
+            </w:tcBorders>
+            <w:tcMar>
+              <w:top w:w="70.0" w:type="dxa"/>
+              <w:bottom w:w="70.0" w:type="dxa"/>
+            </w:tcMar>
+            <w:vAlign w:val="center"/>
+          </w:tcPr>
+          <w:p>
+            <w:pPr>
+              <w:spacing w:after="0" w:before="0" w:lineRule="auto"/>
+              <w:jc w:val="both"/>
+              <w:rPr>
+                <w:rFonts w:ascii="Calibri" w:cs="Calibri" w:eastAsia="Calibri" w:hAnsi="Calibri"/>
+              </w:rPr>
+            </w:pPr>
+            <w:r>
+              <w:rPr>
+                <w:rFonts w:ascii="Calibri" w:cs="Calibri" w:eastAsia="Calibri" w:hAnsi="Calibri"/>
+                <w:rtl w:val="0"/>
+              </w:rPr>
+              <w:t xml:space="preserve">Operador </w:t>
+            </w:r>
+          </w:p>
+        </w:tc>
+        <w:tc>
+          <w:tcPr>
+            <w:tcBorders>
+              <w:top w:color="000000" w:space="0" w:sz="6" w:val="single"/>
+              <w:left w:color="000000" w:space="0" w:sz="6" w:val="single"/>
+              <w:bottom w:color="000000" w:space="0" w:sz="6" w:val="single"/>
+              <w:right w:color="000000" w:space="0" w:sz="6" w:val="single"/>
+            </w:tcBorders>
+            <w:tcMar>
+              <w:top w:w="70.0" w:type="dxa"/>
+              <w:bottom w:w="70.0" w:type="dxa"/>
+            </w:tcMar>
+            <w:vAlign w:val="center"/>
+          </w:tcPr>
+          <w:p>
+            <w:pPr>
+              <w:spacing w:after="0" w:before="0" w:lineRule="auto"/>
+              <w:jc w:val="both"/>
+              <w:rPr>
+                <w:rFonts w:ascii="Calibri" w:cs="Calibri" w:eastAsia="Calibri" w:hAnsi="Calibri"/>
+              </w:rPr>
+            </w:pPr>
+            <w:r>
+              <w:rPr>
+                <w:rFonts w:ascii="Calibri" w:cs="Calibri" w:eastAsia="Calibri" w:hAnsi="Calibri"/>
+                <w:rtl w:val="0"/>
+              </w:rPr>
+              <w:t xml:space="preserve">Revisar y confirmar envío.</w:t>
             </w:r>
           </w:p>
         </w:tc>
@@ -5351,98 +5705,110 @@
           <w:p>
             <w:pPr>
               <w:spacing w:after="0" w:before="0" w:lineRule="auto"/>
-              <w:rPr>
-                <w:rFonts w:ascii="Calibri" w:cs="Calibri" w:eastAsia="Calibri" w:hAnsi="Calibri"/>
-              </w:rPr>
-            </w:pPr>
-            <w:r>
-              <w:rPr>
-                <w:rtl w:val="0"/>
-              </w:rPr>
-            </w:r>
-          </w:p>
-        </w:tc>
-        <w:tc>
-          <w:tcPr>
-            <w:tcBorders>
-              <w:top w:color="000000" w:space="0" w:sz="6" w:val="single"/>
-              <w:left w:color="000000" w:space="0" w:sz="6" w:val="single"/>
-              <w:bottom w:color="000000" w:space="0" w:sz="6" w:val="single"/>
-              <w:right w:color="000000" w:space="0" w:sz="6" w:val="single"/>
-            </w:tcBorders>
-            <w:tcMar>
-              <w:top w:w="70.0" w:type="dxa"/>
-              <w:bottom w:w="70.0" w:type="dxa"/>
-            </w:tcMar>
-            <w:vAlign w:val="center"/>
-          </w:tcPr>
-          <w:p>
-            <w:pPr>
-              <w:spacing w:after="0" w:before="0" w:lineRule="auto"/>
-              <w:rPr>
-                <w:rFonts w:ascii="Calibri" w:cs="Calibri" w:eastAsia="Calibri" w:hAnsi="Calibri"/>
-              </w:rPr>
-            </w:pPr>
-            <w:r>
-              <w:rPr>
-                <w:rtl w:val="0"/>
-              </w:rPr>
-            </w:r>
-          </w:p>
-        </w:tc>
-        <w:tc>
-          <w:tcPr>
-            <w:tcBorders>
-              <w:top w:color="000000" w:space="0" w:sz="6" w:val="single"/>
-              <w:left w:color="000000" w:space="0" w:sz="6" w:val="single"/>
-              <w:bottom w:color="000000" w:space="0" w:sz="6" w:val="single"/>
-              <w:right w:color="000000" w:space="0" w:sz="6" w:val="single"/>
-            </w:tcBorders>
-            <w:tcMar>
-              <w:top w:w="70.0" w:type="dxa"/>
-              <w:bottom w:w="70.0" w:type="dxa"/>
-            </w:tcMar>
-            <w:vAlign w:val="center"/>
-          </w:tcPr>
-          <w:p>
-            <w:pPr>
-              <w:spacing w:after="0" w:before="0" w:lineRule="auto"/>
-              <w:rPr>
-                <w:rFonts w:ascii="Calibri" w:cs="Calibri" w:eastAsia="Calibri" w:hAnsi="Calibri"/>
-              </w:rPr>
-            </w:pPr>
-            <w:r>
-              <w:rPr>
-                <w:rtl w:val="0"/>
-              </w:rPr>
-            </w:r>
-          </w:p>
-        </w:tc>
-        <w:tc>
-          <w:tcPr>
-            <w:tcBorders>
-              <w:top w:color="000000" w:space="0" w:sz="6" w:val="single"/>
-              <w:left w:color="000000" w:space="0" w:sz="6" w:val="single"/>
-              <w:bottom w:color="000000" w:space="0" w:sz="6" w:val="single"/>
-              <w:right w:color="000000" w:space="0" w:sz="6" w:val="single"/>
-            </w:tcBorders>
-            <w:tcMar>
-              <w:top w:w="70.0" w:type="dxa"/>
-              <w:bottom w:w="70.0" w:type="dxa"/>
-            </w:tcMar>
-            <w:vAlign w:val="center"/>
-          </w:tcPr>
-          <w:p>
-            <w:pPr>
-              <w:spacing w:after="0" w:before="0" w:lineRule="auto"/>
-              <w:rPr>
-                <w:rFonts w:ascii="Calibri" w:cs="Calibri" w:eastAsia="Calibri" w:hAnsi="Calibri"/>
-              </w:rPr>
-            </w:pPr>
-            <w:r>
-              <w:rPr>
-                <w:rtl w:val="0"/>
-              </w:rPr>
+              <w:jc w:val="both"/>
+              <w:rPr>
+                <w:rFonts w:ascii="Calibri" w:cs="Calibri" w:eastAsia="Calibri" w:hAnsi="Calibri"/>
+              </w:rPr>
+            </w:pPr>
+            <w:r>
+              <w:rPr>
+                <w:rFonts w:ascii="Calibri" w:cs="Calibri" w:eastAsia="Calibri" w:hAnsi="Calibri"/>
+                <w:rtl w:val="0"/>
+              </w:rPr>
+              <w:t xml:space="preserve">Historial </w:t>
+            </w:r>
+          </w:p>
+        </w:tc>
+        <w:tc>
+          <w:tcPr>
+            <w:tcBorders>
+              <w:top w:color="000000" w:space="0" w:sz="6" w:val="single"/>
+              <w:left w:color="000000" w:space="0" w:sz="6" w:val="single"/>
+              <w:bottom w:color="000000" w:space="0" w:sz="6" w:val="single"/>
+              <w:right w:color="000000" w:space="0" w:sz="6" w:val="single"/>
+            </w:tcBorders>
+            <w:tcMar>
+              <w:top w:w="70.0" w:type="dxa"/>
+              <w:bottom w:w="70.0" w:type="dxa"/>
+            </w:tcMar>
+            <w:vAlign w:val="center"/>
+          </w:tcPr>
+          <w:p>
+            <w:pPr>
+              <w:spacing w:after="0" w:before="0" w:lineRule="auto"/>
+              <w:jc w:val="both"/>
+              <w:rPr>
+                <w:rFonts w:ascii="Calibri" w:cs="Calibri" w:eastAsia="Calibri" w:hAnsi="Calibri"/>
+              </w:rPr>
+            </w:pPr>
+            <w:r>
+              <w:rPr>
+                <w:rFonts w:ascii="Calibri" w:cs="Calibri" w:eastAsia="Calibri" w:hAnsi="Calibri"/>
+                <w:rtl w:val="0"/>
+              </w:rPr>
+              <w:t xml:space="preserve">Consultar muestras anteriores y su estado.</w:t>
+            </w:r>
+          </w:p>
+        </w:tc>
+        <w:tc>
+          <w:tcPr>
+            <w:tcBorders>
+              <w:top w:color="000000" w:space="0" w:sz="6" w:val="single"/>
+              <w:left w:color="000000" w:space="0" w:sz="6" w:val="single"/>
+              <w:bottom w:color="000000" w:space="0" w:sz="6" w:val="single"/>
+              <w:right w:color="000000" w:space="0" w:sz="6" w:val="single"/>
+            </w:tcBorders>
+            <w:tcMar>
+              <w:top w:w="70.0" w:type="dxa"/>
+              <w:bottom w:w="70.0" w:type="dxa"/>
+            </w:tcMar>
+            <w:vAlign w:val="center"/>
+          </w:tcPr>
+          <w:p>
+            <w:pPr>
+              <w:spacing w:after="0" w:before="0" w:lineRule="auto"/>
+              <w:jc w:val="both"/>
+              <w:rPr>
+                <w:rFonts w:ascii="Calibri" w:cs="Calibri" w:eastAsia="Calibri" w:hAnsi="Calibri"/>
+              </w:rPr>
+            </w:pPr>
+            <w:r>
+              <w:rPr>
+                <w:rFonts w:ascii="Calibri" w:cs="Calibri" w:eastAsia="Calibri" w:hAnsi="Calibri"/>
+                <w:rtl w:val="0"/>
+              </w:rPr>
+              <w:t xml:space="preserve">Operador, Supervisor, Analista </w:t>
+            </w:r>
+          </w:p>
+        </w:tc>
+        <w:tc>
+          <w:tcPr>
+            <w:tcBorders>
+              <w:top w:color="000000" w:space="0" w:sz="6" w:val="single"/>
+              <w:left w:color="000000" w:space="0" w:sz="6" w:val="single"/>
+              <w:bottom w:color="000000" w:space="0" w:sz="6" w:val="single"/>
+              <w:right w:color="000000" w:space="0" w:sz="6" w:val="single"/>
+            </w:tcBorders>
+            <w:tcMar>
+              <w:top w:w="70.0" w:type="dxa"/>
+              <w:bottom w:w="70.0" w:type="dxa"/>
+            </w:tcMar>
+            <w:vAlign w:val="center"/>
+          </w:tcPr>
+          <w:p>
+            <w:pPr>
+              <w:spacing w:after="0" w:before="0" w:lineRule="auto"/>
+              <w:jc w:val="both"/>
+              <w:rPr>
+                <w:rFonts w:ascii="Calibri" w:cs="Calibri" w:eastAsia="Calibri" w:hAnsi="Calibri"/>
+              </w:rPr>
+            </w:pPr>
+            <w:r>
+              <w:rPr>
+                <w:rFonts w:ascii="Calibri" w:cs="Calibri" w:eastAsia="Calibri" w:hAnsi="Calibri"/>
+                <w:rtl w:val="0"/>
+              </w:rPr>
+              <w:t xml:space="preserve">Buscar y filtrar registros.</w:t>
             </w:r>
           </w:p>
         </w:tc>
@@ -5470,98 +5836,110 @@
           <w:p>
             <w:pPr>
               <w:spacing w:after="0" w:before="0" w:lineRule="auto"/>
-              <w:rPr>
-                <w:rFonts w:ascii="Calibri" w:cs="Calibri" w:eastAsia="Calibri" w:hAnsi="Calibri"/>
-              </w:rPr>
-            </w:pPr>
-            <w:r>
-              <w:rPr>
-                <w:rtl w:val="0"/>
-              </w:rPr>
-            </w:r>
-          </w:p>
-        </w:tc>
-        <w:tc>
-          <w:tcPr>
-            <w:tcBorders>
-              <w:top w:color="000000" w:space="0" w:sz="6" w:val="single"/>
-              <w:left w:color="000000" w:space="0" w:sz="6" w:val="single"/>
-              <w:bottom w:color="000000" w:space="0" w:sz="6" w:val="single"/>
-              <w:right w:color="000000" w:space="0" w:sz="6" w:val="single"/>
-            </w:tcBorders>
-            <w:tcMar>
-              <w:top w:w="70.0" w:type="dxa"/>
-              <w:bottom w:w="70.0" w:type="dxa"/>
-            </w:tcMar>
-            <w:vAlign w:val="center"/>
-          </w:tcPr>
-          <w:p>
-            <w:pPr>
-              <w:spacing w:after="0" w:before="0" w:lineRule="auto"/>
-              <w:rPr>
-                <w:rFonts w:ascii="Calibri" w:cs="Calibri" w:eastAsia="Calibri" w:hAnsi="Calibri"/>
-              </w:rPr>
-            </w:pPr>
-            <w:r>
-              <w:rPr>
-                <w:rtl w:val="0"/>
-              </w:rPr>
-            </w:r>
-          </w:p>
-        </w:tc>
-        <w:tc>
-          <w:tcPr>
-            <w:tcBorders>
-              <w:top w:color="000000" w:space="0" w:sz="6" w:val="single"/>
-              <w:left w:color="000000" w:space="0" w:sz="6" w:val="single"/>
-              <w:bottom w:color="000000" w:space="0" w:sz="6" w:val="single"/>
-              <w:right w:color="000000" w:space="0" w:sz="6" w:val="single"/>
-            </w:tcBorders>
-            <w:tcMar>
-              <w:top w:w="70.0" w:type="dxa"/>
-              <w:bottom w:w="70.0" w:type="dxa"/>
-            </w:tcMar>
-            <w:vAlign w:val="center"/>
-          </w:tcPr>
-          <w:p>
-            <w:pPr>
-              <w:spacing w:after="0" w:before="0" w:lineRule="auto"/>
-              <w:rPr>
-                <w:rFonts w:ascii="Calibri" w:cs="Calibri" w:eastAsia="Calibri" w:hAnsi="Calibri"/>
-              </w:rPr>
-            </w:pPr>
-            <w:r>
-              <w:rPr>
-                <w:rtl w:val="0"/>
-              </w:rPr>
-            </w:r>
-          </w:p>
-        </w:tc>
-        <w:tc>
-          <w:tcPr>
-            <w:tcBorders>
-              <w:top w:color="000000" w:space="0" w:sz="6" w:val="single"/>
-              <w:left w:color="000000" w:space="0" w:sz="6" w:val="single"/>
-              <w:bottom w:color="000000" w:space="0" w:sz="6" w:val="single"/>
-              <w:right w:color="000000" w:space="0" w:sz="6" w:val="single"/>
-            </w:tcBorders>
-            <w:tcMar>
-              <w:top w:w="70.0" w:type="dxa"/>
-              <w:bottom w:w="70.0" w:type="dxa"/>
-            </w:tcMar>
-            <w:vAlign w:val="center"/>
-          </w:tcPr>
-          <w:p>
-            <w:pPr>
-              <w:spacing w:after="0" w:before="0" w:lineRule="auto"/>
-              <w:rPr>
-                <w:rFonts w:ascii="Calibri" w:cs="Calibri" w:eastAsia="Calibri" w:hAnsi="Calibri"/>
-              </w:rPr>
-            </w:pPr>
-            <w:r>
-              <w:rPr>
-                <w:rtl w:val="0"/>
-              </w:rPr>
+              <w:jc w:val="both"/>
+              <w:rPr>
+                <w:rFonts w:ascii="Calibri" w:cs="Calibri" w:eastAsia="Calibri" w:hAnsi="Calibri"/>
+              </w:rPr>
+            </w:pPr>
+            <w:r>
+              <w:rPr>
+                <w:rFonts w:ascii="Calibri" w:cs="Calibri" w:eastAsia="Calibri" w:hAnsi="Calibri"/>
+                <w:rtl w:val="0"/>
+              </w:rPr>
+              <w:t xml:space="preserve">Revisión (Supervisor) </w:t>
+            </w:r>
+          </w:p>
+        </w:tc>
+        <w:tc>
+          <w:tcPr>
+            <w:tcBorders>
+              <w:top w:color="000000" w:space="0" w:sz="6" w:val="single"/>
+              <w:left w:color="000000" w:space="0" w:sz="6" w:val="single"/>
+              <w:bottom w:color="000000" w:space="0" w:sz="6" w:val="single"/>
+              <w:right w:color="000000" w:space="0" w:sz="6" w:val="single"/>
+            </w:tcBorders>
+            <w:tcMar>
+              <w:top w:w="70.0" w:type="dxa"/>
+              <w:bottom w:w="70.0" w:type="dxa"/>
+            </w:tcMar>
+            <w:vAlign w:val="center"/>
+          </w:tcPr>
+          <w:p>
+            <w:pPr>
+              <w:spacing w:after="0" w:before="0" w:lineRule="auto"/>
+              <w:jc w:val="both"/>
+              <w:rPr>
+                <w:rFonts w:ascii="Calibri" w:cs="Calibri" w:eastAsia="Calibri" w:hAnsi="Calibri"/>
+              </w:rPr>
+            </w:pPr>
+            <w:r>
+              <w:rPr>
+                <w:rFonts w:ascii="Calibri" w:cs="Calibri" w:eastAsia="Calibri" w:hAnsi="Calibri"/>
+                <w:rtl w:val="0"/>
+              </w:rPr>
+              <w:t xml:space="preserve">Evaluar una muestra pendiente y cambiar su estado.</w:t>
+            </w:r>
+          </w:p>
+        </w:tc>
+        <w:tc>
+          <w:tcPr>
+            <w:tcBorders>
+              <w:top w:color="000000" w:space="0" w:sz="6" w:val="single"/>
+              <w:left w:color="000000" w:space="0" w:sz="6" w:val="single"/>
+              <w:bottom w:color="000000" w:space="0" w:sz="6" w:val="single"/>
+              <w:right w:color="000000" w:space="0" w:sz="6" w:val="single"/>
+            </w:tcBorders>
+            <w:tcMar>
+              <w:top w:w="70.0" w:type="dxa"/>
+              <w:bottom w:w="70.0" w:type="dxa"/>
+            </w:tcMar>
+            <w:vAlign w:val="center"/>
+          </w:tcPr>
+          <w:p>
+            <w:pPr>
+              <w:spacing w:after="0" w:before="0" w:lineRule="auto"/>
+              <w:jc w:val="both"/>
+              <w:rPr>
+                <w:rFonts w:ascii="Calibri" w:cs="Calibri" w:eastAsia="Calibri" w:hAnsi="Calibri"/>
+              </w:rPr>
+            </w:pPr>
+            <w:r>
+              <w:rPr>
+                <w:rFonts w:ascii="Calibri" w:cs="Calibri" w:eastAsia="Calibri" w:hAnsi="Calibri"/>
+                <w:rtl w:val="0"/>
+              </w:rPr>
+              <w:t xml:space="preserve">Supervisor </w:t>
+            </w:r>
+          </w:p>
+        </w:tc>
+        <w:tc>
+          <w:tcPr>
+            <w:tcBorders>
+              <w:top w:color="000000" w:space="0" w:sz="6" w:val="single"/>
+              <w:left w:color="000000" w:space="0" w:sz="6" w:val="single"/>
+              <w:bottom w:color="000000" w:space="0" w:sz="6" w:val="single"/>
+              <w:right w:color="000000" w:space="0" w:sz="6" w:val="single"/>
+            </w:tcBorders>
+            <w:tcMar>
+              <w:top w:w="70.0" w:type="dxa"/>
+              <w:bottom w:w="70.0" w:type="dxa"/>
+            </w:tcMar>
+            <w:vAlign w:val="center"/>
+          </w:tcPr>
+          <w:p>
+            <w:pPr>
+              <w:spacing w:after="0" w:before="0" w:lineRule="auto"/>
+              <w:jc w:val="both"/>
+              <w:rPr>
+                <w:rFonts w:ascii="Calibri" w:cs="Calibri" w:eastAsia="Calibri" w:hAnsi="Calibri"/>
+              </w:rPr>
+            </w:pPr>
+            <w:r>
+              <w:rPr>
+                <w:rFonts w:ascii="Calibri" w:cs="Calibri" w:eastAsia="Calibri" w:hAnsi="Calibri"/>
+                <w:rtl w:val="0"/>
+              </w:rPr>
+              <w:t xml:space="preserve">Cambiar estado y agregar comentario.</w:t>
             </w:r>
           </w:p>
         </w:tc>
@@ -5570,8 +5948,10 @@
     <w:p>
       <w:pPr>
         <w:pStyle w:val="Heading2"/>
-        <w:rPr>
-          <w:rFonts w:ascii="Calibri" w:cs="Calibri" w:eastAsia="Calibri" w:hAnsi="Calibri"/>
+        <w:jc w:val="both"/>
+        <w:rPr>
+          <w:rFonts w:ascii="Calibri" w:cs="Calibri" w:eastAsia="Calibri" w:hAnsi="Calibri"/>
+          <w:color w:val="000000"/>
         </w:rPr>
       </w:pPr>
       <w:r>
@@ -5583,13 +5963,38 @@
     <w:p>
       <w:pPr>
         <w:pStyle w:val="Heading2"/>
-        <w:rPr>
-          <w:rFonts w:ascii="Calibri" w:cs="Calibri" w:eastAsia="Calibri" w:hAnsi="Calibri"/>
+        <w:jc w:val="both"/>
+        <w:rPr>
+          <w:rFonts w:ascii="Calibri" w:cs="Calibri" w:eastAsia="Calibri" w:hAnsi="Calibri"/>
+          <w:color w:val="000000"/>
         </w:rPr>
       </w:pPr>
       <w:r>
-        <w:rPr>
-          <w:rFonts w:ascii="Calibri" w:cs="Calibri" w:eastAsia="Calibri" w:hAnsi="Calibri"/>
+        <w:br w:type="page"/>
+      </w:r>
+      <w:r>
+        <w:rPr>
+          <w:rtl w:val="0"/>
+        </w:rPr>
+      </w:r>
+    </w:p>
+    <w:p>
+      <w:pPr>
+        <w:pStyle w:val="Heading2"/>
+        <w:jc w:val="both"/>
+        <w:rPr>
+          <w:rFonts w:ascii="Calibri" w:cs="Calibri" w:eastAsia="Calibri" w:hAnsi="Calibri"/>
+          <w:color w:val="000000"/>
+          <w:sz w:val="28"/>
+          <w:szCs w:val="28"/>
+        </w:rPr>
+      </w:pPr>
+      <w:r>
+        <w:rPr>
+          <w:rFonts w:ascii="Calibri" w:cs="Calibri" w:eastAsia="Calibri" w:hAnsi="Calibri"/>
+          <w:color w:val="000000"/>
+          <w:sz w:val="28"/>
+          <w:szCs w:val="28"/>
           <w:rtl w:val="0"/>
         </w:rPr>
         <w:t xml:space="preserve">3.2 Navegación principal</w:t>
@@ -5598,6 +6003,7 @@
     <w:p>
       <w:pPr>
         <w:spacing w:after="100" w:lineRule="auto"/>
+        <w:jc w:val="both"/>
         <w:rPr>
           <w:rFonts w:ascii="Calibri" w:cs="Calibri" w:eastAsia="Calibri" w:hAnsi="Calibri"/>
           <w:sz w:val="21"/>
@@ -5633,6 +6039,7 @@
     <w:p>
       <w:pPr>
         <w:spacing w:after="100" w:lineRule="auto"/>
+        <w:jc w:val="both"/>
         <w:rPr>
           <w:rFonts w:ascii="Calibri" w:cs="Calibri" w:eastAsia="Calibri" w:hAnsi="Calibri"/>
           <w:sz w:val="21"/>
@@ -5652,7 +6059,7 @@
     <w:p>
       <w:pPr>
         <w:spacing w:after="100" w:lineRule="auto"/>
-        <w:jc w:val="center"/>
+        <w:jc w:val="both"/>
         <w:rPr>
           <w:rFonts w:ascii="Calibri" w:cs="Calibri" w:eastAsia="Calibri" w:hAnsi="Calibri"/>
         </w:rPr>
@@ -5703,20 +6110,20 @@
     <w:tbl>
       <w:tblPr>
         <w:tblStyle w:val="Table10"/>
-        <w:tblW w:w="10200.0" w:type="dxa"/>
+        <w:tblW w:w="11070.0" w:type="dxa"/>
         <w:jc w:val="center"/>
         <w:tblLayout w:type="fixed"/>
         <w:tblLook w:val="0400"/>
       </w:tblPr>
       <w:tblGrid>
-        <w:gridCol w:w="3400"/>
-        <w:gridCol w:w="3400"/>
-        <w:gridCol w:w="3400"/>
+        <w:gridCol w:w="2145"/>
+        <w:gridCol w:w="1515"/>
+        <w:gridCol w:w="7410"/>
         <w:tblGridChange w:id="0">
           <w:tblGrid>
-            <w:gridCol w:w="3400"/>
-            <w:gridCol w:w="3400"/>
-            <w:gridCol w:w="3400"/>
+            <w:gridCol w:w="2145"/>
+            <w:gridCol w:w="1515"/>
+            <w:gridCol w:w="7410"/>
           </w:tblGrid>
         </w:tblGridChange>
       </w:tblGrid>
@@ -5733,16 +6140,17 @@
               <w:bottom w:color="000000" w:space="0" w:sz="6" w:val="single"/>
               <w:right w:color="000000" w:space="0" w:sz="6" w:val="single"/>
             </w:tcBorders>
-            <w:shd w:fill="d9e2f3" w:val="clear"/>
-            <w:tcMar>
-              <w:top w:w="70.0" w:type="dxa"/>
-              <w:bottom w:w="70.0" w:type="dxa"/>
-            </w:tcMar>
-            <w:vAlign w:val="center"/>
-          </w:tcPr>
-          <w:p>
-            <w:pPr>
-              <w:spacing w:after="0" w:before="0" w:lineRule="auto"/>
+            <w:shd w:fill="4f81bd" w:val="clear"/>
+            <w:tcMar>
+              <w:top w:w="70.0" w:type="dxa"/>
+              <w:bottom w:w="70.0" w:type="dxa"/>
+            </w:tcMar>
+            <w:vAlign w:val="center"/>
+          </w:tcPr>
+          <w:p>
+            <w:pPr>
+              <w:spacing w:after="0" w:before="0" w:lineRule="auto"/>
+              <w:jc w:val="both"/>
               <w:rPr>
                 <w:rFonts w:ascii="Calibri" w:cs="Calibri" w:eastAsia="Calibri" w:hAnsi="Calibri"/>
               </w:rPr>
@@ -5773,16 +6181,17 @@
               <w:bottom w:color="000000" w:space="0" w:sz="6" w:val="single"/>
               <w:right w:color="000000" w:space="0" w:sz="6" w:val="single"/>
             </w:tcBorders>
-            <w:shd w:fill="d9e2f3" w:val="clear"/>
-            <w:tcMar>
-              <w:top w:w="70.0" w:type="dxa"/>
-              <w:bottom w:w="70.0" w:type="dxa"/>
-            </w:tcMar>
-            <w:vAlign w:val="center"/>
-          </w:tcPr>
-          <w:p>
-            <w:pPr>
-              <w:spacing w:after="0" w:before="0" w:lineRule="auto"/>
+            <w:shd w:fill="4f81bd" w:val="clear"/>
+            <w:tcMar>
+              <w:top w:w="70.0" w:type="dxa"/>
+              <w:bottom w:w="70.0" w:type="dxa"/>
+            </w:tcMar>
+            <w:vAlign w:val="center"/>
+          </w:tcPr>
+          <w:p>
+            <w:pPr>
+              <w:spacing w:after="0" w:before="0" w:lineRule="auto"/>
+              <w:jc w:val="both"/>
               <w:rPr>
                 <w:rFonts w:ascii="Calibri" w:cs="Calibri" w:eastAsia="Calibri" w:hAnsi="Calibri"/>
               </w:rPr>
@@ -5813,16 +6222,17 @@
               <w:bottom w:color="000000" w:space="0" w:sz="6" w:val="single"/>
               <w:right w:color="000000" w:space="0" w:sz="6" w:val="single"/>
             </w:tcBorders>
-            <w:shd w:fill="d9e2f3" w:val="clear"/>
-            <w:tcMar>
-              <w:top w:w="70.0" w:type="dxa"/>
-              <w:bottom w:w="70.0" w:type="dxa"/>
-            </w:tcMar>
-            <w:vAlign w:val="center"/>
-          </w:tcPr>
-          <w:p>
-            <w:pPr>
-              <w:spacing w:after="0" w:before="0" w:lineRule="auto"/>
+            <w:shd w:fill="4f81bd" w:val="clear"/>
+            <w:tcMar>
+              <w:top w:w="70.0" w:type="dxa"/>
+              <w:bottom w:w="70.0" w:type="dxa"/>
+            </w:tcMar>
+            <w:vAlign w:val="center"/>
+          </w:tcPr>
+          <w:p>
+            <w:pPr>
+              <w:spacing w:after="0" w:before="0" w:lineRule="auto"/>
+              <w:jc w:val="both"/>
               <w:rPr>
                 <w:rFonts w:ascii="Calibri" w:cs="Calibri" w:eastAsia="Calibri" w:hAnsi="Calibri"/>
               </w:rPr>
@@ -5868,6 +6278,7 @@
           <w:p>
             <w:pPr>
               <w:spacing w:after="0" w:before="0" w:lineRule="auto"/>
+              <w:jc w:val="both"/>
               <w:rPr>
                 <w:rFonts w:ascii="Calibri" w:cs="Calibri" w:eastAsia="Calibri" w:hAnsi="Calibri"/>
               </w:rPr>
@@ -5896,15 +6307,17 @@
               <w:bottom w:color="000000" w:space="0" w:sz="6" w:val="single"/>
               <w:right w:color="000000" w:space="0" w:sz="6" w:val="single"/>
             </w:tcBorders>
-            <w:tcMar>
-              <w:top w:w="70.0" w:type="dxa"/>
-              <w:bottom w:w="70.0" w:type="dxa"/>
-            </w:tcMar>
-            <w:vAlign w:val="center"/>
-          </w:tcPr>
-          <w:p>
-            <w:pPr>
-              <w:spacing w:after="0" w:before="0" w:lineRule="auto"/>
+            <w:shd w:fill="00ff00" w:val="clear"/>
+            <w:tcMar>
+              <w:top w:w="70.0" w:type="dxa"/>
+              <w:bottom w:w="70.0" w:type="dxa"/>
+            </w:tcMar>
+            <w:vAlign w:val="center"/>
+          </w:tcPr>
+          <w:p>
+            <w:pPr>
+              <w:spacing w:after="0" w:before="0" w:lineRule="auto"/>
+              <w:jc w:val="both"/>
               <w:rPr>
                 <w:rFonts w:ascii="Calibri" w:cs="Calibri" w:eastAsia="Calibri" w:hAnsi="Calibri"/>
               </w:rPr>
@@ -5916,40 +6329,45 @@
                 <w:szCs w:val="21"/>
                 <w:rtl w:val="0"/>
               </w:rPr>
-              <w:t xml:space="preserve">Sí / No</w:t>
-            </w:r>
-            <w:r>
-              <w:rPr>
-                <w:rtl w:val="0"/>
-              </w:rPr>
-            </w:r>
-          </w:p>
-        </w:tc>
-        <w:tc>
-          <w:tcPr>
-            <w:tcBorders>
-              <w:top w:color="000000" w:space="0" w:sz="6" w:val="single"/>
-              <w:left w:color="000000" w:space="0" w:sz="6" w:val="single"/>
-              <w:bottom w:color="000000" w:space="0" w:sz="6" w:val="single"/>
-              <w:right w:color="000000" w:space="0" w:sz="6" w:val="single"/>
-            </w:tcBorders>
-            <w:tcMar>
-              <w:top w:w="70.0" w:type="dxa"/>
-              <w:bottom w:w="70.0" w:type="dxa"/>
-            </w:tcMar>
-            <w:vAlign w:val="center"/>
-          </w:tcPr>
-          <w:p>
-            <w:pPr>
-              <w:spacing w:after="0" w:before="0" w:lineRule="auto"/>
-              <w:rPr>
-                <w:rFonts w:ascii="Calibri" w:cs="Calibri" w:eastAsia="Calibri" w:hAnsi="Calibri"/>
-              </w:rPr>
-            </w:pPr>
-            <w:r>
-              <w:rPr>
-                <w:rtl w:val="0"/>
-              </w:rPr>
+              <w:t xml:space="preserve">Sí </w:t>
+            </w:r>
+            <w:r>
+              <w:rPr>
+                <w:rtl w:val="0"/>
+              </w:rPr>
+            </w:r>
+          </w:p>
+        </w:tc>
+        <w:tc>
+          <w:tcPr>
+            <w:tcBorders>
+              <w:top w:color="000000" w:space="0" w:sz="6" w:val="single"/>
+              <w:left w:color="000000" w:space="0" w:sz="6" w:val="single"/>
+              <w:bottom w:color="000000" w:space="0" w:sz="6" w:val="single"/>
+              <w:right w:color="000000" w:space="0" w:sz="6" w:val="single"/>
+            </w:tcBorders>
+            <w:tcMar>
+              <w:top w:w="80.0" w:type="dxa"/>
+              <w:left w:w="100.0" w:type="dxa"/>
+              <w:bottom w:w="80.0" w:type="dxa"/>
+              <w:right w:w="100.0" w:type="dxa"/>
+            </w:tcMar>
+            <w:vAlign w:val="top"/>
+          </w:tcPr>
+          <w:p>
+            <w:pPr>
+              <w:spacing w:after="0" w:lineRule="auto"/>
+              <w:jc w:val="both"/>
+              <w:rPr>
+                <w:rFonts w:ascii="Calibri" w:cs="Calibri" w:eastAsia="Calibri" w:hAnsi="Calibri"/>
+              </w:rPr>
+            </w:pPr>
+            <w:r>
+              <w:rPr>
+                <w:rFonts w:ascii="Calibri" w:cs="Calibri" w:eastAsia="Calibri" w:hAnsi="Calibri"/>
+                <w:rtl w:val="0"/>
+              </w:rPr>
+              <w:t xml:space="preserve">Alternar entre "Inicio" y "Historial" tras iniciar sesión</w:t>
             </w:r>
           </w:p>
         </w:tc>
@@ -5976,6 +6394,7 @@
           <w:p>
             <w:pPr>
               <w:spacing w:after="0" w:before="0" w:lineRule="auto"/>
+              <w:jc w:val="both"/>
               <w:rPr>
                 <w:rFonts w:ascii="Calibri" w:cs="Calibri" w:eastAsia="Calibri" w:hAnsi="Calibri"/>
               </w:rPr>
@@ -6004,15 +6423,17 @@
               <w:bottom w:color="000000" w:space="0" w:sz="6" w:val="single"/>
               <w:right w:color="000000" w:space="0" w:sz="6" w:val="single"/>
             </w:tcBorders>
-            <w:tcMar>
-              <w:top w:w="70.0" w:type="dxa"/>
-              <w:bottom w:w="70.0" w:type="dxa"/>
-            </w:tcMar>
-            <w:vAlign w:val="center"/>
-          </w:tcPr>
-          <w:p>
-            <w:pPr>
-              <w:spacing w:after="0" w:before="0" w:lineRule="auto"/>
+            <w:shd w:fill="ff0000" w:val="clear"/>
+            <w:tcMar>
+              <w:top w:w="70.0" w:type="dxa"/>
+              <w:bottom w:w="70.0" w:type="dxa"/>
+            </w:tcMar>
+            <w:vAlign w:val="center"/>
+          </w:tcPr>
+          <w:p>
+            <w:pPr>
+              <w:spacing w:after="0" w:before="0" w:lineRule="auto"/>
+              <w:jc w:val="both"/>
               <w:rPr>
                 <w:rFonts w:ascii="Calibri" w:cs="Calibri" w:eastAsia="Calibri" w:hAnsi="Calibri"/>
               </w:rPr>
@@ -6024,40 +6445,43 @@
                 <w:szCs w:val="21"/>
                 <w:rtl w:val="0"/>
               </w:rPr>
-              <w:t xml:space="preserve">Sí / No</w:t>
-            </w:r>
-            <w:r>
-              <w:rPr>
-                <w:rtl w:val="0"/>
-              </w:rPr>
-            </w:r>
-          </w:p>
-        </w:tc>
-        <w:tc>
-          <w:tcPr>
-            <w:tcBorders>
-              <w:top w:color="000000" w:space="0" w:sz="6" w:val="single"/>
-              <w:left w:color="000000" w:space="0" w:sz="6" w:val="single"/>
-              <w:bottom w:color="000000" w:space="0" w:sz="6" w:val="single"/>
-              <w:right w:color="000000" w:space="0" w:sz="6" w:val="single"/>
-            </w:tcBorders>
-            <w:tcMar>
-              <w:top w:w="70.0" w:type="dxa"/>
-              <w:bottom w:w="70.0" w:type="dxa"/>
-            </w:tcMar>
-            <w:vAlign w:val="center"/>
-          </w:tcPr>
-          <w:p>
-            <w:pPr>
-              <w:spacing w:after="0" w:before="0" w:lineRule="auto"/>
-              <w:rPr>
-                <w:rFonts w:ascii="Calibri" w:cs="Calibri" w:eastAsia="Calibri" w:hAnsi="Calibri"/>
-              </w:rPr>
-            </w:pPr>
-            <w:r>
-              <w:rPr>
-                <w:rtl w:val="0"/>
-              </w:rPr>
+              <w:t xml:space="preserve">No</w:t>
+            </w:r>
+            <w:r>
+              <w:rPr>
+                <w:rtl w:val="0"/>
+              </w:rPr>
+            </w:r>
+          </w:p>
+        </w:tc>
+        <w:tc>
+          <w:tcPr>
+            <w:tcBorders>
+              <w:top w:color="000000" w:space="0" w:sz="6" w:val="single"/>
+              <w:left w:color="000000" w:space="0" w:sz="6" w:val="single"/>
+              <w:bottom w:color="000000" w:space="0" w:sz="6" w:val="single"/>
+              <w:right w:color="000000" w:space="0" w:sz="6" w:val="single"/>
+            </w:tcBorders>
+            <w:tcMar>
+              <w:top w:w="70.0" w:type="dxa"/>
+              <w:bottom w:w="70.0" w:type="dxa"/>
+            </w:tcMar>
+            <w:vAlign w:val="center"/>
+          </w:tcPr>
+          <w:p>
+            <w:pPr>
+              <w:spacing w:after="0" w:before="0" w:lineRule="auto"/>
+              <w:jc w:val="both"/>
+              <w:rPr>
+                <w:rFonts w:ascii="Calibri" w:cs="Calibri" w:eastAsia="Calibri" w:hAnsi="Calibri"/>
+              </w:rPr>
+            </w:pPr>
+            <w:r>
+              <w:rPr>
+                <w:rFonts w:ascii="Calibri" w:cs="Calibri" w:eastAsia="Calibri" w:hAnsi="Calibri"/>
+                <w:rtl w:val="0"/>
+              </w:rPr>
+              <w:t xml:space="preserve">No es necesario para el MVP; se prioriza una interfaz simple para uso en terreno </w:t>
             </w:r>
           </w:p>
         </w:tc>
@@ -6084,6 +6508,7 @@
           <w:p>
             <w:pPr>
               <w:spacing w:after="0" w:before="0" w:lineRule="auto"/>
+              <w:jc w:val="both"/>
               <w:rPr>
                 <w:rFonts w:ascii="Calibri" w:cs="Calibri" w:eastAsia="Calibri" w:hAnsi="Calibri"/>
               </w:rPr>
@@ -6112,15 +6537,17 @@
               <w:bottom w:color="000000" w:space="0" w:sz="6" w:val="single"/>
               <w:right w:color="000000" w:space="0" w:sz="6" w:val="single"/>
             </w:tcBorders>
-            <w:tcMar>
-              <w:top w:w="70.0" w:type="dxa"/>
-              <w:bottom w:w="70.0" w:type="dxa"/>
-            </w:tcMar>
-            <w:vAlign w:val="center"/>
-          </w:tcPr>
-          <w:p>
-            <w:pPr>
-              <w:spacing w:after="0" w:before="0" w:lineRule="auto"/>
+            <w:shd w:fill="00ff00" w:val="clear"/>
+            <w:tcMar>
+              <w:top w:w="70.0" w:type="dxa"/>
+              <w:bottom w:w="70.0" w:type="dxa"/>
+            </w:tcMar>
+            <w:vAlign w:val="center"/>
+          </w:tcPr>
+          <w:p>
+            <w:pPr>
+              <w:spacing w:after="0" w:before="0" w:lineRule="auto"/>
+              <w:jc w:val="both"/>
               <w:rPr>
                 <w:rFonts w:ascii="Calibri" w:cs="Calibri" w:eastAsia="Calibri" w:hAnsi="Calibri"/>
               </w:rPr>
@@ -6132,40 +6559,43 @@
                 <w:szCs w:val="21"/>
                 <w:rtl w:val="0"/>
               </w:rPr>
-              <w:t xml:space="preserve">Sí / No</w:t>
-            </w:r>
-            <w:r>
-              <w:rPr>
-                <w:rtl w:val="0"/>
-              </w:rPr>
-            </w:r>
-          </w:p>
-        </w:tc>
-        <w:tc>
-          <w:tcPr>
-            <w:tcBorders>
-              <w:top w:color="000000" w:space="0" w:sz="6" w:val="single"/>
-              <w:left w:color="000000" w:space="0" w:sz="6" w:val="single"/>
-              <w:bottom w:color="000000" w:space="0" w:sz="6" w:val="single"/>
-              <w:right w:color="000000" w:space="0" w:sz="6" w:val="single"/>
-            </w:tcBorders>
-            <w:tcMar>
-              <w:top w:w="70.0" w:type="dxa"/>
-              <w:bottom w:w="70.0" w:type="dxa"/>
-            </w:tcMar>
-            <w:vAlign w:val="center"/>
-          </w:tcPr>
-          <w:p>
-            <w:pPr>
-              <w:spacing w:after="0" w:before="0" w:lineRule="auto"/>
-              <w:rPr>
-                <w:rFonts w:ascii="Calibri" w:cs="Calibri" w:eastAsia="Calibri" w:hAnsi="Calibri"/>
-              </w:rPr>
-            </w:pPr>
-            <w:r>
-              <w:rPr>
-                <w:rtl w:val="0"/>
-              </w:rPr>
+              <w:t xml:space="preserve">Sí </w:t>
+            </w:r>
+            <w:r>
+              <w:rPr>
+                <w:rtl w:val="0"/>
+              </w:rPr>
+            </w:r>
+          </w:p>
+        </w:tc>
+        <w:tc>
+          <w:tcPr>
+            <w:tcBorders>
+              <w:top w:color="000000" w:space="0" w:sz="6" w:val="single"/>
+              <w:left w:color="000000" w:space="0" w:sz="6" w:val="single"/>
+              <w:bottom w:color="000000" w:space="0" w:sz="6" w:val="single"/>
+              <w:right w:color="000000" w:space="0" w:sz="6" w:val="single"/>
+            </w:tcBorders>
+            <w:tcMar>
+              <w:top w:w="70.0" w:type="dxa"/>
+              <w:bottom w:w="70.0" w:type="dxa"/>
+            </w:tcMar>
+            <w:vAlign w:val="center"/>
+          </w:tcPr>
+          <w:p>
+            <w:pPr>
+              <w:spacing w:after="0" w:before="0" w:lineRule="auto"/>
+              <w:jc w:val="both"/>
+              <w:rPr>
+                <w:rFonts w:ascii="Calibri" w:cs="Calibri" w:eastAsia="Calibri" w:hAnsi="Calibri"/>
+              </w:rPr>
+            </w:pPr>
+            <w:r>
+              <w:rPr>
+                <w:rFonts w:ascii="Calibri" w:cs="Calibri" w:eastAsia="Calibri" w:hAnsi="Calibri"/>
+                <w:rtl w:val="0"/>
+              </w:rPr>
+              <w:t xml:space="preserve">Mostrar el título de cada pantalla y permitir volver a la anterior </w:t>
             </w:r>
           </w:p>
         </w:tc>
@@ -6192,6 +6622,7 @@
           <w:p>
             <w:pPr>
               <w:spacing w:after="0" w:before="0" w:lineRule="auto"/>
+              <w:jc w:val="both"/>
               <w:rPr>
                 <w:rFonts w:ascii="Calibri" w:cs="Calibri" w:eastAsia="Calibri" w:hAnsi="Calibri"/>
               </w:rPr>
@@ -6220,15 +6651,17 @@
               <w:bottom w:color="000000" w:space="0" w:sz="6" w:val="single"/>
               <w:right w:color="000000" w:space="0" w:sz="6" w:val="single"/>
             </w:tcBorders>
-            <w:tcMar>
-              <w:top w:w="70.0" w:type="dxa"/>
-              <w:bottom w:w="70.0" w:type="dxa"/>
-            </w:tcMar>
-            <w:vAlign w:val="center"/>
-          </w:tcPr>
-          <w:p>
-            <w:pPr>
-              <w:spacing w:after="0" w:before="0" w:lineRule="auto"/>
+            <w:shd w:fill="00ff00" w:val="clear"/>
+            <w:tcMar>
+              <w:top w:w="70.0" w:type="dxa"/>
+              <w:bottom w:w="70.0" w:type="dxa"/>
+            </w:tcMar>
+            <w:vAlign w:val="center"/>
+          </w:tcPr>
+          <w:p>
+            <w:pPr>
+              <w:spacing w:after="0" w:before="0" w:lineRule="auto"/>
+              <w:jc w:val="both"/>
               <w:rPr>
                 <w:rFonts w:ascii="Calibri" w:cs="Calibri" w:eastAsia="Calibri" w:hAnsi="Calibri"/>
               </w:rPr>
@@ -6240,40 +6673,43 @@
                 <w:szCs w:val="21"/>
                 <w:rtl w:val="0"/>
               </w:rPr>
-              <w:t xml:space="preserve">Sí / No</w:t>
-            </w:r>
-            <w:r>
-              <w:rPr>
-                <w:rtl w:val="0"/>
-              </w:rPr>
-            </w:r>
-          </w:p>
-        </w:tc>
-        <w:tc>
-          <w:tcPr>
-            <w:tcBorders>
-              <w:top w:color="000000" w:space="0" w:sz="6" w:val="single"/>
-              <w:left w:color="000000" w:space="0" w:sz="6" w:val="single"/>
-              <w:bottom w:color="000000" w:space="0" w:sz="6" w:val="single"/>
-              <w:right w:color="000000" w:space="0" w:sz="6" w:val="single"/>
-            </w:tcBorders>
-            <w:tcMar>
-              <w:top w:w="70.0" w:type="dxa"/>
-              <w:bottom w:w="70.0" w:type="dxa"/>
-            </w:tcMar>
-            <w:vAlign w:val="center"/>
-          </w:tcPr>
-          <w:p>
-            <w:pPr>
-              <w:spacing w:after="0" w:before="0" w:lineRule="auto"/>
-              <w:rPr>
-                <w:rFonts w:ascii="Calibri" w:cs="Calibri" w:eastAsia="Calibri" w:hAnsi="Calibri"/>
-              </w:rPr>
-            </w:pPr>
-            <w:r>
-              <w:rPr>
-                <w:rtl w:val="0"/>
-              </w:rPr>
+              <w:t xml:space="preserve">Sí </w:t>
+            </w:r>
+            <w:r>
+              <w:rPr>
+                <w:rtl w:val="0"/>
+              </w:rPr>
+            </w:r>
+          </w:p>
+        </w:tc>
+        <w:tc>
+          <w:tcPr>
+            <w:tcBorders>
+              <w:top w:color="000000" w:space="0" w:sz="6" w:val="single"/>
+              <w:left w:color="000000" w:space="0" w:sz="6" w:val="single"/>
+              <w:bottom w:color="000000" w:space="0" w:sz="6" w:val="single"/>
+              <w:right w:color="000000" w:space="0" w:sz="6" w:val="single"/>
+            </w:tcBorders>
+            <w:tcMar>
+              <w:top w:w="70.0" w:type="dxa"/>
+              <w:bottom w:w="70.0" w:type="dxa"/>
+            </w:tcMar>
+            <w:vAlign w:val="center"/>
+          </w:tcPr>
+          <w:p>
+            <w:pPr>
+              <w:spacing w:after="0" w:before="0" w:lineRule="auto"/>
+              <w:jc w:val="both"/>
+              <w:rPr>
+                <w:rFonts w:ascii="Calibri" w:cs="Calibri" w:eastAsia="Calibri" w:hAnsi="Calibri"/>
+              </w:rPr>
+            </w:pPr>
+            <w:r>
+              <w:rPr>
+                <w:rFonts w:ascii="Calibri" w:cs="Calibri" w:eastAsia="Calibri" w:hAnsi="Calibri"/>
+                <w:rtl w:val="0"/>
+              </w:rPr>
+              <w:t xml:space="preserve">Iniciar rápidamente el registro de una nueva muestra desde Inicio o Historial </w:t>
             </w:r>
           </w:p>
         </w:tc>
@@ -6282,13 +6718,20 @@
     <w:p>
       <w:pPr>
         <w:pStyle w:val="Heading2"/>
-        <w:rPr>
-          <w:rFonts w:ascii="Calibri" w:cs="Calibri" w:eastAsia="Calibri" w:hAnsi="Calibri"/>
+        <w:jc w:val="both"/>
+        <w:rPr>
+          <w:rFonts w:ascii="Calibri" w:cs="Calibri" w:eastAsia="Calibri" w:hAnsi="Calibri"/>
+          <w:color w:val="000000"/>
+          <w:sz w:val="28"/>
+          <w:szCs w:val="28"/>
         </w:rPr>
       </w:pPr>
       <w:r>
         <w:rPr>
           <w:rFonts w:ascii="Calibri" w:cs="Calibri" w:eastAsia="Calibri" w:hAnsi="Calibri"/>
+          <w:color w:val="000000"/>
+          <w:sz w:val="28"/>
+          <w:szCs w:val="28"/>
           <w:rtl w:val="0"/>
         </w:rPr>
         <w:t xml:space="preserve">3.3 Regla de alcance</w:t>
@@ -6332,6 +6775,7 @@
           <w:p>
             <w:pPr>
               <w:spacing w:after="40" w:lineRule="auto"/>
+              <w:jc w:val="both"/>
               <w:rPr>
                 <w:rFonts w:ascii="Calibri" w:cs="Calibri" w:eastAsia="Calibri" w:hAnsi="Calibri"/>
               </w:rPr>
@@ -6356,6 +6800,7 @@
           <w:p>
             <w:pPr>
               <w:spacing w:after="0" w:lineRule="auto"/>
+              <w:jc w:val="both"/>
               <w:rPr>
                 <w:rFonts w:ascii="Calibri" w:cs="Calibri" w:eastAsia="Calibri" w:hAnsi="Calibri"/>
               </w:rPr>
@@ -6380,6 +6825,7 @@
     </w:tbl>
     <w:p>
       <w:pPr>
+        <w:jc w:val="both"/>
         <w:rPr>
           <w:rFonts w:ascii="Calibri" w:cs="Calibri" w:eastAsia="Calibri" w:hAnsi="Calibri"/>
         </w:rPr>
@@ -6396,13 +6842,20 @@
     <w:p>
       <w:pPr>
         <w:pStyle w:val="Heading1"/>
-        <w:rPr>
-          <w:rFonts w:ascii="Calibri" w:cs="Calibri" w:eastAsia="Calibri" w:hAnsi="Calibri"/>
+        <w:jc w:val="both"/>
+        <w:rPr>
+          <w:rFonts w:ascii="Calibri" w:cs="Calibri" w:eastAsia="Calibri" w:hAnsi="Calibri"/>
+          <w:color w:val="000000"/>
+          <w:sz w:val="32"/>
+          <w:szCs w:val="32"/>
         </w:rPr>
       </w:pPr>
       <w:r>
         <w:rPr>
           <w:rFonts w:ascii="Calibri" w:cs="Calibri" w:eastAsia="Calibri" w:hAnsi="Calibri"/>
+          <w:color w:val="000000"/>
+          <w:sz w:val="32"/>
+          <w:szCs w:val="32"/>
           <w:rtl w:val="0"/>
         </w:rPr>
         <w:t xml:space="preserve">4. Diseño de interfaces con apoyo de IA</w:t>
@@ -6411,6 +6864,7 @@
     <w:p>
       <w:pPr>
         <w:spacing w:after="120" w:lineRule="auto"/>
+        <w:jc w:val="both"/>
         <w:rPr>
           <w:rFonts w:ascii="Calibri" w:cs="Calibri" w:eastAsia="Calibri" w:hAnsi="Calibri"/>
         </w:rPr>
@@ -6428,7 +6882,6 @@
         <w:r>
           <w:rPr>
             <w:rFonts w:ascii="Calibri" w:cs="Calibri" w:eastAsia="Calibri" w:hAnsi="Calibri"/>
-            <w:color w:val="1155cc"/>
             <w:sz w:val="21"/>
             <w:szCs w:val="21"/>
             <w:u w:val="single"/>
@@ -6441,7 +6894,6 @@
         <w:r>
           <w:rPr>
             <w:rFonts w:ascii="Calibri" w:cs="Calibri" w:eastAsia="Calibri" w:hAnsi="Calibri"/>
-            <w:color w:val="1155cc"/>
             <w:u w:val="single"/>
             <w:rtl w:val="0"/>
           </w:rPr>
@@ -6468,7 +6920,6 @@
         <w:r>
           <w:rPr>
             <w:rFonts w:ascii="Calibri" w:cs="Calibri" w:eastAsia="Calibri" w:hAnsi="Calibri"/>
-            <w:color w:val="1155cc"/>
             <w:sz w:val="21"/>
             <w:szCs w:val="21"/>
             <w:u w:val="single"/>
@@ -6555,6 +7006,7 @@
           <w:p>
             <w:pPr>
               <w:spacing w:after="0" w:lineRule="auto"/>
+              <w:jc w:val="both"/>
               <w:rPr>
                 <w:rFonts w:ascii="Calibri" w:cs="Calibri" w:eastAsia="Calibri" w:hAnsi="Calibri"/>
               </w:rPr>
@@ -6571,8 +7023,10 @@
     <w:p>
       <w:pPr>
         <w:pStyle w:val="Heading2"/>
-        <w:rPr>
-          <w:rFonts w:ascii="Calibri" w:cs="Calibri" w:eastAsia="Calibri" w:hAnsi="Calibri"/>
+        <w:jc w:val="both"/>
+        <w:rPr>
+          <w:rFonts w:ascii="Calibri" w:cs="Calibri" w:eastAsia="Calibri" w:hAnsi="Calibri"/>
+          <w:color w:val="000000"/>
         </w:rPr>
       </w:pPr>
       <w:r>
@@ -6584,13 +7038,20 @@
     <w:p>
       <w:pPr>
         <w:pStyle w:val="Heading2"/>
-        <w:rPr>
-          <w:rFonts w:ascii="Calibri" w:cs="Calibri" w:eastAsia="Calibri" w:hAnsi="Calibri"/>
+        <w:jc w:val="both"/>
+        <w:rPr>
+          <w:rFonts w:ascii="Calibri" w:cs="Calibri" w:eastAsia="Calibri" w:hAnsi="Calibri"/>
+          <w:color w:val="000000"/>
+          <w:sz w:val="28"/>
+          <w:szCs w:val="28"/>
         </w:rPr>
       </w:pPr>
       <w:r>
         <w:rPr>
           <w:rFonts w:ascii="Calibri" w:cs="Calibri" w:eastAsia="Calibri" w:hAnsi="Calibri"/>
+          <w:color w:val="000000"/>
+          <w:sz w:val="28"/>
+          <w:szCs w:val="28"/>
           <w:rtl w:val="0"/>
         </w:rPr>
         <w:t xml:space="preserve">4.1 Interfaces a generar</w:t>
@@ -6599,6 +7060,7 @@
     <w:p>
       <w:pPr>
         <w:spacing w:after="100" w:lineRule="auto"/>
+        <w:jc w:val="both"/>
         <w:rPr>
           <w:rFonts w:ascii="Calibri" w:cs="Calibri" w:eastAsia="Calibri" w:hAnsi="Calibri"/>
         </w:rPr>
@@ -6621,22 +7083,22 @@
     <w:tbl>
       <w:tblPr>
         <w:tblStyle w:val="Table13"/>
-        <w:tblW w:w="10200.0" w:type="dxa"/>
+        <w:tblW w:w="10665.0" w:type="dxa"/>
         <w:jc w:val="center"/>
         <w:tblLayout w:type="fixed"/>
         <w:tblLook w:val="0400"/>
       </w:tblPr>
       <w:tblGrid>
-        <w:gridCol w:w="2550"/>
-        <w:gridCol w:w="2550"/>
-        <w:gridCol w:w="2550"/>
-        <w:gridCol w:w="2550"/>
+        <w:gridCol w:w="1545"/>
+        <w:gridCol w:w="2070"/>
+        <w:gridCol w:w="1410"/>
+        <w:gridCol w:w="5640"/>
         <w:tblGridChange w:id="0">
           <w:tblGrid>
-            <w:gridCol w:w="2550"/>
-            <w:gridCol w:w="2550"/>
-            <w:gridCol w:w="2550"/>
-            <w:gridCol w:w="2550"/>
+            <w:gridCol w:w="1545"/>
+            <w:gridCol w:w="2070"/>
+            <w:gridCol w:w="1410"/>
+            <w:gridCol w:w="5640"/>
           </w:tblGrid>
         </w:tblGridChange>
       </w:tblGrid>
@@ -6653,58 +7115,23 @@
               <w:bottom w:color="000000" w:space="0" w:sz="6" w:val="single"/>
               <w:right w:color="000000" w:space="0" w:sz="6" w:val="single"/>
             </w:tcBorders>
-            <w:shd w:fill="d9e2f3" w:val="clear"/>
-            <w:tcMar>
-              <w:top w:w="70.0" w:type="dxa"/>
-              <w:bottom w:w="70.0" w:type="dxa"/>
-            </w:tcMar>
-            <w:vAlign w:val="center"/>
-          </w:tcPr>
-          <w:p>
-            <w:pPr>
-              <w:spacing w:after="0" w:before="0" w:lineRule="auto"/>
-              <w:rPr>
-                <w:rFonts w:ascii="Calibri" w:cs="Calibri" w:eastAsia="Calibri" w:hAnsi="Calibri"/>
-              </w:rPr>
-            </w:pPr>
-            <w:r>
+            <w:shd w:fill="4f81bd" w:val="clear"/>
+            <w:tcMar>
+              <w:top w:w="70.0" w:type="dxa"/>
+              <w:bottom w:w="70.0" w:type="dxa"/>
+            </w:tcMar>
+            <w:vAlign w:val="center"/>
+          </w:tcPr>
+          <w:p>
+            <w:pPr>
+              <w:spacing w:after="0" w:before="0" w:lineRule="auto"/>
+              <w:jc w:val="center"/>
               <w:rPr>
                 <w:rFonts w:ascii="Calibri" w:cs="Calibri" w:eastAsia="Calibri" w:hAnsi="Calibri"/>
                 <w:b w:val="1"/>
                 <w:bCs w:val="1"/>
-                <w:sz w:val="18"/>
-                <w:szCs w:val="18"/>
-                <w:rtl w:val="0"/>
-              </w:rPr>
-              <w:t xml:space="preserve">Pantalla</w:t>
-            </w:r>
-            <w:r>
-              <w:rPr>
-                <w:rtl w:val="0"/>
-              </w:rPr>
-            </w:r>
-          </w:p>
-        </w:tc>
-        <w:tc>
-          <w:tcPr>
-            <w:tcBorders>
-              <w:top w:color="000000" w:space="0" w:sz="6" w:val="single"/>
-              <w:left w:color="000000" w:space="0" w:sz="6" w:val="single"/>
-              <w:bottom w:color="000000" w:space="0" w:sz="6" w:val="single"/>
-              <w:right w:color="000000" w:space="0" w:sz="6" w:val="single"/>
-            </w:tcBorders>
-            <w:shd w:fill="d9e2f3" w:val="clear"/>
-            <w:tcMar>
-              <w:top w:w="70.0" w:type="dxa"/>
-              <w:bottom w:w="70.0" w:type="dxa"/>
-            </w:tcMar>
-            <w:vAlign w:val="center"/>
-          </w:tcPr>
-          <w:p>
-            <w:pPr>
-              <w:spacing w:after="0" w:before="0" w:lineRule="auto"/>
-              <w:rPr>
-                <w:rFonts w:ascii="Calibri" w:cs="Calibri" w:eastAsia="Calibri" w:hAnsi="Calibri"/>
+                <w:sz w:val="22"/>
+                <w:szCs w:val="22"/>
               </w:rPr>
             </w:pPr>
             <w:r>
@@ -6712,79 +7139,39 @@
                 <w:rFonts w:ascii="Calibri" w:cs="Calibri" w:eastAsia="Calibri" w:hAnsi="Calibri"/>
                 <w:b w:val="1"/>
                 <w:bCs w:val="1"/>
-                <w:sz w:val="18"/>
-                <w:szCs w:val="18"/>
-                <w:rtl w:val="0"/>
-              </w:rPr>
-              <w:t xml:space="preserve">Archivo PNG</w:t>
-            </w:r>
-            <w:r>
-              <w:rPr>
-                <w:rtl w:val="0"/>
-              </w:rPr>
-            </w:r>
-          </w:p>
-        </w:tc>
-        <w:tc>
-          <w:tcPr>
-            <w:tcBorders>
-              <w:top w:color="000000" w:space="0" w:sz="6" w:val="single"/>
-              <w:left w:color="000000" w:space="0" w:sz="6" w:val="single"/>
-              <w:bottom w:color="000000" w:space="0" w:sz="6" w:val="single"/>
-              <w:right w:color="000000" w:space="0" w:sz="6" w:val="single"/>
-            </w:tcBorders>
-            <w:shd w:fill="d9e2f3" w:val="clear"/>
-            <w:tcMar>
-              <w:top w:w="70.0" w:type="dxa"/>
-              <w:bottom w:w="70.0" w:type="dxa"/>
-            </w:tcMar>
-            <w:vAlign w:val="center"/>
-          </w:tcPr>
-          <w:p>
-            <w:pPr>
-              <w:spacing w:after="0" w:before="0" w:lineRule="auto"/>
-              <w:rPr>
-                <w:rFonts w:ascii="Calibri" w:cs="Calibri" w:eastAsia="Calibri" w:hAnsi="Calibri"/>
-              </w:rPr>
-            </w:pPr>
-            <w:r>
+                <w:sz w:val="22"/>
+                <w:szCs w:val="22"/>
+                <w:rtl w:val="0"/>
+              </w:rPr>
+              <w:t xml:space="preserve">Pantalla</w:t>
+            </w:r>
+          </w:p>
+        </w:tc>
+        <w:tc>
+          <w:tcPr>
+            <w:tcBorders>
+              <w:top w:color="000000" w:space="0" w:sz="6" w:val="single"/>
+              <w:left w:color="000000" w:space="0" w:sz="6" w:val="single"/>
+              <w:bottom w:color="000000" w:space="0" w:sz="6" w:val="single"/>
+              <w:right w:color="000000" w:space="0" w:sz="6" w:val="single"/>
+            </w:tcBorders>
+            <w:shd w:fill="4f81bd" w:val="clear"/>
+            <w:tcMar>
+              <w:top w:w="70.0" w:type="dxa"/>
+              <w:bottom w:w="70.0" w:type="dxa"/>
+            </w:tcMar>
+            <w:vAlign w:val="center"/>
+          </w:tcPr>
+          <w:p>
+            <w:pPr>
+              <w:spacing w:after="0" w:before="0" w:lineRule="auto"/>
+              <w:jc w:val="center"/>
               <w:rPr>
                 <w:rFonts w:ascii="Calibri" w:cs="Calibri" w:eastAsia="Calibri" w:hAnsi="Calibri"/>
                 <w:b w:val="1"/>
                 <w:bCs w:val="1"/>
-                <w:sz w:val="18"/>
-                <w:szCs w:val="18"/>
-                <w:rtl w:val="0"/>
-              </w:rPr>
-              <w:t xml:space="preserve">Herramienta utilizada</w:t>
-            </w:r>
-            <w:r>
-              <w:rPr>
-                <w:rtl w:val="0"/>
-              </w:rPr>
-            </w:r>
-          </w:p>
-        </w:tc>
-        <w:tc>
-          <w:tcPr>
-            <w:tcBorders>
-              <w:top w:color="000000" w:space="0" w:sz="6" w:val="single"/>
-              <w:left w:color="000000" w:space="0" w:sz="6" w:val="single"/>
-              <w:bottom w:color="000000" w:space="0" w:sz="6" w:val="single"/>
-              <w:right w:color="000000" w:space="0" w:sz="6" w:val="single"/>
-            </w:tcBorders>
-            <w:shd w:fill="d9e2f3" w:val="clear"/>
-            <w:tcMar>
-              <w:top w:w="70.0" w:type="dxa"/>
-              <w:bottom w:w="70.0" w:type="dxa"/>
-            </w:tcMar>
-            <w:vAlign w:val="center"/>
-          </w:tcPr>
-          <w:p>
-            <w:pPr>
-              <w:spacing w:after="0" w:before="0" w:lineRule="auto"/>
-              <w:rPr>
-                <w:rFonts w:ascii="Calibri" w:cs="Calibri" w:eastAsia="Calibri" w:hAnsi="Calibri"/>
+                <w:sz w:val="22"/>
+                <w:szCs w:val="22"/>
               </w:rPr>
             </w:pPr>
             <w:r>
@@ -6792,16 +7179,91 @@
                 <w:rFonts w:ascii="Calibri" w:cs="Calibri" w:eastAsia="Calibri" w:hAnsi="Calibri"/>
                 <w:b w:val="1"/>
                 <w:bCs w:val="1"/>
-                <w:sz w:val="18"/>
-                <w:szCs w:val="18"/>
+                <w:sz w:val="22"/>
+                <w:szCs w:val="22"/>
+                <w:rtl w:val="0"/>
+              </w:rPr>
+              <w:t xml:space="preserve">Archivo PNG</w:t>
+            </w:r>
+          </w:p>
+        </w:tc>
+        <w:tc>
+          <w:tcPr>
+            <w:tcBorders>
+              <w:top w:color="000000" w:space="0" w:sz="6" w:val="single"/>
+              <w:left w:color="000000" w:space="0" w:sz="6" w:val="single"/>
+              <w:bottom w:color="000000" w:space="0" w:sz="6" w:val="single"/>
+              <w:right w:color="000000" w:space="0" w:sz="6" w:val="single"/>
+            </w:tcBorders>
+            <w:shd w:fill="4f81bd" w:val="clear"/>
+            <w:tcMar>
+              <w:top w:w="70.0" w:type="dxa"/>
+              <w:bottom w:w="70.0" w:type="dxa"/>
+            </w:tcMar>
+            <w:vAlign w:val="center"/>
+          </w:tcPr>
+          <w:p>
+            <w:pPr>
+              <w:spacing w:after="0" w:before="0" w:lineRule="auto"/>
+              <w:jc w:val="center"/>
+              <w:rPr>
+                <w:rFonts w:ascii="Calibri" w:cs="Calibri" w:eastAsia="Calibri" w:hAnsi="Calibri"/>
+                <w:b w:val="1"/>
+                <w:bCs w:val="1"/>
+                <w:sz w:val="22"/>
+                <w:szCs w:val="22"/>
+              </w:rPr>
+            </w:pPr>
+            <w:r>
+              <w:rPr>
+                <w:rFonts w:ascii="Calibri" w:cs="Calibri" w:eastAsia="Calibri" w:hAnsi="Calibri"/>
+                <w:b w:val="1"/>
+                <w:bCs w:val="1"/>
+                <w:sz w:val="22"/>
+                <w:szCs w:val="22"/>
+                <w:rtl w:val="0"/>
+              </w:rPr>
+              <w:t xml:space="preserve">Herramienta utilizada</w:t>
+            </w:r>
+          </w:p>
+        </w:tc>
+        <w:tc>
+          <w:tcPr>
+            <w:tcBorders>
+              <w:top w:color="000000" w:space="0" w:sz="6" w:val="single"/>
+              <w:left w:color="000000" w:space="0" w:sz="6" w:val="single"/>
+              <w:bottom w:color="000000" w:space="0" w:sz="6" w:val="single"/>
+              <w:right w:color="000000" w:space="0" w:sz="6" w:val="single"/>
+            </w:tcBorders>
+            <w:shd w:fill="4f81bd" w:val="clear"/>
+            <w:tcMar>
+              <w:top w:w="70.0" w:type="dxa"/>
+              <w:bottom w:w="70.0" w:type="dxa"/>
+            </w:tcMar>
+            <w:vAlign w:val="center"/>
+          </w:tcPr>
+          <w:p>
+            <w:pPr>
+              <w:spacing w:after="0" w:before="0" w:lineRule="auto"/>
+              <w:jc w:val="center"/>
+              <w:rPr>
+                <w:rFonts w:ascii="Calibri" w:cs="Calibri" w:eastAsia="Calibri" w:hAnsi="Calibri"/>
+                <w:b w:val="1"/>
+                <w:bCs w:val="1"/>
+                <w:sz w:val="22"/>
+                <w:szCs w:val="22"/>
+              </w:rPr>
+            </w:pPr>
+            <w:r>
+              <w:rPr>
+                <w:rFonts w:ascii="Calibri" w:cs="Calibri" w:eastAsia="Calibri" w:hAnsi="Calibri"/>
+                <w:b w:val="1"/>
+                <w:bCs w:val="1"/>
+                <w:sz w:val="22"/>
+                <w:szCs w:val="22"/>
                 <w:rtl w:val="0"/>
               </w:rPr>
               <w:t xml:space="preserve">Cambio realizado por el equipo</w:t>
-            </w:r>
-            <w:r>
-              <w:rPr>
-                <w:rtl w:val="0"/>
-              </w:rPr>
             </w:r>
           </w:p>
         </w:tc>
@@ -6829,98 +7291,152 @@
           <w:p>
             <w:pPr>
               <w:spacing w:after="0" w:before="0" w:lineRule="auto"/>
-              <w:rPr>
-                <w:rFonts w:ascii="Calibri" w:cs="Calibri" w:eastAsia="Calibri" w:hAnsi="Calibri"/>
-              </w:rPr>
-            </w:pPr>
-            <w:r>
-              <w:rPr>
-                <w:rtl w:val="0"/>
-              </w:rPr>
-            </w:r>
-          </w:p>
-        </w:tc>
-        <w:tc>
-          <w:tcPr>
-            <w:tcBorders>
-              <w:top w:color="000000" w:space="0" w:sz="6" w:val="single"/>
-              <w:left w:color="000000" w:space="0" w:sz="6" w:val="single"/>
-              <w:bottom w:color="000000" w:space="0" w:sz="6" w:val="single"/>
-              <w:right w:color="000000" w:space="0" w:sz="6" w:val="single"/>
-            </w:tcBorders>
-            <w:tcMar>
-              <w:top w:w="70.0" w:type="dxa"/>
-              <w:bottom w:w="70.0" w:type="dxa"/>
-            </w:tcMar>
-            <w:vAlign w:val="center"/>
-          </w:tcPr>
-          <w:p>
-            <w:pPr>
-              <w:spacing w:after="0" w:before="0" w:lineRule="auto"/>
-              <w:rPr>
-                <w:rFonts w:ascii="Calibri" w:cs="Calibri" w:eastAsia="Calibri" w:hAnsi="Calibri"/>
-              </w:rPr>
-            </w:pPr>
-            <w:r>
-              <w:rPr>
-                <w:rtl w:val="0"/>
-              </w:rPr>
-            </w:r>
-          </w:p>
-        </w:tc>
-        <w:tc>
-          <w:tcPr>
-            <w:tcBorders>
-              <w:top w:color="000000" w:space="0" w:sz="6" w:val="single"/>
-              <w:left w:color="000000" w:space="0" w:sz="6" w:val="single"/>
-              <w:bottom w:color="000000" w:space="0" w:sz="6" w:val="single"/>
-              <w:right w:color="000000" w:space="0" w:sz="6" w:val="single"/>
-            </w:tcBorders>
-            <w:tcMar>
-              <w:top w:w="70.0" w:type="dxa"/>
-              <w:bottom w:w="70.0" w:type="dxa"/>
-            </w:tcMar>
-            <w:vAlign w:val="center"/>
-          </w:tcPr>
-          <w:p>
-            <w:pPr>
-              <w:spacing w:after="0" w:before="0" w:lineRule="auto"/>
-              <w:rPr>
-                <w:rFonts w:ascii="Calibri" w:cs="Calibri" w:eastAsia="Calibri" w:hAnsi="Calibri"/>
-              </w:rPr>
-            </w:pPr>
-            <w:r>
-              <w:rPr>
-                <w:rtl w:val="0"/>
-              </w:rPr>
-            </w:r>
-          </w:p>
-        </w:tc>
-        <w:tc>
-          <w:tcPr>
-            <w:tcBorders>
-              <w:top w:color="000000" w:space="0" w:sz="6" w:val="single"/>
-              <w:left w:color="000000" w:space="0" w:sz="6" w:val="single"/>
-              <w:bottom w:color="000000" w:space="0" w:sz="6" w:val="single"/>
-              <w:right w:color="000000" w:space="0" w:sz="6" w:val="single"/>
-            </w:tcBorders>
-            <w:tcMar>
-              <w:top w:w="70.0" w:type="dxa"/>
-              <w:bottom w:w="70.0" w:type="dxa"/>
-            </w:tcMar>
-            <w:vAlign w:val="center"/>
-          </w:tcPr>
-          <w:p>
-            <w:pPr>
-              <w:spacing w:after="0" w:before="0" w:lineRule="auto"/>
-              <w:rPr>
-                <w:rFonts w:ascii="Calibri" w:cs="Calibri" w:eastAsia="Calibri" w:hAnsi="Calibri"/>
-              </w:rPr>
-            </w:pPr>
-            <w:r>
-              <w:rPr>
-                <w:rtl w:val="0"/>
-              </w:rPr>
+              <w:jc w:val="center"/>
+              <w:rPr>
+                <w:rFonts w:ascii="Calibri" w:cs="Calibri" w:eastAsia="Calibri" w:hAnsi="Calibri"/>
+                <w:sz w:val="22"/>
+                <w:szCs w:val="22"/>
+              </w:rPr>
+            </w:pPr>
+            <w:r>
+              <w:rPr>
+                <w:rFonts w:ascii="Calibri" w:cs="Calibri" w:eastAsia="Calibri" w:hAnsi="Calibri"/>
+                <w:sz w:val="22"/>
+                <w:szCs w:val="22"/>
+                <w:rtl w:val="0"/>
+              </w:rPr>
+              <w:t xml:space="preserve">Login </w:t>
+            </w:r>
+          </w:p>
+        </w:tc>
+        <w:tc>
+          <w:tcPr>
+            <w:tcBorders>
+              <w:top w:color="000000" w:space="0" w:sz="6" w:val="single"/>
+              <w:left w:color="000000" w:space="0" w:sz="6" w:val="single"/>
+              <w:bottom w:color="000000" w:space="0" w:sz="6" w:val="single"/>
+              <w:right w:color="000000" w:space="0" w:sz="6" w:val="single"/>
+            </w:tcBorders>
+            <w:tcMar>
+              <w:top w:w="70.0" w:type="dxa"/>
+              <w:bottom w:w="70.0" w:type="dxa"/>
+            </w:tcMar>
+            <w:vAlign w:val="center"/>
+          </w:tcPr>
+          <w:p>
+            <w:pPr>
+              <w:spacing w:after="0" w:before="0" w:lineRule="auto"/>
+              <w:jc w:val="both"/>
+              <w:rPr>
+                <w:rFonts w:ascii="Calibri" w:cs="Calibri" w:eastAsia="Calibri" w:hAnsi="Calibri"/>
+                <w:color w:val="188038"/>
+                <w:sz w:val="22"/>
+                <w:szCs w:val="22"/>
+              </w:rPr>
+            </w:pPr>
+            <w:r>
+              <w:rPr>
+                <w:rFonts w:ascii="Calibri" w:cs="Calibri" w:eastAsia="Calibri" w:hAnsi="Calibri"/>
+                <w:color w:val="188038"/>
+                <w:sz w:val="22"/>
+                <w:szCs w:val="22"/>
+                <w:rtl w:val="0"/>
+              </w:rPr>
+              <w:t xml:space="preserve">login.png </w:t>
+            </w:r>
+          </w:p>
+        </w:tc>
+        <w:tc>
+          <w:tcPr>
+            <w:tcBorders>
+              <w:top w:color="000000" w:space="0" w:sz="6" w:val="single"/>
+              <w:left w:color="000000" w:space="0" w:sz="6" w:val="single"/>
+              <w:bottom w:color="000000" w:space="0" w:sz="6" w:val="single"/>
+              <w:right w:color="000000" w:space="0" w:sz="6" w:val="single"/>
+            </w:tcBorders>
+            <w:shd w:fill="cefcff" w:val="clear"/>
+            <w:tcMar>
+              <w:top w:w="70.0" w:type="dxa"/>
+              <w:bottom w:w="70.0" w:type="dxa"/>
+            </w:tcMar>
+            <w:vAlign w:val="center"/>
+          </w:tcPr>
+          <w:p>
+            <w:pPr>
+              <w:spacing w:after="0" w:before="0" w:lineRule="auto"/>
+              <w:jc w:val="center"/>
+              <w:rPr>
+                <w:rFonts w:ascii="Calibri" w:cs="Calibri" w:eastAsia="Calibri" w:hAnsi="Calibri"/>
+                <w:b w:val="1"/>
+                <w:bCs w:val="1"/>
+                <w:sz w:val="22"/>
+                <w:szCs w:val="22"/>
+              </w:rPr>
+            </w:pPr>
+            <w:r>
+              <w:rPr>
+                <w:rFonts w:ascii="Calibri" w:cs="Calibri" w:eastAsia="Calibri" w:hAnsi="Calibri"/>
+                <w:b w:val="1"/>
+                <w:bCs w:val="1"/>
+                <w:sz w:val="22"/>
+                <w:szCs w:val="22"/>
+                <w:rtl w:val="0"/>
+              </w:rPr>
+              <w:t xml:space="preserve">Stitch </w:t>
+            </w:r>
+          </w:p>
+        </w:tc>
+        <w:tc>
+          <w:tcPr>
+            <w:tcBorders>
+              <w:top w:color="000000" w:space="0" w:sz="6" w:val="single"/>
+              <w:left w:color="000000" w:space="0" w:sz="6" w:val="single"/>
+              <w:bottom w:color="000000" w:space="0" w:sz="6" w:val="single"/>
+              <w:right w:color="000000" w:space="0" w:sz="6" w:val="single"/>
+            </w:tcBorders>
+            <w:tcMar>
+              <w:top w:w="70.0" w:type="dxa"/>
+              <w:bottom w:w="70.0" w:type="dxa"/>
+            </w:tcMar>
+            <w:vAlign w:val="center"/>
+          </w:tcPr>
+          <w:p>
+            <w:pPr>
+              <w:spacing w:after="0" w:before="0" w:lineRule="auto"/>
+              <w:jc w:val="both"/>
+              <w:rPr>
+                <w:rFonts w:ascii="Calibri" w:cs="Calibri" w:eastAsia="Calibri" w:hAnsi="Calibri"/>
+                <w:sz w:val="22"/>
+                <w:szCs w:val="22"/>
+              </w:rPr>
+            </w:pPr>
+            <w:r>
+              <w:rPr>
+                <w:rFonts w:ascii="Calibri" w:cs="Calibri" w:eastAsia="Calibri" w:hAnsi="Calibri"/>
+                <w:sz w:val="22"/>
+                <w:szCs w:val="22"/>
+                <w:rtl w:val="0"/>
+              </w:rPr>
+              <w:t xml:space="preserve">Se aplicó el color principal (</w:t>
+            </w:r>
+            <w:r>
+              <w:rPr>
+                <w:rFonts w:ascii="Calibri" w:cs="Calibri" w:eastAsia="Calibri" w:hAnsi="Calibri"/>
+                <w:color w:val="00509e"/>
+                <w:sz w:val="22"/>
+                <w:szCs w:val="22"/>
+                <w:rtl w:val="0"/>
+              </w:rPr>
+              <w:t xml:space="preserve">#00509E</w:t>
+            </w:r>
+            <w:r>
+              <w:rPr>
+                <w:rFonts w:ascii="Calibri" w:cs="Calibri" w:eastAsia="Calibri" w:hAnsi="Calibri"/>
+                <w:sz w:val="22"/>
+                <w:szCs w:val="22"/>
+                <w:rtl w:val="0"/>
+              </w:rPr>
+              <w:t xml:space="preserve">) en el botón de ingreso y se agregó el logo. </w:t>
             </w:r>
           </w:p>
         </w:tc>
@@ -6948,98 +7464,133 @@
           <w:p>
             <w:pPr>
               <w:spacing w:after="0" w:before="0" w:lineRule="auto"/>
-              <w:rPr>
-                <w:rFonts w:ascii="Calibri" w:cs="Calibri" w:eastAsia="Calibri" w:hAnsi="Calibri"/>
-              </w:rPr>
-            </w:pPr>
-            <w:r>
-              <w:rPr>
-                <w:rtl w:val="0"/>
-              </w:rPr>
-            </w:r>
-          </w:p>
-        </w:tc>
-        <w:tc>
-          <w:tcPr>
-            <w:tcBorders>
-              <w:top w:color="000000" w:space="0" w:sz="6" w:val="single"/>
-              <w:left w:color="000000" w:space="0" w:sz="6" w:val="single"/>
-              <w:bottom w:color="000000" w:space="0" w:sz="6" w:val="single"/>
-              <w:right w:color="000000" w:space="0" w:sz="6" w:val="single"/>
-            </w:tcBorders>
-            <w:tcMar>
-              <w:top w:w="70.0" w:type="dxa"/>
-              <w:bottom w:w="70.0" w:type="dxa"/>
-            </w:tcMar>
-            <w:vAlign w:val="center"/>
-          </w:tcPr>
-          <w:p>
-            <w:pPr>
-              <w:spacing w:after="0" w:before="0" w:lineRule="auto"/>
-              <w:rPr>
-                <w:rFonts w:ascii="Calibri" w:cs="Calibri" w:eastAsia="Calibri" w:hAnsi="Calibri"/>
-              </w:rPr>
-            </w:pPr>
-            <w:r>
-              <w:rPr>
-                <w:rtl w:val="0"/>
-              </w:rPr>
-            </w:r>
-          </w:p>
-        </w:tc>
-        <w:tc>
-          <w:tcPr>
-            <w:tcBorders>
-              <w:top w:color="000000" w:space="0" w:sz="6" w:val="single"/>
-              <w:left w:color="000000" w:space="0" w:sz="6" w:val="single"/>
-              <w:bottom w:color="000000" w:space="0" w:sz="6" w:val="single"/>
-              <w:right w:color="000000" w:space="0" w:sz="6" w:val="single"/>
-            </w:tcBorders>
-            <w:tcMar>
-              <w:top w:w="70.0" w:type="dxa"/>
-              <w:bottom w:w="70.0" w:type="dxa"/>
-            </w:tcMar>
-            <w:vAlign w:val="center"/>
-          </w:tcPr>
-          <w:p>
-            <w:pPr>
-              <w:spacing w:after="0" w:before="0" w:lineRule="auto"/>
-              <w:rPr>
-                <w:rFonts w:ascii="Calibri" w:cs="Calibri" w:eastAsia="Calibri" w:hAnsi="Calibri"/>
-              </w:rPr>
-            </w:pPr>
-            <w:r>
-              <w:rPr>
-                <w:rtl w:val="0"/>
-              </w:rPr>
-            </w:r>
-          </w:p>
-        </w:tc>
-        <w:tc>
-          <w:tcPr>
-            <w:tcBorders>
-              <w:top w:color="000000" w:space="0" w:sz="6" w:val="single"/>
-              <w:left w:color="000000" w:space="0" w:sz="6" w:val="single"/>
-              <w:bottom w:color="000000" w:space="0" w:sz="6" w:val="single"/>
-              <w:right w:color="000000" w:space="0" w:sz="6" w:val="single"/>
-            </w:tcBorders>
-            <w:tcMar>
-              <w:top w:w="70.0" w:type="dxa"/>
-              <w:bottom w:w="70.0" w:type="dxa"/>
-            </w:tcMar>
-            <w:vAlign w:val="center"/>
-          </w:tcPr>
-          <w:p>
-            <w:pPr>
-              <w:spacing w:after="0" w:before="0" w:lineRule="auto"/>
-              <w:rPr>
-                <w:rFonts w:ascii="Calibri" w:cs="Calibri" w:eastAsia="Calibri" w:hAnsi="Calibri"/>
-              </w:rPr>
-            </w:pPr>
-            <w:r>
-              <w:rPr>
-                <w:rtl w:val="0"/>
-              </w:rPr>
+              <w:jc w:val="center"/>
+              <w:rPr>
+                <w:rFonts w:ascii="Calibri" w:cs="Calibri" w:eastAsia="Calibri" w:hAnsi="Calibri"/>
+                <w:sz w:val="22"/>
+                <w:szCs w:val="22"/>
+              </w:rPr>
+            </w:pPr>
+            <w:r>
+              <w:rPr>
+                <w:rFonts w:ascii="Calibri" w:cs="Calibri" w:eastAsia="Calibri" w:hAnsi="Calibri"/>
+                <w:sz w:val="22"/>
+                <w:szCs w:val="22"/>
+                <w:rtl w:val="0"/>
+              </w:rPr>
+              <w:t xml:space="preserve">Nueva muestra </w:t>
+            </w:r>
+          </w:p>
+        </w:tc>
+        <w:tc>
+          <w:tcPr>
+            <w:tcBorders>
+              <w:top w:color="000000" w:space="0" w:sz="6" w:val="single"/>
+              <w:left w:color="000000" w:space="0" w:sz="6" w:val="single"/>
+              <w:bottom w:color="000000" w:space="0" w:sz="6" w:val="single"/>
+              <w:right w:color="000000" w:space="0" w:sz="6" w:val="single"/>
+            </w:tcBorders>
+            <w:tcMar>
+              <w:top w:w="70.0" w:type="dxa"/>
+              <w:bottom w:w="70.0" w:type="dxa"/>
+            </w:tcMar>
+            <w:vAlign w:val="center"/>
+          </w:tcPr>
+          <w:p>
+            <w:pPr>
+              <w:spacing w:after="0" w:before="0" w:lineRule="auto"/>
+              <w:jc w:val="both"/>
+              <w:rPr>
+                <w:rFonts w:ascii="Calibri" w:cs="Calibri" w:eastAsia="Calibri" w:hAnsi="Calibri"/>
+                <w:color w:val="188038"/>
+                <w:sz w:val="22"/>
+                <w:szCs w:val="22"/>
+              </w:rPr>
+            </w:pPr>
+            <w:r>
+              <w:rPr>
+                <w:rFonts w:ascii="Calibri" w:cs="Calibri" w:eastAsia="Calibri" w:hAnsi="Calibri"/>
+                <w:color w:val="188038"/>
+                <w:sz w:val="22"/>
+                <w:szCs w:val="22"/>
+                <w:rtl w:val="0"/>
+              </w:rPr>
+              <w:t xml:space="preserve">nueva_muestra.png </w:t>
+            </w:r>
+          </w:p>
+        </w:tc>
+        <w:tc>
+          <w:tcPr>
+            <w:tcBorders>
+              <w:top w:color="000000" w:space="0" w:sz="6" w:val="single"/>
+              <w:left w:color="000000" w:space="0" w:sz="6" w:val="single"/>
+              <w:bottom w:color="000000" w:space="0" w:sz="6" w:val="single"/>
+              <w:right w:color="000000" w:space="0" w:sz="6" w:val="single"/>
+            </w:tcBorders>
+            <w:shd w:fill="cefcff" w:val="clear"/>
+            <w:tcMar>
+              <w:top w:w="70.0" w:type="dxa"/>
+              <w:bottom w:w="70.0" w:type="dxa"/>
+            </w:tcMar>
+            <w:vAlign w:val="center"/>
+          </w:tcPr>
+          <w:p>
+            <w:pPr>
+              <w:spacing w:after="0" w:before="0" w:lineRule="auto"/>
+              <w:jc w:val="center"/>
+              <w:rPr>
+                <w:rFonts w:ascii="Calibri" w:cs="Calibri" w:eastAsia="Calibri" w:hAnsi="Calibri"/>
+                <w:b w:val="1"/>
+                <w:bCs w:val="1"/>
+                <w:sz w:val="22"/>
+                <w:szCs w:val="22"/>
+              </w:rPr>
+            </w:pPr>
+            <w:r>
+              <w:rPr>
+                <w:rFonts w:ascii="Calibri" w:cs="Calibri" w:eastAsia="Calibri" w:hAnsi="Calibri"/>
+                <w:b w:val="1"/>
+                <w:bCs w:val="1"/>
+                <w:sz w:val="22"/>
+                <w:szCs w:val="22"/>
+                <w:rtl w:val="0"/>
+              </w:rPr>
+              <w:t xml:space="preserve">Stitch </w:t>
+            </w:r>
+          </w:p>
+        </w:tc>
+        <w:tc>
+          <w:tcPr>
+            <w:tcBorders>
+              <w:top w:color="000000" w:space="0" w:sz="6" w:val="single"/>
+              <w:left w:color="000000" w:space="0" w:sz="6" w:val="single"/>
+              <w:bottom w:color="000000" w:space="0" w:sz="6" w:val="single"/>
+              <w:right w:color="000000" w:space="0" w:sz="6" w:val="single"/>
+            </w:tcBorders>
+            <w:tcMar>
+              <w:top w:w="70.0" w:type="dxa"/>
+              <w:bottom w:w="70.0" w:type="dxa"/>
+            </w:tcMar>
+            <w:vAlign w:val="center"/>
+          </w:tcPr>
+          <w:p>
+            <w:pPr>
+              <w:spacing w:after="0" w:before="0" w:lineRule="auto"/>
+              <w:jc w:val="both"/>
+              <w:rPr>
+                <w:rFonts w:ascii="Calibri" w:cs="Calibri" w:eastAsia="Calibri" w:hAnsi="Calibri"/>
+                <w:sz w:val="22"/>
+                <w:szCs w:val="22"/>
+              </w:rPr>
+            </w:pPr>
+            <w:r>
+              <w:rPr>
+                <w:rFonts w:ascii="Calibri" w:cs="Calibri" w:eastAsia="Calibri" w:hAnsi="Calibri"/>
+                <w:sz w:val="22"/>
+                <w:szCs w:val="22"/>
+                <w:rtl w:val="0"/>
+              </w:rPr>
+              <w:t xml:space="preserve">Se ampliaron los campos de texto para facilitar el uso rápido en terreno.</w:t>
             </w:r>
           </w:p>
         </w:tc>
@@ -7067,98 +7618,133 @@
           <w:p>
             <w:pPr>
               <w:spacing w:after="0" w:before="0" w:lineRule="auto"/>
-              <w:rPr>
-                <w:rFonts w:ascii="Calibri" w:cs="Calibri" w:eastAsia="Calibri" w:hAnsi="Calibri"/>
-              </w:rPr>
-            </w:pPr>
-            <w:r>
-              <w:rPr>
-                <w:rtl w:val="0"/>
-              </w:rPr>
-            </w:r>
-          </w:p>
-        </w:tc>
-        <w:tc>
-          <w:tcPr>
-            <w:tcBorders>
-              <w:top w:color="000000" w:space="0" w:sz="6" w:val="single"/>
-              <w:left w:color="000000" w:space="0" w:sz="6" w:val="single"/>
-              <w:bottom w:color="000000" w:space="0" w:sz="6" w:val="single"/>
-              <w:right w:color="000000" w:space="0" w:sz="6" w:val="single"/>
-            </w:tcBorders>
-            <w:tcMar>
-              <w:top w:w="70.0" w:type="dxa"/>
-              <w:bottom w:w="70.0" w:type="dxa"/>
-            </w:tcMar>
-            <w:vAlign w:val="center"/>
-          </w:tcPr>
-          <w:p>
-            <w:pPr>
-              <w:spacing w:after="0" w:before="0" w:lineRule="auto"/>
-              <w:rPr>
-                <w:rFonts w:ascii="Calibri" w:cs="Calibri" w:eastAsia="Calibri" w:hAnsi="Calibri"/>
-              </w:rPr>
-            </w:pPr>
-            <w:r>
-              <w:rPr>
-                <w:rtl w:val="0"/>
-              </w:rPr>
-            </w:r>
-          </w:p>
-        </w:tc>
-        <w:tc>
-          <w:tcPr>
-            <w:tcBorders>
-              <w:top w:color="000000" w:space="0" w:sz="6" w:val="single"/>
-              <w:left w:color="000000" w:space="0" w:sz="6" w:val="single"/>
-              <w:bottom w:color="000000" w:space="0" w:sz="6" w:val="single"/>
-              <w:right w:color="000000" w:space="0" w:sz="6" w:val="single"/>
-            </w:tcBorders>
-            <w:tcMar>
-              <w:top w:w="70.0" w:type="dxa"/>
-              <w:bottom w:w="70.0" w:type="dxa"/>
-            </w:tcMar>
-            <w:vAlign w:val="center"/>
-          </w:tcPr>
-          <w:p>
-            <w:pPr>
-              <w:spacing w:after="0" w:before="0" w:lineRule="auto"/>
-              <w:rPr>
-                <w:rFonts w:ascii="Calibri" w:cs="Calibri" w:eastAsia="Calibri" w:hAnsi="Calibri"/>
-              </w:rPr>
-            </w:pPr>
-            <w:r>
-              <w:rPr>
-                <w:rtl w:val="0"/>
-              </w:rPr>
-            </w:r>
-          </w:p>
-        </w:tc>
-        <w:tc>
-          <w:tcPr>
-            <w:tcBorders>
-              <w:top w:color="000000" w:space="0" w:sz="6" w:val="single"/>
-              <w:left w:color="000000" w:space="0" w:sz="6" w:val="single"/>
-              <w:bottom w:color="000000" w:space="0" w:sz="6" w:val="single"/>
-              <w:right w:color="000000" w:space="0" w:sz="6" w:val="single"/>
-            </w:tcBorders>
-            <w:tcMar>
-              <w:top w:w="70.0" w:type="dxa"/>
-              <w:bottom w:w="70.0" w:type="dxa"/>
-            </w:tcMar>
-            <w:vAlign w:val="center"/>
-          </w:tcPr>
-          <w:p>
-            <w:pPr>
-              <w:spacing w:after="0" w:before="0" w:lineRule="auto"/>
-              <w:rPr>
-                <w:rFonts w:ascii="Calibri" w:cs="Calibri" w:eastAsia="Calibri" w:hAnsi="Calibri"/>
-              </w:rPr>
-            </w:pPr>
-            <w:r>
-              <w:rPr>
-                <w:rtl w:val="0"/>
-              </w:rPr>
+              <w:jc w:val="center"/>
+              <w:rPr>
+                <w:rFonts w:ascii="Calibri" w:cs="Calibri" w:eastAsia="Calibri" w:hAnsi="Calibri"/>
+                <w:sz w:val="22"/>
+                <w:szCs w:val="22"/>
+              </w:rPr>
+            </w:pPr>
+            <w:r>
+              <w:rPr>
+                <w:rFonts w:ascii="Calibri" w:cs="Calibri" w:eastAsia="Calibri" w:hAnsi="Calibri"/>
+                <w:sz w:val="22"/>
+                <w:szCs w:val="22"/>
+                <w:rtl w:val="0"/>
+              </w:rPr>
+              <w:t xml:space="preserve">Fotografía </w:t>
+            </w:r>
+          </w:p>
+        </w:tc>
+        <w:tc>
+          <w:tcPr>
+            <w:tcBorders>
+              <w:top w:color="000000" w:space="0" w:sz="6" w:val="single"/>
+              <w:left w:color="000000" w:space="0" w:sz="6" w:val="single"/>
+              <w:bottom w:color="000000" w:space="0" w:sz="6" w:val="single"/>
+              <w:right w:color="000000" w:space="0" w:sz="6" w:val="single"/>
+            </w:tcBorders>
+            <w:tcMar>
+              <w:top w:w="70.0" w:type="dxa"/>
+              <w:bottom w:w="70.0" w:type="dxa"/>
+            </w:tcMar>
+            <w:vAlign w:val="center"/>
+          </w:tcPr>
+          <w:p>
+            <w:pPr>
+              <w:spacing w:after="0" w:before="0" w:lineRule="auto"/>
+              <w:jc w:val="both"/>
+              <w:rPr>
+                <w:rFonts w:ascii="Calibri" w:cs="Calibri" w:eastAsia="Calibri" w:hAnsi="Calibri"/>
+                <w:color w:val="188038"/>
+                <w:sz w:val="22"/>
+                <w:szCs w:val="22"/>
+              </w:rPr>
+            </w:pPr>
+            <w:r>
+              <w:rPr>
+                <w:rFonts w:ascii="Calibri" w:cs="Calibri" w:eastAsia="Calibri" w:hAnsi="Calibri"/>
+                <w:color w:val="188038"/>
+                <w:sz w:val="22"/>
+                <w:szCs w:val="22"/>
+                <w:rtl w:val="0"/>
+              </w:rPr>
+              <w:t xml:space="preserve">fotografia.png </w:t>
+            </w:r>
+          </w:p>
+        </w:tc>
+        <w:tc>
+          <w:tcPr>
+            <w:tcBorders>
+              <w:top w:color="000000" w:space="0" w:sz="6" w:val="single"/>
+              <w:left w:color="000000" w:space="0" w:sz="6" w:val="single"/>
+              <w:bottom w:color="000000" w:space="0" w:sz="6" w:val="single"/>
+              <w:right w:color="000000" w:space="0" w:sz="6" w:val="single"/>
+            </w:tcBorders>
+            <w:shd w:fill="cefcff" w:val="clear"/>
+            <w:tcMar>
+              <w:top w:w="70.0" w:type="dxa"/>
+              <w:bottom w:w="70.0" w:type="dxa"/>
+            </w:tcMar>
+            <w:vAlign w:val="center"/>
+          </w:tcPr>
+          <w:p>
+            <w:pPr>
+              <w:spacing w:after="0" w:before="0" w:lineRule="auto"/>
+              <w:jc w:val="center"/>
+              <w:rPr>
+                <w:rFonts w:ascii="Calibri" w:cs="Calibri" w:eastAsia="Calibri" w:hAnsi="Calibri"/>
+                <w:b w:val="1"/>
+                <w:bCs w:val="1"/>
+                <w:sz w:val="22"/>
+                <w:szCs w:val="22"/>
+              </w:rPr>
+            </w:pPr>
+            <w:r>
+              <w:rPr>
+                <w:rFonts w:ascii="Calibri" w:cs="Calibri" w:eastAsia="Calibri" w:hAnsi="Calibri"/>
+                <w:b w:val="1"/>
+                <w:bCs w:val="1"/>
+                <w:sz w:val="22"/>
+                <w:szCs w:val="22"/>
+                <w:rtl w:val="0"/>
+              </w:rPr>
+              <w:t xml:space="preserve">Stitch </w:t>
+            </w:r>
+          </w:p>
+        </w:tc>
+        <w:tc>
+          <w:tcPr>
+            <w:tcBorders>
+              <w:top w:color="000000" w:space="0" w:sz="6" w:val="single"/>
+              <w:left w:color="000000" w:space="0" w:sz="6" w:val="single"/>
+              <w:bottom w:color="000000" w:space="0" w:sz="6" w:val="single"/>
+              <w:right w:color="000000" w:space="0" w:sz="6" w:val="single"/>
+            </w:tcBorders>
+            <w:tcMar>
+              <w:top w:w="70.0" w:type="dxa"/>
+              <w:bottom w:w="70.0" w:type="dxa"/>
+            </w:tcMar>
+            <w:vAlign w:val="center"/>
+          </w:tcPr>
+          <w:p>
+            <w:pPr>
+              <w:spacing w:after="0" w:before="0" w:lineRule="auto"/>
+              <w:jc w:val="both"/>
+              <w:rPr>
+                <w:rFonts w:ascii="Calibri" w:cs="Calibri" w:eastAsia="Calibri" w:hAnsi="Calibri"/>
+                <w:sz w:val="22"/>
+                <w:szCs w:val="22"/>
+              </w:rPr>
+            </w:pPr>
+            <w:r>
+              <w:rPr>
+                <w:rFonts w:ascii="Calibri" w:cs="Calibri" w:eastAsia="Calibri" w:hAnsi="Calibri"/>
+                <w:sz w:val="22"/>
+                <w:szCs w:val="22"/>
+                <w:rtl w:val="0"/>
+              </w:rPr>
+              <w:t xml:space="preserve">Se añadió un recuadro claro que simula el área de la cámara.</w:t>
             </w:r>
           </w:p>
         </w:tc>
@@ -7186,98 +7772,133 @@
           <w:p>
             <w:pPr>
               <w:spacing w:after="0" w:before="0" w:lineRule="auto"/>
-              <w:rPr>
-                <w:rFonts w:ascii="Calibri" w:cs="Calibri" w:eastAsia="Calibri" w:hAnsi="Calibri"/>
-              </w:rPr>
-            </w:pPr>
-            <w:r>
-              <w:rPr>
-                <w:rtl w:val="0"/>
-              </w:rPr>
-            </w:r>
-          </w:p>
-        </w:tc>
-        <w:tc>
-          <w:tcPr>
-            <w:tcBorders>
-              <w:top w:color="000000" w:space="0" w:sz="6" w:val="single"/>
-              <w:left w:color="000000" w:space="0" w:sz="6" w:val="single"/>
-              <w:bottom w:color="000000" w:space="0" w:sz="6" w:val="single"/>
-              <w:right w:color="000000" w:space="0" w:sz="6" w:val="single"/>
-            </w:tcBorders>
-            <w:tcMar>
-              <w:top w:w="70.0" w:type="dxa"/>
-              <w:bottom w:w="70.0" w:type="dxa"/>
-            </w:tcMar>
-            <w:vAlign w:val="center"/>
-          </w:tcPr>
-          <w:p>
-            <w:pPr>
-              <w:spacing w:after="0" w:before="0" w:lineRule="auto"/>
-              <w:rPr>
-                <w:rFonts w:ascii="Calibri" w:cs="Calibri" w:eastAsia="Calibri" w:hAnsi="Calibri"/>
-              </w:rPr>
-            </w:pPr>
-            <w:r>
-              <w:rPr>
-                <w:rtl w:val="0"/>
-              </w:rPr>
-            </w:r>
-          </w:p>
-        </w:tc>
-        <w:tc>
-          <w:tcPr>
-            <w:tcBorders>
-              <w:top w:color="000000" w:space="0" w:sz="6" w:val="single"/>
-              <w:left w:color="000000" w:space="0" w:sz="6" w:val="single"/>
-              <w:bottom w:color="000000" w:space="0" w:sz="6" w:val="single"/>
-              <w:right w:color="000000" w:space="0" w:sz="6" w:val="single"/>
-            </w:tcBorders>
-            <w:tcMar>
-              <w:top w:w="70.0" w:type="dxa"/>
-              <w:bottom w:w="70.0" w:type="dxa"/>
-            </w:tcMar>
-            <w:vAlign w:val="center"/>
-          </w:tcPr>
-          <w:p>
-            <w:pPr>
-              <w:spacing w:after="0" w:before="0" w:lineRule="auto"/>
-              <w:rPr>
-                <w:rFonts w:ascii="Calibri" w:cs="Calibri" w:eastAsia="Calibri" w:hAnsi="Calibri"/>
-              </w:rPr>
-            </w:pPr>
-            <w:r>
-              <w:rPr>
-                <w:rtl w:val="0"/>
-              </w:rPr>
-            </w:r>
-          </w:p>
-        </w:tc>
-        <w:tc>
-          <w:tcPr>
-            <w:tcBorders>
-              <w:top w:color="000000" w:space="0" w:sz="6" w:val="single"/>
-              <w:left w:color="000000" w:space="0" w:sz="6" w:val="single"/>
-              <w:bottom w:color="000000" w:space="0" w:sz="6" w:val="single"/>
-              <w:right w:color="000000" w:space="0" w:sz="6" w:val="single"/>
-            </w:tcBorders>
-            <w:tcMar>
-              <w:top w:w="70.0" w:type="dxa"/>
-              <w:bottom w:w="70.0" w:type="dxa"/>
-            </w:tcMar>
-            <w:vAlign w:val="center"/>
-          </w:tcPr>
-          <w:p>
-            <w:pPr>
-              <w:spacing w:after="0" w:before="0" w:lineRule="auto"/>
-              <w:rPr>
-                <w:rFonts w:ascii="Calibri" w:cs="Calibri" w:eastAsia="Calibri" w:hAnsi="Calibri"/>
-              </w:rPr>
-            </w:pPr>
-            <w:r>
-              <w:rPr>
-                <w:rtl w:val="0"/>
-              </w:rPr>
+              <w:jc w:val="center"/>
+              <w:rPr>
+                <w:rFonts w:ascii="Calibri" w:cs="Calibri" w:eastAsia="Calibri" w:hAnsi="Calibri"/>
+                <w:sz w:val="22"/>
+                <w:szCs w:val="22"/>
+              </w:rPr>
+            </w:pPr>
+            <w:r>
+              <w:rPr>
+                <w:rFonts w:ascii="Calibri" w:cs="Calibri" w:eastAsia="Calibri" w:hAnsi="Calibri"/>
+                <w:sz w:val="22"/>
+                <w:szCs w:val="22"/>
+                <w:rtl w:val="0"/>
+              </w:rPr>
+              <w:t xml:space="preserve">Conteo y observaciones </w:t>
+            </w:r>
+          </w:p>
+        </w:tc>
+        <w:tc>
+          <w:tcPr>
+            <w:tcBorders>
+              <w:top w:color="000000" w:space="0" w:sz="6" w:val="single"/>
+              <w:left w:color="000000" w:space="0" w:sz="6" w:val="single"/>
+              <w:bottom w:color="000000" w:space="0" w:sz="6" w:val="single"/>
+              <w:right w:color="000000" w:space="0" w:sz="6" w:val="single"/>
+            </w:tcBorders>
+            <w:tcMar>
+              <w:top w:w="70.0" w:type="dxa"/>
+              <w:bottom w:w="70.0" w:type="dxa"/>
+            </w:tcMar>
+            <w:vAlign w:val="center"/>
+          </w:tcPr>
+          <w:p>
+            <w:pPr>
+              <w:spacing w:after="0" w:before="0" w:lineRule="auto"/>
+              <w:jc w:val="both"/>
+              <w:rPr>
+                <w:rFonts w:ascii="Calibri" w:cs="Calibri" w:eastAsia="Calibri" w:hAnsi="Calibri"/>
+                <w:color w:val="188038"/>
+                <w:sz w:val="22"/>
+                <w:szCs w:val="22"/>
+              </w:rPr>
+            </w:pPr>
+            <w:r>
+              <w:rPr>
+                <w:rFonts w:ascii="Calibri" w:cs="Calibri" w:eastAsia="Calibri" w:hAnsi="Calibri"/>
+                <w:color w:val="188038"/>
+                <w:sz w:val="22"/>
+                <w:szCs w:val="22"/>
+                <w:rtl w:val="0"/>
+              </w:rPr>
+              <w:t xml:space="preserve">conteo.png </w:t>
+            </w:r>
+          </w:p>
+        </w:tc>
+        <w:tc>
+          <w:tcPr>
+            <w:tcBorders>
+              <w:top w:color="000000" w:space="0" w:sz="6" w:val="single"/>
+              <w:left w:color="000000" w:space="0" w:sz="6" w:val="single"/>
+              <w:bottom w:color="000000" w:space="0" w:sz="6" w:val="single"/>
+              <w:right w:color="000000" w:space="0" w:sz="6" w:val="single"/>
+            </w:tcBorders>
+            <w:shd w:fill="cefcff" w:val="clear"/>
+            <w:tcMar>
+              <w:top w:w="70.0" w:type="dxa"/>
+              <w:bottom w:w="70.0" w:type="dxa"/>
+            </w:tcMar>
+            <w:vAlign w:val="center"/>
+          </w:tcPr>
+          <w:p>
+            <w:pPr>
+              <w:spacing w:after="0" w:before="0" w:lineRule="auto"/>
+              <w:jc w:val="center"/>
+              <w:rPr>
+                <w:rFonts w:ascii="Calibri" w:cs="Calibri" w:eastAsia="Calibri" w:hAnsi="Calibri"/>
+                <w:b w:val="1"/>
+                <w:bCs w:val="1"/>
+                <w:sz w:val="22"/>
+                <w:szCs w:val="22"/>
+              </w:rPr>
+            </w:pPr>
+            <w:r>
+              <w:rPr>
+                <w:rFonts w:ascii="Calibri" w:cs="Calibri" w:eastAsia="Calibri" w:hAnsi="Calibri"/>
+                <w:b w:val="1"/>
+                <w:bCs w:val="1"/>
+                <w:sz w:val="22"/>
+                <w:szCs w:val="22"/>
+                <w:rtl w:val="0"/>
+              </w:rPr>
+              <w:t xml:space="preserve">Stitch </w:t>
+            </w:r>
+          </w:p>
+        </w:tc>
+        <w:tc>
+          <w:tcPr>
+            <w:tcBorders>
+              <w:top w:color="000000" w:space="0" w:sz="6" w:val="single"/>
+              <w:left w:color="000000" w:space="0" w:sz="6" w:val="single"/>
+              <w:bottom w:color="000000" w:space="0" w:sz="6" w:val="single"/>
+              <w:right w:color="000000" w:space="0" w:sz="6" w:val="single"/>
+            </w:tcBorders>
+            <w:tcMar>
+              <w:top w:w="70.0" w:type="dxa"/>
+              <w:bottom w:w="70.0" w:type="dxa"/>
+            </w:tcMar>
+            <w:vAlign w:val="center"/>
+          </w:tcPr>
+          <w:p>
+            <w:pPr>
+              <w:spacing w:after="0" w:before="0" w:lineRule="auto"/>
+              <w:jc w:val="both"/>
+              <w:rPr>
+                <w:rFonts w:ascii="Calibri" w:cs="Calibri" w:eastAsia="Calibri" w:hAnsi="Calibri"/>
+                <w:sz w:val="22"/>
+                <w:szCs w:val="22"/>
+              </w:rPr>
+            </w:pPr>
+            <w:r>
+              <w:rPr>
+                <w:rFonts w:ascii="Calibri" w:cs="Calibri" w:eastAsia="Calibri" w:hAnsi="Calibri"/>
+                <w:sz w:val="22"/>
+                <w:szCs w:val="22"/>
+                <w:rtl w:val="0"/>
+              </w:rPr>
+              <w:t xml:space="preserve">Se aumentó el tamaño de los números y teclado para evitar errores al tocar. </w:t>
             </w:r>
           </w:p>
         </w:tc>
@@ -7305,98 +7926,133 @@
           <w:p>
             <w:pPr>
               <w:spacing w:after="0" w:before="0" w:lineRule="auto"/>
-              <w:rPr>
-                <w:rFonts w:ascii="Calibri" w:cs="Calibri" w:eastAsia="Calibri" w:hAnsi="Calibri"/>
-              </w:rPr>
-            </w:pPr>
-            <w:r>
-              <w:rPr>
-                <w:rtl w:val="0"/>
-              </w:rPr>
-            </w:r>
-          </w:p>
-        </w:tc>
-        <w:tc>
-          <w:tcPr>
-            <w:tcBorders>
-              <w:top w:color="000000" w:space="0" w:sz="6" w:val="single"/>
-              <w:left w:color="000000" w:space="0" w:sz="6" w:val="single"/>
-              <w:bottom w:color="000000" w:space="0" w:sz="6" w:val="single"/>
-              <w:right w:color="000000" w:space="0" w:sz="6" w:val="single"/>
-            </w:tcBorders>
-            <w:tcMar>
-              <w:top w:w="70.0" w:type="dxa"/>
-              <w:bottom w:w="70.0" w:type="dxa"/>
-            </w:tcMar>
-            <w:vAlign w:val="center"/>
-          </w:tcPr>
-          <w:p>
-            <w:pPr>
-              <w:spacing w:after="0" w:before="0" w:lineRule="auto"/>
-              <w:rPr>
-                <w:rFonts w:ascii="Calibri" w:cs="Calibri" w:eastAsia="Calibri" w:hAnsi="Calibri"/>
-              </w:rPr>
-            </w:pPr>
-            <w:r>
-              <w:rPr>
-                <w:rtl w:val="0"/>
-              </w:rPr>
-            </w:r>
-          </w:p>
-        </w:tc>
-        <w:tc>
-          <w:tcPr>
-            <w:tcBorders>
-              <w:top w:color="000000" w:space="0" w:sz="6" w:val="single"/>
-              <w:left w:color="000000" w:space="0" w:sz="6" w:val="single"/>
-              <w:bottom w:color="000000" w:space="0" w:sz="6" w:val="single"/>
-              <w:right w:color="000000" w:space="0" w:sz="6" w:val="single"/>
-            </w:tcBorders>
-            <w:tcMar>
-              <w:top w:w="70.0" w:type="dxa"/>
-              <w:bottom w:w="70.0" w:type="dxa"/>
-            </w:tcMar>
-            <w:vAlign w:val="center"/>
-          </w:tcPr>
-          <w:p>
-            <w:pPr>
-              <w:spacing w:after="0" w:before="0" w:lineRule="auto"/>
-              <w:rPr>
-                <w:rFonts w:ascii="Calibri" w:cs="Calibri" w:eastAsia="Calibri" w:hAnsi="Calibri"/>
-              </w:rPr>
-            </w:pPr>
-            <w:r>
-              <w:rPr>
-                <w:rtl w:val="0"/>
-              </w:rPr>
-            </w:r>
-          </w:p>
-        </w:tc>
-        <w:tc>
-          <w:tcPr>
-            <w:tcBorders>
-              <w:top w:color="000000" w:space="0" w:sz="6" w:val="single"/>
-              <w:left w:color="000000" w:space="0" w:sz="6" w:val="single"/>
-              <w:bottom w:color="000000" w:space="0" w:sz="6" w:val="single"/>
-              <w:right w:color="000000" w:space="0" w:sz="6" w:val="single"/>
-            </w:tcBorders>
-            <w:tcMar>
-              <w:top w:w="70.0" w:type="dxa"/>
-              <w:bottom w:w="70.0" w:type="dxa"/>
-            </w:tcMar>
-            <w:vAlign w:val="center"/>
-          </w:tcPr>
-          <w:p>
-            <w:pPr>
-              <w:spacing w:after="0" w:before="0" w:lineRule="auto"/>
-              <w:rPr>
-                <w:rFonts w:ascii="Calibri" w:cs="Calibri" w:eastAsia="Calibri" w:hAnsi="Calibri"/>
-              </w:rPr>
-            </w:pPr>
-            <w:r>
-              <w:rPr>
-                <w:rtl w:val="0"/>
-              </w:rPr>
+              <w:jc w:val="center"/>
+              <w:rPr>
+                <w:rFonts w:ascii="Calibri" w:cs="Calibri" w:eastAsia="Calibri" w:hAnsi="Calibri"/>
+                <w:sz w:val="22"/>
+                <w:szCs w:val="22"/>
+              </w:rPr>
+            </w:pPr>
+            <w:r>
+              <w:rPr>
+                <w:rFonts w:ascii="Calibri" w:cs="Calibri" w:eastAsia="Calibri" w:hAnsi="Calibri"/>
+                <w:sz w:val="22"/>
+                <w:szCs w:val="22"/>
+                <w:rtl w:val="0"/>
+              </w:rPr>
+              <w:t xml:space="preserve">Resumen de muestra </w:t>
+            </w:r>
+          </w:p>
+        </w:tc>
+        <w:tc>
+          <w:tcPr>
+            <w:tcBorders>
+              <w:top w:color="000000" w:space="0" w:sz="6" w:val="single"/>
+              <w:left w:color="000000" w:space="0" w:sz="6" w:val="single"/>
+              <w:bottom w:color="000000" w:space="0" w:sz="6" w:val="single"/>
+              <w:right w:color="000000" w:space="0" w:sz="6" w:val="single"/>
+            </w:tcBorders>
+            <w:tcMar>
+              <w:top w:w="70.0" w:type="dxa"/>
+              <w:bottom w:w="70.0" w:type="dxa"/>
+            </w:tcMar>
+            <w:vAlign w:val="center"/>
+          </w:tcPr>
+          <w:p>
+            <w:pPr>
+              <w:spacing w:after="0" w:before="0" w:lineRule="auto"/>
+              <w:jc w:val="both"/>
+              <w:rPr>
+                <w:rFonts w:ascii="Calibri" w:cs="Calibri" w:eastAsia="Calibri" w:hAnsi="Calibri"/>
+                <w:color w:val="188038"/>
+                <w:sz w:val="22"/>
+                <w:szCs w:val="22"/>
+              </w:rPr>
+            </w:pPr>
+            <w:r>
+              <w:rPr>
+                <w:rFonts w:ascii="Calibri" w:cs="Calibri" w:eastAsia="Calibri" w:hAnsi="Calibri"/>
+                <w:color w:val="188038"/>
+                <w:sz w:val="22"/>
+                <w:szCs w:val="22"/>
+                <w:rtl w:val="0"/>
+              </w:rPr>
+              <w:t xml:space="preserve">resumen.png </w:t>
+            </w:r>
+          </w:p>
+        </w:tc>
+        <w:tc>
+          <w:tcPr>
+            <w:tcBorders>
+              <w:top w:color="000000" w:space="0" w:sz="6" w:val="single"/>
+              <w:left w:color="000000" w:space="0" w:sz="6" w:val="single"/>
+              <w:bottom w:color="000000" w:space="0" w:sz="6" w:val="single"/>
+              <w:right w:color="000000" w:space="0" w:sz="6" w:val="single"/>
+            </w:tcBorders>
+            <w:shd w:fill="cefcff" w:val="clear"/>
+            <w:tcMar>
+              <w:top w:w="70.0" w:type="dxa"/>
+              <w:bottom w:w="70.0" w:type="dxa"/>
+            </w:tcMar>
+            <w:vAlign w:val="center"/>
+          </w:tcPr>
+          <w:p>
+            <w:pPr>
+              <w:spacing w:after="0" w:before="0" w:lineRule="auto"/>
+              <w:jc w:val="center"/>
+              <w:rPr>
+                <w:rFonts w:ascii="Calibri" w:cs="Calibri" w:eastAsia="Calibri" w:hAnsi="Calibri"/>
+                <w:b w:val="1"/>
+                <w:bCs w:val="1"/>
+                <w:sz w:val="22"/>
+                <w:szCs w:val="22"/>
+              </w:rPr>
+            </w:pPr>
+            <w:r>
+              <w:rPr>
+                <w:rFonts w:ascii="Calibri" w:cs="Calibri" w:eastAsia="Calibri" w:hAnsi="Calibri"/>
+                <w:b w:val="1"/>
+                <w:bCs w:val="1"/>
+                <w:sz w:val="22"/>
+                <w:szCs w:val="22"/>
+                <w:rtl w:val="0"/>
+              </w:rPr>
+              <w:t xml:space="preserve">Stitch </w:t>
+            </w:r>
+          </w:p>
+        </w:tc>
+        <w:tc>
+          <w:tcPr>
+            <w:tcBorders>
+              <w:top w:color="000000" w:space="0" w:sz="6" w:val="single"/>
+              <w:left w:color="000000" w:space="0" w:sz="6" w:val="single"/>
+              <w:bottom w:color="000000" w:space="0" w:sz="6" w:val="single"/>
+              <w:right w:color="000000" w:space="0" w:sz="6" w:val="single"/>
+            </w:tcBorders>
+            <w:tcMar>
+              <w:top w:w="70.0" w:type="dxa"/>
+              <w:bottom w:w="70.0" w:type="dxa"/>
+            </w:tcMar>
+            <w:vAlign w:val="center"/>
+          </w:tcPr>
+          <w:p>
+            <w:pPr>
+              <w:spacing w:after="0" w:before="0" w:lineRule="auto"/>
+              <w:jc w:val="both"/>
+              <w:rPr>
+                <w:rFonts w:ascii="Calibri" w:cs="Calibri" w:eastAsia="Calibri" w:hAnsi="Calibri"/>
+                <w:sz w:val="22"/>
+                <w:szCs w:val="22"/>
+              </w:rPr>
+            </w:pPr>
+            <w:r>
+              <w:rPr>
+                <w:rFonts w:ascii="Calibri" w:cs="Calibri" w:eastAsia="Calibri" w:hAnsi="Calibri"/>
+                <w:sz w:val="22"/>
+                <w:szCs w:val="22"/>
+                <w:rtl w:val="0"/>
+              </w:rPr>
+              <w:t xml:space="preserve">Se incluyó el botón principal para "Enviar a revisión". </w:t>
             </w:r>
           </w:p>
         </w:tc>
@@ -7424,98 +8080,151 @@
           <w:p>
             <w:pPr>
               <w:spacing w:after="0" w:before="0" w:lineRule="auto"/>
-              <w:rPr>
-                <w:rFonts w:ascii="Calibri" w:cs="Calibri" w:eastAsia="Calibri" w:hAnsi="Calibri"/>
-              </w:rPr>
-            </w:pPr>
-            <w:r>
-              <w:rPr>
-                <w:rtl w:val="0"/>
-              </w:rPr>
-            </w:r>
-          </w:p>
-        </w:tc>
-        <w:tc>
-          <w:tcPr>
-            <w:tcBorders>
-              <w:top w:color="000000" w:space="0" w:sz="6" w:val="single"/>
-              <w:left w:color="000000" w:space="0" w:sz="6" w:val="single"/>
-              <w:bottom w:color="000000" w:space="0" w:sz="6" w:val="single"/>
-              <w:right w:color="000000" w:space="0" w:sz="6" w:val="single"/>
-            </w:tcBorders>
-            <w:tcMar>
-              <w:top w:w="70.0" w:type="dxa"/>
-              <w:bottom w:w="70.0" w:type="dxa"/>
-            </w:tcMar>
-            <w:vAlign w:val="center"/>
-          </w:tcPr>
-          <w:p>
-            <w:pPr>
-              <w:spacing w:after="0" w:before="0" w:lineRule="auto"/>
-              <w:rPr>
-                <w:rFonts w:ascii="Calibri" w:cs="Calibri" w:eastAsia="Calibri" w:hAnsi="Calibri"/>
-              </w:rPr>
-            </w:pPr>
-            <w:r>
-              <w:rPr>
-                <w:rtl w:val="0"/>
-              </w:rPr>
-            </w:r>
-          </w:p>
-        </w:tc>
-        <w:tc>
-          <w:tcPr>
-            <w:tcBorders>
-              <w:top w:color="000000" w:space="0" w:sz="6" w:val="single"/>
-              <w:left w:color="000000" w:space="0" w:sz="6" w:val="single"/>
-              <w:bottom w:color="000000" w:space="0" w:sz="6" w:val="single"/>
-              <w:right w:color="000000" w:space="0" w:sz="6" w:val="single"/>
-            </w:tcBorders>
-            <w:tcMar>
-              <w:top w:w="70.0" w:type="dxa"/>
-              <w:bottom w:w="70.0" w:type="dxa"/>
-            </w:tcMar>
-            <w:vAlign w:val="center"/>
-          </w:tcPr>
-          <w:p>
-            <w:pPr>
-              <w:spacing w:after="0" w:before="0" w:lineRule="auto"/>
-              <w:rPr>
-                <w:rFonts w:ascii="Calibri" w:cs="Calibri" w:eastAsia="Calibri" w:hAnsi="Calibri"/>
-              </w:rPr>
-            </w:pPr>
-            <w:r>
-              <w:rPr>
-                <w:rtl w:val="0"/>
-              </w:rPr>
-            </w:r>
-          </w:p>
-        </w:tc>
-        <w:tc>
-          <w:tcPr>
-            <w:tcBorders>
-              <w:top w:color="000000" w:space="0" w:sz="6" w:val="single"/>
-              <w:left w:color="000000" w:space="0" w:sz="6" w:val="single"/>
-              <w:bottom w:color="000000" w:space="0" w:sz="6" w:val="single"/>
-              <w:right w:color="000000" w:space="0" w:sz="6" w:val="single"/>
-            </w:tcBorders>
-            <w:tcMar>
-              <w:top w:w="70.0" w:type="dxa"/>
-              <w:bottom w:w="70.0" w:type="dxa"/>
-            </w:tcMar>
-            <w:vAlign w:val="center"/>
-          </w:tcPr>
-          <w:p>
-            <w:pPr>
-              <w:spacing w:after="0" w:before="0" w:lineRule="auto"/>
-              <w:rPr>
-                <w:rFonts w:ascii="Calibri" w:cs="Calibri" w:eastAsia="Calibri" w:hAnsi="Calibri"/>
-              </w:rPr>
-            </w:pPr>
-            <w:r>
-              <w:rPr>
-                <w:rtl w:val="0"/>
-              </w:rPr>
+              <w:jc w:val="center"/>
+              <w:rPr>
+                <w:rFonts w:ascii="Calibri" w:cs="Calibri" w:eastAsia="Calibri" w:hAnsi="Calibri"/>
+                <w:sz w:val="22"/>
+                <w:szCs w:val="22"/>
+              </w:rPr>
+            </w:pPr>
+            <w:r>
+              <w:rPr>
+                <w:rFonts w:ascii="Calibri" w:cs="Calibri" w:eastAsia="Calibri" w:hAnsi="Calibri"/>
+                <w:sz w:val="22"/>
+                <w:szCs w:val="22"/>
+                <w:rtl w:val="0"/>
+              </w:rPr>
+              <w:t xml:space="preserve">Historial </w:t>
+            </w:r>
+          </w:p>
+        </w:tc>
+        <w:tc>
+          <w:tcPr>
+            <w:tcBorders>
+              <w:top w:color="000000" w:space="0" w:sz="6" w:val="single"/>
+              <w:left w:color="000000" w:space="0" w:sz="6" w:val="single"/>
+              <w:bottom w:color="000000" w:space="0" w:sz="6" w:val="single"/>
+              <w:right w:color="000000" w:space="0" w:sz="6" w:val="single"/>
+            </w:tcBorders>
+            <w:tcMar>
+              <w:top w:w="70.0" w:type="dxa"/>
+              <w:bottom w:w="70.0" w:type="dxa"/>
+            </w:tcMar>
+            <w:vAlign w:val="center"/>
+          </w:tcPr>
+          <w:p>
+            <w:pPr>
+              <w:spacing w:after="0" w:before="0" w:lineRule="auto"/>
+              <w:jc w:val="both"/>
+              <w:rPr>
+                <w:rFonts w:ascii="Calibri" w:cs="Calibri" w:eastAsia="Calibri" w:hAnsi="Calibri"/>
+                <w:color w:val="188038"/>
+                <w:sz w:val="22"/>
+                <w:szCs w:val="22"/>
+              </w:rPr>
+            </w:pPr>
+            <w:r>
+              <w:rPr>
+                <w:rFonts w:ascii="Calibri" w:cs="Calibri" w:eastAsia="Calibri" w:hAnsi="Calibri"/>
+                <w:color w:val="188038"/>
+                <w:sz w:val="22"/>
+                <w:szCs w:val="22"/>
+                <w:rtl w:val="0"/>
+              </w:rPr>
+              <w:t xml:space="preserve">historial.png </w:t>
+            </w:r>
+          </w:p>
+        </w:tc>
+        <w:tc>
+          <w:tcPr>
+            <w:tcBorders>
+              <w:top w:color="000000" w:space="0" w:sz="6" w:val="single"/>
+              <w:left w:color="000000" w:space="0" w:sz="6" w:val="single"/>
+              <w:bottom w:color="000000" w:space="0" w:sz="6" w:val="single"/>
+              <w:right w:color="000000" w:space="0" w:sz="6" w:val="single"/>
+            </w:tcBorders>
+            <w:shd w:fill="cefcff" w:val="clear"/>
+            <w:tcMar>
+              <w:top w:w="70.0" w:type="dxa"/>
+              <w:bottom w:w="70.0" w:type="dxa"/>
+            </w:tcMar>
+            <w:vAlign w:val="center"/>
+          </w:tcPr>
+          <w:p>
+            <w:pPr>
+              <w:spacing w:after="0" w:before="0" w:lineRule="auto"/>
+              <w:jc w:val="center"/>
+              <w:rPr>
+                <w:rFonts w:ascii="Calibri" w:cs="Calibri" w:eastAsia="Calibri" w:hAnsi="Calibri"/>
+                <w:b w:val="1"/>
+                <w:bCs w:val="1"/>
+                <w:sz w:val="22"/>
+                <w:szCs w:val="22"/>
+              </w:rPr>
+            </w:pPr>
+            <w:r>
+              <w:rPr>
+                <w:rFonts w:ascii="Calibri" w:cs="Calibri" w:eastAsia="Calibri" w:hAnsi="Calibri"/>
+                <w:b w:val="1"/>
+                <w:bCs w:val="1"/>
+                <w:sz w:val="22"/>
+                <w:szCs w:val="22"/>
+                <w:rtl w:val="0"/>
+              </w:rPr>
+              <w:t xml:space="preserve">Stitch </w:t>
+            </w:r>
+          </w:p>
+        </w:tc>
+        <w:tc>
+          <w:tcPr>
+            <w:tcBorders>
+              <w:top w:color="000000" w:space="0" w:sz="6" w:val="single"/>
+              <w:left w:color="000000" w:space="0" w:sz="6" w:val="single"/>
+              <w:bottom w:color="000000" w:space="0" w:sz="6" w:val="single"/>
+              <w:right w:color="000000" w:space="0" w:sz="6" w:val="single"/>
+            </w:tcBorders>
+            <w:tcMar>
+              <w:top w:w="70.0" w:type="dxa"/>
+              <w:bottom w:w="70.0" w:type="dxa"/>
+            </w:tcMar>
+            <w:vAlign w:val="center"/>
+          </w:tcPr>
+          <w:p>
+            <w:pPr>
+              <w:spacing w:after="0" w:before="0" w:lineRule="auto"/>
+              <w:jc w:val="both"/>
+              <w:rPr>
+                <w:rFonts w:ascii="Calibri" w:cs="Calibri" w:eastAsia="Calibri" w:hAnsi="Calibri"/>
+                <w:sz w:val="22"/>
+                <w:szCs w:val="22"/>
+              </w:rPr>
+            </w:pPr>
+            <w:r>
+              <w:rPr>
+                <w:rFonts w:ascii="Calibri" w:cs="Calibri" w:eastAsia="Calibri" w:hAnsi="Calibri"/>
+                <w:sz w:val="22"/>
+                <w:szCs w:val="22"/>
+                <w:rtl w:val="0"/>
+              </w:rPr>
+              <w:t xml:space="preserve">Se agruparon los registros en forma de tarjetas (Cards) con fondos claros (</w:t>
+            </w:r>
+            <w:r>
+              <w:rPr>
+                <w:rFonts w:ascii="Calibri" w:cs="Calibri" w:eastAsia="Calibri" w:hAnsi="Calibri"/>
+                <w:sz w:val="22"/>
+                <w:szCs w:val="22"/>
+                <w:rtl w:val="0"/>
+              </w:rPr>
+              <w:t xml:space="preserve">#F5F5F5</w:t>
+            </w:r>
+            <w:r>
+              <w:rPr>
+                <w:rFonts w:ascii="Calibri" w:cs="Calibri" w:eastAsia="Calibri" w:hAnsi="Calibri"/>
+                <w:sz w:val="22"/>
+                <w:szCs w:val="22"/>
+                <w:rtl w:val="0"/>
+              </w:rPr>
+              <w:t xml:space="preserve">). </w:t>
             </w:r>
           </w:p>
         </w:tc>
@@ -7543,217 +8252,171 @@
           <w:p>
             <w:pPr>
               <w:spacing w:after="0" w:before="0" w:lineRule="auto"/>
-              <w:rPr>
-                <w:rFonts w:ascii="Calibri" w:cs="Calibri" w:eastAsia="Calibri" w:hAnsi="Calibri"/>
-              </w:rPr>
-            </w:pPr>
-            <w:r>
-              <w:rPr>
-                <w:rtl w:val="0"/>
-              </w:rPr>
-            </w:r>
-          </w:p>
-        </w:tc>
-        <w:tc>
-          <w:tcPr>
-            <w:tcBorders>
-              <w:top w:color="000000" w:space="0" w:sz="6" w:val="single"/>
-              <w:left w:color="000000" w:space="0" w:sz="6" w:val="single"/>
-              <w:bottom w:color="000000" w:space="0" w:sz="6" w:val="single"/>
-              <w:right w:color="000000" w:space="0" w:sz="6" w:val="single"/>
-            </w:tcBorders>
-            <w:tcMar>
-              <w:top w:w="70.0" w:type="dxa"/>
-              <w:bottom w:w="70.0" w:type="dxa"/>
-            </w:tcMar>
-            <w:vAlign w:val="center"/>
-          </w:tcPr>
-          <w:p>
-            <w:pPr>
-              <w:spacing w:after="0" w:before="0" w:lineRule="auto"/>
-              <w:rPr>
-                <w:rFonts w:ascii="Calibri" w:cs="Calibri" w:eastAsia="Calibri" w:hAnsi="Calibri"/>
-              </w:rPr>
-            </w:pPr>
-            <w:r>
-              <w:rPr>
-                <w:rtl w:val="0"/>
-              </w:rPr>
-            </w:r>
-          </w:p>
-        </w:tc>
-        <w:tc>
-          <w:tcPr>
-            <w:tcBorders>
-              <w:top w:color="000000" w:space="0" w:sz="6" w:val="single"/>
-              <w:left w:color="000000" w:space="0" w:sz="6" w:val="single"/>
-              <w:bottom w:color="000000" w:space="0" w:sz="6" w:val="single"/>
-              <w:right w:color="000000" w:space="0" w:sz="6" w:val="single"/>
-            </w:tcBorders>
-            <w:tcMar>
-              <w:top w:w="70.0" w:type="dxa"/>
-              <w:bottom w:w="70.0" w:type="dxa"/>
-            </w:tcMar>
-            <w:vAlign w:val="center"/>
-          </w:tcPr>
-          <w:p>
-            <w:pPr>
-              <w:spacing w:after="0" w:before="0" w:lineRule="auto"/>
-              <w:rPr>
-                <w:rFonts w:ascii="Calibri" w:cs="Calibri" w:eastAsia="Calibri" w:hAnsi="Calibri"/>
-              </w:rPr>
-            </w:pPr>
-            <w:r>
-              <w:rPr>
-                <w:rtl w:val="0"/>
-              </w:rPr>
-            </w:r>
-          </w:p>
-        </w:tc>
-        <w:tc>
-          <w:tcPr>
-            <w:tcBorders>
-              <w:top w:color="000000" w:space="0" w:sz="6" w:val="single"/>
-              <w:left w:color="000000" w:space="0" w:sz="6" w:val="single"/>
-              <w:bottom w:color="000000" w:space="0" w:sz="6" w:val="single"/>
-              <w:right w:color="000000" w:space="0" w:sz="6" w:val="single"/>
-            </w:tcBorders>
-            <w:tcMar>
-              <w:top w:w="70.0" w:type="dxa"/>
-              <w:bottom w:w="70.0" w:type="dxa"/>
-            </w:tcMar>
-            <w:vAlign w:val="center"/>
-          </w:tcPr>
-          <w:p>
-            <w:pPr>
-              <w:spacing w:after="0" w:before="0" w:lineRule="auto"/>
-              <w:rPr>
-                <w:rFonts w:ascii="Calibri" w:cs="Calibri" w:eastAsia="Calibri" w:hAnsi="Calibri"/>
-              </w:rPr>
-            </w:pPr>
-            <w:r>
-              <w:rPr>
-                <w:rtl w:val="0"/>
-              </w:rPr>
-            </w:r>
-          </w:p>
-        </w:tc>
-      </w:tr>
-      <w:tr>
-        <w:trPr>
-          <w:cantSplit w:val="0"/>
-          <w:trHeight w:val="640" w:hRule="atLeast"/>
-          <w:tblHeader w:val="0"/>
-        </w:trPr>
-        <w:tc>
-          <w:tcPr>
-            <w:tcBorders>
-              <w:top w:color="000000" w:space="0" w:sz="6" w:val="single"/>
-              <w:left w:color="000000" w:space="0" w:sz="6" w:val="single"/>
-              <w:bottom w:color="000000" w:space="0" w:sz="6" w:val="single"/>
-              <w:right w:color="000000" w:space="0" w:sz="6" w:val="single"/>
-            </w:tcBorders>
-            <w:tcMar>
-              <w:top w:w="70.0" w:type="dxa"/>
-              <w:bottom w:w="70.0" w:type="dxa"/>
-            </w:tcMar>
-            <w:vAlign w:val="center"/>
-          </w:tcPr>
-          <w:p>
-            <w:pPr>
-              <w:spacing w:after="0" w:before="0" w:lineRule="auto"/>
-              <w:rPr>
-                <w:rFonts w:ascii="Calibri" w:cs="Calibri" w:eastAsia="Calibri" w:hAnsi="Calibri"/>
-              </w:rPr>
-            </w:pPr>
-            <w:r>
-              <w:rPr>
-                <w:rtl w:val="0"/>
-              </w:rPr>
-            </w:r>
-          </w:p>
-        </w:tc>
-        <w:tc>
-          <w:tcPr>
-            <w:tcBorders>
-              <w:top w:color="000000" w:space="0" w:sz="6" w:val="single"/>
-              <w:left w:color="000000" w:space="0" w:sz="6" w:val="single"/>
-              <w:bottom w:color="000000" w:space="0" w:sz="6" w:val="single"/>
-              <w:right w:color="000000" w:space="0" w:sz="6" w:val="single"/>
-            </w:tcBorders>
-            <w:tcMar>
-              <w:top w:w="70.0" w:type="dxa"/>
-              <w:bottom w:w="70.0" w:type="dxa"/>
-            </w:tcMar>
-            <w:vAlign w:val="center"/>
-          </w:tcPr>
-          <w:p>
-            <w:pPr>
-              <w:spacing w:after="0" w:before="0" w:lineRule="auto"/>
-              <w:rPr>
-                <w:rFonts w:ascii="Calibri" w:cs="Calibri" w:eastAsia="Calibri" w:hAnsi="Calibri"/>
-              </w:rPr>
-            </w:pPr>
-            <w:r>
-              <w:rPr>
-                <w:rtl w:val="0"/>
-              </w:rPr>
-            </w:r>
-          </w:p>
-        </w:tc>
-        <w:tc>
-          <w:tcPr>
-            <w:tcBorders>
-              <w:top w:color="000000" w:space="0" w:sz="6" w:val="single"/>
-              <w:left w:color="000000" w:space="0" w:sz="6" w:val="single"/>
-              <w:bottom w:color="000000" w:space="0" w:sz="6" w:val="single"/>
-              <w:right w:color="000000" w:space="0" w:sz="6" w:val="single"/>
-            </w:tcBorders>
-            <w:tcMar>
-              <w:top w:w="70.0" w:type="dxa"/>
-              <w:bottom w:w="70.0" w:type="dxa"/>
-            </w:tcMar>
-            <w:vAlign w:val="center"/>
-          </w:tcPr>
-          <w:p>
-            <w:pPr>
-              <w:spacing w:after="0" w:before="0" w:lineRule="auto"/>
-              <w:rPr>
-                <w:rFonts w:ascii="Calibri" w:cs="Calibri" w:eastAsia="Calibri" w:hAnsi="Calibri"/>
-              </w:rPr>
-            </w:pPr>
-            <w:r>
-              <w:rPr>
-                <w:rtl w:val="0"/>
-              </w:rPr>
-            </w:r>
-          </w:p>
-        </w:tc>
-        <w:tc>
-          <w:tcPr>
-            <w:tcBorders>
-              <w:top w:color="000000" w:space="0" w:sz="6" w:val="single"/>
-              <w:left w:color="000000" w:space="0" w:sz="6" w:val="single"/>
-              <w:bottom w:color="000000" w:space="0" w:sz="6" w:val="single"/>
-              <w:right w:color="000000" w:space="0" w:sz="6" w:val="single"/>
-            </w:tcBorders>
-            <w:tcMar>
-              <w:top w:w="70.0" w:type="dxa"/>
-              <w:bottom w:w="70.0" w:type="dxa"/>
-            </w:tcMar>
-            <w:vAlign w:val="center"/>
-          </w:tcPr>
-          <w:p>
-            <w:pPr>
-              <w:spacing w:after="0" w:before="0" w:lineRule="auto"/>
-              <w:rPr>
-                <w:rFonts w:ascii="Calibri" w:cs="Calibri" w:eastAsia="Calibri" w:hAnsi="Calibri"/>
-              </w:rPr>
-            </w:pPr>
-            <w:r>
-              <w:rPr>
-                <w:rtl w:val="0"/>
-              </w:rPr>
+              <w:jc w:val="center"/>
+              <w:rPr>
+                <w:rFonts w:ascii="Calibri" w:cs="Calibri" w:eastAsia="Calibri" w:hAnsi="Calibri"/>
+                <w:sz w:val="22"/>
+                <w:szCs w:val="22"/>
+              </w:rPr>
+            </w:pPr>
+            <w:r>
+              <w:rPr>
+                <w:rFonts w:ascii="Calibri" w:cs="Calibri" w:eastAsia="Calibri" w:hAnsi="Calibri"/>
+                <w:sz w:val="22"/>
+                <w:szCs w:val="22"/>
+                <w:rtl w:val="0"/>
+              </w:rPr>
+              <w:t xml:space="preserve">Revisión (Supervisor) </w:t>
+            </w:r>
+          </w:p>
+        </w:tc>
+        <w:tc>
+          <w:tcPr>
+            <w:tcBorders>
+              <w:top w:color="000000" w:space="0" w:sz="6" w:val="single"/>
+              <w:left w:color="000000" w:space="0" w:sz="6" w:val="single"/>
+              <w:bottom w:color="000000" w:space="0" w:sz="6" w:val="single"/>
+              <w:right w:color="000000" w:space="0" w:sz="6" w:val="single"/>
+            </w:tcBorders>
+            <w:tcMar>
+              <w:top w:w="70.0" w:type="dxa"/>
+              <w:bottom w:w="70.0" w:type="dxa"/>
+            </w:tcMar>
+            <w:vAlign w:val="center"/>
+          </w:tcPr>
+          <w:p>
+            <w:pPr>
+              <w:spacing w:after="0" w:before="0" w:lineRule="auto"/>
+              <w:jc w:val="both"/>
+              <w:rPr>
+                <w:rFonts w:ascii="Calibri" w:cs="Calibri" w:eastAsia="Calibri" w:hAnsi="Calibri"/>
+                <w:color w:val="188038"/>
+                <w:sz w:val="22"/>
+                <w:szCs w:val="22"/>
+              </w:rPr>
+            </w:pPr>
+            <w:r>
+              <w:rPr>
+                <w:rFonts w:ascii="Calibri" w:cs="Calibri" w:eastAsia="Calibri" w:hAnsi="Calibri"/>
+                <w:color w:val="188038"/>
+                <w:sz w:val="22"/>
+                <w:szCs w:val="22"/>
+                <w:rtl w:val="0"/>
+              </w:rPr>
+              <w:t xml:space="preserve">revision.png </w:t>
+            </w:r>
+          </w:p>
+        </w:tc>
+        <w:tc>
+          <w:tcPr>
+            <w:tcBorders>
+              <w:top w:color="000000" w:space="0" w:sz="6" w:val="single"/>
+              <w:left w:color="000000" w:space="0" w:sz="6" w:val="single"/>
+              <w:bottom w:color="000000" w:space="0" w:sz="6" w:val="single"/>
+              <w:right w:color="000000" w:space="0" w:sz="6" w:val="single"/>
+            </w:tcBorders>
+            <w:shd w:fill="cefcff" w:val="clear"/>
+            <w:tcMar>
+              <w:top w:w="70.0" w:type="dxa"/>
+              <w:bottom w:w="70.0" w:type="dxa"/>
+            </w:tcMar>
+            <w:vAlign w:val="center"/>
+          </w:tcPr>
+          <w:p>
+            <w:pPr>
+              <w:spacing w:after="0" w:before="0" w:lineRule="auto"/>
+              <w:jc w:val="center"/>
+              <w:rPr>
+                <w:rFonts w:ascii="Calibri" w:cs="Calibri" w:eastAsia="Calibri" w:hAnsi="Calibri"/>
+                <w:b w:val="1"/>
+                <w:bCs w:val="1"/>
+                <w:sz w:val="22"/>
+                <w:szCs w:val="22"/>
+              </w:rPr>
+            </w:pPr>
+            <w:r>
+              <w:rPr>
+                <w:rFonts w:ascii="Calibri" w:cs="Calibri" w:eastAsia="Calibri" w:hAnsi="Calibri"/>
+                <w:b w:val="1"/>
+                <w:bCs w:val="1"/>
+                <w:sz w:val="22"/>
+                <w:szCs w:val="22"/>
+                <w:rtl w:val="0"/>
+              </w:rPr>
+              <w:t xml:space="preserve">Stitch </w:t>
+            </w:r>
+          </w:p>
+        </w:tc>
+        <w:tc>
+          <w:tcPr>
+            <w:tcBorders>
+              <w:top w:color="000000" w:space="0" w:sz="6" w:val="single"/>
+              <w:left w:color="000000" w:space="0" w:sz="6" w:val="single"/>
+              <w:bottom w:color="000000" w:space="0" w:sz="6" w:val="single"/>
+              <w:right w:color="000000" w:space="0" w:sz="6" w:val="single"/>
+            </w:tcBorders>
+            <w:tcMar>
+              <w:top w:w="70.0" w:type="dxa"/>
+              <w:bottom w:w="70.0" w:type="dxa"/>
+            </w:tcMar>
+            <w:vAlign w:val="center"/>
+          </w:tcPr>
+          <w:p>
+            <w:pPr>
+              <w:spacing w:after="0" w:before="0" w:lineRule="auto"/>
+              <w:jc w:val="both"/>
+              <w:rPr>
+                <w:rFonts w:ascii="Calibri" w:cs="Calibri" w:eastAsia="Calibri" w:hAnsi="Calibri"/>
+                <w:sz w:val="22"/>
+                <w:szCs w:val="22"/>
+              </w:rPr>
+            </w:pPr>
+            <w:r>
+              <w:rPr>
+                <w:rFonts w:ascii="Calibri" w:cs="Calibri" w:eastAsia="Calibri" w:hAnsi="Calibri"/>
+                <w:sz w:val="22"/>
+                <w:szCs w:val="22"/>
+                <w:rtl w:val="0"/>
+              </w:rPr>
+              <w:t xml:space="preserve">Se agregaron los colores verde (</w:t>
+            </w:r>
+            <w:r>
+              <w:rPr>
+                <w:rFonts w:ascii="Calibri" w:cs="Calibri" w:eastAsia="Calibri" w:hAnsi="Calibri"/>
+                <w:color w:val="2e7d32"/>
+                <w:sz w:val="22"/>
+                <w:szCs w:val="22"/>
+                <w:rtl w:val="0"/>
+              </w:rPr>
+              <w:t xml:space="preserve">#2E7D32</w:t>
+            </w:r>
+            <w:r>
+              <w:rPr>
+                <w:rFonts w:ascii="Calibri" w:cs="Calibri" w:eastAsia="Calibri" w:hAnsi="Calibri"/>
+                <w:sz w:val="22"/>
+                <w:szCs w:val="22"/>
+                <w:rtl w:val="0"/>
+              </w:rPr>
+              <w:t xml:space="preserve">) para "Validado" y naranjo (</w:t>
+            </w:r>
+            <w:r>
+              <w:rPr>
+                <w:rFonts w:ascii="Calibri" w:cs="Calibri" w:eastAsia="Calibri" w:hAnsi="Calibri"/>
+                <w:color w:val="ff6d2d"/>
+                <w:sz w:val="22"/>
+                <w:szCs w:val="22"/>
+                <w:rtl w:val="0"/>
+              </w:rPr>
+              <w:t xml:space="preserve">#FF6D2D</w:t>
+            </w:r>
+            <w:r>
+              <w:rPr>
+                <w:rFonts w:ascii="Calibri" w:cs="Calibri" w:eastAsia="Calibri" w:hAnsi="Calibri"/>
+                <w:sz w:val="22"/>
+                <w:szCs w:val="22"/>
+                <w:rtl w:val="0"/>
+              </w:rPr>
+              <w:t xml:space="preserve">) para "Alerta". </w:t>
             </w:r>
           </w:p>
         </w:tc>
@@ -7761,6 +8424,7 @@
     </w:tbl>
     <w:p>
       <w:pPr>
+        <w:jc w:val="both"/>
         <w:rPr>
           <w:rFonts w:ascii="Calibri" w:cs="Calibri" w:eastAsia="Calibri" w:hAnsi="Calibri"/>
         </w:rPr>
@@ -7777,13 +8441,20 @@
     <w:p>
       <w:pPr>
         <w:pStyle w:val="Heading1"/>
-        <w:rPr>
-          <w:rFonts w:ascii="Calibri" w:cs="Calibri" w:eastAsia="Calibri" w:hAnsi="Calibri"/>
+        <w:jc w:val="both"/>
+        <w:rPr>
+          <w:rFonts w:ascii="Calibri" w:cs="Calibri" w:eastAsia="Calibri" w:hAnsi="Calibri"/>
+          <w:color w:val="000000"/>
+          <w:sz w:val="32"/>
+          <w:szCs w:val="32"/>
         </w:rPr>
       </w:pPr>
       <w:r>
         <w:rPr>
           <w:rFonts w:ascii="Calibri" w:cs="Calibri" w:eastAsia="Calibri" w:hAnsi="Calibri"/>
+          <w:color w:val="000000"/>
+          <w:sz w:val="32"/>
+          <w:szCs w:val="32"/>
           <w:rtl w:val="0"/>
         </w:rPr>
         <w:t xml:space="preserve">5. Aplicación de Material Design 3</w:t>
@@ -7792,6 +8463,7 @@
     <w:p>
       <w:pPr>
         <w:spacing w:after="120" w:lineRule="auto"/>
+        <w:jc w:val="both"/>
         <w:rPr>
           <w:rFonts w:ascii="Calibri" w:cs="Calibri" w:eastAsia="Calibri" w:hAnsi="Calibri"/>
           <w:sz w:val="21"/>
@@ -7811,7 +8483,6 @@
         <w:r>
           <w:rPr>
             <w:rFonts w:ascii="Calibri" w:cs="Calibri" w:eastAsia="Calibri" w:hAnsi="Calibri"/>
-            <w:color w:val="1155cc"/>
             <w:sz w:val="21"/>
             <w:szCs w:val="21"/>
             <w:u w:val="single"/>
@@ -7833,6 +8504,7 @@
     <w:p>
       <w:pPr>
         <w:spacing w:after="120" w:lineRule="auto"/>
+        <w:jc w:val="both"/>
         <w:rPr>
           <w:rFonts w:ascii="Calibri" w:cs="Calibri" w:eastAsia="Calibri" w:hAnsi="Calibri"/>
         </w:rPr>
@@ -7848,35 +8520,42 @@
     <w:p>
       <w:pPr>
         <w:pStyle w:val="Heading2"/>
-        <w:rPr>
-          <w:rFonts w:ascii="Calibri" w:cs="Calibri" w:eastAsia="Calibri" w:hAnsi="Calibri"/>
+        <w:jc w:val="both"/>
+        <w:rPr>
+          <w:rFonts w:ascii="Calibri" w:cs="Calibri" w:eastAsia="Calibri" w:hAnsi="Calibri"/>
+          <w:color w:val="000000"/>
+          <w:sz w:val="28"/>
+          <w:szCs w:val="28"/>
         </w:rPr>
       </w:pPr>
       <w:r>
         <w:rPr>
           <w:rFonts w:ascii="Calibri" w:cs="Calibri" w:eastAsia="Calibri" w:hAnsi="Calibri"/>
-          <w:rtl w:val="0"/>
-        </w:rPr>
-        <w:t xml:space="preserve">5.1 Componentes identificados</w:t>
+          <w:color w:val="000000"/>
+          <w:sz w:val="28"/>
+          <w:szCs w:val="28"/>
+          <w:rtl w:val="0"/>
+        </w:rPr>
+        <w:t xml:space="preserve">5.1 Coponentes identificados</w:t>
       </w:r>
     </w:p>
     <w:tbl>
       <w:tblPr>
         <w:tblStyle w:val="Table14"/>
-        <w:tblW w:w="10200.0" w:type="dxa"/>
+        <w:tblW w:w="10170.0" w:type="dxa"/>
         <w:jc w:val="center"/>
         <w:tblLayout w:type="fixed"/>
         <w:tblLook w:val="0400"/>
       </w:tblPr>
       <w:tblGrid>
-        <w:gridCol w:w="3400"/>
-        <w:gridCol w:w="3400"/>
-        <w:gridCol w:w="3400"/>
+        <w:gridCol w:w="1500"/>
+        <w:gridCol w:w="3390"/>
+        <w:gridCol w:w="5280"/>
         <w:tblGridChange w:id="0">
           <w:tblGrid>
-            <w:gridCol w:w="3400"/>
-            <w:gridCol w:w="3400"/>
-            <w:gridCol w:w="3400"/>
+            <w:gridCol w:w="1500"/>
+            <w:gridCol w:w="3390"/>
+            <w:gridCol w:w="5280"/>
           </w:tblGrid>
         </w:tblGridChange>
       </w:tblGrid>
@@ -7893,18 +8572,21 @@
               <w:bottom w:color="000000" w:space="0" w:sz="6" w:val="single"/>
               <w:right w:color="000000" w:space="0" w:sz="6" w:val="single"/>
             </w:tcBorders>
-            <w:shd w:fill="d9e2f3" w:val="clear"/>
-            <w:tcMar>
-              <w:top w:w="70.0" w:type="dxa"/>
-              <w:bottom w:w="70.0" w:type="dxa"/>
-            </w:tcMar>
-            <w:vAlign w:val="center"/>
-          </w:tcPr>
-          <w:p>
-            <w:pPr>
-              <w:spacing w:after="0" w:before="0" w:lineRule="auto"/>
-              <w:rPr>
-                <w:rFonts w:ascii="Calibri" w:cs="Calibri" w:eastAsia="Calibri" w:hAnsi="Calibri"/>
+            <w:shd w:fill="4f81bd" w:val="clear"/>
+            <w:tcMar>
+              <w:top w:w="70.0" w:type="dxa"/>
+              <w:bottom w:w="70.0" w:type="dxa"/>
+            </w:tcMar>
+            <w:vAlign w:val="center"/>
+          </w:tcPr>
+          <w:p>
+            <w:pPr>
+              <w:spacing w:after="0" w:before="0" w:lineRule="auto"/>
+              <w:jc w:val="center"/>
+              <w:rPr>
+                <w:rFonts w:ascii="Calibri" w:cs="Calibri" w:eastAsia="Calibri" w:hAnsi="Calibri"/>
+                <w:sz w:val="22"/>
+                <w:szCs w:val="22"/>
               </w:rPr>
             </w:pPr>
             <w:r>
@@ -7912,8 +8594,8 @@
                 <w:rFonts w:ascii="Calibri" w:cs="Calibri" w:eastAsia="Calibri" w:hAnsi="Calibri"/>
                 <w:b w:val="1"/>
                 <w:bCs w:val="1"/>
-                <w:sz w:val="21"/>
-                <w:szCs w:val="21"/>
+                <w:sz w:val="22"/>
+                <w:szCs w:val="22"/>
                 <w:rtl w:val="0"/>
               </w:rPr>
               <w:t xml:space="preserve">Pantalla</w:t>
@@ -7933,18 +8615,21 @@
               <w:bottom w:color="000000" w:space="0" w:sz="6" w:val="single"/>
               <w:right w:color="000000" w:space="0" w:sz="6" w:val="single"/>
             </w:tcBorders>
-            <w:shd w:fill="d9e2f3" w:val="clear"/>
-            <w:tcMar>
-              <w:top w:w="70.0" w:type="dxa"/>
-              <w:bottom w:w="70.0" w:type="dxa"/>
-            </w:tcMar>
-            <w:vAlign w:val="center"/>
-          </w:tcPr>
-          <w:p>
-            <w:pPr>
-              <w:spacing w:after="0" w:before="0" w:lineRule="auto"/>
-              <w:rPr>
-                <w:rFonts w:ascii="Calibri" w:cs="Calibri" w:eastAsia="Calibri" w:hAnsi="Calibri"/>
+            <w:shd w:fill="4f81bd" w:val="clear"/>
+            <w:tcMar>
+              <w:top w:w="70.0" w:type="dxa"/>
+              <w:bottom w:w="70.0" w:type="dxa"/>
+            </w:tcMar>
+            <w:vAlign w:val="center"/>
+          </w:tcPr>
+          <w:p>
+            <w:pPr>
+              <w:spacing w:after="0" w:before="0" w:lineRule="auto"/>
+              <w:jc w:val="center"/>
+              <w:rPr>
+                <w:rFonts w:ascii="Calibri" w:cs="Calibri" w:eastAsia="Calibri" w:hAnsi="Calibri"/>
+                <w:sz w:val="22"/>
+                <w:szCs w:val="22"/>
               </w:rPr>
             </w:pPr>
             <w:r>
@@ -7952,8 +8637,8 @@
                 <w:rFonts w:ascii="Calibri" w:cs="Calibri" w:eastAsia="Calibri" w:hAnsi="Calibri"/>
                 <w:b w:val="1"/>
                 <w:bCs w:val="1"/>
-                <w:sz w:val="21"/>
-                <w:szCs w:val="21"/>
+                <w:sz w:val="22"/>
+                <w:szCs w:val="22"/>
                 <w:rtl w:val="0"/>
               </w:rPr>
               <w:t xml:space="preserve">Componente Material 3</w:t>
@@ -7973,18 +8658,21 @@
               <w:bottom w:color="000000" w:space="0" w:sz="6" w:val="single"/>
               <w:right w:color="000000" w:space="0" w:sz="6" w:val="single"/>
             </w:tcBorders>
-            <w:shd w:fill="d9e2f3" w:val="clear"/>
-            <w:tcMar>
-              <w:top w:w="70.0" w:type="dxa"/>
-              <w:bottom w:w="70.0" w:type="dxa"/>
-            </w:tcMar>
-            <w:vAlign w:val="center"/>
-          </w:tcPr>
-          <w:p>
-            <w:pPr>
-              <w:spacing w:after="0" w:before="0" w:lineRule="auto"/>
-              <w:rPr>
-                <w:rFonts w:ascii="Calibri" w:cs="Calibri" w:eastAsia="Calibri" w:hAnsi="Calibri"/>
+            <w:shd w:fill="4f81bd" w:val="clear"/>
+            <w:tcMar>
+              <w:top w:w="70.0" w:type="dxa"/>
+              <w:bottom w:w="70.0" w:type="dxa"/>
+            </w:tcMar>
+            <w:vAlign w:val="center"/>
+          </w:tcPr>
+          <w:p>
+            <w:pPr>
+              <w:spacing w:after="0" w:before="0" w:lineRule="auto"/>
+              <w:jc w:val="center"/>
+              <w:rPr>
+                <w:rFonts w:ascii="Calibri" w:cs="Calibri" w:eastAsia="Calibri" w:hAnsi="Calibri"/>
+                <w:sz w:val="22"/>
+                <w:szCs w:val="22"/>
               </w:rPr>
             </w:pPr>
             <w:r>
@@ -7992,8 +8680,8 @@
                 <w:rFonts w:ascii="Calibri" w:cs="Calibri" w:eastAsia="Calibri" w:hAnsi="Calibri"/>
                 <w:b w:val="1"/>
                 <w:bCs w:val="1"/>
-                <w:sz w:val="21"/>
-                <w:szCs w:val="21"/>
+                <w:sz w:val="22"/>
+                <w:szCs w:val="22"/>
                 <w:rtl w:val="0"/>
               </w:rPr>
               <w:t xml:space="preserve">¿Para qué se utilizará?</w:t>
@@ -8029,70 +8717,79 @@
           <w:p>
             <w:pPr>
               <w:spacing w:after="0" w:before="0" w:lineRule="auto"/>
-              <w:rPr>
-                <w:rFonts w:ascii="Calibri" w:cs="Calibri" w:eastAsia="Calibri" w:hAnsi="Calibri"/>
-              </w:rPr>
-            </w:pPr>
-            <w:r>
-              <w:rPr>
-                <w:rtl w:val="0"/>
-              </w:rPr>
-            </w:r>
-          </w:p>
-        </w:tc>
-        <w:tc>
-          <w:tcPr>
-            <w:tcBorders>
-              <w:top w:color="000000" w:space="0" w:sz="6" w:val="single"/>
-              <w:left w:color="000000" w:space="0" w:sz="6" w:val="single"/>
-              <w:bottom w:color="000000" w:space="0" w:sz="6" w:val="single"/>
-              <w:right w:color="000000" w:space="0" w:sz="6" w:val="single"/>
-            </w:tcBorders>
-            <w:tcMar>
-              <w:top w:w="70.0" w:type="dxa"/>
-              <w:bottom w:w="70.0" w:type="dxa"/>
-            </w:tcMar>
-            <w:vAlign w:val="center"/>
-          </w:tcPr>
-          <w:p>
-            <w:pPr>
-              <w:spacing w:after="0" w:before="0" w:lineRule="auto"/>
-              <w:rPr>
-                <w:rFonts w:ascii="Calibri" w:cs="Calibri" w:eastAsia="Calibri" w:hAnsi="Calibri"/>
-              </w:rPr>
-            </w:pPr>
-            <w:r>
-              <w:rPr>
-                <w:rtl w:val="0"/>
-              </w:rPr>
-            </w:r>
-          </w:p>
-        </w:tc>
-        <w:tc>
-          <w:tcPr>
-            <w:tcBorders>
-              <w:top w:color="000000" w:space="0" w:sz="6" w:val="single"/>
-              <w:left w:color="000000" w:space="0" w:sz="6" w:val="single"/>
-              <w:bottom w:color="000000" w:space="0" w:sz="6" w:val="single"/>
-              <w:right w:color="000000" w:space="0" w:sz="6" w:val="single"/>
-            </w:tcBorders>
-            <w:tcMar>
-              <w:top w:w="70.0" w:type="dxa"/>
-              <w:bottom w:w="70.0" w:type="dxa"/>
-            </w:tcMar>
-            <w:vAlign w:val="center"/>
-          </w:tcPr>
-          <w:p>
-            <w:pPr>
-              <w:spacing w:after="0" w:before="0" w:lineRule="auto"/>
-              <w:rPr>
-                <w:rFonts w:ascii="Calibri" w:cs="Calibri" w:eastAsia="Calibri" w:hAnsi="Calibri"/>
-              </w:rPr>
-            </w:pPr>
-            <w:r>
-              <w:rPr>
-                <w:rtl w:val="0"/>
-              </w:rPr>
+              <w:jc w:val="center"/>
+              <w:rPr>
+                <w:rFonts w:ascii="Calibri" w:cs="Calibri" w:eastAsia="Calibri" w:hAnsi="Calibri"/>
+              </w:rPr>
+            </w:pPr>
+            <w:r>
+              <w:rPr>
+                <w:rFonts w:ascii="Calibri" w:cs="Calibri" w:eastAsia="Calibri" w:hAnsi="Calibri"/>
+                <w:rtl w:val="0"/>
+              </w:rPr>
+              <w:t xml:space="preserve">Login </w:t>
+            </w:r>
+          </w:p>
+        </w:tc>
+        <w:tc>
+          <w:tcPr>
+            <w:tcBorders>
+              <w:top w:color="000000" w:space="0" w:sz="6" w:val="single"/>
+              <w:left w:color="000000" w:space="0" w:sz="6" w:val="single"/>
+              <w:bottom w:color="000000" w:space="0" w:sz="6" w:val="single"/>
+              <w:right w:color="000000" w:space="0" w:sz="6" w:val="single"/>
+            </w:tcBorders>
+            <w:tcMar>
+              <w:top w:w="70.0" w:type="dxa"/>
+              <w:bottom w:w="70.0" w:type="dxa"/>
+            </w:tcMar>
+            <w:vAlign w:val="center"/>
+          </w:tcPr>
+          <w:p>
+            <w:pPr>
+              <w:spacing w:after="0" w:before="0" w:lineRule="auto"/>
+              <w:jc w:val="both"/>
+              <w:rPr>
+                <w:rFonts w:ascii="Calibri" w:cs="Calibri" w:eastAsia="Calibri" w:hAnsi="Calibri"/>
+              </w:rPr>
+            </w:pPr>
+            <w:r>
+              <w:rPr>
+                <w:rFonts w:ascii="Calibri" w:cs="Calibri" w:eastAsia="Calibri" w:hAnsi="Calibri"/>
+                <w:rtl w:val="0"/>
+              </w:rPr>
+              <w:t xml:space="preserve">TextField · Button · Card </w:t>
+            </w:r>
+          </w:p>
+        </w:tc>
+        <w:tc>
+          <w:tcPr>
+            <w:tcBorders>
+              <w:top w:color="000000" w:space="0" w:sz="6" w:val="single"/>
+              <w:left w:color="000000" w:space="0" w:sz="6" w:val="single"/>
+              <w:bottom w:color="000000" w:space="0" w:sz="6" w:val="single"/>
+              <w:right w:color="000000" w:space="0" w:sz="6" w:val="single"/>
+            </w:tcBorders>
+            <w:tcMar>
+              <w:top w:w="70.0" w:type="dxa"/>
+              <w:bottom w:w="70.0" w:type="dxa"/>
+            </w:tcMar>
+            <w:vAlign w:val="center"/>
+          </w:tcPr>
+          <w:p>
+            <w:pPr>
+              <w:spacing w:after="0" w:before="0" w:lineRule="auto"/>
+              <w:jc w:val="both"/>
+              <w:rPr>
+                <w:rFonts w:ascii="Calibri" w:cs="Calibri" w:eastAsia="Calibri" w:hAnsi="Calibri"/>
+              </w:rPr>
+            </w:pPr>
+            <w:r>
+              <w:rPr>
+                <w:rFonts w:ascii="Calibri" w:cs="Calibri" w:eastAsia="Calibri" w:hAnsi="Calibri"/>
+                <w:rtl w:val="0"/>
+              </w:rPr>
+              <w:t xml:space="preserve">Selección de usuario/rol y botón de acceso.</w:t>
             </w:r>
           </w:p>
         </w:tc>
@@ -8119,71 +8816,80 @@
           </w:tcPr>
           <w:p>
             <w:pPr>
-              <w:spacing w:after="0" w:before="0" w:lineRule="auto"/>
-              <w:rPr>
-                <w:rFonts w:ascii="Calibri" w:cs="Calibri" w:eastAsia="Calibri" w:hAnsi="Calibri"/>
-              </w:rPr>
-            </w:pPr>
-            <w:r>
-              <w:rPr>
-                <w:rtl w:val="0"/>
-              </w:rPr>
-            </w:r>
-          </w:p>
-        </w:tc>
-        <w:tc>
-          <w:tcPr>
-            <w:tcBorders>
-              <w:top w:color="000000" w:space="0" w:sz="6" w:val="single"/>
-              <w:left w:color="000000" w:space="0" w:sz="6" w:val="single"/>
-              <w:bottom w:color="000000" w:space="0" w:sz="6" w:val="single"/>
-              <w:right w:color="000000" w:space="0" w:sz="6" w:val="single"/>
-            </w:tcBorders>
-            <w:tcMar>
-              <w:top w:w="70.0" w:type="dxa"/>
-              <w:bottom w:w="70.0" w:type="dxa"/>
-            </w:tcMar>
-            <w:vAlign w:val="center"/>
-          </w:tcPr>
-          <w:p>
-            <w:pPr>
-              <w:spacing w:after="0" w:before="0" w:lineRule="auto"/>
-              <w:rPr>
-                <w:rFonts w:ascii="Calibri" w:cs="Calibri" w:eastAsia="Calibri" w:hAnsi="Calibri"/>
-              </w:rPr>
-            </w:pPr>
-            <w:r>
-              <w:rPr>
-                <w:rtl w:val="0"/>
-              </w:rPr>
-            </w:r>
-          </w:p>
-        </w:tc>
-        <w:tc>
-          <w:tcPr>
-            <w:tcBorders>
-              <w:top w:color="000000" w:space="0" w:sz="6" w:val="single"/>
-              <w:left w:color="000000" w:space="0" w:sz="6" w:val="single"/>
-              <w:bottom w:color="000000" w:space="0" w:sz="6" w:val="single"/>
-              <w:right w:color="000000" w:space="0" w:sz="6" w:val="single"/>
-            </w:tcBorders>
-            <w:tcMar>
-              <w:top w:w="70.0" w:type="dxa"/>
-              <w:bottom w:w="70.0" w:type="dxa"/>
-            </w:tcMar>
-            <w:vAlign w:val="center"/>
-          </w:tcPr>
-          <w:p>
-            <w:pPr>
-              <w:spacing w:after="0" w:before="0" w:lineRule="auto"/>
-              <w:rPr>
-                <w:rFonts w:ascii="Calibri" w:cs="Calibri" w:eastAsia="Calibri" w:hAnsi="Calibri"/>
-              </w:rPr>
-            </w:pPr>
-            <w:r>
-              <w:rPr>
-                <w:rtl w:val="0"/>
-              </w:rPr>
+              <w:spacing w:after="0" w:lineRule="auto"/>
+              <w:jc w:val="center"/>
+              <w:rPr>
+                <w:rFonts w:ascii="Calibri" w:cs="Calibri" w:eastAsia="Calibri" w:hAnsi="Calibri"/>
+              </w:rPr>
+            </w:pPr>
+            <w:r>
+              <w:rPr>
+                <w:rFonts w:ascii="Calibri" w:cs="Calibri" w:eastAsia="Calibri" w:hAnsi="Calibri"/>
+                <w:rtl w:val="0"/>
+              </w:rPr>
+              <w:t xml:space="preserve">Nueva muestra </w:t>
+            </w:r>
+          </w:p>
+        </w:tc>
+        <w:tc>
+          <w:tcPr>
+            <w:tcBorders>
+              <w:top w:color="000000" w:space="0" w:sz="6" w:val="single"/>
+              <w:left w:color="000000" w:space="0" w:sz="6" w:val="single"/>
+              <w:bottom w:color="000000" w:space="0" w:sz="6" w:val="single"/>
+              <w:right w:color="000000" w:space="0" w:sz="6" w:val="single"/>
+            </w:tcBorders>
+            <w:tcMar>
+              <w:top w:w="70.0" w:type="dxa"/>
+              <w:bottom w:w="70.0" w:type="dxa"/>
+            </w:tcMar>
+            <w:vAlign w:val="center"/>
+          </w:tcPr>
+          <w:p>
+            <w:pPr>
+              <w:spacing w:after="0" w:before="0" w:lineRule="auto"/>
+              <w:jc w:val="both"/>
+              <w:rPr>
+                <w:rFonts w:ascii="Calibri" w:cs="Calibri" w:eastAsia="Calibri" w:hAnsi="Calibri"/>
+              </w:rPr>
+            </w:pPr>
+            <w:r>
+              <w:rPr>
+                <w:rFonts w:ascii="Calibri" w:cs="Calibri" w:eastAsia="Calibri" w:hAnsi="Calibri"/>
+                <w:rtl w:val="0"/>
+              </w:rPr>
+              <w:t xml:space="preserve">TextField · Dialog (selector de fecha) · Button </w:t>
+            </w:r>
+          </w:p>
+        </w:tc>
+        <w:tc>
+          <w:tcPr>
+            <w:tcBorders>
+              <w:top w:color="000000" w:space="0" w:sz="6" w:val="single"/>
+              <w:left w:color="000000" w:space="0" w:sz="6" w:val="single"/>
+              <w:bottom w:color="000000" w:space="0" w:sz="6" w:val="single"/>
+              <w:right w:color="000000" w:space="0" w:sz="6" w:val="single"/>
+            </w:tcBorders>
+            <w:tcMar>
+              <w:top w:w="70.0" w:type="dxa"/>
+              <w:bottom w:w="70.0" w:type="dxa"/>
+            </w:tcMar>
+            <w:vAlign w:val="center"/>
+          </w:tcPr>
+          <w:p>
+            <w:pPr>
+              <w:spacing w:after="0" w:before="0" w:lineRule="auto"/>
+              <w:jc w:val="both"/>
+              <w:rPr>
+                <w:rFonts w:ascii="Calibri" w:cs="Calibri" w:eastAsia="Calibri" w:hAnsi="Calibri"/>
+              </w:rPr>
+            </w:pPr>
+            <w:r>
+              <w:rPr>
+                <w:rFonts w:ascii="Calibri" w:cs="Calibri" w:eastAsia="Calibri" w:hAnsi="Calibri"/>
+                <w:rtl w:val="0"/>
+              </w:rPr>
+              <w:t xml:space="preserve">Captura de datos del formulario y selección de fecha.</w:t>
             </w:r>
           </w:p>
         </w:tc>
@@ -8210,71 +8916,80 @@
           </w:tcPr>
           <w:p>
             <w:pPr>
-              <w:spacing w:after="0" w:before="0" w:lineRule="auto"/>
-              <w:rPr>
-                <w:rFonts w:ascii="Calibri" w:cs="Calibri" w:eastAsia="Calibri" w:hAnsi="Calibri"/>
-              </w:rPr>
-            </w:pPr>
-            <w:r>
-              <w:rPr>
-                <w:rtl w:val="0"/>
-              </w:rPr>
-            </w:r>
-          </w:p>
-        </w:tc>
-        <w:tc>
-          <w:tcPr>
-            <w:tcBorders>
-              <w:top w:color="000000" w:space="0" w:sz="6" w:val="single"/>
-              <w:left w:color="000000" w:space="0" w:sz="6" w:val="single"/>
-              <w:bottom w:color="000000" w:space="0" w:sz="6" w:val="single"/>
-              <w:right w:color="000000" w:space="0" w:sz="6" w:val="single"/>
-            </w:tcBorders>
-            <w:tcMar>
-              <w:top w:w="70.0" w:type="dxa"/>
-              <w:bottom w:w="70.0" w:type="dxa"/>
-            </w:tcMar>
-            <w:vAlign w:val="center"/>
-          </w:tcPr>
-          <w:p>
-            <w:pPr>
-              <w:spacing w:after="0" w:before="0" w:lineRule="auto"/>
-              <w:rPr>
-                <w:rFonts w:ascii="Calibri" w:cs="Calibri" w:eastAsia="Calibri" w:hAnsi="Calibri"/>
-              </w:rPr>
-            </w:pPr>
-            <w:r>
-              <w:rPr>
-                <w:rtl w:val="0"/>
-              </w:rPr>
-            </w:r>
-          </w:p>
-        </w:tc>
-        <w:tc>
-          <w:tcPr>
-            <w:tcBorders>
-              <w:top w:color="000000" w:space="0" w:sz="6" w:val="single"/>
-              <w:left w:color="000000" w:space="0" w:sz="6" w:val="single"/>
-              <w:bottom w:color="000000" w:space="0" w:sz="6" w:val="single"/>
-              <w:right w:color="000000" w:space="0" w:sz="6" w:val="single"/>
-            </w:tcBorders>
-            <w:tcMar>
-              <w:top w:w="70.0" w:type="dxa"/>
-              <w:bottom w:w="70.0" w:type="dxa"/>
-            </w:tcMar>
-            <w:vAlign w:val="center"/>
-          </w:tcPr>
-          <w:p>
-            <w:pPr>
-              <w:spacing w:after="0" w:before="0" w:lineRule="auto"/>
-              <w:rPr>
-                <w:rFonts w:ascii="Calibri" w:cs="Calibri" w:eastAsia="Calibri" w:hAnsi="Calibri"/>
-              </w:rPr>
-            </w:pPr>
-            <w:r>
-              <w:rPr>
-                <w:rtl w:val="0"/>
-              </w:rPr>
+              <w:spacing w:after="0" w:lineRule="auto"/>
+              <w:jc w:val="center"/>
+              <w:rPr>
+                <w:rFonts w:ascii="Calibri" w:cs="Calibri" w:eastAsia="Calibri" w:hAnsi="Calibri"/>
+              </w:rPr>
+            </w:pPr>
+            <w:r>
+              <w:rPr>
+                <w:rFonts w:ascii="Calibri" w:cs="Calibri" w:eastAsia="Calibri" w:hAnsi="Calibri"/>
+                <w:rtl w:val="0"/>
+              </w:rPr>
+              <w:t xml:space="preserve">Fotografía </w:t>
+            </w:r>
+          </w:p>
+        </w:tc>
+        <w:tc>
+          <w:tcPr>
+            <w:tcBorders>
+              <w:top w:color="000000" w:space="0" w:sz="6" w:val="single"/>
+              <w:left w:color="000000" w:space="0" w:sz="6" w:val="single"/>
+              <w:bottom w:color="000000" w:space="0" w:sz="6" w:val="single"/>
+              <w:right w:color="000000" w:space="0" w:sz="6" w:val="single"/>
+            </w:tcBorders>
+            <w:tcMar>
+              <w:top w:w="70.0" w:type="dxa"/>
+              <w:bottom w:w="70.0" w:type="dxa"/>
+            </w:tcMar>
+            <w:vAlign w:val="center"/>
+          </w:tcPr>
+          <w:p>
+            <w:pPr>
+              <w:spacing w:after="0" w:before="0" w:lineRule="auto"/>
+              <w:jc w:val="both"/>
+              <w:rPr>
+                <w:rFonts w:ascii="Calibri" w:cs="Calibri" w:eastAsia="Calibri" w:hAnsi="Calibri"/>
+              </w:rPr>
+            </w:pPr>
+            <w:r>
+              <w:rPr>
+                <w:rFonts w:ascii="Calibri" w:cs="Calibri" w:eastAsia="Calibri" w:hAnsi="Calibri"/>
+                <w:rtl w:val="0"/>
+              </w:rPr>
+              <w:t xml:space="preserve">Card · Icon · Button </w:t>
+            </w:r>
+          </w:p>
+        </w:tc>
+        <w:tc>
+          <w:tcPr>
+            <w:tcBorders>
+              <w:top w:color="000000" w:space="0" w:sz="6" w:val="single"/>
+              <w:left w:color="000000" w:space="0" w:sz="6" w:val="single"/>
+              <w:bottom w:color="000000" w:space="0" w:sz="6" w:val="single"/>
+              <w:right w:color="000000" w:space="0" w:sz="6" w:val="single"/>
+            </w:tcBorders>
+            <w:tcMar>
+              <w:top w:w="70.0" w:type="dxa"/>
+              <w:bottom w:w="70.0" w:type="dxa"/>
+            </w:tcMar>
+            <w:vAlign w:val="center"/>
+          </w:tcPr>
+          <w:p>
+            <w:pPr>
+              <w:spacing w:after="0" w:before="0" w:lineRule="auto"/>
+              <w:jc w:val="both"/>
+              <w:rPr>
+                <w:rFonts w:ascii="Calibri" w:cs="Calibri" w:eastAsia="Calibri" w:hAnsi="Calibri"/>
+              </w:rPr>
+            </w:pPr>
+            <w:r>
+              <w:rPr>
+                <w:rFonts w:ascii="Calibri" w:cs="Calibri" w:eastAsia="Calibri" w:hAnsi="Calibri"/>
+                <w:rtl w:val="0"/>
+              </w:rPr>
+              <w:t xml:space="preserve">Captura de datos del formulario y selección de fecha.</w:t>
             </w:r>
           </w:p>
         </w:tc>
@@ -8301,71 +9016,80 @@
           </w:tcPr>
           <w:p>
             <w:pPr>
-              <w:spacing w:after="0" w:before="0" w:lineRule="auto"/>
-              <w:rPr>
-                <w:rFonts w:ascii="Calibri" w:cs="Calibri" w:eastAsia="Calibri" w:hAnsi="Calibri"/>
-              </w:rPr>
-            </w:pPr>
-            <w:r>
-              <w:rPr>
-                <w:rtl w:val="0"/>
-              </w:rPr>
-            </w:r>
-          </w:p>
-        </w:tc>
-        <w:tc>
-          <w:tcPr>
-            <w:tcBorders>
-              <w:top w:color="000000" w:space="0" w:sz="6" w:val="single"/>
-              <w:left w:color="000000" w:space="0" w:sz="6" w:val="single"/>
-              <w:bottom w:color="000000" w:space="0" w:sz="6" w:val="single"/>
-              <w:right w:color="000000" w:space="0" w:sz="6" w:val="single"/>
-            </w:tcBorders>
-            <w:tcMar>
-              <w:top w:w="70.0" w:type="dxa"/>
-              <w:bottom w:w="70.0" w:type="dxa"/>
-            </w:tcMar>
-            <w:vAlign w:val="center"/>
-          </w:tcPr>
-          <w:p>
-            <w:pPr>
-              <w:spacing w:after="0" w:before="0" w:lineRule="auto"/>
-              <w:rPr>
-                <w:rFonts w:ascii="Calibri" w:cs="Calibri" w:eastAsia="Calibri" w:hAnsi="Calibri"/>
-              </w:rPr>
-            </w:pPr>
-            <w:r>
-              <w:rPr>
-                <w:rtl w:val="0"/>
-              </w:rPr>
-            </w:r>
-          </w:p>
-        </w:tc>
-        <w:tc>
-          <w:tcPr>
-            <w:tcBorders>
-              <w:top w:color="000000" w:space="0" w:sz="6" w:val="single"/>
-              <w:left w:color="000000" w:space="0" w:sz="6" w:val="single"/>
-              <w:bottom w:color="000000" w:space="0" w:sz="6" w:val="single"/>
-              <w:right w:color="000000" w:space="0" w:sz="6" w:val="single"/>
-            </w:tcBorders>
-            <w:tcMar>
-              <w:top w:w="70.0" w:type="dxa"/>
-              <w:bottom w:w="70.0" w:type="dxa"/>
-            </w:tcMar>
-            <w:vAlign w:val="center"/>
-          </w:tcPr>
-          <w:p>
-            <w:pPr>
-              <w:spacing w:after="0" w:before="0" w:lineRule="auto"/>
-              <w:rPr>
-                <w:rFonts w:ascii="Calibri" w:cs="Calibri" w:eastAsia="Calibri" w:hAnsi="Calibri"/>
-              </w:rPr>
-            </w:pPr>
-            <w:r>
-              <w:rPr>
-                <w:rtl w:val="0"/>
-              </w:rPr>
+              <w:spacing w:after="0" w:lineRule="auto"/>
+              <w:jc w:val="center"/>
+              <w:rPr>
+                <w:rFonts w:ascii="Calibri" w:cs="Calibri" w:eastAsia="Calibri" w:hAnsi="Calibri"/>
+              </w:rPr>
+            </w:pPr>
+            <w:r>
+              <w:rPr>
+                <w:rFonts w:ascii="Calibri" w:cs="Calibri" w:eastAsia="Calibri" w:hAnsi="Calibri"/>
+                <w:rtl w:val="0"/>
+              </w:rPr>
+              <w:t xml:space="preserve">Conteo y observaciones</w:t>
+            </w:r>
+          </w:p>
+        </w:tc>
+        <w:tc>
+          <w:tcPr>
+            <w:tcBorders>
+              <w:top w:color="000000" w:space="0" w:sz="6" w:val="single"/>
+              <w:left w:color="000000" w:space="0" w:sz="6" w:val="single"/>
+              <w:bottom w:color="000000" w:space="0" w:sz="6" w:val="single"/>
+              <w:right w:color="000000" w:space="0" w:sz="6" w:val="single"/>
+            </w:tcBorders>
+            <w:tcMar>
+              <w:top w:w="70.0" w:type="dxa"/>
+              <w:bottom w:w="70.0" w:type="dxa"/>
+            </w:tcMar>
+            <w:vAlign w:val="center"/>
+          </w:tcPr>
+          <w:p>
+            <w:pPr>
+              <w:spacing w:after="0" w:before="0" w:lineRule="auto"/>
+              <w:jc w:val="both"/>
+              <w:rPr>
+                <w:rFonts w:ascii="Calibri" w:cs="Calibri" w:eastAsia="Calibri" w:hAnsi="Calibri"/>
+              </w:rPr>
+            </w:pPr>
+            <w:r>
+              <w:rPr>
+                <w:rFonts w:ascii="Calibri" w:cs="Calibri" w:eastAsia="Calibri" w:hAnsi="Calibri"/>
+                <w:rtl w:val="0"/>
+              </w:rPr>
+              <w:t xml:space="preserve">TextField · Icon </w:t>
+            </w:r>
+          </w:p>
+        </w:tc>
+        <w:tc>
+          <w:tcPr>
+            <w:tcBorders>
+              <w:top w:color="000000" w:space="0" w:sz="6" w:val="single"/>
+              <w:left w:color="000000" w:space="0" w:sz="6" w:val="single"/>
+              <w:bottom w:color="000000" w:space="0" w:sz="6" w:val="single"/>
+              <w:right w:color="000000" w:space="0" w:sz="6" w:val="single"/>
+            </w:tcBorders>
+            <w:tcMar>
+              <w:top w:w="70.0" w:type="dxa"/>
+              <w:bottom w:w="70.0" w:type="dxa"/>
+            </w:tcMar>
+            <w:vAlign w:val="center"/>
+          </w:tcPr>
+          <w:p>
+            <w:pPr>
+              <w:spacing w:after="0" w:before="0" w:lineRule="auto"/>
+              <w:jc w:val="both"/>
+              <w:rPr>
+                <w:rFonts w:ascii="Calibri" w:cs="Calibri" w:eastAsia="Calibri" w:hAnsi="Calibri"/>
+              </w:rPr>
+            </w:pPr>
+            <w:r>
+              <w:rPr>
+                <w:rFonts w:ascii="Calibri" w:cs="Calibri" w:eastAsia="Calibri" w:hAnsi="Calibri"/>
+                <w:rtl w:val="0"/>
+              </w:rPr>
+              <w:t xml:space="preserve">Campo numérico de conteo y campo de texto para observaciones.</w:t>
             </w:r>
           </w:p>
         </w:tc>
@@ -8392,71 +9116,80 @@
           </w:tcPr>
           <w:p>
             <w:pPr>
-              <w:spacing w:after="0" w:before="0" w:lineRule="auto"/>
-              <w:rPr>
-                <w:rFonts w:ascii="Calibri" w:cs="Calibri" w:eastAsia="Calibri" w:hAnsi="Calibri"/>
-              </w:rPr>
-            </w:pPr>
-            <w:r>
-              <w:rPr>
-                <w:rtl w:val="0"/>
-              </w:rPr>
-            </w:r>
-          </w:p>
-        </w:tc>
-        <w:tc>
-          <w:tcPr>
-            <w:tcBorders>
-              <w:top w:color="000000" w:space="0" w:sz="6" w:val="single"/>
-              <w:left w:color="000000" w:space="0" w:sz="6" w:val="single"/>
-              <w:bottom w:color="000000" w:space="0" w:sz="6" w:val="single"/>
-              <w:right w:color="000000" w:space="0" w:sz="6" w:val="single"/>
-            </w:tcBorders>
-            <w:tcMar>
-              <w:top w:w="70.0" w:type="dxa"/>
-              <w:bottom w:w="70.0" w:type="dxa"/>
-            </w:tcMar>
-            <w:vAlign w:val="center"/>
-          </w:tcPr>
-          <w:p>
-            <w:pPr>
-              <w:spacing w:after="0" w:before="0" w:lineRule="auto"/>
-              <w:rPr>
-                <w:rFonts w:ascii="Calibri" w:cs="Calibri" w:eastAsia="Calibri" w:hAnsi="Calibri"/>
-              </w:rPr>
-            </w:pPr>
-            <w:r>
-              <w:rPr>
-                <w:rtl w:val="0"/>
-              </w:rPr>
-            </w:r>
-          </w:p>
-        </w:tc>
-        <w:tc>
-          <w:tcPr>
-            <w:tcBorders>
-              <w:top w:color="000000" w:space="0" w:sz="6" w:val="single"/>
-              <w:left w:color="000000" w:space="0" w:sz="6" w:val="single"/>
-              <w:bottom w:color="000000" w:space="0" w:sz="6" w:val="single"/>
-              <w:right w:color="000000" w:space="0" w:sz="6" w:val="single"/>
-            </w:tcBorders>
-            <w:tcMar>
-              <w:top w:w="70.0" w:type="dxa"/>
-              <w:bottom w:w="70.0" w:type="dxa"/>
-            </w:tcMar>
-            <w:vAlign w:val="center"/>
-          </w:tcPr>
-          <w:p>
-            <w:pPr>
-              <w:spacing w:after="0" w:before="0" w:lineRule="auto"/>
-              <w:rPr>
-                <w:rFonts w:ascii="Calibri" w:cs="Calibri" w:eastAsia="Calibri" w:hAnsi="Calibri"/>
-              </w:rPr>
-            </w:pPr>
-            <w:r>
-              <w:rPr>
-                <w:rtl w:val="0"/>
-              </w:rPr>
+              <w:spacing w:after="0" w:lineRule="auto"/>
+              <w:jc w:val="center"/>
+              <w:rPr>
+                <w:rFonts w:ascii="Calibri" w:cs="Calibri" w:eastAsia="Calibri" w:hAnsi="Calibri"/>
+              </w:rPr>
+            </w:pPr>
+            <w:r>
+              <w:rPr>
+                <w:rFonts w:ascii="Calibri" w:cs="Calibri" w:eastAsia="Calibri" w:hAnsi="Calibri"/>
+                <w:rtl w:val="0"/>
+              </w:rPr>
+              <w:t xml:space="preserve">Resumen de muestra </w:t>
+            </w:r>
+          </w:p>
+        </w:tc>
+        <w:tc>
+          <w:tcPr>
+            <w:tcBorders>
+              <w:top w:color="000000" w:space="0" w:sz="6" w:val="single"/>
+              <w:left w:color="000000" w:space="0" w:sz="6" w:val="single"/>
+              <w:bottom w:color="000000" w:space="0" w:sz="6" w:val="single"/>
+              <w:right w:color="000000" w:space="0" w:sz="6" w:val="single"/>
+            </w:tcBorders>
+            <w:tcMar>
+              <w:top w:w="70.0" w:type="dxa"/>
+              <w:bottom w:w="70.0" w:type="dxa"/>
+            </w:tcMar>
+            <w:vAlign w:val="center"/>
+          </w:tcPr>
+          <w:p>
+            <w:pPr>
+              <w:spacing w:after="0" w:before="0" w:lineRule="auto"/>
+              <w:jc w:val="both"/>
+              <w:rPr>
+                <w:rFonts w:ascii="Calibri" w:cs="Calibri" w:eastAsia="Calibri" w:hAnsi="Calibri"/>
+              </w:rPr>
+            </w:pPr>
+            <w:r>
+              <w:rPr>
+                <w:rFonts w:ascii="Calibri" w:cs="Calibri" w:eastAsia="Calibri" w:hAnsi="Calibri"/>
+                <w:rtl w:val="0"/>
+              </w:rPr>
+              <w:t xml:space="preserve">Card · Button · Snackbar </w:t>
+            </w:r>
+          </w:p>
+        </w:tc>
+        <w:tc>
+          <w:tcPr>
+            <w:tcBorders>
+              <w:top w:color="000000" w:space="0" w:sz="6" w:val="single"/>
+              <w:left w:color="000000" w:space="0" w:sz="6" w:val="single"/>
+              <w:bottom w:color="000000" w:space="0" w:sz="6" w:val="single"/>
+              <w:right w:color="000000" w:space="0" w:sz="6" w:val="single"/>
+            </w:tcBorders>
+            <w:tcMar>
+              <w:top w:w="70.0" w:type="dxa"/>
+              <w:bottom w:w="70.0" w:type="dxa"/>
+            </w:tcMar>
+            <w:vAlign w:val="center"/>
+          </w:tcPr>
+          <w:p>
+            <w:pPr>
+              <w:spacing w:after="0" w:before="0" w:lineRule="auto"/>
+              <w:jc w:val="both"/>
+              <w:rPr>
+                <w:rFonts w:ascii="Calibri" w:cs="Calibri" w:eastAsia="Calibri" w:hAnsi="Calibri"/>
+              </w:rPr>
+            </w:pPr>
+            <w:r>
+              <w:rPr>
+                <w:rFonts w:ascii="Calibri" w:cs="Calibri" w:eastAsia="Calibri" w:hAnsi="Calibri"/>
+                <w:rtl w:val="0"/>
+              </w:rPr>
+              <w:t xml:space="preserve">Vista de solo lectura de los datos y confirmación de envío.</w:t>
             </w:r>
           </w:p>
         </w:tc>
@@ -8483,71 +9216,80 @@
           </w:tcPr>
           <w:p>
             <w:pPr>
-              <w:spacing w:after="0" w:before="0" w:lineRule="auto"/>
-              <w:rPr>
-                <w:rFonts w:ascii="Calibri" w:cs="Calibri" w:eastAsia="Calibri" w:hAnsi="Calibri"/>
-              </w:rPr>
-            </w:pPr>
-            <w:r>
-              <w:rPr>
-                <w:rtl w:val="0"/>
-              </w:rPr>
-            </w:r>
-          </w:p>
-        </w:tc>
-        <w:tc>
-          <w:tcPr>
-            <w:tcBorders>
-              <w:top w:color="000000" w:space="0" w:sz="6" w:val="single"/>
-              <w:left w:color="000000" w:space="0" w:sz="6" w:val="single"/>
-              <w:bottom w:color="000000" w:space="0" w:sz="6" w:val="single"/>
-              <w:right w:color="000000" w:space="0" w:sz="6" w:val="single"/>
-            </w:tcBorders>
-            <w:tcMar>
-              <w:top w:w="70.0" w:type="dxa"/>
-              <w:bottom w:w="70.0" w:type="dxa"/>
-            </w:tcMar>
-            <w:vAlign w:val="center"/>
-          </w:tcPr>
-          <w:p>
-            <w:pPr>
-              <w:spacing w:after="0" w:before="0" w:lineRule="auto"/>
-              <w:rPr>
-                <w:rFonts w:ascii="Calibri" w:cs="Calibri" w:eastAsia="Calibri" w:hAnsi="Calibri"/>
-              </w:rPr>
-            </w:pPr>
-            <w:r>
-              <w:rPr>
-                <w:rtl w:val="0"/>
-              </w:rPr>
-            </w:r>
-          </w:p>
-        </w:tc>
-        <w:tc>
-          <w:tcPr>
-            <w:tcBorders>
-              <w:top w:color="000000" w:space="0" w:sz="6" w:val="single"/>
-              <w:left w:color="000000" w:space="0" w:sz="6" w:val="single"/>
-              <w:bottom w:color="000000" w:space="0" w:sz="6" w:val="single"/>
-              <w:right w:color="000000" w:space="0" w:sz="6" w:val="single"/>
-            </w:tcBorders>
-            <w:tcMar>
-              <w:top w:w="70.0" w:type="dxa"/>
-              <w:bottom w:w="70.0" w:type="dxa"/>
-            </w:tcMar>
-            <w:vAlign w:val="center"/>
-          </w:tcPr>
-          <w:p>
-            <w:pPr>
-              <w:spacing w:after="0" w:before="0" w:lineRule="auto"/>
-              <w:rPr>
-                <w:rFonts w:ascii="Calibri" w:cs="Calibri" w:eastAsia="Calibri" w:hAnsi="Calibri"/>
-              </w:rPr>
-            </w:pPr>
-            <w:r>
-              <w:rPr>
-                <w:rtl w:val="0"/>
-              </w:rPr>
+              <w:spacing w:after="0" w:lineRule="auto"/>
+              <w:jc w:val="center"/>
+              <w:rPr>
+                <w:rFonts w:ascii="Calibri" w:cs="Calibri" w:eastAsia="Calibri" w:hAnsi="Calibri"/>
+              </w:rPr>
+            </w:pPr>
+            <w:r>
+              <w:rPr>
+                <w:rFonts w:ascii="Calibri" w:cs="Calibri" w:eastAsia="Calibri" w:hAnsi="Calibri"/>
+                <w:rtl w:val="0"/>
+              </w:rPr>
+              <w:t xml:space="preserve">Historial</w:t>
+            </w:r>
+          </w:p>
+        </w:tc>
+        <w:tc>
+          <w:tcPr>
+            <w:tcBorders>
+              <w:top w:color="000000" w:space="0" w:sz="6" w:val="single"/>
+              <w:left w:color="000000" w:space="0" w:sz="6" w:val="single"/>
+              <w:bottom w:color="000000" w:space="0" w:sz="6" w:val="single"/>
+              <w:right w:color="000000" w:space="0" w:sz="6" w:val="single"/>
+            </w:tcBorders>
+            <w:tcMar>
+              <w:top w:w="70.0" w:type="dxa"/>
+              <w:bottom w:w="70.0" w:type="dxa"/>
+            </w:tcMar>
+            <w:vAlign w:val="center"/>
+          </w:tcPr>
+          <w:p>
+            <w:pPr>
+              <w:spacing w:after="0" w:before="0" w:lineRule="auto"/>
+              <w:jc w:val="both"/>
+              <w:rPr>
+                <w:rFonts w:ascii="Calibri" w:cs="Calibri" w:eastAsia="Calibri" w:hAnsi="Calibri"/>
+              </w:rPr>
+            </w:pPr>
+            <w:r>
+              <w:rPr>
+                <w:rFonts w:ascii="Calibri" w:cs="Calibri" w:eastAsia="Calibri" w:hAnsi="Calibri"/>
+                <w:rtl w:val="0"/>
+              </w:rPr>
+              <w:t xml:space="preserve">NavigationBar · TextField (buscador) · Card · Icon </w:t>
+            </w:r>
+          </w:p>
+        </w:tc>
+        <w:tc>
+          <w:tcPr>
+            <w:tcBorders>
+              <w:top w:color="000000" w:space="0" w:sz="6" w:val="single"/>
+              <w:left w:color="000000" w:space="0" w:sz="6" w:val="single"/>
+              <w:bottom w:color="000000" w:space="0" w:sz="6" w:val="single"/>
+              <w:right w:color="000000" w:space="0" w:sz="6" w:val="single"/>
+            </w:tcBorders>
+            <w:tcMar>
+              <w:top w:w="70.0" w:type="dxa"/>
+              <w:bottom w:w="70.0" w:type="dxa"/>
+            </w:tcMar>
+            <w:vAlign w:val="center"/>
+          </w:tcPr>
+          <w:p>
+            <w:pPr>
+              <w:spacing w:after="0" w:before="0" w:lineRule="auto"/>
+              <w:jc w:val="both"/>
+              <w:rPr>
+                <w:rFonts w:ascii="Calibri" w:cs="Calibri" w:eastAsia="Calibri" w:hAnsi="Calibri"/>
+              </w:rPr>
+            </w:pPr>
+            <w:r>
+              <w:rPr>
+                <w:rFonts w:ascii="Calibri" w:cs="Calibri" w:eastAsia="Calibri" w:hAnsi="Calibri"/>
+                <w:rtl w:val="0"/>
+              </w:rPr>
+              <w:t xml:space="preserve">Vista de solo lectura de los datos y confirmación de envío.</w:t>
             </w:r>
           </w:p>
         </w:tc>
@@ -8574,71 +9316,80 @@
           </w:tcPr>
           <w:p>
             <w:pPr>
-              <w:spacing w:after="0" w:before="0" w:lineRule="auto"/>
-              <w:rPr>
-                <w:rFonts w:ascii="Calibri" w:cs="Calibri" w:eastAsia="Calibri" w:hAnsi="Calibri"/>
-              </w:rPr>
-            </w:pPr>
-            <w:r>
-              <w:rPr>
-                <w:rtl w:val="0"/>
-              </w:rPr>
-            </w:r>
-          </w:p>
-        </w:tc>
-        <w:tc>
-          <w:tcPr>
-            <w:tcBorders>
-              <w:top w:color="000000" w:space="0" w:sz="6" w:val="single"/>
-              <w:left w:color="000000" w:space="0" w:sz="6" w:val="single"/>
-              <w:bottom w:color="000000" w:space="0" w:sz="6" w:val="single"/>
-              <w:right w:color="000000" w:space="0" w:sz="6" w:val="single"/>
-            </w:tcBorders>
-            <w:tcMar>
-              <w:top w:w="70.0" w:type="dxa"/>
-              <w:bottom w:w="70.0" w:type="dxa"/>
-            </w:tcMar>
-            <w:vAlign w:val="center"/>
-          </w:tcPr>
-          <w:p>
-            <w:pPr>
-              <w:spacing w:after="0" w:before="0" w:lineRule="auto"/>
-              <w:rPr>
-                <w:rFonts w:ascii="Calibri" w:cs="Calibri" w:eastAsia="Calibri" w:hAnsi="Calibri"/>
-              </w:rPr>
-            </w:pPr>
-            <w:r>
-              <w:rPr>
-                <w:rtl w:val="0"/>
-              </w:rPr>
-            </w:r>
-          </w:p>
-        </w:tc>
-        <w:tc>
-          <w:tcPr>
-            <w:tcBorders>
-              <w:top w:color="000000" w:space="0" w:sz="6" w:val="single"/>
-              <w:left w:color="000000" w:space="0" w:sz="6" w:val="single"/>
-              <w:bottom w:color="000000" w:space="0" w:sz="6" w:val="single"/>
-              <w:right w:color="000000" w:space="0" w:sz="6" w:val="single"/>
-            </w:tcBorders>
-            <w:tcMar>
-              <w:top w:w="70.0" w:type="dxa"/>
-              <w:bottom w:w="70.0" w:type="dxa"/>
-            </w:tcMar>
-            <w:vAlign w:val="center"/>
-          </w:tcPr>
-          <w:p>
-            <w:pPr>
-              <w:spacing w:after="0" w:before="0" w:lineRule="auto"/>
-              <w:rPr>
-                <w:rFonts w:ascii="Calibri" w:cs="Calibri" w:eastAsia="Calibri" w:hAnsi="Calibri"/>
-              </w:rPr>
-            </w:pPr>
-            <w:r>
-              <w:rPr>
-                <w:rtl w:val="0"/>
-              </w:rPr>
+              <w:spacing w:after="0" w:lineRule="auto"/>
+              <w:jc w:val="center"/>
+              <w:rPr>
+                <w:rFonts w:ascii="Calibri" w:cs="Calibri" w:eastAsia="Calibri" w:hAnsi="Calibri"/>
+              </w:rPr>
+            </w:pPr>
+            <w:r>
+              <w:rPr>
+                <w:rFonts w:ascii="Calibri" w:cs="Calibri" w:eastAsia="Calibri" w:hAnsi="Calibri"/>
+                <w:rtl w:val="0"/>
+              </w:rPr>
+              <w:t xml:space="preserve">Revisión (Supervisor) </w:t>
+            </w:r>
+          </w:p>
+        </w:tc>
+        <w:tc>
+          <w:tcPr>
+            <w:tcBorders>
+              <w:top w:color="000000" w:space="0" w:sz="6" w:val="single"/>
+              <w:left w:color="000000" w:space="0" w:sz="6" w:val="single"/>
+              <w:bottom w:color="000000" w:space="0" w:sz="6" w:val="single"/>
+              <w:right w:color="000000" w:space="0" w:sz="6" w:val="single"/>
+            </w:tcBorders>
+            <w:tcMar>
+              <w:top w:w="70.0" w:type="dxa"/>
+              <w:bottom w:w="70.0" w:type="dxa"/>
+            </w:tcMar>
+            <w:vAlign w:val="center"/>
+          </w:tcPr>
+          <w:p>
+            <w:pPr>
+              <w:spacing w:after="0" w:before="0" w:lineRule="auto"/>
+              <w:jc w:val="both"/>
+              <w:rPr>
+                <w:rFonts w:ascii="Calibri" w:cs="Calibri" w:eastAsia="Calibri" w:hAnsi="Calibri"/>
+              </w:rPr>
+            </w:pPr>
+            <w:r>
+              <w:rPr>
+                <w:rFonts w:ascii="Calibri" w:cs="Calibri" w:eastAsia="Calibri" w:hAnsi="Calibri"/>
+                <w:rtl w:val="0"/>
+              </w:rPr>
+              <w:t xml:space="preserve">Card · Dialog · Button · Snackbar </w:t>
+            </w:r>
+          </w:p>
+        </w:tc>
+        <w:tc>
+          <w:tcPr>
+            <w:tcBorders>
+              <w:top w:color="000000" w:space="0" w:sz="6" w:val="single"/>
+              <w:left w:color="000000" w:space="0" w:sz="6" w:val="single"/>
+              <w:bottom w:color="000000" w:space="0" w:sz="6" w:val="single"/>
+              <w:right w:color="000000" w:space="0" w:sz="6" w:val="single"/>
+            </w:tcBorders>
+            <w:tcMar>
+              <w:top w:w="70.0" w:type="dxa"/>
+              <w:bottom w:w="70.0" w:type="dxa"/>
+            </w:tcMar>
+            <w:vAlign w:val="center"/>
+          </w:tcPr>
+          <w:p>
+            <w:pPr>
+              <w:spacing w:after="0" w:before="0" w:lineRule="auto"/>
+              <w:jc w:val="both"/>
+              <w:rPr>
+                <w:rFonts w:ascii="Calibri" w:cs="Calibri" w:eastAsia="Calibri" w:hAnsi="Calibri"/>
+              </w:rPr>
+            </w:pPr>
+            <w:r>
+              <w:rPr>
+                <w:rFonts w:ascii="Calibri" w:cs="Calibri" w:eastAsia="Calibri" w:hAnsi="Calibri"/>
+                <w:rtl w:val="0"/>
+              </w:rPr>
+              <w:t xml:space="preserve">Cambiar el estado de la muestra y confirmar la acción.</w:t>
             </w:r>
           </w:p>
         </w:tc>
@@ -8664,44 +9415,12 @@
           </w:tcPr>
           <w:p>
             <w:pPr>
-              <w:spacing w:after="40" w:lineRule="auto"/>
-              <w:rPr>
-                <w:rFonts w:ascii="Calibri" w:cs="Calibri" w:eastAsia="Calibri" w:hAnsi="Calibri"/>
-              </w:rPr>
-            </w:pPr>
-            <w:r>
-              <w:rPr>
-                <w:rFonts w:ascii="Calibri" w:cs="Calibri" w:eastAsia="Calibri" w:hAnsi="Calibri"/>
-                <w:b w:val="1"/>
-                <w:bCs w:val="1"/>
-                <w:sz w:val="21"/>
-                <w:szCs w:val="21"/>
-                <w:rtl w:val="0"/>
-              </w:rPr>
-              <w:t xml:space="preserve">Componentes de referencia</w:t>
-            </w:r>
-            <w:r>
-              <w:rPr>
-                <w:rtl w:val="0"/>
-              </w:rPr>
-            </w:r>
-          </w:p>
-          <w:p>
-            <w:pPr>
               <w:spacing w:after="0" w:lineRule="auto"/>
-              <w:rPr>
-                <w:rFonts w:ascii="Calibri" w:cs="Calibri" w:eastAsia="Calibri" w:hAnsi="Calibri"/>
-              </w:rPr>
-            </w:pPr>
-            <w:r>
-              <w:rPr>
-                <w:rFonts w:ascii="Calibri" w:cs="Calibri" w:eastAsia="Calibri" w:hAnsi="Calibri"/>
-                <w:sz w:val="20"/>
-                <w:szCs w:val="20"/>
-                <w:rtl w:val="0"/>
-              </w:rPr>
-              <w:t xml:space="preserve">TopAppBar · NavigationBar · NavigationDrawer · Card · Button · FloatingActionButton · TextField · Icon · Dialog · Snackbar</w:t>
-            </w:r>
+              <w:jc w:val="both"/>
+              <w:rPr>
+                <w:rFonts w:ascii="Calibri" w:cs="Calibri" w:eastAsia="Calibri" w:hAnsi="Calibri"/>
+              </w:rPr>
+            </w:pPr>
             <w:r>
               <w:rPr>
                 <w:rtl w:val="0"/>
@@ -8715,6 +9434,7 @@
       <w:pPr>
         <w:spacing w:after="0" w:before="0" w:lineRule="auto"/>
         <w:ind w:left="29" w:hanging="29"/>
+        <w:jc w:val="both"/>
         <w:rPr>
           <w:rFonts w:ascii="Calibri" w:cs="Calibri" w:eastAsia="Calibri" w:hAnsi="Calibri"/>
         </w:rPr>
@@ -8728,13 +9448,20 @@
     <w:p>
       <w:pPr>
         <w:pStyle w:val="Heading1"/>
-        <w:rPr>
-          <w:rFonts w:ascii="Calibri" w:cs="Calibri" w:eastAsia="Calibri" w:hAnsi="Calibri"/>
+        <w:jc w:val="both"/>
+        <w:rPr>
+          <w:rFonts w:ascii="Calibri" w:cs="Calibri" w:eastAsia="Calibri" w:hAnsi="Calibri"/>
+          <w:color w:val="000000"/>
+          <w:sz w:val="32"/>
+          <w:szCs w:val="32"/>
         </w:rPr>
       </w:pPr>
       <w:r>
         <w:rPr>
           <w:rFonts w:ascii="Calibri" w:cs="Calibri" w:eastAsia="Calibri" w:hAnsi="Calibri"/>
+          <w:color w:val="000000"/>
+          <w:sz w:val="32"/>
+          <w:szCs w:val="32"/>
           <w:rtl w:val="0"/>
         </w:rPr>
         <w:t xml:space="preserve">6. Organización del repositorio</w:t>
@@ -8743,6 +9470,7 @@
     <w:p>
       <w:pPr>
         <w:spacing w:after="100" w:lineRule="auto"/>
+        <w:jc w:val="both"/>
         <w:rPr>
           <w:rFonts w:ascii="Calibri" w:cs="Calibri" w:eastAsia="Calibri" w:hAnsi="Calibri"/>
         </w:rPr>
@@ -8781,18 +9509,18 @@
     <w:tbl>
       <w:tblPr>
         <w:tblStyle w:val="Table15"/>
-        <w:tblW w:w="10200.0" w:type="dxa"/>
+        <w:tblW w:w="5700.0" w:type="dxa"/>
         <w:jc w:val="center"/>
         <w:tblLayout w:type="fixed"/>
         <w:tblLook w:val="0400"/>
       </w:tblPr>
       <w:tblGrid>
-        <w:gridCol w:w="5100"/>
-        <w:gridCol w:w="5100"/>
+        <w:gridCol w:w="2460"/>
+        <w:gridCol w:w="3240"/>
         <w:tblGridChange w:id="0">
           <w:tblGrid>
-            <w:gridCol w:w="5100"/>
-            <w:gridCol w:w="5100"/>
+            <w:gridCol w:w="2460"/>
+            <w:gridCol w:w="3240"/>
           </w:tblGrid>
         </w:tblGridChange>
       </w:tblGrid>
@@ -8809,18 +9537,21 @@
               <w:bottom w:color="000000" w:space="0" w:sz="6" w:val="single"/>
               <w:right w:color="000000" w:space="0" w:sz="6" w:val="single"/>
             </w:tcBorders>
-            <w:shd w:fill="d9e2f3" w:val="clear"/>
-            <w:tcMar>
-              <w:top w:w="70.0" w:type="dxa"/>
-              <w:bottom w:w="70.0" w:type="dxa"/>
-            </w:tcMar>
-            <w:vAlign w:val="center"/>
-          </w:tcPr>
-          <w:p>
-            <w:pPr>
-              <w:spacing w:after="0" w:before="0" w:lineRule="auto"/>
-              <w:rPr>
-                <w:rFonts w:ascii="Calibri" w:cs="Calibri" w:eastAsia="Calibri" w:hAnsi="Calibri"/>
+            <w:shd w:fill="4f81bd" w:val="clear"/>
+            <w:tcMar>
+              <w:top w:w="70.0" w:type="dxa"/>
+              <w:bottom w:w="70.0" w:type="dxa"/>
+            </w:tcMar>
+            <w:vAlign w:val="center"/>
+          </w:tcPr>
+          <w:p>
+            <w:pPr>
+              <w:spacing w:after="0" w:before="0" w:lineRule="auto"/>
+              <w:jc w:val="center"/>
+              <w:rPr>
+                <w:rFonts w:ascii="Calibri" w:cs="Calibri" w:eastAsia="Calibri" w:hAnsi="Calibri"/>
+                <w:sz w:val="22"/>
+                <w:szCs w:val="22"/>
               </w:rPr>
             </w:pPr>
             <w:r>
@@ -8828,8 +9559,8 @@
                 <w:rFonts w:ascii="Calibri" w:cs="Calibri" w:eastAsia="Calibri" w:hAnsi="Calibri"/>
                 <w:b w:val="1"/>
                 <w:bCs w:val="1"/>
-                <w:sz w:val="21"/>
-                <w:szCs w:val="21"/>
+                <w:sz w:val="22"/>
+                <w:szCs w:val="22"/>
                 <w:rtl w:val="0"/>
               </w:rPr>
               <w:t xml:space="preserve">Elemento</w:t>
@@ -8849,18 +9580,21 @@
               <w:bottom w:color="000000" w:space="0" w:sz="6" w:val="single"/>
               <w:right w:color="000000" w:space="0" w:sz="6" w:val="single"/>
             </w:tcBorders>
-            <w:shd w:fill="d9e2f3" w:val="clear"/>
-            <w:tcMar>
-              <w:top w:w="70.0" w:type="dxa"/>
-              <w:bottom w:w="70.0" w:type="dxa"/>
-            </w:tcMar>
-            <w:vAlign w:val="center"/>
-          </w:tcPr>
-          <w:p>
-            <w:pPr>
-              <w:spacing w:after="0" w:before="0" w:lineRule="auto"/>
-              <w:rPr>
-                <w:rFonts w:ascii="Calibri" w:cs="Calibri" w:eastAsia="Calibri" w:hAnsi="Calibri"/>
+            <w:shd w:fill="4f81bd" w:val="clear"/>
+            <w:tcMar>
+              <w:top w:w="70.0" w:type="dxa"/>
+              <w:bottom w:w="70.0" w:type="dxa"/>
+            </w:tcMar>
+            <w:vAlign w:val="center"/>
+          </w:tcPr>
+          <w:p>
+            <w:pPr>
+              <w:spacing w:after="0" w:before="0" w:lineRule="auto"/>
+              <w:jc w:val="center"/>
+              <w:rPr>
+                <w:rFonts w:ascii="Calibri" w:cs="Calibri" w:eastAsia="Calibri" w:hAnsi="Calibri"/>
+                <w:sz w:val="22"/>
+                <w:szCs w:val="22"/>
               </w:rPr>
             </w:pPr>
             <w:r>
@@ -8868,8 +9602,8 @@
                 <w:rFonts w:ascii="Calibri" w:cs="Calibri" w:eastAsia="Calibri" w:hAnsi="Calibri"/>
                 <w:b w:val="1"/>
                 <w:bCs w:val="1"/>
-                <w:sz w:val="21"/>
-                <w:szCs w:val="21"/>
+                <w:sz w:val="22"/>
+                <w:szCs w:val="22"/>
                 <w:rtl w:val="0"/>
               </w:rPr>
               <w:t xml:space="preserve">Ubicación recomendada</w:t>
@@ -8904,6 +9638,7 @@
           <w:p>
             <w:pPr>
               <w:spacing w:after="0" w:before="0" w:lineRule="auto"/>
+              <w:jc w:val="center"/>
               <w:rPr>
                 <w:rFonts w:ascii="Calibri" w:cs="Calibri" w:eastAsia="Calibri" w:hAnsi="Calibri"/>
               </w:rPr>
@@ -8941,13 +9676,16 @@
           <w:p>
             <w:pPr>
               <w:spacing w:after="0" w:before="0" w:lineRule="auto"/>
-              <w:rPr>
-                <w:rFonts w:ascii="Calibri" w:cs="Calibri" w:eastAsia="Calibri" w:hAnsi="Calibri"/>
-              </w:rPr>
-            </w:pPr>
-            <w:r>
-              <w:rPr>
-                <w:rFonts w:ascii="Calibri" w:cs="Calibri" w:eastAsia="Calibri" w:hAnsi="Calibri"/>
+              <w:jc w:val="both"/>
+              <w:rPr>
+                <w:rFonts w:ascii="Calibri" w:cs="Calibri" w:eastAsia="Calibri" w:hAnsi="Calibri"/>
+                <w:color w:val="188038"/>
+              </w:rPr>
+            </w:pPr>
+            <w:r>
+              <w:rPr>
+                <w:rFonts w:ascii="Calibri" w:cs="Calibri" w:eastAsia="Calibri" w:hAnsi="Calibri"/>
+                <w:color w:val="188038"/>
                 <w:sz w:val="21"/>
                 <w:szCs w:val="21"/>
                 <w:rtl w:val="0"/>
@@ -8984,6 +9722,7 @@
           <w:p>
             <w:pPr>
               <w:spacing w:after="0" w:before="0" w:lineRule="auto"/>
+              <w:jc w:val="center"/>
               <w:rPr>
                 <w:rFonts w:ascii="Calibri" w:cs="Calibri" w:eastAsia="Calibri" w:hAnsi="Calibri"/>
               </w:rPr>
@@ -9021,13 +9760,16 @@
           <w:p>
             <w:pPr>
               <w:spacing w:after="0" w:before="0" w:lineRule="auto"/>
-              <w:rPr>
-                <w:rFonts w:ascii="Calibri" w:cs="Calibri" w:eastAsia="Calibri" w:hAnsi="Calibri"/>
-              </w:rPr>
-            </w:pPr>
-            <w:r>
-              <w:rPr>
-                <w:rFonts w:ascii="Calibri" w:cs="Calibri" w:eastAsia="Calibri" w:hAnsi="Calibri"/>
+              <w:jc w:val="both"/>
+              <w:rPr>
+                <w:rFonts w:ascii="Calibri" w:cs="Calibri" w:eastAsia="Calibri" w:hAnsi="Calibri"/>
+                <w:color w:val="188038"/>
+              </w:rPr>
+            </w:pPr>
+            <w:r>
+              <w:rPr>
+                <w:rFonts w:ascii="Calibri" w:cs="Calibri" w:eastAsia="Calibri" w:hAnsi="Calibri"/>
+                <w:color w:val="188038"/>
                 <w:sz w:val="21"/>
                 <w:szCs w:val="21"/>
                 <w:rtl w:val="0"/>
@@ -9064,6 +9806,7 @@
           <w:p>
             <w:pPr>
               <w:spacing w:after="0" w:before="0" w:lineRule="auto"/>
+              <w:jc w:val="center"/>
               <w:rPr>
                 <w:rFonts w:ascii="Calibri" w:cs="Calibri" w:eastAsia="Calibri" w:hAnsi="Calibri"/>
               </w:rPr>
@@ -9101,13 +9844,16 @@
           <w:p>
             <w:pPr>
               <w:spacing w:after="0" w:before="0" w:lineRule="auto"/>
-              <w:rPr>
-                <w:rFonts w:ascii="Calibri" w:cs="Calibri" w:eastAsia="Calibri" w:hAnsi="Calibri"/>
-              </w:rPr>
-            </w:pPr>
-            <w:r>
-              <w:rPr>
-                <w:rFonts w:ascii="Calibri" w:cs="Calibri" w:eastAsia="Calibri" w:hAnsi="Calibri"/>
+              <w:jc w:val="both"/>
+              <w:rPr>
+                <w:rFonts w:ascii="Calibri" w:cs="Calibri" w:eastAsia="Calibri" w:hAnsi="Calibri"/>
+                <w:color w:val="188038"/>
+              </w:rPr>
+            </w:pPr>
+            <w:r>
+              <w:rPr>
+                <w:rFonts w:ascii="Calibri" w:cs="Calibri" w:eastAsia="Calibri" w:hAnsi="Calibri"/>
+                <w:color w:val="188038"/>
                 <w:sz w:val="21"/>
                 <w:szCs w:val="21"/>
                 <w:rtl w:val="0"/>
@@ -9144,6 +9890,7 @@
           <w:p>
             <w:pPr>
               <w:spacing w:after="0" w:before="0" w:lineRule="auto"/>
+              <w:jc w:val="center"/>
               <w:rPr>
                 <w:rFonts w:ascii="Calibri" w:cs="Calibri" w:eastAsia="Calibri" w:hAnsi="Calibri"/>
               </w:rPr>
@@ -9181,13 +9928,16 @@
           <w:p>
             <w:pPr>
               <w:spacing w:after="0" w:before="0" w:lineRule="auto"/>
-              <w:rPr>
-                <w:rFonts w:ascii="Calibri" w:cs="Calibri" w:eastAsia="Calibri" w:hAnsi="Calibri"/>
-              </w:rPr>
-            </w:pPr>
-            <w:r>
-              <w:rPr>
-                <w:rFonts w:ascii="Calibri" w:cs="Calibri" w:eastAsia="Calibri" w:hAnsi="Calibri"/>
+              <w:jc w:val="both"/>
+              <w:rPr>
+                <w:rFonts w:ascii="Calibri" w:cs="Calibri" w:eastAsia="Calibri" w:hAnsi="Calibri"/>
+                <w:color w:val="188038"/>
+              </w:rPr>
+            </w:pPr>
+            <w:r>
+              <w:rPr>
+                <w:rFonts w:ascii="Calibri" w:cs="Calibri" w:eastAsia="Calibri" w:hAnsi="Calibri"/>
+                <w:color w:val="188038"/>
                 <w:sz w:val="21"/>
                 <w:szCs w:val="21"/>
                 <w:rtl w:val="0"/>
@@ -9205,6 +9955,7 @@
     </w:tbl>
     <w:p>
       <w:pPr>
+        <w:jc w:val="both"/>
         <w:rPr>
           <w:rFonts w:ascii="Calibri" w:cs="Calibri" w:eastAsia="Calibri" w:hAnsi="Calibri"/>
         </w:rPr>
@@ -9221,13 +9972,20 @@
     <w:p>
       <w:pPr>
         <w:pStyle w:val="Heading1"/>
-        <w:rPr>
-          <w:rFonts w:ascii="Calibri" w:cs="Calibri" w:eastAsia="Calibri" w:hAnsi="Calibri"/>
+        <w:jc w:val="both"/>
+        <w:rPr>
+          <w:rFonts w:ascii="Calibri" w:cs="Calibri" w:eastAsia="Calibri" w:hAnsi="Calibri"/>
+          <w:color w:val="000000"/>
+          <w:sz w:val="32"/>
+          <w:szCs w:val="32"/>
         </w:rPr>
       </w:pPr>
       <w:r>
         <w:rPr>
           <w:rFonts w:ascii="Calibri" w:cs="Calibri" w:eastAsia="Calibri" w:hAnsi="Calibri"/>
+          <w:color w:val="000000"/>
+          <w:sz w:val="32"/>
+          <w:szCs w:val="32"/>
           <w:rtl w:val="0"/>
         </w:rPr>
         <w:t xml:space="preserve">7. Evidencia y actualización del README</w:t>
@@ -9236,6 +9994,7 @@
     <w:p>
       <w:pPr>
         <w:spacing w:after="120" w:lineRule="auto"/>
+        <w:jc w:val="both"/>
         <w:rPr>
           <w:rFonts w:ascii="Calibri" w:cs="Calibri" w:eastAsia="Calibri" w:hAnsi="Calibri"/>
         </w:rPr>
@@ -9258,13 +10017,20 @@
     <w:p>
       <w:pPr>
         <w:pStyle w:val="Heading2"/>
-        <w:rPr>
-          <w:rFonts w:ascii="Calibri" w:cs="Calibri" w:eastAsia="Calibri" w:hAnsi="Calibri"/>
+        <w:jc w:val="both"/>
+        <w:rPr>
+          <w:rFonts w:ascii="Calibri" w:cs="Calibri" w:eastAsia="Calibri" w:hAnsi="Calibri"/>
+          <w:color w:val="000000"/>
+          <w:sz w:val="28"/>
+          <w:szCs w:val="28"/>
         </w:rPr>
       </w:pPr>
       <w:r>
         <w:rPr>
           <w:rFonts w:ascii="Calibri" w:cs="Calibri" w:eastAsia="Calibri" w:hAnsi="Calibri"/>
+          <w:color w:val="000000"/>
+          <w:sz w:val="28"/>
+          <w:szCs w:val="28"/>
           <w:rtl w:val="0"/>
         </w:rPr>
         <w:t xml:space="preserve">7.1 Contenido mínimo del README.md</w:t>
@@ -9273,6 +10039,7 @@
     <w:p>
       <w:pPr>
         <w:spacing w:after="80" w:lineRule="auto"/>
+        <w:jc w:val="both"/>
         <w:rPr>
           <w:rFonts w:ascii="Calibri" w:cs="Calibri" w:eastAsia="Calibri" w:hAnsi="Calibri"/>
         </w:rPr>
@@ -9295,18 +10062,18 @@
     <w:tbl>
       <w:tblPr>
         <w:tblStyle w:val="Table16"/>
-        <w:tblW w:w="10200.0" w:type="dxa"/>
+        <w:tblW w:w="9120.0" w:type="dxa"/>
         <w:jc w:val="center"/>
         <w:tblLayout w:type="fixed"/>
         <w:tblLook w:val="0400"/>
       </w:tblPr>
       <w:tblGrid>
-        <w:gridCol w:w="5100"/>
-        <w:gridCol w:w="5100"/>
+        <w:gridCol w:w="2205"/>
+        <w:gridCol w:w="6915"/>
         <w:tblGridChange w:id="0">
           <w:tblGrid>
-            <w:gridCol w:w="5100"/>
-            <w:gridCol w:w="5100"/>
+            <w:gridCol w:w="2205"/>
+            <w:gridCol w:w="6915"/>
           </w:tblGrid>
         </w:tblGridChange>
       </w:tblGrid>
@@ -9323,18 +10090,21 @@
               <w:bottom w:color="000000" w:space="0" w:sz="6" w:val="single"/>
               <w:right w:color="000000" w:space="0" w:sz="6" w:val="single"/>
             </w:tcBorders>
-            <w:shd w:fill="d9e2f3" w:val="clear"/>
-            <w:tcMar>
-              <w:top w:w="70.0" w:type="dxa"/>
-              <w:bottom w:w="70.0" w:type="dxa"/>
-            </w:tcMar>
-            <w:vAlign w:val="center"/>
-          </w:tcPr>
-          <w:p>
-            <w:pPr>
-              <w:spacing w:after="0" w:before="0" w:lineRule="auto"/>
-              <w:rPr>
-                <w:rFonts w:ascii="Calibri" w:cs="Calibri" w:eastAsia="Calibri" w:hAnsi="Calibri"/>
+            <w:shd w:fill="4f81bd" w:val="clear"/>
+            <w:tcMar>
+              <w:top w:w="70.0" w:type="dxa"/>
+              <w:bottom w:w="70.0" w:type="dxa"/>
+            </w:tcMar>
+            <w:vAlign w:val="center"/>
+          </w:tcPr>
+          <w:p>
+            <w:pPr>
+              <w:spacing w:after="0" w:before="0" w:lineRule="auto"/>
+              <w:jc w:val="center"/>
+              <w:rPr>
+                <w:rFonts w:ascii="Calibri" w:cs="Calibri" w:eastAsia="Calibri" w:hAnsi="Calibri"/>
+                <w:sz w:val="22"/>
+                <w:szCs w:val="22"/>
               </w:rPr>
             </w:pPr>
             <w:r>
@@ -9342,8 +10112,8 @@
                 <w:rFonts w:ascii="Calibri" w:cs="Calibri" w:eastAsia="Calibri" w:hAnsi="Calibri"/>
                 <w:b w:val="1"/>
                 <w:bCs w:val="1"/>
-                <w:sz w:val="18"/>
-                <w:szCs w:val="18"/>
+                <w:sz w:val="22"/>
+                <w:szCs w:val="22"/>
                 <w:rtl w:val="0"/>
               </w:rPr>
               <w:t xml:space="preserve">Sección del README</w:t>
@@ -9363,18 +10133,21 @@
               <w:bottom w:color="000000" w:space="0" w:sz="6" w:val="single"/>
               <w:right w:color="000000" w:space="0" w:sz="6" w:val="single"/>
             </w:tcBorders>
-            <w:shd w:fill="d9e2f3" w:val="clear"/>
-            <w:tcMar>
-              <w:top w:w="70.0" w:type="dxa"/>
-              <w:bottom w:w="70.0" w:type="dxa"/>
-            </w:tcMar>
-            <w:vAlign w:val="center"/>
-          </w:tcPr>
-          <w:p>
-            <w:pPr>
-              <w:spacing w:after="0" w:before="0" w:lineRule="auto"/>
-              <w:rPr>
-                <w:rFonts w:ascii="Calibri" w:cs="Calibri" w:eastAsia="Calibri" w:hAnsi="Calibri"/>
+            <w:shd w:fill="4f81bd" w:val="clear"/>
+            <w:tcMar>
+              <w:top w:w="70.0" w:type="dxa"/>
+              <w:bottom w:w="70.0" w:type="dxa"/>
+            </w:tcMar>
+            <w:vAlign w:val="center"/>
+          </w:tcPr>
+          <w:p>
+            <w:pPr>
+              <w:spacing w:after="0" w:before="0" w:lineRule="auto"/>
+              <w:jc w:val="center"/>
+              <w:rPr>
+                <w:rFonts w:ascii="Calibri" w:cs="Calibri" w:eastAsia="Calibri" w:hAnsi="Calibri"/>
+                <w:sz w:val="22"/>
+                <w:szCs w:val="22"/>
               </w:rPr>
             </w:pPr>
             <w:r>
@@ -9382,8 +10155,8 @@
                 <w:rFonts w:ascii="Calibri" w:cs="Calibri" w:eastAsia="Calibri" w:hAnsi="Calibri"/>
                 <w:b w:val="1"/>
                 <w:bCs w:val="1"/>
-                <w:sz w:val="18"/>
-                <w:szCs w:val="18"/>
+                <w:sz w:val="22"/>
+                <w:szCs w:val="22"/>
                 <w:rtl w:val="0"/>
               </w:rPr>
               <w:t xml:space="preserve">Contenido mínimo</w:t>
@@ -9418,6 +10191,7 @@
           <w:p>
             <w:pPr>
               <w:spacing w:after="0" w:before="0" w:lineRule="auto"/>
+              <w:jc w:val="both"/>
               <w:rPr>
                 <w:rFonts w:ascii="Calibri" w:cs="Calibri" w:eastAsia="Calibri" w:hAnsi="Calibri"/>
               </w:rPr>
@@ -9455,6 +10229,7 @@
           <w:p>
             <w:pPr>
               <w:spacing w:after="0" w:before="0" w:lineRule="auto"/>
+              <w:jc w:val="both"/>
               <w:rPr>
                 <w:rFonts w:ascii="Calibri" w:cs="Calibri" w:eastAsia="Calibri" w:hAnsi="Calibri"/>
               </w:rPr>
@@ -9498,6 +10273,7 @@
           <w:p>
             <w:pPr>
               <w:spacing w:after="0" w:before="0" w:lineRule="auto"/>
+              <w:jc w:val="both"/>
               <w:rPr>
                 <w:rFonts w:ascii="Calibri" w:cs="Calibri" w:eastAsia="Calibri" w:hAnsi="Calibri"/>
               </w:rPr>
@@ -9535,6 +10311,7 @@
           <w:p>
             <w:pPr>
               <w:spacing w:after="0" w:before="0" w:lineRule="auto"/>
+              <w:jc w:val="both"/>
               <w:rPr>
                 <w:rFonts w:ascii="Calibri" w:cs="Calibri" w:eastAsia="Calibri" w:hAnsi="Calibri"/>
               </w:rPr>
@@ -9578,6 +10355,7 @@
           <w:p>
             <w:pPr>
               <w:spacing w:after="0" w:before="0" w:lineRule="auto"/>
+              <w:jc w:val="both"/>
               <w:rPr>
                 <w:rFonts w:ascii="Calibri" w:cs="Calibri" w:eastAsia="Calibri" w:hAnsi="Calibri"/>
               </w:rPr>
@@ -9615,6 +10393,7 @@
           <w:p>
             <w:pPr>
               <w:spacing w:after="0" w:before="0" w:lineRule="auto"/>
+              <w:jc w:val="both"/>
               <w:rPr>
                 <w:rFonts w:ascii="Calibri" w:cs="Calibri" w:eastAsia="Calibri" w:hAnsi="Calibri"/>
               </w:rPr>
@@ -9658,6 +10437,7 @@
           <w:p>
             <w:pPr>
               <w:spacing w:after="0" w:before="0" w:lineRule="auto"/>
+              <w:jc w:val="both"/>
               <w:rPr>
                 <w:rFonts w:ascii="Calibri" w:cs="Calibri" w:eastAsia="Calibri" w:hAnsi="Calibri"/>
               </w:rPr>
@@ -9695,6 +10475,7 @@
           <w:p>
             <w:pPr>
               <w:spacing w:after="0" w:before="0" w:lineRule="auto"/>
+              <w:jc w:val="both"/>
               <w:rPr>
                 <w:rFonts w:ascii="Calibri" w:cs="Calibri" w:eastAsia="Calibri" w:hAnsi="Calibri"/>
               </w:rPr>
@@ -9738,6 +10519,7 @@
           <w:p>
             <w:pPr>
               <w:spacing w:after="0" w:before="0" w:lineRule="auto"/>
+              <w:jc w:val="both"/>
               <w:rPr>
                 <w:rFonts w:ascii="Calibri" w:cs="Calibri" w:eastAsia="Calibri" w:hAnsi="Calibri"/>
                 <w:sz w:val="18"/>
@@ -9772,6 +10554,7 @@
           <w:p>
             <w:pPr>
               <w:spacing w:after="0" w:before="0" w:lineRule="auto"/>
+              <w:jc w:val="both"/>
               <w:rPr>
                 <w:rFonts w:ascii="Calibri" w:cs="Calibri" w:eastAsia="Calibri" w:hAnsi="Calibri"/>
                 <w:sz w:val="18"/>
@@ -9780,8 +10563,12 @@
             </w:pPr>
             <w:r>
               <w:rPr>
-                <w:rtl w:val="0"/>
-              </w:rPr>
+                <w:rFonts w:ascii="Calibri" w:cs="Calibri" w:eastAsia="Calibri" w:hAnsi="Calibri"/>
+                <w:sz w:val="18"/>
+                <w:szCs w:val="18"/>
+                <w:rtl w:val="0"/>
+              </w:rPr>
+              <w:t xml:space="preserve">Leandro Ruiz (Tester), Matías Mena (Backend), Franco Ruz (Líder), Antoine Rivas (Frontend) </w:t>
             </w:r>
           </w:p>
         </w:tc>
@@ -9808,6 +10595,7 @@
           <w:p>
             <w:pPr>
               <w:spacing w:after="0" w:before="0" w:lineRule="auto"/>
+              <w:jc w:val="both"/>
               <w:rPr>
                 <w:rFonts w:ascii="Calibri" w:cs="Calibri" w:eastAsia="Calibri" w:hAnsi="Calibri"/>
                 <w:sz w:val="18"/>
@@ -9842,6 +10630,7 @@
           <w:p>
             <w:pPr>
               <w:spacing w:after="0" w:before="0" w:lineRule="auto"/>
+              <w:jc w:val="both"/>
               <w:rPr>
                 <w:rFonts w:ascii="Calibri" w:cs="Calibri" w:eastAsia="Calibri" w:hAnsi="Calibri"/>
                 <w:sz w:val="18"/>
@@ -9850,8 +10639,12 @@
             </w:pPr>
             <w:r>
               <w:rPr>
-                <w:rtl w:val="0"/>
-              </w:rPr>
+                <w:rFonts w:ascii="Calibri" w:cs="Calibri" w:eastAsia="Calibri" w:hAnsi="Calibri"/>
+                <w:sz w:val="18"/>
+                <w:szCs w:val="18"/>
+                <w:rtl w:val="0"/>
+              </w:rPr>
+              <w:t xml:space="preserve">Aplicación móvil Android (MVVM) </w:t>
             </w:r>
           </w:p>
         </w:tc>
@@ -9860,6 +10653,7 @@
     <w:p>
       <w:pPr>
         <w:spacing w:after="0" w:before="0" w:lineRule="auto"/>
+        <w:jc w:val="both"/>
         <w:rPr>
           <w:rFonts w:ascii="Calibri" w:cs="Calibri" w:eastAsia="Calibri" w:hAnsi="Calibri"/>
         </w:rPr>
@@ -9873,13 +10667,16 @@
     <w:p>
       <w:pPr>
         <w:pStyle w:val="Heading2"/>
-        <w:rPr>
-          <w:rFonts w:ascii="Calibri" w:cs="Calibri" w:eastAsia="Calibri" w:hAnsi="Calibri"/>
+        <w:jc w:val="both"/>
+        <w:rPr>
+          <w:rFonts w:ascii="Calibri" w:cs="Calibri" w:eastAsia="Calibri" w:hAnsi="Calibri"/>
+          <w:color w:val="000000"/>
         </w:rPr>
       </w:pPr>
       <w:r>
         <w:rPr>
           <w:rFonts w:ascii="Calibri" w:cs="Calibri" w:eastAsia="Calibri" w:hAnsi="Calibri"/>
+          <w:color w:val="000000"/>
           <w:rtl w:val="0"/>
         </w:rPr>
         <w:t xml:space="preserve">Nombre y ubicación de la evidencia</w:t>
@@ -9888,18 +10685,18 @@
     <w:tbl>
       <w:tblPr>
         <w:tblStyle w:val="Table17"/>
-        <w:tblW w:w="10200.0" w:type="dxa"/>
+        <w:tblW w:w="7455.0" w:type="dxa"/>
         <w:jc w:val="center"/>
         <w:tblLayout w:type="fixed"/>
         <w:tblLook w:val="0400"/>
       </w:tblPr>
       <w:tblGrid>
-        <w:gridCol w:w="5100"/>
-        <w:gridCol w:w="5100"/>
+        <w:gridCol w:w="2760"/>
+        <w:gridCol w:w="4695"/>
         <w:tblGridChange w:id="0">
           <w:tblGrid>
-            <w:gridCol w:w="5100"/>
-            <w:gridCol w:w="5100"/>
+            <w:gridCol w:w="2760"/>
+            <w:gridCol w:w="4695"/>
           </w:tblGrid>
         </w:tblGridChange>
       </w:tblGrid>
@@ -9916,18 +10713,21 @@
               <w:bottom w:color="000000" w:space="0" w:sz="6" w:val="single"/>
               <w:right w:color="000000" w:space="0" w:sz="6" w:val="single"/>
             </w:tcBorders>
-            <w:shd w:fill="eaf0f6" w:val="clear"/>
-            <w:tcMar>
-              <w:top w:w="70.0" w:type="dxa"/>
-              <w:bottom w:w="70.0" w:type="dxa"/>
-            </w:tcMar>
-            <w:vAlign w:val="center"/>
-          </w:tcPr>
-          <w:p>
-            <w:pPr>
-              <w:spacing w:after="0" w:before="0" w:lineRule="auto"/>
-              <w:rPr>
-                <w:rFonts w:ascii="Calibri" w:cs="Calibri" w:eastAsia="Calibri" w:hAnsi="Calibri"/>
+            <w:shd w:fill="4f81bd" w:val="clear"/>
+            <w:tcMar>
+              <w:top w:w="70.0" w:type="dxa"/>
+              <w:bottom w:w="70.0" w:type="dxa"/>
+            </w:tcMar>
+            <w:vAlign w:val="center"/>
+          </w:tcPr>
+          <w:p>
+            <w:pPr>
+              <w:spacing w:after="0" w:before="0" w:lineRule="auto"/>
+              <w:jc w:val="center"/>
+              <w:rPr>
+                <w:rFonts w:ascii="Calibri" w:cs="Calibri" w:eastAsia="Calibri" w:hAnsi="Calibri"/>
+                <w:sz w:val="28"/>
+                <w:szCs w:val="28"/>
               </w:rPr>
             </w:pPr>
             <w:r>
@@ -9935,8 +10735,8 @@
                 <w:rFonts w:ascii="Calibri" w:cs="Calibri" w:eastAsia="Calibri" w:hAnsi="Calibri"/>
                 <w:b w:val="1"/>
                 <w:bCs w:val="1"/>
-                <w:sz w:val="18"/>
-                <w:szCs w:val="18"/>
+                <w:sz w:val="28"/>
+                <w:szCs w:val="28"/>
                 <w:rtl w:val="0"/>
               </w:rPr>
               <w:t xml:space="preserve">Elemento</w:t>
@@ -9956,32 +10756,35 @@
               <w:bottom w:color="000000" w:space="0" w:sz="6" w:val="single"/>
               <w:right w:color="000000" w:space="0" w:sz="6" w:val="single"/>
             </w:tcBorders>
-            <w:tcMar>
-              <w:top w:w="70.0" w:type="dxa"/>
-              <w:bottom w:w="70.0" w:type="dxa"/>
-            </w:tcMar>
-            <w:vAlign w:val="center"/>
-          </w:tcPr>
-          <w:p>
-            <w:pPr>
-              <w:spacing w:after="0" w:before="0" w:lineRule="auto"/>
-              <w:rPr>
-                <w:rFonts w:ascii="Calibri" w:cs="Calibri" w:eastAsia="Calibri" w:hAnsi="Calibri"/>
-              </w:rPr>
-            </w:pPr>
-            <w:r>
-              <w:rPr>
-                <w:rFonts w:ascii="Calibri" w:cs="Calibri" w:eastAsia="Calibri" w:hAnsi="Calibri"/>
-                <w:sz w:val="18"/>
-                <w:szCs w:val="18"/>
+            <w:shd w:fill="4f81bd" w:val="clear"/>
+            <w:tcMar>
+              <w:top w:w="70.0" w:type="dxa"/>
+              <w:bottom w:w="70.0" w:type="dxa"/>
+            </w:tcMar>
+            <w:vAlign w:val="center"/>
+          </w:tcPr>
+          <w:p>
+            <w:pPr>
+              <w:spacing w:after="0" w:before="0" w:lineRule="auto"/>
+              <w:jc w:val="center"/>
+              <w:rPr>
+                <w:rFonts w:ascii="Calibri" w:cs="Calibri" w:eastAsia="Calibri" w:hAnsi="Calibri"/>
+                <w:b w:val="1"/>
+                <w:bCs w:val="1"/>
+                <w:sz w:val="28"/>
+                <w:szCs w:val="28"/>
+              </w:rPr>
+            </w:pPr>
+            <w:r>
+              <w:rPr>
+                <w:rFonts w:ascii="Calibri" w:cs="Calibri" w:eastAsia="Calibri" w:hAnsi="Calibri"/>
+                <w:b w:val="1"/>
+                <w:bCs w:val="1"/>
+                <w:sz w:val="28"/>
+                <w:szCs w:val="28"/>
                 <w:rtl w:val="0"/>
               </w:rPr>
               <w:t xml:space="preserve">Definición</w:t>
-            </w:r>
-            <w:r>
-              <w:rPr>
-                <w:rtl w:val="0"/>
-              </w:rPr>
             </w:r>
           </w:p>
         </w:tc>
@@ -9999,72 +10802,67 @@
               <w:bottom w:color="000000" w:space="0" w:sz="6" w:val="single"/>
               <w:right w:color="000000" w:space="0" w:sz="6" w:val="single"/>
             </w:tcBorders>
-            <w:shd w:fill="eaf0f6" w:val="clear"/>
-            <w:tcMar>
-              <w:top w:w="70.0" w:type="dxa"/>
-              <w:bottom w:w="70.0" w:type="dxa"/>
-            </w:tcMar>
-            <w:vAlign w:val="center"/>
-          </w:tcPr>
-          <w:p>
-            <w:pPr>
-              <w:spacing w:after="0" w:before="0" w:lineRule="auto"/>
-              <w:rPr>
-                <w:rFonts w:ascii="Calibri" w:cs="Calibri" w:eastAsia="Calibri" w:hAnsi="Calibri"/>
-              </w:rPr>
-            </w:pPr>
-            <w:r>
-              <w:rPr>
-                <w:rFonts w:ascii="Calibri" w:cs="Calibri" w:eastAsia="Calibri" w:hAnsi="Calibri"/>
-                <w:b w:val="1"/>
-                <w:bCs w:val="1"/>
-                <w:sz w:val="18"/>
-                <w:szCs w:val="18"/>
+            <w:tcMar>
+              <w:top w:w="70.0" w:type="dxa"/>
+              <w:bottom w:w="70.0" w:type="dxa"/>
+            </w:tcMar>
+            <w:vAlign w:val="center"/>
+          </w:tcPr>
+          <w:p>
+            <w:pPr>
+              <w:spacing w:after="0" w:before="0" w:lineRule="auto"/>
+              <w:jc w:val="center"/>
+              <w:rPr>
+                <w:rFonts w:ascii="Calibri" w:cs="Calibri" w:eastAsia="Calibri" w:hAnsi="Calibri"/>
+                <w:sz w:val="22"/>
+                <w:szCs w:val="22"/>
+              </w:rPr>
+            </w:pPr>
+            <w:r>
+              <w:rPr>
+                <w:rFonts w:ascii="Calibri" w:cs="Calibri" w:eastAsia="Calibri" w:hAnsi="Calibri"/>
+                <w:sz w:val="22"/>
+                <w:szCs w:val="22"/>
                 <w:rtl w:val="0"/>
               </w:rPr>
               <w:t xml:space="preserve">Nombre recomendado</w:t>
             </w:r>
-            <w:r>
-              <w:rPr>
-                <w:rtl w:val="0"/>
-              </w:rPr>
-            </w:r>
-          </w:p>
-        </w:tc>
-        <w:tc>
-          <w:tcPr>
-            <w:tcBorders>
-              <w:top w:color="000000" w:space="0" w:sz="6" w:val="single"/>
-              <w:left w:color="000000" w:space="0" w:sz="6" w:val="single"/>
-              <w:bottom w:color="000000" w:space="0" w:sz="6" w:val="single"/>
-              <w:right w:color="000000" w:space="0" w:sz="6" w:val="single"/>
-            </w:tcBorders>
-            <w:tcMar>
-              <w:top w:w="70.0" w:type="dxa"/>
-              <w:bottom w:w="70.0" w:type="dxa"/>
-            </w:tcMar>
-            <w:vAlign w:val="center"/>
-          </w:tcPr>
-          <w:p>
-            <w:pPr>
-              <w:spacing w:after="0" w:before="0" w:lineRule="auto"/>
-              <w:rPr>
-                <w:rFonts w:ascii="Calibri" w:cs="Calibri" w:eastAsia="Calibri" w:hAnsi="Calibri"/>
-              </w:rPr>
-            </w:pPr>
-            <w:r>
-              <w:rPr>
-                <w:rFonts w:ascii="Calibri" w:cs="Calibri" w:eastAsia="Calibri" w:hAnsi="Calibri"/>
-                <w:sz w:val="18"/>
-                <w:szCs w:val="18"/>
-                <w:rtl w:val="0"/>
-              </w:rPr>
-              <w:t xml:space="preserve">Evidencia_Clase_02_Diseno_EquipoXX.docx</w:t>
-            </w:r>
-            <w:r>
-              <w:rPr>
-                <w:rtl w:val="0"/>
-              </w:rPr>
+          </w:p>
+        </w:tc>
+        <w:tc>
+          <w:tcPr>
+            <w:tcBorders>
+              <w:top w:color="000000" w:space="0" w:sz="6" w:val="single"/>
+              <w:left w:color="000000" w:space="0" w:sz="6" w:val="single"/>
+              <w:bottom w:color="000000" w:space="0" w:sz="6" w:val="single"/>
+              <w:right w:color="000000" w:space="0" w:sz="6" w:val="single"/>
+            </w:tcBorders>
+            <w:tcMar>
+              <w:top w:w="70.0" w:type="dxa"/>
+              <w:bottom w:w="70.0" w:type="dxa"/>
+            </w:tcMar>
+            <w:vAlign w:val="center"/>
+          </w:tcPr>
+          <w:p>
+            <w:pPr>
+              <w:spacing w:after="0" w:before="0" w:lineRule="auto"/>
+              <w:jc w:val="both"/>
+              <w:rPr>
+                <w:rFonts w:ascii="Calibri" w:cs="Calibri" w:eastAsia="Calibri" w:hAnsi="Calibri"/>
+                <w:color w:val="188038"/>
+                <w:sz w:val="22"/>
+                <w:szCs w:val="22"/>
+              </w:rPr>
+            </w:pPr>
+            <w:r>
+              <w:rPr>
+                <w:rFonts w:ascii="Calibri" w:cs="Calibri" w:eastAsia="Calibri" w:hAnsi="Calibri"/>
+                <w:color w:val="188038"/>
+                <w:sz w:val="22"/>
+                <w:szCs w:val="22"/>
+                <w:rtl w:val="0"/>
+              </w:rPr>
+              <w:t xml:space="preserve">Evidencia_Clase_02_Diseno_LosRoyales04.docx</w:t>
             </w:r>
           </w:p>
         </w:tc>
@@ -10082,72 +10880,67 @@
               <w:bottom w:color="000000" w:space="0" w:sz="6" w:val="single"/>
               <w:right w:color="000000" w:space="0" w:sz="6" w:val="single"/>
             </w:tcBorders>
-            <w:shd w:fill="eaf0f6" w:val="clear"/>
-            <w:tcMar>
-              <w:top w:w="70.0" w:type="dxa"/>
-              <w:bottom w:w="70.0" w:type="dxa"/>
-            </w:tcMar>
-            <w:vAlign w:val="center"/>
-          </w:tcPr>
-          <w:p>
-            <w:pPr>
-              <w:spacing w:after="0" w:before="0" w:lineRule="auto"/>
-              <w:rPr>
-                <w:rFonts w:ascii="Calibri" w:cs="Calibri" w:eastAsia="Calibri" w:hAnsi="Calibri"/>
-              </w:rPr>
-            </w:pPr>
-            <w:r>
-              <w:rPr>
-                <w:rFonts w:ascii="Calibri" w:cs="Calibri" w:eastAsia="Calibri" w:hAnsi="Calibri"/>
-                <w:b w:val="1"/>
-                <w:bCs w:val="1"/>
-                <w:sz w:val="18"/>
-                <w:szCs w:val="18"/>
+            <w:tcMar>
+              <w:top w:w="70.0" w:type="dxa"/>
+              <w:bottom w:w="70.0" w:type="dxa"/>
+            </w:tcMar>
+            <w:vAlign w:val="center"/>
+          </w:tcPr>
+          <w:p>
+            <w:pPr>
+              <w:spacing w:after="0" w:before="0" w:lineRule="auto"/>
+              <w:jc w:val="center"/>
+              <w:rPr>
+                <w:rFonts w:ascii="Calibri" w:cs="Calibri" w:eastAsia="Calibri" w:hAnsi="Calibri"/>
+                <w:sz w:val="22"/>
+                <w:szCs w:val="22"/>
+              </w:rPr>
+            </w:pPr>
+            <w:r>
+              <w:rPr>
+                <w:rFonts w:ascii="Calibri" w:cs="Calibri" w:eastAsia="Calibri" w:hAnsi="Calibri"/>
+                <w:sz w:val="22"/>
+                <w:szCs w:val="22"/>
                 <w:rtl w:val="0"/>
               </w:rPr>
               <w:t xml:space="preserve">Carpeta de evidencia</w:t>
             </w:r>
-            <w:r>
-              <w:rPr>
-                <w:rtl w:val="0"/>
-              </w:rPr>
-            </w:r>
-          </w:p>
-        </w:tc>
-        <w:tc>
-          <w:tcPr>
-            <w:tcBorders>
-              <w:top w:color="000000" w:space="0" w:sz="6" w:val="single"/>
-              <w:left w:color="000000" w:space="0" w:sz="6" w:val="single"/>
-              <w:bottom w:color="000000" w:space="0" w:sz="6" w:val="single"/>
-              <w:right w:color="000000" w:space="0" w:sz="6" w:val="single"/>
-            </w:tcBorders>
-            <w:tcMar>
-              <w:top w:w="70.0" w:type="dxa"/>
-              <w:bottom w:w="70.0" w:type="dxa"/>
-            </w:tcMar>
-            <w:vAlign w:val="center"/>
-          </w:tcPr>
-          <w:p>
-            <w:pPr>
-              <w:spacing w:after="0" w:before="0" w:lineRule="auto"/>
-              <w:rPr>
-                <w:rFonts w:ascii="Calibri" w:cs="Calibri" w:eastAsia="Calibri" w:hAnsi="Calibri"/>
-              </w:rPr>
-            </w:pPr>
-            <w:r>
-              <w:rPr>
-                <w:rFonts w:ascii="Calibri" w:cs="Calibri" w:eastAsia="Calibri" w:hAnsi="Calibri"/>
-                <w:sz w:val="18"/>
-                <w:szCs w:val="18"/>
+          </w:p>
+        </w:tc>
+        <w:tc>
+          <w:tcPr>
+            <w:tcBorders>
+              <w:top w:color="000000" w:space="0" w:sz="6" w:val="single"/>
+              <w:left w:color="000000" w:space="0" w:sz="6" w:val="single"/>
+              <w:bottom w:color="000000" w:space="0" w:sz="6" w:val="single"/>
+              <w:right w:color="000000" w:space="0" w:sz="6" w:val="single"/>
+            </w:tcBorders>
+            <w:tcMar>
+              <w:top w:w="70.0" w:type="dxa"/>
+              <w:bottom w:w="70.0" w:type="dxa"/>
+            </w:tcMar>
+            <w:vAlign w:val="center"/>
+          </w:tcPr>
+          <w:p>
+            <w:pPr>
+              <w:spacing w:after="0" w:before="0" w:lineRule="auto"/>
+              <w:jc w:val="both"/>
+              <w:rPr>
+                <w:rFonts w:ascii="Calibri" w:cs="Calibri" w:eastAsia="Calibri" w:hAnsi="Calibri"/>
+                <w:color w:val="188038"/>
+                <w:sz w:val="22"/>
+                <w:szCs w:val="22"/>
+              </w:rPr>
+            </w:pPr>
+            <w:r>
+              <w:rPr>
+                <w:rFonts w:ascii="Calibri" w:cs="Calibri" w:eastAsia="Calibri" w:hAnsi="Calibri"/>
+                <w:color w:val="188038"/>
+                <w:sz w:val="22"/>
+                <w:szCs w:val="22"/>
                 <w:rtl w:val="0"/>
               </w:rPr>
               <w:t xml:space="preserve">docs/evidencias/clase-02/</w:t>
-            </w:r>
-            <w:r>
-              <w:rPr>
-                <w:rtl w:val="0"/>
-              </w:rPr>
             </w:r>
           </w:p>
         </w:tc>
@@ -10165,72 +10958,67 @@
               <w:bottom w:color="000000" w:space="0" w:sz="6" w:val="single"/>
               <w:right w:color="000000" w:space="0" w:sz="6" w:val="single"/>
             </w:tcBorders>
-            <w:shd w:fill="eaf0f6" w:val="clear"/>
-            <w:tcMar>
-              <w:top w:w="70.0" w:type="dxa"/>
-              <w:bottom w:w="70.0" w:type="dxa"/>
-            </w:tcMar>
-            <w:vAlign w:val="center"/>
-          </w:tcPr>
-          <w:p>
-            <w:pPr>
-              <w:spacing w:after="0" w:before="0" w:lineRule="auto"/>
-              <w:rPr>
-                <w:rFonts w:ascii="Calibri" w:cs="Calibri" w:eastAsia="Calibri" w:hAnsi="Calibri"/>
-              </w:rPr>
-            </w:pPr>
-            <w:r>
-              <w:rPr>
-                <w:rFonts w:ascii="Calibri" w:cs="Calibri" w:eastAsia="Calibri" w:hAnsi="Calibri"/>
-                <w:b w:val="1"/>
-                <w:bCs w:val="1"/>
-                <w:sz w:val="18"/>
-                <w:szCs w:val="18"/>
+            <w:tcMar>
+              <w:top w:w="70.0" w:type="dxa"/>
+              <w:bottom w:w="70.0" w:type="dxa"/>
+            </w:tcMar>
+            <w:vAlign w:val="center"/>
+          </w:tcPr>
+          <w:p>
+            <w:pPr>
+              <w:spacing w:after="0" w:before="0" w:lineRule="auto"/>
+              <w:jc w:val="center"/>
+              <w:rPr>
+                <w:rFonts w:ascii="Calibri" w:cs="Calibri" w:eastAsia="Calibri" w:hAnsi="Calibri"/>
+                <w:sz w:val="22"/>
+                <w:szCs w:val="22"/>
+              </w:rPr>
+            </w:pPr>
+            <w:r>
+              <w:rPr>
+                <w:rFonts w:ascii="Calibri" w:cs="Calibri" w:eastAsia="Calibri" w:hAnsi="Calibri"/>
+                <w:sz w:val="22"/>
+                <w:szCs w:val="22"/>
                 <w:rtl w:val="0"/>
               </w:rPr>
               <w:t xml:space="preserve">Carpeta de diseño</w:t>
             </w:r>
-            <w:r>
-              <w:rPr>
-                <w:rtl w:val="0"/>
-              </w:rPr>
-            </w:r>
-          </w:p>
-        </w:tc>
-        <w:tc>
-          <w:tcPr>
-            <w:tcBorders>
-              <w:top w:color="000000" w:space="0" w:sz="6" w:val="single"/>
-              <w:left w:color="000000" w:space="0" w:sz="6" w:val="single"/>
-              <w:bottom w:color="000000" w:space="0" w:sz="6" w:val="single"/>
-              <w:right w:color="000000" w:space="0" w:sz="6" w:val="single"/>
-            </w:tcBorders>
-            <w:tcMar>
-              <w:top w:w="70.0" w:type="dxa"/>
-              <w:bottom w:w="70.0" w:type="dxa"/>
-            </w:tcMar>
-            <w:vAlign w:val="center"/>
-          </w:tcPr>
-          <w:p>
-            <w:pPr>
-              <w:spacing w:after="0" w:before="0" w:lineRule="auto"/>
-              <w:rPr>
-                <w:rFonts w:ascii="Calibri" w:cs="Calibri" w:eastAsia="Calibri" w:hAnsi="Calibri"/>
-              </w:rPr>
-            </w:pPr>
-            <w:r>
-              <w:rPr>
-                <w:rFonts w:ascii="Calibri" w:cs="Calibri" w:eastAsia="Calibri" w:hAnsi="Calibri"/>
-                <w:sz w:val="18"/>
-                <w:szCs w:val="18"/>
+          </w:p>
+        </w:tc>
+        <w:tc>
+          <w:tcPr>
+            <w:tcBorders>
+              <w:top w:color="000000" w:space="0" w:sz="6" w:val="single"/>
+              <w:left w:color="000000" w:space="0" w:sz="6" w:val="single"/>
+              <w:bottom w:color="000000" w:space="0" w:sz="6" w:val="single"/>
+              <w:right w:color="000000" w:space="0" w:sz="6" w:val="single"/>
+            </w:tcBorders>
+            <w:tcMar>
+              <w:top w:w="70.0" w:type="dxa"/>
+              <w:bottom w:w="70.0" w:type="dxa"/>
+            </w:tcMar>
+            <w:vAlign w:val="center"/>
+          </w:tcPr>
+          <w:p>
+            <w:pPr>
+              <w:spacing w:after="0" w:before="0" w:lineRule="auto"/>
+              <w:jc w:val="both"/>
+              <w:rPr>
+                <w:rFonts w:ascii="Calibri" w:cs="Calibri" w:eastAsia="Calibri" w:hAnsi="Calibri"/>
+                <w:color w:val="188038"/>
+                <w:sz w:val="22"/>
+                <w:szCs w:val="22"/>
+              </w:rPr>
+            </w:pPr>
+            <w:r>
+              <w:rPr>
+                <w:rFonts w:ascii="Calibri" w:cs="Calibri" w:eastAsia="Calibri" w:hAnsi="Calibri"/>
+                <w:color w:val="188038"/>
+                <w:sz w:val="22"/>
+                <w:szCs w:val="22"/>
                 <w:rtl w:val="0"/>
               </w:rPr>
               <w:t xml:space="preserve">docs/diseno/</w:t>
-            </w:r>
-            <w:r>
-              <w:rPr>
-                <w:rtl w:val="0"/>
-              </w:rPr>
             </w:r>
           </w:p>
         </w:tc>
@@ -10248,72 +11036,67 @@
               <w:bottom w:color="000000" w:space="0" w:sz="6" w:val="single"/>
               <w:right w:color="000000" w:space="0" w:sz="6" w:val="single"/>
             </w:tcBorders>
-            <w:shd w:fill="eaf0f6" w:val="clear"/>
-            <w:tcMar>
-              <w:top w:w="70.0" w:type="dxa"/>
-              <w:bottom w:w="70.0" w:type="dxa"/>
-            </w:tcMar>
-            <w:vAlign w:val="center"/>
-          </w:tcPr>
-          <w:p>
-            <w:pPr>
-              <w:spacing w:after="0" w:before="0" w:lineRule="auto"/>
-              <w:rPr>
-                <w:rFonts w:ascii="Calibri" w:cs="Calibri" w:eastAsia="Calibri" w:hAnsi="Calibri"/>
-              </w:rPr>
-            </w:pPr>
-            <w:r>
-              <w:rPr>
-                <w:rFonts w:ascii="Calibri" w:cs="Calibri" w:eastAsia="Calibri" w:hAnsi="Calibri"/>
-                <w:b w:val="1"/>
-                <w:bCs w:val="1"/>
-                <w:sz w:val="18"/>
-                <w:szCs w:val="18"/>
+            <w:tcMar>
+              <w:top w:w="70.0" w:type="dxa"/>
+              <w:bottom w:w="70.0" w:type="dxa"/>
+            </w:tcMar>
+            <w:vAlign w:val="center"/>
+          </w:tcPr>
+          <w:p>
+            <w:pPr>
+              <w:spacing w:after="0" w:before="0" w:lineRule="auto"/>
+              <w:jc w:val="center"/>
+              <w:rPr>
+                <w:rFonts w:ascii="Calibri" w:cs="Calibri" w:eastAsia="Calibri" w:hAnsi="Calibri"/>
+                <w:sz w:val="22"/>
+                <w:szCs w:val="22"/>
+              </w:rPr>
+            </w:pPr>
+            <w:r>
+              <w:rPr>
+                <w:rFonts w:ascii="Calibri" w:cs="Calibri" w:eastAsia="Calibri" w:hAnsi="Calibri"/>
+                <w:sz w:val="22"/>
+                <w:szCs w:val="22"/>
                 <w:rtl w:val="0"/>
               </w:rPr>
               <w:t xml:space="preserve">Commit sugerido</w:t>
             </w:r>
-            <w:r>
-              <w:rPr>
-                <w:rtl w:val="0"/>
-              </w:rPr>
-            </w:r>
-          </w:p>
-        </w:tc>
-        <w:tc>
-          <w:tcPr>
-            <w:tcBorders>
-              <w:top w:color="000000" w:space="0" w:sz="6" w:val="single"/>
-              <w:left w:color="000000" w:space="0" w:sz="6" w:val="single"/>
-              <w:bottom w:color="000000" w:space="0" w:sz="6" w:val="single"/>
-              <w:right w:color="000000" w:space="0" w:sz="6" w:val="single"/>
-            </w:tcBorders>
-            <w:tcMar>
-              <w:top w:w="70.0" w:type="dxa"/>
-              <w:bottom w:w="70.0" w:type="dxa"/>
-            </w:tcMar>
-            <w:vAlign w:val="center"/>
-          </w:tcPr>
-          <w:p>
-            <w:pPr>
-              <w:spacing w:after="0" w:before="0" w:lineRule="auto"/>
-              <w:rPr>
-                <w:rFonts w:ascii="Calibri" w:cs="Calibri" w:eastAsia="Calibri" w:hAnsi="Calibri"/>
-              </w:rPr>
-            </w:pPr>
-            <w:r>
-              <w:rPr>
-                <w:rFonts w:ascii="Calibri" w:cs="Calibri" w:eastAsia="Calibri" w:hAnsi="Calibri"/>
-                <w:sz w:val="18"/>
-                <w:szCs w:val="18"/>
+          </w:p>
+        </w:tc>
+        <w:tc>
+          <w:tcPr>
+            <w:tcBorders>
+              <w:top w:color="000000" w:space="0" w:sz="6" w:val="single"/>
+              <w:left w:color="000000" w:space="0" w:sz="6" w:val="single"/>
+              <w:bottom w:color="000000" w:space="0" w:sz="6" w:val="single"/>
+              <w:right w:color="000000" w:space="0" w:sz="6" w:val="single"/>
+            </w:tcBorders>
+            <w:tcMar>
+              <w:top w:w="70.0" w:type="dxa"/>
+              <w:bottom w:w="70.0" w:type="dxa"/>
+            </w:tcMar>
+            <w:vAlign w:val="center"/>
+          </w:tcPr>
+          <w:p>
+            <w:pPr>
+              <w:spacing w:after="0" w:before="0" w:lineRule="auto"/>
+              <w:jc w:val="both"/>
+              <w:rPr>
+                <w:rFonts w:ascii="Calibri" w:cs="Calibri" w:eastAsia="Calibri" w:hAnsi="Calibri"/>
+                <w:color w:val="188038"/>
+                <w:sz w:val="22"/>
+                <w:szCs w:val="22"/>
+              </w:rPr>
+            </w:pPr>
+            <w:r>
+              <w:rPr>
+                <w:rFonts w:ascii="Calibri" w:cs="Calibri" w:eastAsia="Calibri" w:hAnsi="Calibri"/>
+                <w:color w:val="188038"/>
+                <w:sz w:val="22"/>
+                <w:szCs w:val="22"/>
                 <w:rtl w:val="0"/>
               </w:rPr>
               <w:t xml:space="preserve">docs: agrega flujo UML e interfaces del proyecto</w:t>
-            </w:r>
-            <w:r>
-              <w:rPr>
-                <w:rtl w:val="0"/>
-              </w:rPr>
             </w:r>
           </w:p>
         </w:tc>
@@ -10322,6 +11105,7 @@
     <w:p>
       <w:pPr>
         <w:spacing w:after="20" w:lineRule="auto"/>
+        <w:jc w:val="both"/>
         <w:rPr>
           <w:rFonts w:ascii="Calibri" w:cs="Calibri" w:eastAsia="Calibri" w:hAnsi="Calibri"/>
         </w:rPr>
@@ -10335,13 +11119,16 @@
     <w:p>
       <w:pPr>
         <w:pStyle w:val="Heading2"/>
-        <w:rPr>
-          <w:rFonts w:ascii="Calibri" w:cs="Calibri" w:eastAsia="Calibri" w:hAnsi="Calibri"/>
+        <w:jc w:val="both"/>
+        <w:rPr>
+          <w:rFonts w:ascii="Calibri" w:cs="Calibri" w:eastAsia="Calibri" w:hAnsi="Calibri"/>
+          <w:color w:val="000000"/>
         </w:rPr>
       </w:pPr>
       <w:r>
         <w:rPr>
           <w:rFonts w:ascii="Calibri" w:cs="Calibri" w:eastAsia="Calibri" w:hAnsi="Calibri"/>
+          <w:color w:val="000000"/>
           <w:rtl w:val="0"/>
         </w:rPr>
         <w:t xml:space="preserve">Cierre de la clase</w:t>
@@ -10350,6 +11137,7 @@
     <w:p>
       <w:pPr>
         <w:spacing w:after="20" w:lineRule="auto"/>
+        <w:jc w:val="both"/>
         <w:rPr>
           <w:rFonts w:ascii="Calibri" w:cs="Calibri" w:eastAsia="Calibri" w:hAnsi="Calibri"/>
         </w:rPr>
@@ -10372,6 +11160,7 @@
     <w:p>
       <w:pPr>
         <w:spacing w:after="20" w:lineRule="auto"/>
+        <w:jc w:val="both"/>
         <w:rPr>
           <w:rFonts w:ascii="Calibri" w:cs="Calibri" w:eastAsia="Calibri" w:hAnsi="Calibri"/>
         </w:rPr>
@@ -10383,7 +11172,7 @@
           <w:szCs w:val="18"/>
           <w:rtl w:val="0"/>
         </w:rPr>
-        <w:t xml:space="preserve">Respuesta: __________________________________________________________________________</w:t>
+        <w:t xml:space="preserve">Respuesta: Si. El README documenta el propósito y tecnologías del proyecto, mientras que la carpeta de diseño proporciona la guía visual (interfaces, colores y flujo UML), permitiendo entender la estructura completa de la aplicación antes de programar </w:t>
       </w:r>
       <w:r>
         <w:rPr>
@@ -10404,7 +11193,6 @@
           <w:rFonts w:ascii="Calibri" w:cs="Calibri" w:eastAsia="Calibri" w:hAnsi="Calibri"/>
           <w:b w:val="1"/>
           <w:bCs w:val="1"/>
-          <w:color w:val="1f4e79"/>
           <w:sz w:val="30"/>
           <w:szCs w:val="30"/>
           <w:rtl w:val="0"/>
